--- a/PBL_AM/MPMC_Lab_Quiz/MPMC_Quiz_Answers.docx
+++ b/PBL_AM/MPMC_Lab_Quiz/MPMC_Quiz_Answers.docx
@@ -478,7 +478,7 @@
     <w:p>
       <w:pPr>
         <w:keepNext/>
-        <w:spacing w:after="20" w:before="90" w:line="268" w:lineRule="auto"/>
+        <w:spacing w:after="24" w:before="120" w:line="276" w:lineRule="auto"/>
       </w:pPr>
       <w:r>
         <w:rPr>
@@ -508,7 +508,7 @@
     </w:p>
     <w:p>
       <w:pPr>
-        <w:spacing w:after="40" w:before="0" w:line="268" w:lineRule="auto"/>
+        <w:spacing w:after="60" w:before="0" w:line="276" w:lineRule="auto"/>
         <w:ind w:left="150"/>
       </w:pPr>
       <w:r>
@@ -534,31 +534,7 @@
           <w:sz w:val="21"/>
           <w:szCs w:val="21"/>
         </w:rPr>
-        <w:t xml:space="preserve">General-purpose registers </w:t>
-      </w:r>
-      <w:r>
-        <w:rPr>
-          <w:rFonts w:ascii="Calibri" w:cs="Calibri" w:eastAsia="Calibri" w:hAnsi="Calibri"/>
-          <w:b/>
-          <w:bCs/>
-          <w:i w:val="false"/>
-          <w:iCs w:val="false"/>
-          <w:sz w:val="21"/>
-          <w:szCs w:val="21"/>
-        </w:rPr>
-        <w:t xml:space="preserve">B, C, D, E, H, L</w:t>
-      </w:r>
-      <w:r>
-        <w:rPr>
-          <w:rFonts w:ascii="Calibri" w:cs="Calibri" w:eastAsia="Calibri" w:hAnsi="Calibri"/>
-          <w:b w:val="false"/>
-          <w:bCs w:val="false"/>
-          <w:i w:val="false"/>
-          <w:iCs w:val="false"/>
-          <w:sz w:val="21"/>
-          <w:szCs w:val="21"/>
-        </w:rPr>
-        <w:t xml:space="preserve"> (8-bit, paired as BC, DE, HL); </w:t>
+        <w:t xml:space="preserve">The 8085 has several registers. The </w:t>
       </w:r>
       <w:r>
         <w:rPr>
@@ -582,7 +558,31 @@
           <w:sz w:val="21"/>
           <w:szCs w:val="21"/>
         </w:rPr>
-        <w:t xml:space="preserve">; </w:t>
+        <w:t xml:space="preserve"> is an 8-bit register that holds one operand and the result of every arithmetic and logical operation. There are six 8-bit </w:t>
+      </w:r>
+      <w:r>
+        <w:rPr>
+          <w:rFonts w:ascii="Calibri" w:cs="Calibri" w:eastAsia="Calibri" w:hAnsi="Calibri"/>
+          <w:b/>
+          <w:bCs/>
+          <w:i w:val="false"/>
+          <w:iCs w:val="false"/>
+          <w:sz w:val="21"/>
+          <w:szCs w:val="21"/>
+        </w:rPr>
+        <w:t xml:space="preserve">general-purpose registers — B, C, D, E, H and L</w:t>
+      </w:r>
+      <w:r>
+        <w:rPr>
+          <w:rFonts w:ascii="Calibri" w:cs="Calibri" w:eastAsia="Calibri" w:hAnsi="Calibri"/>
+          <w:b w:val="false"/>
+          <w:bCs w:val="false"/>
+          <w:i w:val="false"/>
+          <w:iCs w:val="false"/>
+          <w:sz w:val="21"/>
+          <w:szCs w:val="21"/>
+        </w:rPr>
+        <w:t xml:space="preserve"> — which can be used individually or as the 16-bit pairs BC, DE and HL to hold addresses or data. The </w:t>
       </w:r>
       <w:r>
         <w:rPr>
@@ -606,61 +606,61 @@
           <w:sz w:val="21"/>
           <w:szCs w:val="21"/>
         </w:rPr>
-        <w:t xml:space="preserve">; </w:t>
-      </w:r>
-      <w:r>
-        <w:rPr>
-          <w:rFonts w:ascii="Calibri" w:cs="Calibri" w:eastAsia="Calibri" w:hAnsi="Calibri"/>
-          <w:b/>
-          <w:bCs/>
-          <w:i w:val="false"/>
-          <w:iCs w:val="false"/>
-          <w:sz w:val="21"/>
-          <w:szCs w:val="21"/>
-        </w:rPr>
-        <w:t xml:space="preserve">Program Counter (PC, 16-bit)</w:t>
-      </w:r>
-      <w:r>
-        <w:rPr>
-          <w:rFonts w:ascii="Calibri" w:cs="Calibri" w:eastAsia="Calibri" w:hAnsi="Calibri"/>
-          <w:b w:val="false"/>
-          <w:bCs w:val="false"/>
-          <w:i w:val="false"/>
-          <w:iCs w:val="false"/>
-          <w:sz w:val="21"/>
-          <w:szCs w:val="21"/>
-        </w:rPr>
-        <w:t xml:space="preserve">; </w:t>
-      </w:r>
-      <w:r>
-        <w:rPr>
-          <w:rFonts w:ascii="Calibri" w:cs="Calibri" w:eastAsia="Calibri" w:hAnsi="Calibri"/>
-          <w:b/>
-          <w:bCs/>
-          <w:i w:val="false"/>
-          <w:iCs w:val="false"/>
-          <w:sz w:val="21"/>
-          <w:szCs w:val="21"/>
-        </w:rPr>
-        <w:t xml:space="preserve">Stack Pointer (SP, 16-bit)</w:t>
-      </w:r>
-      <w:r>
-        <w:rPr>
-          <w:rFonts w:ascii="Calibri" w:cs="Calibri" w:eastAsia="Calibri" w:hAnsi="Calibri"/>
-          <w:b w:val="false"/>
-          <w:bCs w:val="false"/>
-          <w:i w:val="false"/>
-          <w:iCs w:val="false"/>
-          <w:sz w:val="21"/>
-          <w:szCs w:val="21"/>
-        </w:rPr>
-        <w:t xml:space="preserve">; temporary registers W and Z; and the Instruction Register.</w:t>
+        <w:t xml:space="preserve"> holds the status flags. Two 16-bit registers are provided: the </w:t>
+      </w:r>
+      <w:r>
+        <w:rPr>
+          <w:rFonts w:ascii="Calibri" w:cs="Calibri" w:eastAsia="Calibri" w:hAnsi="Calibri"/>
+          <w:b/>
+          <w:bCs/>
+          <w:i w:val="false"/>
+          <w:iCs w:val="false"/>
+          <w:sz w:val="21"/>
+          <w:szCs w:val="21"/>
+        </w:rPr>
+        <w:t xml:space="preserve">Program Counter (PC)</w:t>
+      </w:r>
+      <w:r>
+        <w:rPr>
+          <w:rFonts w:ascii="Calibri" w:cs="Calibri" w:eastAsia="Calibri" w:hAnsi="Calibri"/>
+          <w:b w:val="false"/>
+          <w:bCs w:val="false"/>
+          <w:i w:val="false"/>
+          <w:iCs w:val="false"/>
+          <w:sz w:val="21"/>
+          <w:szCs w:val="21"/>
+        </w:rPr>
+        <w:t xml:space="preserve">, which points to the next instruction, and the </w:t>
+      </w:r>
+      <w:r>
+        <w:rPr>
+          <w:rFonts w:ascii="Calibri" w:cs="Calibri" w:eastAsia="Calibri" w:hAnsi="Calibri"/>
+          <w:b/>
+          <w:bCs/>
+          <w:i w:val="false"/>
+          <w:iCs w:val="false"/>
+          <w:sz w:val="21"/>
+          <w:szCs w:val="21"/>
+        </w:rPr>
+        <w:t xml:space="preserve">Stack Pointer (SP)</w:t>
+      </w:r>
+      <w:r>
+        <w:rPr>
+          <w:rFonts w:ascii="Calibri" w:cs="Calibri" w:eastAsia="Calibri" w:hAnsi="Calibri"/>
+          <w:b w:val="false"/>
+          <w:bCs w:val="false"/>
+          <w:i w:val="false"/>
+          <w:iCs w:val="false"/>
+          <w:sz w:val="21"/>
+          <w:szCs w:val="21"/>
+        </w:rPr>
+        <w:t xml:space="preserve">, which points to the top of the stack. There are also internal temporary registers (W, Z, temp) and the Instruction Register, which are not accessible to the programmer.</w:t>
       </w:r>
     </w:p>
     <w:p>
       <w:pPr>
         <w:keepNext/>
-        <w:spacing w:after="20" w:before="90" w:line="268" w:lineRule="auto"/>
+        <w:spacing w:after="24" w:before="120" w:line="276" w:lineRule="auto"/>
       </w:pPr>
       <w:r>
         <w:rPr>
@@ -690,7 +690,7 @@
     </w:p>
     <w:p>
       <w:pPr>
-        <w:spacing w:after="40" w:before="0" w:line="268" w:lineRule="auto"/>
+        <w:spacing w:after="60" w:before="0" w:line="276" w:lineRule="auto"/>
         <w:ind w:left="150"/>
       </w:pPr>
       <w:r>
@@ -716,31 +716,127 @@
           <w:sz w:val="21"/>
           <w:szCs w:val="21"/>
         </w:rPr>
-        <w:t xml:space="preserve">Five flags — </w:t>
-      </w:r>
-      <w:r>
-        <w:rPr>
-          <w:rFonts w:ascii="Calibri" w:cs="Calibri" w:eastAsia="Calibri" w:hAnsi="Calibri"/>
-          <w:b/>
-          <w:bCs/>
-          <w:i w:val="false"/>
-          <w:iCs w:val="false"/>
-          <w:sz w:val="21"/>
-          <w:szCs w:val="21"/>
-        </w:rPr>
-        <w:t xml:space="preserve">Sign (S), Zero (Z), Auxiliary Carry (AC), Parity (P)</w:t>
-      </w:r>
-      <w:r>
-        <w:rPr>
-          <w:rFonts w:ascii="Calibri" w:cs="Calibri" w:eastAsia="Calibri" w:hAnsi="Calibri"/>
-          <w:b w:val="false"/>
-          <w:bCs w:val="false"/>
-          <w:i w:val="false"/>
-          <w:iCs w:val="false"/>
-          <w:sz w:val="21"/>
-          <w:szCs w:val="21"/>
-        </w:rPr>
-        <w:t xml:space="preserve"> and </w:t>
+        <w:t xml:space="preserve">The flag register of the 8085 has </w:t>
+      </w:r>
+      <w:r>
+        <w:rPr>
+          <w:rFonts w:ascii="Calibri" w:cs="Calibri" w:eastAsia="Calibri" w:hAnsi="Calibri"/>
+          <w:b/>
+          <w:bCs/>
+          <w:i w:val="false"/>
+          <w:iCs w:val="false"/>
+          <w:sz w:val="21"/>
+          <w:szCs w:val="21"/>
+        </w:rPr>
+        <w:t xml:space="preserve">five flags</w:t>
+      </w:r>
+      <w:r>
+        <w:rPr>
+          <w:rFonts w:ascii="Calibri" w:cs="Calibri" w:eastAsia="Calibri" w:hAnsi="Calibri"/>
+          <w:b w:val="false"/>
+          <w:bCs w:val="false"/>
+          <w:i w:val="false"/>
+          <w:iCs w:val="false"/>
+          <w:sz w:val="21"/>
+          <w:szCs w:val="21"/>
+        </w:rPr>
+        <w:t xml:space="preserve"> that indicate the status of the result of an operation. </w:t>
+      </w:r>
+      <w:r>
+        <w:rPr>
+          <w:rFonts w:ascii="Calibri" w:cs="Calibri" w:eastAsia="Calibri" w:hAnsi="Calibri"/>
+          <w:b/>
+          <w:bCs/>
+          <w:i w:val="false"/>
+          <w:iCs w:val="false"/>
+          <w:sz w:val="21"/>
+          <w:szCs w:val="21"/>
+        </w:rPr>
+        <w:t xml:space="preserve">Sign (S)</w:t>
+      </w:r>
+      <w:r>
+        <w:rPr>
+          <w:rFonts w:ascii="Calibri" w:cs="Calibri" w:eastAsia="Calibri" w:hAnsi="Calibri"/>
+          <w:b w:val="false"/>
+          <w:bCs w:val="false"/>
+          <w:i w:val="false"/>
+          <w:iCs w:val="false"/>
+          <w:sz w:val="21"/>
+          <w:szCs w:val="21"/>
+        </w:rPr>
+        <w:t xml:space="preserve"> is set when the result is negative (MSB = 1). </w:t>
+      </w:r>
+      <w:r>
+        <w:rPr>
+          <w:rFonts w:ascii="Calibri" w:cs="Calibri" w:eastAsia="Calibri" w:hAnsi="Calibri"/>
+          <w:b/>
+          <w:bCs/>
+          <w:i w:val="false"/>
+          <w:iCs w:val="false"/>
+          <w:sz w:val="21"/>
+          <w:szCs w:val="21"/>
+        </w:rPr>
+        <w:t xml:space="preserve">Zero (Z)</w:t>
+      </w:r>
+      <w:r>
+        <w:rPr>
+          <w:rFonts w:ascii="Calibri" w:cs="Calibri" w:eastAsia="Calibri" w:hAnsi="Calibri"/>
+          <w:b w:val="false"/>
+          <w:bCs w:val="false"/>
+          <w:i w:val="false"/>
+          <w:iCs w:val="false"/>
+          <w:sz w:val="21"/>
+          <w:szCs w:val="21"/>
+        </w:rPr>
+        <w:t xml:space="preserve"> is set when the result is zero. </w:t>
+      </w:r>
+      <w:r>
+        <w:rPr>
+          <w:rFonts w:ascii="Calibri" w:cs="Calibri" w:eastAsia="Calibri" w:hAnsi="Calibri"/>
+          <w:b/>
+          <w:bCs/>
+          <w:i w:val="false"/>
+          <w:iCs w:val="false"/>
+          <w:sz w:val="21"/>
+          <w:szCs w:val="21"/>
+        </w:rPr>
+        <w:t xml:space="preserve">Auxiliary Carry (AC)</w:t>
+      </w:r>
+      <w:r>
+        <w:rPr>
+          <w:rFonts w:ascii="Calibri" w:cs="Calibri" w:eastAsia="Calibri" w:hAnsi="Calibri"/>
+          <w:b w:val="false"/>
+          <w:bCs w:val="false"/>
+          <w:i w:val="false"/>
+          <w:iCs w:val="false"/>
+          <w:sz w:val="21"/>
+          <w:szCs w:val="21"/>
+        </w:rPr>
+        <w:t xml:space="preserve"> is set when there is a carry from bit 3 to bit 4, and is used in BCD/DAA operations. </w:t>
+      </w:r>
+      <w:r>
+        <w:rPr>
+          <w:rFonts w:ascii="Calibri" w:cs="Calibri" w:eastAsia="Calibri" w:hAnsi="Calibri"/>
+          <w:b/>
+          <w:bCs/>
+          <w:i w:val="false"/>
+          <w:iCs w:val="false"/>
+          <w:sz w:val="21"/>
+          <w:szCs w:val="21"/>
+        </w:rPr>
+        <w:t xml:space="preserve">Parity (P)</w:t>
+      </w:r>
+      <w:r>
+        <w:rPr>
+          <w:rFonts w:ascii="Calibri" w:cs="Calibri" w:eastAsia="Calibri" w:hAnsi="Calibri"/>
+          <w:b w:val="false"/>
+          <w:bCs w:val="false"/>
+          <w:i w:val="false"/>
+          <w:iCs w:val="false"/>
+          <w:sz w:val="21"/>
+          <w:szCs w:val="21"/>
+        </w:rPr>
+        <w:t xml:space="preserve"> is set when the result has an even number of 1s. </w:t>
       </w:r>
       <w:r>
         <w:rPr>
@@ -764,13 +860,13 @@
           <w:sz w:val="21"/>
           <w:szCs w:val="21"/>
         </w:rPr>
-        <w:t xml:space="preserve">.</w:t>
+        <w:t xml:space="preserve"> is set when an operation produces a carry or borrow out of the MSB. These flags are tested by the conditional branch instructions.</w:t>
       </w:r>
     </w:p>
     <w:p>
       <w:pPr>
         <w:keepNext/>
-        <w:spacing w:after="20" w:before="90" w:line="268" w:lineRule="auto"/>
+        <w:spacing w:after="24" w:before="120" w:line="276" w:lineRule="auto"/>
       </w:pPr>
       <w:r>
         <w:rPr>
@@ -800,7 +896,7 @@
     </w:p>
     <w:p>
       <w:pPr>
-        <w:spacing w:after="40" w:before="0" w:line="268" w:lineRule="auto"/>
+        <w:spacing w:after="60" w:before="0" w:line="276" w:lineRule="auto"/>
         <w:ind w:left="150"/>
       </w:pPr>
       <w:r>
@@ -826,7 +922,31 @@
           <w:sz w:val="21"/>
           <w:szCs w:val="21"/>
         </w:rPr>
-        <w:t xml:space="preserve">A 16-bit register that holds the address of the </w:t>
+        <w:t xml:space="preserve">The </w:t>
+      </w:r>
+      <w:r>
+        <w:rPr>
+          <w:rFonts w:ascii="Calibri" w:cs="Calibri" w:eastAsia="Calibri" w:hAnsi="Calibri"/>
+          <w:b/>
+          <w:bCs/>
+          <w:i w:val="false"/>
+          <w:iCs w:val="false"/>
+          <w:sz w:val="21"/>
+          <w:szCs w:val="21"/>
+        </w:rPr>
+        <w:t xml:space="preserve">Stack Pointer (SP)</w:t>
+      </w:r>
+      <w:r>
+        <w:rPr>
+          <w:rFonts w:ascii="Calibri" w:cs="Calibri" w:eastAsia="Calibri" w:hAnsi="Calibri"/>
+          <w:b w:val="false"/>
+          <w:bCs w:val="false"/>
+          <w:i w:val="false"/>
+          <w:iCs w:val="false"/>
+          <w:sz w:val="21"/>
+          <w:szCs w:val="21"/>
+        </w:rPr>
+        <w:t xml:space="preserve"> is a 16-bit register that holds the address of the </w:t>
       </w:r>
       <w:r>
         <w:rPr>
@@ -850,13 +970,13 @@
           <w:sz w:val="21"/>
           <w:szCs w:val="21"/>
         </w:rPr>
-        <w:t xml:space="preserve"> in memory.</w:t>
+        <w:t xml:space="preserve">, which is a reserved area of read/write memory used on a last-in-first-out (LIFO) basis. It is used to temporarily store the contents of registers and return addresses during PUSH, POP, CALL and RET operations and during interrupts. When data is pushed, SP is decremented; when data is popped, SP is incremented.</w:t>
       </w:r>
     </w:p>
     <w:p>
       <w:pPr>
         <w:keepNext/>
-        <w:spacing w:after="20" w:before="90" w:line="268" w:lineRule="auto"/>
+        <w:spacing w:after="24" w:before="120" w:line="276" w:lineRule="auto"/>
       </w:pPr>
       <w:r>
         <w:rPr>
@@ -886,7 +1006,7 @@
     </w:p>
     <w:p>
       <w:pPr>
-        <w:spacing w:after="40" w:before="0" w:line="268" w:lineRule="auto"/>
+        <w:spacing w:after="60" w:before="0" w:line="276" w:lineRule="auto"/>
         <w:ind w:left="150"/>
       </w:pPr>
       <w:r>
@@ -912,37 +1032,61 @@
           <w:sz w:val="21"/>
           <w:szCs w:val="21"/>
         </w:rPr>
-        <w:t xml:space="preserve">A 16-bit register that holds the address of the </w:t>
-      </w:r>
-      <w:r>
-        <w:rPr>
-          <w:rFonts w:ascii="Calibri" w:cs="Calibri" w:eastAsia="Calibri" w:hAnsi="Calibri"/>
-          <w:b/>
-          <w:bCs/>
-          <w:i w:val="false"/>
-          <w:iCs w:val="false"/>
-          <w:sz w:val="21"/>
-          <w:szCs w:val="21"/>
-        </w:rPr>
-        <w:t xml:space="preserve">next instruction</w:t>
-      </w:r>
-      <w:r>
-        <w:rPr>
-          <w:rFonts w:ascii="Calibri" w:cs="Calibri" w:eastAsia="Calibri" w:hAnsi="Calibri"/>
-          <w:b w:val="false"/>
-          <w:bCs w:val="false"/>
-          <w:i w:val="false"/>
-          <w:iCs w:val="false"/>
-          <w:sz w:val="21"/>
-          <w:szCs w:val="21"/>
-        </w:rPr>
-        <w:t xml:space="preserve"> to be executed.</w:t>
+        <w:t xml:space="preserve">The </w:t>
+      </w:r>
+      <w:r>
+        <w:rPr>
+          <w:rFonts w:ascii="Calibri" w:cs="Calibri" w:eastAsia="Calibri" w:hAnsi="Calibri"/>
+          <w:b/>
+          <w:bCs/>
+          <w:i w:val="false"/>
+          <w:iCs w:val="false"/>
+          <w:sz w:val="21"/>
+          <w:szCs w:val="21"/>
+        </w:rPr>
+        <w:t xml:space="preserve">Program Counter (PC)</w:t>
+      </w:r>
+      <w:r>
+        <w:rPr>
+          <w:rFonts w:ascii="Calibri" w:cs="Calibri" w:eastAsia="Calibri" w:hAnsi="Calibri"/>
+          <w:b w:val="false"/>
+          <w:bCs w:val="false"/>
+          <w:i w:val="false"/>
+          <w:iCs w:val="false"/>
+          <w:sz w:val="21"/>
+          <w:szCs w:val="21"/>
+        </w:rPr>
+        <w:t xml:space="preserve"> is a 16-bit register that holds the </w:t>
+      </w:r>
+      <w:r>
+        <w:rPr>
+          <w:rFonts w:ascii="Calibri" w:cs="Calibri" w:eastAsia="Calibri" w:hAnsi="Calibri"/>
+          <w:b/>
+          <w:bCs/>
+          <w:i w:val="false"/>
+          <w:iCs w:val="false"/>
+          <w:sz w:val="21"/>
+          <w:szCs w:val="21"/>
+        </w:rPr>
+        <w:t xml:space="preserve">memory address of the next instruction</w:t>
+      </w:r>
+      <w:r>
+        <w:rPr>
+          <w:rFonts w:ascii="Calibri" w:cs="Calibri" w:eastAsia="Calibri" w:hAnsi="Calibri"/>
+          <w:b w:val="false"/>
+          <w:bCs w:val="false"/>
+          <w:i w:val="false"/>
+          <w:iCs w:val="false"/>
+          <w:sz w:val="21"/>
+          <w:szCs w:val="21"/>
+        </w:rPr>
+        <w:t xml:space="preserve"> to be fetched and executed. After each instruction byte is fetched, the PC is automatically incremented so that the program executes in sequence. During a jump, call or interrupt, a new address is loaded into the PC so that control is transferred to a different part of the program.</w:t>
       </w:r>
     </w:p>
     <w:p>
       <w:pPr>
         <w:keepNext/>
-        <w:spacing w:after="20" w:before="90" w:line="268" w:lineRule="auto"/>
+        <w:spacing w:after="24" w:before="120" w:line="276" w:lineRule="auto"/>
       </w:pPr>
       <w:r>
         <w:rPr>
@@ -972,7 +1116,7 @@
     </w:p>
     <w:p>
       <w:pPr>
-        <w:spacing w:after="40" w:before="0" w:line="268" w:lineRule="auto"/>
+        <w:spacing w:after="60" w:before="0" w:line="276" w:lineRule="auto"/>
         <w:ind w:left="150"/>
       </w:pPr>
       <w:r>
@@ -998,13 +1142,61 @@
           <w:sz w:val="21"/>
           <w:szCs w:val="21"/>
         </w:rPr>
-        <w:t xml:space="preserve">A signal that stops the current program and transfers control to a service routine (ISR); after servicing, control returns to the main program.</w:t>
+        <w:t xml:space="preserve">An </w:t>
+      </w:r>
+      <w:r>
+        <w:rPr>
+          <w:rFonts w:ascii="Calibri" w:cs="Calibri" w:eastAsia="Calibri" w:hAnsi="Calibri"/>
+          <w:b/>
+          <w:bCs/>
+          <w:i w:val="false"/>
+          <w:iCs w:val="false"/>
+          <w:sz w:val="21"/>
+          <w:szCs w:val="21"/>
+        </w:rPr>
+        <w:t xml:space="preserve">interrupt</w:t>
+      </w:r>
+      <w:r>
+        <w:rPr>
+          <w:rFonts w:ascii="Calibri" w:cs="Calibri" w:eastAsia="Calibri" w:hAnsi="Calibri"/>
+          <w:b w:val="false"/>
+          <w:bCs w:val="false"/>
+          <w:i w:val="false"/>
+          <w:iCs w:val="false"/>
+          <w:sz w:val="21"/>
+          <w:szCs w:val="21"/>
+        </w:rPr>
+        <w:t xml:space="preserve"> is a signal that temporarily halts the normal execution of the main program and transfers control to a special routine called the </w:t>
+      </w:r>
+      <w:r>
+        <w:rPr>
+          <w:rFonts w:ascii="Calibri" w:cs="Calibri" w:eastAsia="Calibri" w:hAnsi="Calibri"/>
+          <w:b/>
+          <w:bCs/>
+          <w:i w:val="false"/>
+          <w:iCs w:val="false"/>
+          <w:sz w:val="21"/>
+          <w:szCs w:val="21"/>
+        </w:rPr>
+        <w:t xml:space="preserve">Interrupt Service Routine (ISR)</w:t>
+      </w:r>
+      <w:r>
+        <w:rPr>
+          <w:rFonts w:ascii="Calibri" w:cs="Calibri" w:eastAsia="Calibri" w:hAnsi="Calibri"/>
+          <w:b w:val="false"/>
+          <w:bCs w:val="false"/>
+          <w:i w:val="false"/>
+          <w:iCs w:val="false"/>
+          <w:sz w:val="21"/>
+          <w:szCs w:val="21"/>
+        </w:rPr>
+        <w:t xml:space="preserve">. The processor saves the current program status (return address) on the stack, executes the ISR, and then returns to continue the main program from where it left off. Interrupts allow the processor to respond quickly to important external or internal events without continuously checking (polling) for them.</w:t>
       </w:r>
     </w:p>
     <w:p>
       <w:pPr>
         <w:keepNext/>
-        <w:spacing w:after="20" w:before="90" w:line="268" w:lineRule="auto"/>
+        <w:spacing w:after="24" w:before="120" w:line="276" w:lineRule="auto"/>
       </w:pPr>
       <w:r>
         <w:rPr>
@@ -1034,7 +1226,7 @@
     </w:p>
     <w:p>
       <w:pPr>
-        <w:spacing w:after="40" w:before="0" w:line="268" w:lineRule="auto"/>
+        <w:spacing w:after="60" w:before="0" w:line="276" w:lineRule="auto"/>
         <w:ind w:left="150"/>
       </w:pPr>
       <w:r>
@@ -1072,7 +1264,31 @@
           <w:sz w:val="21"/>
           <w:szCs w:val="21"/>
         </w:rPr>
-        <w:t xml:space="preserve"> are caused by external signals on pins — TRAP, RST 7.5, RST 6.5, RST 5.5, INTR. </w:t>
+        <w:t xml:space="preserve"> are generated by external devices through the physical interrupt pins of the 8085 — </w:t>
+      </w:r>
+      <w:r>
+        <w:rPr>
+          <w:rFonts w:ascii="Calibri" w:cs="Calibri" w:eastAsia="Calibri" w:hAnsi="Calibri"/>
+          <w:b/>
+          <w:bCs/>
+          <w:i w:val="false"/>
+          <w:iCs w:val="false"/>
+          <w:sz w:val="21"/>
+          <w:szCs w:val="21"/>
+        </w:rPr>
+        <w:t xml:space="preserve">TRAP, RST 7.5, RST 6.5, RST 5.5 and INTR</w:t>
+      </w:r>
+      <w:r>
+        <w:rPr>
+          <w:rFonts w:ascii="Calibri" w:cs="Calibri" w:eastAsia="Calibri" w:hAnsi="Calibri"/>
+          <w:b w:val="false"/>
+          <w:bCs w:val="false"/>
+          <w:i w:val="false"/>
+          <w:iCs w:val="false"/>
+          <w:sz w:val="21"/>
+          <w:szCs w:val="21"/>
+        </w:rPr>
+        <w:t xml:space="preserve">. TRAP is non-maskable and has the highest priority; the others are maskable. </w:t>
       </w:r>
       <w:r>
         <w:rPr>
@@ -1096,13 +1312,37 @@
           <w:sz w:val="21"/>
           <w:szCs w:val="21"/>
         </w:rPr>
-        <w:t xml:space="preserve"> are caused by instructions in the program — RST 0 to RST 7.</w:t>
+        <w:t xml:space="preserve"> are generated internally by executing an instruction in the program — </w:t>
+      </w:r>
+      <w:r>
+        <w:rPr>
+          <w:rFonts w:ascii="Calibri" w:cs="Calibri" w:eastAsia="Calibri" w:hAnsi="Calibri"/>
+          <w:b/>
+          <w:bCs/>
+          <w:i w:val="false"/>
+          <w:iCs w:val="false"/>
+          <w:sz w:val="21"/>
+          <w:szCs w:val="21"/>
+        </w:rPr>
+        <w:t xml:space="preserve">RST 0 to RST 7</w:t>
+      </w:r>
+      <w:r>
+        <w:rPr>
+          <w:rFonts w:ascii="Calibri" w:cs="Calibri" w:eastAsia="Calibri" w:hAnsi="Calibri"/>
+          <w:b w:val="false"/>
+          <w:bCs w:val="false"/>
+          <w:i w:val="false"/>
+          <w:iCs w:val="false"/>
+          <w:sz w:val="21"/>
+          <w:szCs w:val="21"/>
+        </w:rPr>
+        <w:t xml:space="preserve"> — each of which transfers control to a fixed vector address. Thus hardware interrupts come from outside the chip, while software interrupts are written into the program by the programmer.</w:t>
       </w:r>
     </w:p>
     <w:p>
       <w:pPr>
         <w:keepNext/>
-        <w:spacing w:after="20" w:before="90" w:line="268" w:lineRule="auto"/>
+        <w:spacing w:after="24" w:before="120" w:line="276" w:lineRule="auto"/>
       </w:pPr>
       <w:r>
         <w:rPr>
@@ -1132,7 +1372,7 @@
     </w:p>
     <w:p>
       <w:pPr>
-        <w:spacing w:after="40" w:before="0" w:line="268" w:lineRule="auto"/>
+        <w:spacing w:after="60" w:before="0" w:line="276" w:lineRule="auto"/>
         <w:ind w:left="150"/>
       </w:pPr>
       <w:r>
@@ -1158,7 +1398,7 @@
           <w:sz w:val="21"/>
           <w:szCs w:val="21"/>
         </w:rPr>
-        <w:t xml:space="preserve">Internal operating frequency is </w:t>
+        <w:t xml:space="preserve">The 8085 normally operates at an internal clock frequency of about </w:t>
       </w:r>
       <w:r>
         <w:rPr>
@@ -1182,13 +1422,85 @@
           <w:sz w:val="21"/>
           <w:szCs w:val="21"/>
         </w:rPr>
-        <w:t xml:space="preserve"> (maximum ~3.072 MHz); the crystal is 6 MHz and is divided by 2 internally.</w:t>
+        <w:t xml:space="preserve"> (the maximum rating is around 3.072 MHz). The device has an </w:t>
+      </w:r>
+      <w:r>
+        <w:rPr>
+          <w:rFonts w:ascii="Calibri" w:cs="Calibri" w:eastAsia="Calibri" w:hAnsi="Calibri"/>
+          <w:b/>
+          <w:bCs/>
+          <w:i w:val="false"/>
+          <w:iCs w:val="false"/>
+          <w:sz w:val="21"/>
+          <w:szCs w:val="21"/>
+        </w:rPr>
+        <w:t xml:space="preserve">on-chip clock generator</w:t>
+      </w:r>
+      <w:r>
+        <w:rPr>
+          <w:rFonts w:ascii="Calibri" w:cs="Calibri" w:eastAsia="Calibri" w:hAnsi="Calibri"/>
+          <w:b w:val="false"/>
+          <w:bCs w:val="false"/>
+          <w:i w:val="false"/>
+          <w:iCs w:val="false"/>
+          <w:sz w:val="21"/>
+          <w:szCs w:val="21"/>
+        </w:rPr>
+        <w:t xml:space="preserve">; a crystal of about </w:t>
+      </w:r>
+      <w:r>
+        <w:rPr>
+          <w:rFonts w:ascii="Calibri" w:cs="Calibri" w:eastAsia="Calibri" w:hAnsi="Calibri"/>
+          <w:b/>
+          <w:bCs/>
+          <w:i w:val="false"/>
+          <w:iCs w:val="false"/>
+          <w:sz w:val="21"/>
+          <w:szCs w:val="21"/>
+        </w:rPr>
+        <w:t xml:space="preserve">6 MHz</w:t>
+      </w:r>
+      <w:r>
+        <w:rPr>
+          <w:rFonts w:ascii="Calibri" w:cs="Calibri" w:eastAsia="Calibri" w:hAnsi="Calibri"/>
+          <w:b w:val="false"/>
+          <w:bCs w:val="false"/>
+          <w:i w:val="false"/>
+          <w:iCs w:val="false"/>
+          <w:sz w:val="21"/>
+          <w:szCs w:val="21"/>
+        </w:rPr>
+        <w:t xml:space="preserve"> is connected across the X1 and X2 pins and is internally </w:t>
+      </w:r>
+      <w:r>
+        <w:rPr>
+          <w:rFonts w:ascii="Calibri" w:cs="Calibri" w:eastAsia="Calibri" w:hAnsi="Calibri"/>
+          <w:b/>
+          <w:bCs/>
+          <w:i w:val="false"/>
+          <w:iCs w:val="false"/>
+          <w:sz w:val="21"/>
+          <w:szCs w:val="21"/>
+        </w:rPr>
+        <w:t xml:space="preserve">divided by two</w:t>
+      </w:r>
+      <w:r>
+        <w:rPr>
+          <w:rFonts w:ascii="Calibri" w:cs="Calibri" w:eastAsia="Calibri" w:hAnsi="Calibri"/>
+          <w:b w:val="false"/>
+          <w:bCs w:val="false"/>
+          <w:i w:val="false"/>
+          <w:iCs w:val="false"/>
+          <w:sz w:val="21"/>
+          <w:szCs w:val="21"/>
+        </w:rPr>
+        <w:t xml:space="preserve"> to give the operating frequency. The clock determines the speed at which instructions are executed.</w:t>
       </w:r>
     </w:p>
     <w:p>
       <w:pPr>
         <w:keepNext/>
-        <w:spacing w:after="20" w:before="90" w:line="268" w:lineRule="auto"/>
+        <w:spacing w:after="24" w:before="120" w:line="276" w:lineRule="auto"/>
       </w:pPr>
       <w:r>
         <w:rPr>
@@ -1218,7 +1530,7 @@
     </w:p>
     <w:p>
       <w:pPr>
-        <w:spacing w:after="40" w:before="0" w:line="268" w:lineRule="auto"/>
+        <w:spacing w:after="60" w:before="0" w:line="276" w:lineRule="auto"/>
         <w:ind w:left="150"/>
       </w:pPr>
       <w:r>
@@ -1244,19 +1556,67 @@
           <w:sz w:val="21"/>
           <w:szCs w:val="21"/>
         </w:rPr>
-        <w:t xml:space="preserve">ALE = Address Latch Enable.</w:t>
-      </w:r>
-      <w:r>
-        <w:rPr>
-          <w:rFonts w:ascii="Calibri" w:cs="Calibri" w:eastAsia="Calibri" w:hAnsi="Calibri"/>
-          <w:b w:val="false"/>
-          <w:bCs w:val="false"/>
-          <w:i w:val="false"/>
-          <w:iCs w:val="false"/>
-          <w:sz w:val="21"/>
-          <w:szCs w:val="21"/>
-        </w:rPr>
-        <w:t xml:space="preserve"> It demultiplexes the lower-order address/data bus AD0–AD7. When ALE = 1, the bus carries the lower address byte, which is latched into an external latch (74LS373); the same lines then carry data.</w:t>
+        <w:t xml:space="preserve">ALE stands for Address Latch Enable.</w:t>
+      </w:r>
+      <w:r>
+        <w:rPr>
+          <w:rFonts w:ascii="Calibri" w:cs="Calibri" w:eastAsia="Calibri" w:hAnsi="Calibri"/>
+          <w:b w:val="false"/>
+          <w:bCs w:val="false"/>
+          <w:i w:val="false"/>
+          <w:iCs w:val="false"/>
+          <w:sz w:val="21"/>
+          <w:szCs w:val="21"/>
+        </w:rPr>
+        <w:t xml:space="preserve"> In the 8085 the lower-order address lines and the data lines share the same pins (</w:t>
+      </w:r>
+      <w:r>
+        <w:rPr>
+          <w:rFonts w:ascii="Calibri" w:cs="Calibri" w:eastAsia="Calibri" w:hAnsi="Calibri"/>
+          <w:b/>
+          <w:bCs/>
+          <w:i w:val="false"/>
+          <w:iCs w:val="false"/>
+          <w:sz w:val="21"/>
+          <w:szCs w:val="21"/>
+        </w:rPr>
+        <w:t xml:space="preserve">AD0–AD7</w:t>
+      </w:r>
+      <w:r>
+        <w:rPr>
+          <w:rFonts w:ascii="Calibri" w:cs="Calibri" w:eastAsia="Calibri" w:hAnsi="Calibri"/>
+          <w:b w:val="false"/>
+          <w:bCs w:val="false"/>
+          <w:i w:val="false"/>
+          <w:iCs w:val="false"/>
+          <w:sz w:val="21"/>
+          <w:szCs w:val="21"/>
+        </w:rPr>
+        <w:t xml:space="preserve">), i.e. they are multiplexed to save pins. ALE is used to </w:t>
+      </w:r>
+      <w:r>
+        <w:rPr>
+          <w:rFonts w:ascii="Calibri" w:cs="Calibri" w:eastAsia="Calibri" w:hAnsi="Calibri"/>
+          <w:b/>
+          <w:bCs/>
+          <w:i w:val="false"/>
+          <w:iCs w:val="false"/>
+          <w:sz w:val="21"/>
+          <w:szCs w:val="21"/>
+        </w:rPr>
+        <w:t xml:space="preserve">demultiplex</w:t>
+      </w:r>
+      <w:r>
+        <w:rPr>
+          <w:rFonts w:ascii="Calibri" w:cs="Calibri" w:eastAsia="Calibri" w:hAnsi="Calibri"/>
+          <w:b w:val="false"/>
+          <w:bCs w:val="false"/>
+          <w:i w:val="false"/>
+          <w:iCs w:val="false"/>
+          <w:sz w:val="21"/>
+          <w:szCs w:val="21"/>
+        </w:rPr>
+        <w:t xml:space="preserve"> this bus. During the first clock state (T1) of each machine cycle, ALE goes HIGH and the lines carry the lower byte of the address; this address is latched into an external latch (such as a 74LS373) at the falling edge of ALE. For the rest of the cycle ALE is LOW and the same lines are then used to carry data. In short, ALE tells the external latch when a valid address is present on the multiplexed bus.</w:t>
       </w:r>
     </w:p>
     <w:p>
@@ -1284,7 +1644,7 @@
     <w:p>
       <w:pPr>
         <w:keepNext/>
-        <w:spacing w:after="20" w:before="90" w:line="268" w:lineRule="auto"/>
+        <w:spacing w:after="24" w:before="120" w:line="276" w:lineRule="auto"/>
       </w:pPr>
       <w:r>
         <w:rPr>
@@ -1314,7 +1674,7 @@
     </w:p>
     <w:p>
       <w:pPr>
-        <w:spacing w:after="40" w:before="0" w:line="268" w:lineRule="auto"/>
+        <w:spacing w:after="60" w:before="0" w:line="276" w:lineRule="auto"/>
         <w:ind w:left="150"/>
       </w:pPr>
       <w:r>
@@ -1340,31 +1700,127 @@
           <w:sz w:val="21"/>
           <w:szCs w:val="21"/>
         </w:rPr>
-        <w:t xml:space="preserve">The 8085 has five — </w:t>
-      </w:r>
-      <w:r>
-        <w:rPr>
-          <w:rFonts w:ascii="Calibri" w:cs="Calibri" w:eastAsia="Calibri" w:hAnsi="Calibri"/>
-          <w:b/>
-          <w:bCs/>
-          <w:i w:val="false"/>
-          <w:iCs w:val="false"/>
-          <w:sz w:val="21"/>
-          <w:szCs w:val="21"/>
-        </w:rPr>
-        <w:t xml:space="preserve">Immediate, Direct, Register, Register Indirect</w:t>
-      </w:r>
-      <w:r>
-        <w:rPr>
-          <w:rFonts w:ascii="Calibri" w:cs="Calibri" w:eastAsia="Calibri" w:hAnsi="Calibri"/>
-          <w:b w:val="false"/>
-          <w:bCs w:val="false"/>
-          <w:i w:val="false"/>
-          <w:iCs w:val="false"/>
-          <w:sz w:val="21"/>
-          <w:szCs w:val="21"/>
-        </w:rPr>
-        <w:t xml:space="preserve"> and </w:t>
+        <w:t xml:space="preserve">An addressing mode is the method by which the operand of an instruction is specified. The 8085 supports </w:t>
+      </w:r>
+      <w:r>
+        <w:rPr>
+          <w:rFonts w:ascii="Calibri" w:cs="Calibri" w:eastAsia="Calibri" w:hAnsi="Calibri"/>
+          <w:b/>
+          <w:bCs/>
+          <w:i w:val="false"/>
+          <w:iCs w:val="false"/>
+          <w:sz w:val="21"/>
+          <w:szCs w:val="21"/>
+        </w:rPr>
+        <w:t xml:space="preserve">five addressing modes</w:t>
+      </w:r>
+      <w:r>
+        <w:rPr>
+          <w:rFonts w:ascii="Calibri" w:cs="Calibri" w:eastAsia="Calibri" w:hAnsi="Calibri"/>
+          <w:b w:val="false"/>
+          <w:bCs w:val="false"/>
+          <w:i w:val="false"/>
+          <w:iCs w:val="false"/>
+          <w:sz w:val="21"/>
+          <w:szCs w:val="21"/>
+        </w:rPr>
+        <w:t xml:space="preserve">: (i) </w:t>
+      </w:r>
+      <w:r>
+        <w:rPr>
+          <w:rFonts w:ascii="Calibri" w:cs="Calibri" w:eastAsia="Calibri" w:hAnsi="Calibri"/>
+          <w:b/>
+          <w:bCs/>
+          <w:i w:val="false"/>
+          <w:iCs w:val="false"/>
+          <w:sz w:val="21"/>
+          <w:szCs w:val="21"/>
+        </w:rPr>
+        <w:t xml:space="preserve">Immediate</w:t>
+      </w:r>
+      <w:r>
+        <w:rPr>
+          <w:rFonts w:ascii="Calibri" w:cs="Calibri" w:eastAsia="Calibri" w:hAnsi="Calibri"/>
+          <w:b w:val="false"/>
+          <w:bCs w:val="false"/>
+          <w:i w:val="false"/>
+          <w:iCs w:val="false"/>
+          <w:sz w:val="21"/>
+          <w:szCs w:val="21"/>
+        </w:rPr>
+        <w:t xml:space="preserve"> — the operand (data) is given directly in the instruction, e.g. MVI A,05H; (ii) </w:t>
+      </w:r>
+      <w:r>
+        <w:rPr>
+          <w:rFonts w:ascii="Calibri" w:cs="Calibri" w:eastAsia="Calibri" w:hAnsi="Calibri"/>
+          <w:b/>
+          <w:bCs/>
+          <w:i w:val="false"/>
+          <w:iCs w:val="false"/>
+          <w:sz w:val="21"/>
+          <w:szCs w:val="21"/>
+        </w:rPr>
+        <w:t xml:space="preserve">Direct</w:t>
+      </w:r>
+      <w:r>
+        <w:rPr>
+          <w:rFonts w:ascii="Calibri" w:cs="Calibri" w:eastAsia="Calibri" w:hAnsi="Calibri"/>
+          <w:b w:val="false"/>
+          <w:bCs w:val="false"/>
+          <w:i w:val="false"/>
+          <w:iCs w:val="false"/>
+          <w:sz w:val="21"/>
+          <w:szCs w:val="21"/>
+        </w:rPr>
+        <w:t xml:space="preserve"> — the 16-bit memory address of the operand is given, e.g. LDA 2000H; (iii) </w:t>
+      </w:r>
+      <w:r>
+        <w:rPr>
+          <w:rFonts w:ascii="Calibri" w:cs="Calibri" w:eastAsia="Calibri" w:hAnsi="Calibri"/>
+          <w:b/>
+          <w:bCs/>
+          <w:i w:val="false"/>
+          <w:iCs w:val="false"/>
+          <w:sz w:val="21"/>
+          <w:szCs w:val="21"/>
+        </w:rPr>
+        <w:t xml:space="preserve">Register</w:t>
+      </w:r>
+      <w:r>
+        <w:rPr>
+          <w:rFonts w:ascii="Calibri" w:cs="Calibri" w:eastAsia="Calibri" w:hAnsi="Calibri"/>
+          <w:b w:val="false"/>
+          <w:bCs w:val="false"/>
+          <w:i w:val="false"/>
+          <w:iCs w:val="false"/>
+          <w:sz w:val="21"/>
+          <w:szCs w:val="21"/>
+        </w:rPr>
+        <w:t xml:space="preserve"> — the operand is in a register, e.g. MOV A,B; (iv) </w:t>
+      </w:r>
+      <w:r>
+        <w:rPr>
+          <w:rFonts w:ascii="Calibri" w:cs="Calibri" w:eastAsia="Calibri" w:hAnsi="Calibri"/>
+          <w:b/>
+          <w:bCs/>
+          <w:i w:val="false"/>
+          <w:iCs w:val="false"/>
+          <w:sz w:val="21"/>
+          <w:szCs w:val="21"/>
+        </w:rPr>
+        <w:t xml:space="preserve">Register Indirect</w:t>
+      </w:r>
+      <w:r>
+        <w:rPr>
+          <w:rFonts w:ascii="Calibri" w:cs="Calibri" w:eastAsia="Calibri" w:hAnsi="Calibri"/>
+          <w:b w:val="false"/>
+          <w:bCs w:val="false"/>
+          <w:i w:val="false"/>
+          <w:iCs w:val="false"/>
+          <w:sz w:val="21"/>
+          <w:szCs w:val="21"/>
+        </w:rPr>
+        <w:t xml:space="preserve"> — the address of the operand is held in a register pair, e.g. MOV A,M (address in HL); and (v) </w:t>
       </w:r>
       <w:r>
         <w:rPr>
@@ -1388,13 +1844,13 @@
           <w:sz w:val="21"/>
           <w:szCs w:val="21"/>
         </w:rPr>
-        <w:t xml:space="preserve">.</w:t>
+        <w:t xml:space="preserve"> — the operand is understood and not written explicitly, e.g. CMA, RAL.</w:t>
       </w:r>
     </w:p>
     <w:p>
       <w:pPr>
         <w:keepNext/>
-        <w:spacing w:after="20" w:before="90" w:line="268" w:lineRule="auto"/>
+        <w:spacing w:after="24" w:before="120" w:line="276" w:lineRule="auto"/>
       </w:pPr>
       <w:r>
         <w:rPr>
@@ -1424,7 +1880,7 @@
     </w:p>
     <w:p>
       <w:pPr>
-        <w:spacing w:after="40" w:before="0" w:line="268" w:lineRule="auto"/>
+        <w:spacing w:after="60" w:before="0" w:line="276" w:lineRule="auto"/>
         <w:ind w:left="150"/>
       </w:pPr>
       <w:r>
@@ -1439,6 +1895,200 @@
           <w:szCs w:val="21"/>
         </w:rPr>
         <w:t xml:space="preserve">Ans.  </w:t>
+      </w:r>
+      <w:r>
+        <w:rPr>
+          <w:rFonts w:ascii="Calibri" w:cs="Calibri" w:eastAsia="Calibri" w:hAnsi="Calibri"/>
+          <w:b w:val="false"/>
+          <w:bCs w:val="false"/>
+          <w:i w:val="false"/>
+          <w:iCs w:val="false"/>
+          <w:sz w:val="21"/>
+          <w:szCs w:val="21"/>
+        </w:rPr>
+        <w:t xml:space="preserve">In immediate addressing the data is part of the instruction itself. Three examples are: </w:t>
+      </w:r>
+      <w:r>
+        <w:rPr>
+          <w:rFonts w:ascii="Calibri" w:cs="Calibri" w:eastAsia="Calibri" w:hAnsi="Calibri"/>
+          <w:b/>
+          <w:bCs/>
+          <w:i w:val="false"/>
+          <w:iCs w:val="false"/>
+          <w:sz w:val="21"/>
+          <w:szCs w:val="21"/>
+        </w:rPr>
+        <w:t xml:space="preserve">MVI A, 05H</w:t>
+      </w:r>
+      <w:r>
+        <w:rPr>
+          <w:rFonts w:ascii="Calibri" w:cs="Calibri" w:eastAsia="Calibri" w:hAnsi="Calibri"/>
+          <w:b w:val="false"/>
+          <w:bCs w:val="false"/>
+          <w:i w:val="false"/>
+          <w:iCs w:val="false"/>
+          <w:sz w:val="21"/>
+          <w:szCs w:val="21"/>
+        </w:rPr>
+        <w:t xml:space="preserve"> (loads 05H into the accumulator), </w:t>
+      </w:r>
+      <w:r>
+        <w:rPr>
+          <w:rFonts w:ascii="Calibri" w:cs="Calibri" w:eastAsia="Calibri" w:hAnsi="Calibri"/>
+          <w:b/>
+          <w:bCs/>
+          <w:i w:val="false"/>
+          <w:iCs w:val="false"/>
+          <w:sz w:val="21"/>
+          <w:szCs w:val="21"/>
+        </w:rPr>
+        <w:t xml:space="preserve">MVI B, 0FH</w:t>
+      </w:r>
+      <w:r>
+        <w:rPr>
+          <w:rFonts w:ascii="Calibri" w:cs="Calibri" w:eastAsia="Calibri" w:hAnsi="Calibri"/>
+          <w:b w:val="false"/>
+          <w:bCs w:val="false"/>
+          <w:i w:val="false"/>
+          <w:iCs w:val="false"/>
+          <w:sz w:val="21"/>
+          <w:szCs w:val="21"/>
+        </w:rPr>
+        <w:t xml:space="preserve"> (loads 0FH into register B) and </w:t>
+      </w:r>
+      <w:r>
+        <w:rPr>
+          <w:rFonts w:ascii="Calibri" w:cs="Calibri" w:eastAsia="Calibri" w:hAnsi="Calibri"/>
+          <w:b/>
+          <w:bCs/>
+          <w:i w:val="false"/>
+          <w:iCs w:val="false"/>
+          <w:sz w:val="21"/>
+          <w:szCs w:val="21"/>
+        </w:rPr>
+        <w:t xml:space="preserve">LXI H, 2000H</w:t>
+      </w:r>
+      <w:r>
+        <w:rPr>
+          <w:rFonts w:ascii="Calibri" w:cs="Calibri" w:eastAsia="Calibri" w:hAnsi="Calibri"/>
+          <w:b w:val="false"/>
+          <w:bCs w:val="false"/>
+          <w:i w:val="false"/>
+          <w:iCs w:val="false"/>
+          <w:sz w:val="21"/>
+          <w:szCs w:val="21"/>
+        </w:rPr>
+        <w:t xml:space="preserve"> (loads the 16-bit value 2000H into the HL register pair). In each case the value to be loaded is written directly in the instruction.</w:t>
+      </w:r>
+    </w:p>
+    <w:p>
+      <w:pPr>
+        <w:keepNext/>
+        <w:spacing w:after="24" w:before="120" w:line="276" w:lineRule="auto"/>
+      </w:pPr>
+      <w:r>
+        <w:rPr>
+          <w:rFonts w:ascii="Calibri" w:cs="Calibri" w:eastAsia="Calibri" w:hAnsi="Calibri"/>
+          <w:b/>
+          <w:bCs/>
+          <w:i w:val="false"/>
+          <w:iCs w:val="false"/>
+          <w:color w:val="1F3864"/>
+          <w:sz w:val="21"/>
+          <w:szCs w:val="21"/>
+        </w:rPr>
+        <w:t xml:space="preserve">3.  </w:t>
+      </w:r>
+      <w:r>
+        <w:rPr>
+          <w:rFonts w:ascii="Calibri" w:cs="Calibri" w:eastAsia="Calibri" w:hAnsi="Calibri"/>
+          <w:b/>
+          <w:bCs/>
+          <w:i w:val="false"/>
+          <w:iCs w:val="false"/>
+          <w:sz w:val="21"/>
+          <w:szCs w:val="21"/>
+        </w:rPr>
+        <w:t xml:space="preserve">Explain the operation of PUSH &amp; POP instruction with a suitable program.</w:t>
+      </w:r>
+    </w:p>
+    <w:p>
+      <w:pPr>
+        <w:spacing w:after="60" w:before="0" w:line="276" w:lineRule="auto"/>
+        <w:ind w:left="150"/>
+      </w:pPr>
+      <w:r>
+        <w:rPr>
+          <w:rFonts w:ascii="Calibri" w:cs="Calibri" w:eastAsia="Calibri" w:hAnsi="Calibri"/>
+          <w:b/>
+          <w:bCs/>
+          <w:i w:val="false"/>
+          <w:iCs w:val="false"/>
+          <w:color w:val="2E5496"/>
+          <w:sz w:val="21"/>
+          <w:szCs w:val="21"/>
+        </w:rPr>
+        <w:t xml:space="preserve">Ans.  </w:t>
+      </w:r>
+      <w:r>
+        <w:rPr>
+          <w:rFonts w:ascii="Calibri" w:cs="Calibri" w:eastAsia="Calibri" w:hAnsi="Calibri"/>
+          <w:b w:val="false"/>
+          <w:bCs w:val="false"/>
+          <w:i w:val="false"/>
+          <w:iCs w:val="false"/>
+          <w:sz w:val="21"/>
+          <w:szCs w:val="21"/>
+        </w:rPr>
+        <w:t xml:space="preserve">The </w:t>
+      </w:r>
+      <w:r>
+        <w:rPr>
+          <w:rFonts w:ascii="Calibri" w:cs="Calibri" w:eastAsia="Calibri" w:hAnsi="Calibri"/>
+          <w:b/>
+          <w:bCs/>
+          <w:i w:val="false"/>
+          <w:iCs w:val="false"/>
+          <w:sz w:val="21"/>
+          <w:szCs w:val="21"/>
+        </w:rPr>
+        <w:t xml:space="preserve">PUSH</w:t>
+      </w:r>
+      <w:r>
+        <w:rPr>
+          <w:rFonts w:ascii="Calibri" w:cs="Calibri" w:eastAsia="Calibri" w:hAnsi="Calibri"/>
+          <w:b w:val="false"/>
+          <w:bCs w:val="false"/>
+          <w:i w:val="false"/>
+          <w:iCs w:val="false"/>
+          <w:sz w:val="21"/>
+          <w:szCs w:val="21"/>
+        </w:rPr>
+        <w:t xml:space="preserve"> instruction stores the contents of a register pair onto the stack. The stack pointer is first decremented and the higher byte is stored, then it is decremented again and the lower byte is stored, so SP finally reduces by 2. The </w:t>
+      </w:r>
+      <w:r>
+        <w:rPr>
+          <w:rFonts w:ascii="Calibri" w:cs="Calibri" w:eastAsia="Calibri" w:hAnsi="Calibri"/>
+          <w:b/>
+          <w:bCs/>
+          <w:i w:val="false"/>
+          <w:iCs w:val="false"/>
+          <w:sz w:val="21"/>
+          <w:szCs w:val="21"/>
+        </w:rPr>
+        <w:t xml:space="preserve">POP</w:t>
+      </w:r>
+      <w:r>
+        <w:rPr>
+          <w:rFonts w:ascii="Calibri" w:cs="Calibri" w:eastAsia="Calibri" w:hAnsi="Calibri"/>
+          <w:b w:val="false"/>
+          <w:bCs w:val="false"/>
+          <w:i w:val="false"/>
+          <w:iCs w:val="false"/>
+          <w:sz w:val="21"/>
+          <w:szCs w:val="21"/>
+        </w:rPr>
+        <w:t xml:space="preserve"> instruction does the reverse — it retrieves two bytes from the stack back into a register pair and increases SP by 2. They work on a LIFO basis and are used to save and restore data. Example:  </w:t>
       </w:r>
       <w:r>
         <w:rPr>
@@ -1450,19 +2100,19 @@
           <w:sz w:val="19"/>
           <w:szCs w:val="19"/>
         </w:rPr>
-        <w:t xml:space="preserve">MVI A, 05H</w:t>
-      </w:r>
-      <w:r>
-        <w:rPr>
-          <w:rFonts w:ascii="Calibri" w:cs="Calibri" w:eastAsia="Calibri" w:hAnsi="Calibri"/>
-          <w:b w:val="false"/>
-          <w:bCs w:val="false"/>
-          <w:i w:val="false"/>
-          <w:iCs w:val="false"/>
-          <w:sz w:val="21"/>
-          <w:szCs w:val="21"/>
-        </w:rPr>
-        <w:t xml:space="preserve">  ·  </w:t>
+        <w:t xml:space="preserve">LXI SP, 27FFH</w:t>
+      </w:r>
+      <w:r>
+        <w:rPr>
+          <w:rFonts w:ascii="Calibri" w:cs="Calibri" w:eastAsia="Calibri" w:hAnsi="Calibri"/>
+          <w:b w:val="false"/>
+          <w:bCs w:val="false"/>
+          <w:i w:val="false"/>
+          <w:iCs w:val="false"/>
+          <w:sz w:val="21"/>
+          <w:szCs w:val="21"/>
+        </w:rPr>
+        <w:t xml:space="preserve">  (initialise stack);  </w:t>
       </w:r>
       <w:r>
         <w:rPr>
@@ -1474,19 +2124,19 @@
           <w:sz w:val="19"/>
           <w:szCs w:val="19"/>
         </w:rPr>
-        <w:t xml:space="preserve">LXI H, 2000H</w:t>
-      </w:r>
-      <w:r>
-        <w:rPr>
-          <w:rFonts w:ascii="Calibri" w:cs="Calibri" w:eastAsia="Calibri" w:hAnsi="Calibri"/>
-          <w:b w:val="false"/>
-          <w:bCs w:val="false"/>
-          <w:i w:val="false"/>
-          <w:iCs w:val="false"/>
-          <w:sz w:val="21"/>
-          <w:szCs w:val="21"/>
-        </w:rPr>
-        <w:t xml:space="preserve">  ·  </w:t>
+        <w:t xml:space="preserve">LXI B, 1234H</w:t>
+      </w:r>
+      <w:r>
+        <w:rPr>
+          <w:rFonts w:ascii="Calibri" w:cs="Calibri" w:eastAsia="Calibri" w:hAnsi="Calibri"/>
+          <w:b w:val="false"/>
+          <w:bCs w:val="false"/>
+          <w:i w:val="false"/>
+          <w:iCs w:val="false"/>
+          <w:sz w:val="21"/>
+          <w:szCs w:val="21"/>
+        </w:rPr>
+        <w:t xml:space="preserve">;  </w:t>
       </w:r>
       <w:r>
         <w:rPr>
@@ -1498,117 +2148,19 @@
           <w:sz w:val="19"/>
           <w:szCs w:val="19"/>
         </w:rPr>
-        <w:t xml:space="preserve">MVI B, 0FH</w:t>
-      </w:r>
-      <w:r>
-        <w:rPr>
-          <w:rFonts w:ascii="Calibri" w:cs="Calibri" w:eastAsia="Calibri" w:hAnsi="Calibri"/>
-          <w:b w:val="false"/>
-          <w:bCs w:val="false"/>
-          <w:i w:val="false"/>
-          <w:iCs w:val="false"/>
-          <w:sz w:val="21"/>
-          <w:szCs w:val="21"/>
-        </w:rPr>
-        <w:t xml:space="preserve">  (data given directly in the instruction).</w:t>
-      </w:r>
-    </w:p>
-    <w:p>
-      <w:pPr>
-        <w:keepNext/>
-        <w:spacing w:after="20" w:before="90" w:line="268" w:lineRule="auto"/>
-      </w:pPr>
-      <w:r>
-        <w:rPr>
-          <w:rFonts w:ascii="Calibri" w:cs="Calibri" w:eastAsia="Calibri" w:hAnsi="Calibri"/>
-          <w:b/>
-          <w:bCs/>
-          <w:i w:val="false"/>
-          <w:iCs w:val="false"/>
-          <w:color w:val="1F3864"/>
-          <w:sz w:val="21"/>
-          <w:szCs w:val="21"/>
-        </w:rPr>
-        <w:t xml:space="preserve">3.  </w:t>
-      </w:r>
-      <w:r>
-        <w:rPr>
-          <w:rFonts w:ascii="Calibri" w:cs="Calibri" w:eastAsia="Calibri" w:hAnsi="Calibri"/>
-          <w:b/>
-          <w:bCs/>
-          <w:i w:val="false"/>
-          <w:iCs w:val="false"/>
-          <w:sz w:val="21"/>
-          <w:szCs w:val="21"/>
-        </w:rPr>
-        <w:t xml:space="preserve">Explain the operation of PUSH &amp; POP instruction with a suitable program.</w:t>
-      </w:r>
-    </w:p>
-    <w:p>
-      <w:pPr>
-        <w:spacing w:after="40" w:before="0" w:line="268" w:lineRule="auto"/>
-        <w:ind w:left="150"/>
-      </w:pPr>
-      <w:r>
-        <w:rPr>
-          <w:rFonts w:ascii="Calibri" w:cs="Calibri" w:eastAsia="Calibri" w:hAnsi="Calibri"/>
-          <w:b/>
-          <w:bCs/>
-          <w:i w:val="false"/>
-          <w:iCs w:val="false"/>
-          <w:color w:val="2E5496"/>
-          <w:sz w:val="21"/>
-          <w:szCs w:val="21"/>
-        </w:rPr>
-        <w:t xml:space="preserve">Ans.  </w:t>
-      </w:r>
-      <w:r>
-        <w:rPr>
-          <w:rFonts w:ascii="Calibri" w:cs="Calibri" w:eastAsia="Calibri" w:hAnsi="Calibri"/>
-          <w:b/>
-          <w:bCs/>
-          <w:i w:val="false"/>
-          <w:iCs w:val="false"/>
-          <w:sz w:val="21"/>
-          <w:szCs w:val="21"/>
-        </w:rPr>
-        <w:t xml:space="preserve">PUSH rp</w:t>
-      </w:r>
-      <w:r>
-        <w:rPr>
-          <w:rFonts w:ascii="Calibri" w:cs="Calibri" w:eastAsia="Calibri" w:hAnsi="Calibri"/>
-          <w:b w:val="false"/>
-          <w:bCs w:val="false"/>
-          <w:i w:val="false"/>
-          <w:iCs w:val="false"/>
-          <w:sz w:val="21"/>
-          <w:szCs w:val="21"/>
-        </w:rPr>
-        <w:t xml:space="preserve"> stores a register pair on the stack (SP decreases by 2); </w:t>
-      </w:r>
-      <w:r>
-        <w:rPr>
-          <w:rFonts w:ascii="Calibri" w:cs="Calibri" w:eastAsia="Calibri" w:hAnsi="Calibri"/>
-          <w:b/>
-          <w:bCs/>
-          <w:i w:val="false"/>
-          <w:iCs w:val="false"/>
-          <w:sz w:val="21"/>
-          <w:szCs w:val="21"/>
-        </w:rPr>
-        <w:t xml:space="preserve">POP rp</w:t>
-      </w:r>
-      <w:r>
-        <w:rPr>
-          <w:rFonts w:ascii="Calibri" w:cs="Calibri" w:eastAsia="Calibri" w:hAnsi="Calibri"/>
-          <w:b w:val="false"/>
-          <w:bCs w:val="false"/>
-          <w:i w:val="false"/>
-          <w:iCs w:val="false"/>
-          <w:sz w:val="21"/>
-          <w:szCs w:val="21"/>
-        </w:rPr>
-        <w:t xml:space="preserve"> retrieves a pair from the stack (SP increases by 2).  e.g.  </w:t>
+        <w:t xml:space="preserve">PUSH B</w:t>
+      </w:r>
+      <w:r>
+        <w:rPr>
+          <w:rFonts w:ascii="Calibri" w:cs="Calibri" w:eastAsia="Calibri" w:hAnsi="Calibri"/>
+          <w:b w:val="false"/>
+          <w:bCs w:val="false"/>
+          <w:i w:val="false"/>
+          <w:iCs w:val="false"/>
+          <w:sz w:val="21"/>
+          <w:szCs w:val="21"/>
+        </w:rPr>
+        <w:t xml:space="preserve">  (saves BC on the stack);  </w:t>
       </w:r>
       <w:r>
         <w:rPr>
@@ -1620,54 +2172,6 @@
           <w:sz w:val="19"/>
           <w:szCs w:val="19"/>
         </w:rPr>
-        <w:t xml:space="preserve">LXI SP,27FFH</w:t>
-      </w:r>
-      <w:r>
-        <w:rPr>
-          <w:rFonts w:ascii="Calibri" w:cs="Calibri" w:eastAsia="Calibri" w:hAnsi="Calibri"/>
-          <w:b w:val="false"/>
-          <w:bCs w:val="false"/>
-          <w:i w:val="false"/>
-          <w:iCs w:val="false"/>
-          <w:sz w:val="21"/>
-          <w:szCs w:val="21"/>
-        </w:rPr>
-        <w:t xml:space="preserve"> → </w:t>
-      </w:r>
-      <w:r>
-        <w:rPr>
-          <w:rFonts w:ascii="Consolas" w:cs="Consolas" w:eastAsia="Consolas" w:hAnsi="Consolas"/>
-          <w:b w:val="false"/>
-          <w:bCs w:val="false"/>
-          <w:i w:val="false"/>
-          <w:iCs w:val="false"/>
-          <w:sz w:val="19"/>
-          <w:szCs w:val="19"/>
-        </w:rPr>
-        <w:t xml:space="preserve">PUSH B</w:t>
-      </w:r>
-      <w:r>
-        <w:rPr>
-          <w:rFonts w:ascii="Calibri" w:cs="Calibri" w:eastAsia="Calibri" w:hAnsi="Calibri"/>
-          <w:b w:val="false"/>
-          <w:bCs w:val="false"/>
-          <w:i w:val="false"/>
-          <w:iCs w:val="false"/>
-          <w:sz w:val="21"/>
-          <w:szCs w:val="21"/>
-        </w:rPr>
-        <w:t xml:space="preserve"> (saves BC) → </w:t>
-      </w:r>
-      <w:r>
-        <w:rPr>
-          <w:rFonts w:ascii="Consolas" w:cs="Consolas" w:eastAsia="Consolas" w:hAnsi="Consolas"/>
-          <w:b w:val="false"/>
-          <w:bCs w:val="false"/>
-          <w:i w:val="false"/>
-          <w:iCs w:val="false"/>
-          <w:sz w:val="19"/>
-          <w:szCs w:val="19"/>
-        </w:rPr>
         <w:t xml:space="preserve">POP D</w:t>
       </w:r>
       <w:r>
@@ -1680,7 +2184,7 @@
           <w:sz w:val="21"/>
           <w:szCs w:val="21"/>
         </w:rPr>
-        <w:t xml:space="preserve"> (loads DE from stack).</w:t>
+        <w:t xml:space="preserve">  (loads the saved value into DE, so DE = 1234H).</w:t>
       </w:r>
     </w:p>
     <w:p>
@@ -1708,7 +2212,7 @@
     <w:p>
       <w:pPr>
         <w:keepNext/>
-        <w:spacing w:after="20" w:before="90" w:line="268" w:lineRule="auto"/>
+        <w:spacing w:after="24" w:before="120" w:line="276" w:lineRule="auto"/>
       </w:pPr>
       <w:r>
         <w:rPr>
@@ -1738,7 +2242,7 @@
     </w:p>
     <w:p>
       <w:pPr>
-        <w:spacing w:after="40" w:before="0" w:line="268" w:lineRule="auto"/>
+        <w:spacing w:after="60" w:before="0" w:line="276" w:lineRule="auto"/>
         <w:ind w:left="150"/>
       </w:pPr>
       <w:r>
@@ -1764,13 +2268,61 @@
           <w:sz w:val="21"/>
           <w:szCs w:val="21"/>
         </w:rPr>
-        <w:t xml:space="preserve">It adds the contents of a register/memory to the accumulator and stores the result in the accumulator (A = A + R).</w:t>
+        <w:t xml:space="preserve">The </w:t>
+      </w:r>
+      <w:r>
+        <w:rPr>
+          <w:rFonts w:ascii="Calibri" w:cs="Calibri" w:eastAsia="Calibri" w:hAnsi="Calibri"/>
+          <w:b/>
+          <w:bCs/>
+          <w:i w:val="false"/>
+          <w:iCs w:val="false"/>
+          <w:sz w:val="21"/>
+          <w:szCs w:val="21"/>
+        </w:rPr>
+        <w:t xml:space="preserve">ADD</w:t>
+      </w:r>
+      <w:r>
+        <w:rPr>
+          <w:rFonts w:ascii="Calibri" w:cs="Calibri" w:eastAsia="Calibri" w:hAnsi="Calibri"/>
+          <w:b w:val="false"/>
+          <w:bCs w:val="false"/>
+          <w:i w:val="false"/>
+          <w:iCs w:val="false"/>
+          <w:sz w:val="21"/>
+          <w:szCs w:val="21"/>
+        </w:rPr>
+        <w:t xml:space="preserve"> instruction performs 8-bit binary addition. It adds the contents of a specified register or memory location to the </w:t>
+      </w:r>
+      <w:r>
+        <w:rPr>
+          <w:rFonts w:ascii="Calibri" w:cs="Calibri" w:eastAsia="Calibri" w:hAnsi="Calibri"/>
+          <w:b/>
+          <w:bCs/>
+          <w:i w:val="false"/>
+          <w:iCs w:val="false"/>
+          <w:sz w:val="21"/>
+          <w:szCs w:val="21"/>
+        </w:rPr>
+        <w:t xml:space="preserve">accumulator</w:t>
+      </w:r>
+      <w:r>
+        <w:rPr>
+          <w:rFonts w:ascii="Calibri" w:cs="Calibri" w:eastAsia="Calibri" w:hAnsi="Calibri"/>
+          <w:b w:val="false"/>
+          <w:bCs w:val="false"/>
+          <w:i w:val="false"/>
+          <w:iCs w:val="false"/>
+          <w:sz w:val="21"/>
+          <w:szCs w:val="21"/>
+        </w:rPr>
+        <w:t xml:space="preserve"> and stores the result back in the accumulator (A = A + R). It affects all the status flags according to the result. For example, ADD B adds the contents of register B to A; ADD M adds the contents of the memory location pointed to by HL.</w:t>
       </w:r>
     </w:p>
     <w:p>
       <w:pPr>
         <w:keepNext/>
-        <w:spacing w:after="20" w:before="90" w:line="268" w:lineRule="auto"/>
+        <w:spacing w:after="24" w:before="120" w:line="276" w:lineRule="auto"/>
       </w:pPr>
       <w:r>
         <w:rPr>
@@ -1800,7 +2352,7 @@
     </w:p>
     <w:p>
       <w:pPr>
-        <w:spacing w:after="40" w:before="0" w:line="268" w:lineRule="auto"/>
+        <w:spacing w:after="60" w:before="0" w:line="276" w:lineRule="auto"/>
         <w:ind w:left="150"/>
       </w:pPr>
       <w:r>
@@ -1819,6 +2371,18 @@
       <w:r>
         <w:rPr>
           <w:rFonts w:ascii="Calibri" w:cs="Calibri" w:eastAsia="Calibri" w:hAnsi="Calibri"/>
+          <w:b w:val="false"/>
+          <w:bCs w:val="false"/>
+          <w:i w:val="false"/>
+          <w:iCs w:val="false"/>
+          <w:sz w:val="21"/>
+          <w:szCs w:val="21"/>
+        </w:rPr>
+        <w:t xml:space="preserve">The logical AND is performed by the </w:t>
+      </w:r>
+      <w:r>
+        <w:rPr>
+          <w:rFonts w:ascii="Calibri" w:cs="Calibri" w:eastAsia="Calibri" w:hAnsi="Calibri"/>
           <w:b/>
           <w:bCs/>
           <w:i w:val="false"/>
@@ -1838,7 +2402,7 @@
           <w:sz w:val="21"/>
           <w:szCs w:val="21"/>
         </w:rPr>
-        <w:t xml:space="preserve"> (ANA R / ANA M) and </w:t>
+        <w:t xml:space="preserve"> and </w:t>
       </w:r>
       <w:r>
         <w:rPr>
@@ -1862,13 +2426,85 @@
           <w:sz w:val="21"/>
           <w:szCs w:val="21"/>
         </w:rPr>
-        <w:t xml:space="preserve"> (AND with immediate data).</w:t>
+        <w:t xml:space="preserve"> instructions. </w:t>
+      </w:r>
+      <w:r>
+        <w:rPr>
+          <w:rFonts w:ascii="Calibri" w:cs="Calibri" w:eastAsia="Calibri" w:hAnsi="Calibri"/>
+          <w:b/>
+          <w:bCs/>
+          <w:i w:val="false"/>
+          <w:iCs w:val="false"/>
+          <w:sz w:val="21"/>
+          <w:szCs w:val="21"/>
+        </w:rPr>
+        <w:t xml:space="preserve">ANA R / ANA M</w:t>
+      </w:r>
+      <w:r>
+        <w:rPr>
+          <w:rFonts w:ascii="Calibri" w:cs="Calibri" w:eastAsia="Calibri" w:hAnsi="Calibri"/>
+          <w:b w:val="false"/>
+          <w:bCs w:val="false"/>
+          <w:i w:val="false"/>
+          <w:iCs w:val="false"/>
+          <w:sz w:val="21"/>
+          <w:szCs w:val="21"/>
+        </w:rPr>
+        <w:t xml:space="preserve"> performs a bit-by-bit AND of the accumulator with a register or memory, while </w:t>
+      </w:r>
+      <w:r>
+        <w:rPr>
+          <w:rFonts w:ascii="Calibri" w:cs="Calibri" w:eastAsia="Calibri" w:hAnsi="Calibri"/>
+          <w:b/>
+          <w:bCs/>
+          <w:i w:val="false"/>
+          <w:iCs w:val="false"/>
+          <w:sz w:val="21"/>
+          <w:szCs w:val="21"/>
+        </w:rPr>
+        <w:t xml:space="preserve">ANI data</w:t>
+      </w:r>
+      <w:r>
+        <w:rPr>
+          <w:rFonts w:ascii="Calibri" w:cs="Calibri" w:eastAsia="Calibri" w:hAnsi="Calibri"/>
+          <w:b w:val="false"/>
+          <w:bCs w:val="false"/>
+          <w:i w:val="false"/>
+          <w:iCs w:val="false"/>
+          <w:sz w:val="21"/>
+          <w:szCs w:val="21"/>
+        </w:rPr>
+        <w:t xml:space="preserve"> performs AND with an immediate 8-bit value. The result is stored in the accumulator. The AND operation is commonly used to </w:t>
+      </w:r>
+      <w:r>
+        <w:rPr>
+          <w:rFonts w:ascii="Calibri" w:cs="Calibri" w:eastAsia="Calibri" w:hAnsi="Calibri"/>
+          <w:b/>
+          <w:bCs/>
+          <w:i w:val="false"/>
+          <w:iCs w:val="false"/>
+          <w:sz w:val="21"/>
+          <w:szCs w:val="21"/>
+        </w:rPr>
+        <w:t xml:space="preserve">mask (clear) selected bits</w:t>
+      </w:r>
+      <w:r>
+        <w:rPr>
+          <w:rFonts w:ascii="Calibri" w:cs="Calibri" w:eastAsia="Calibri" w:hAnsi="Calibri"/>
+          <w:b w:val="false"/>
+          <w:bCs w:val="false"/>
+          <w:i w:val="false"/>
+          <w:iCs w:val="false"/>
+          <w:sz w:val="21"/>
+          <w:szCs w:val="21"/>
+        </w:rPr>
+        <w:t xml:space="preserve"> of a byte.</w:t>
       </w:r>
     </w:p>
     <w:p>
       <w:pPr>
         <w:keepNext/>
-        <w:spacing w:after="20" w:before="90" w:line="268" w:lineRule="auto"/>
+        <w:spacing w:after="24" w:before="120" w:line="276" w:lineRule="auto"/>
       </w:pPr>
       <w:r>
         <w:rPr>
@@ -1898,7 +2534,7 @@
     </w:p>
     <w:p>
       <w:pPr>
-        <w:spacing w:after="40" w:before="0" w:line="268" w:lineRule="auto"/>
+        <w:spacing w:after="60" w:before="0" w:line="276" w:lineRule="auto"/>
         <w:ind w:left="150"/>
       </w:pPr>
       <w:r>
@@ -1917,6 +2553,18 @@
       <w:r>
         <w:rPr>
           <w:rFonts w:ascii="Calibri" w:cs="Calibri" w:eastAsia="Calibri" w:hAnsi="Calibri"/>
+          <w:b w:val="false"/>
+          <w:bCs w:val="false"/>
+          <w:i w:val="false"/>
+          <w:iCs w:val="false"/>
+          <w:sz w:val="21"/>
+          <w:szCs w:val="21"/>
+        </w:rPr>
+        <w:t xml:space="preserve">The </w:t>
+      </w:r>
+      <w:r>
+        <w:rPr>
+          <w:rFonts w:ascii="Calibri" w:cs="Calibri" w:eastAsia="Calibri" w:hAnsi="Calibri"/>
           <w:b/>
           <w:bCs/>
           <w:i w:val="false"/>
@@ -1936,13 +2584,85 @@
           <w:sz w:val="21"/>
           <w:szCs w:val="21"/>
         </w:rPr>
-        <w:t xml:space="preserve"> (e.g. DCR B, DCR M) for 8-bit; DCX for a register pair.</w:t>
+        <w:t xml:space="preserve"> instruction decrements the contents of an 8-bit register or memory location by one, e.g. </w:t>
+      </w:r>
+      <w:r>
+        <w:rPr>
+          <w:rFonts w:ascii="Calibri" w:cs="Calibri" w:eastAsia="Calibri" w:hAnsi="Calibri"/>
+          <w:b/>
+          <w:bCs/>
+          <w:i w:val="false"/>
+          <w:iCs w:val="false"/>
+          <w:sz w:val="21"/>
+          <w:szCs w:val="21"/>
+        </w:rPr>
+        <w:t xml:space="preserve">DCR B</w:t>
+      </w:r>
+      <w:r>
+        <w:rPr>
+          <w:rFonts w:ascii="Calibri" w:cs="Calibri" w:eastAsia="Calibri" w:hAnsi="Calibri"/>
+          <w:b w:val="false"/>
+          <w:bCs w:val="false"/>
+          <w:i w:val="false"/>
+          <w:iCs w:val="false"/>
+          <w:sz w:val="21"/>
+          <w:szCs w:val="21"/>
+        </w:rPr>
+        <w:t xml:space="preserve"> or </w:t>
+      </w:r>
+      <w:r>
+        <w:rPr>
+          <w:rFonts w:ascii="Calibri" w:cs="Calibri" w:eastAsia="Calibri" w:hAnsi="Calibri"/>
+          <w:b/>
+          <w:bCs/>
+          <w:i w:val="false"/>
+          <w:iCs w:val="false"/>
+          <w:sz w:val="21"/>
+          <w:szCs w:val="21"/>
+        </w:rPr>
+        <w:t xml:space="preserve">DCR M</w:t>
+      </w:r>
+      <w:r>
+        <w:rPr>
+          <w:rFonts w:ascii="Calibri" w:cs="Calibri" w:eastAsia="Calibri" w:hAnsi="Calibri"/>
+          <w:b w:val="false"/>
+          <w:bCs w:val="false"/>
+          <w:i w:val="false"/>
+          <w:iCs w:val="false"/>
+          <w:sz w:val="21"/>
+          <w:szCs w:val="21"/>
+        </w:rPr>
+        <w:t xml:space="preserve">. It affects all flags except the carry flag, and is frequently used as a loop counter. For decrementing a 16-bit register pair the </w:t>
+      </w:r>
+      <w:r>
+        <w:rPr>
+          <w:rFonts w:ascii="Calibri" w:cs="Calibri" w:eastAsia="Calibri" w:hAnsi="Calibri"/>
+          <w:b/>
+          <w:bCs/>
+          <w:i w:val="false"/>
+          <w:iCs w:val="false"/>
+          <w:sz w:val="21"/>
+          <w:szCs w:val="21"/>
+        </w:rPr>
+        <w:t xml:space="preserve">DCX</w:t>
+      </w:r>
+      <w:r>
+        <w:rPr>
+          <w:rFonts w:ascii="Calibri" w:cs="Calibri" w:eastAsia="Calibri" w:hAnsi="Calibri"/>
+          <w:b w:val="false"/>
+          <w:bCs w:val="false"/>
+          <w:i w:val="false"/>
+          <w:iCs w:val="false"/>
+          <w:sz w:val="21"/>
+          <w:szCs w:val="21"/>
+        </w:rPr>
+        <w:t xml:space="preserve"> instruction is used (e.g. DCX H), which does not affect any flags.</w:t>
       </w:r>
     </w:p>
     <w:p>
       <w:pPr>
         <w:keepNext/>
-        <w:spacing w:after="20" w:before="90" w:line="268" w:lineRule="auto"/>
+        <w:spacing w:after="24" w:before="120" w:line="276" w:lineRule="auto"/>
       </w:pPr>
       <w:r>
         <w:rPr>
@@ -1972,7 +2692,7 @@
     </w:p>
     <w:p>
       <w:pPr>
-        <w:spacing w:after="40" w:before="0" w:line="268" w:lineRule="auto"/>
+        <w:spacing w:after="60" w:before="0" w:line="276" w:lineRule="auto"/>
         <w:ind w:left="150"/>
       </w:pPr>
       <w:r>
@@ -1998,7 +2718,55 @@
           <w:sz w:val="21"/>
           <w:szCs w:val="21"/>
         </w:rPr>
-        <w:t xml:space="preserve">It compares the accumulator with a register/memory by subtraction; the result is </w:t>
+        <w:t xml:space="preserve">The </w:t>
+      </w:r>
+      <w:r>
+        <w:rPr>
+          <w:rFonts w:ascii="Calibri" w:cs="Calibri" w:eastAsia="Calibri" w:hAnsi="Calibri"/>
+          <w:b/>
+          <w:bCs/>
+          <w:i w:val="false"/>
+          <w:iCs w:val="false"/>
+          <w:sz w:val="21"/>
+          <w:szCs w:val="21"/>
+        </w:rPr>
+        <w:t xml:space="preserve">CMP</w:t>
+      </w:r>
+      <w:r>
+        <w:rPr>
+          <w:rFonts w:ascii="Calibri" w:cs="Calibri" w:eastAsia="Calibri" w:hAnsi="Calibri"/>
+          <w:b w:val="false"/>
+          <w:bCs w:val="false"/>
+          <w:i w:val="false"/>
+          <w:iCs w:val="false"/>
+          <w:sz w:val="21"/>
+          <w:szCs w:val="21"/>
+        </w:rPr>
+        <w:t xml:space="preserve"> (compare) instruction compares the contents of a register or memory location with the accumulator by internally </w:t>
+      </w:r>
+      <w:r>
+        <w:rPr>
+          <w:rFonts w:ascii="Calibri" w:cs="Calibri" w:eastAsia="Calibri" w:hAnsi="Calibri"/>
+          <w:b/>
+          <w:bCs/>
+          <w:i w:val="false"/>
+          <w:iCs w:val="false"/>
+          <w:sz w:val="21"/>
+          <w:szCs w:val="21"/>
+        </w:rPr>
+        <w:t xml:space="preserve">subtracting</w:t>
+      </w:r>
+      <w:r>
+        <w:rPr>
+          <w:rFonts w:ascii="Calibri" w:cs="Calibri" w:eastAsia="Calibri" w:hAnsi="Calibri"/>
+          <w:b w:val="false"/>
+          <w:bCs w:val="false"/>
+          <w:i w:val="false"/>
+          <w:iCs w:val="false"/>
+          <w:sz w:val="21"/>
+          <w:szCs w:val="21"/>
+        </w:rPr>
+        <w:t xml:space="preserve"> it from the accumulator. The result is </w:t>
       </w:r>
       <w:r>
         <w:rPr>
@@ -2022,13 +2790,13 @@
           <w:sz w:val="21"/>
           <w:szCs w:val="21"/>
         </w:rPr>
-        <w:t xml:space="preserve">, only the flags (Z, CY) are affected.</w:t>
+        <w:t xml:space="preserve"> anywhere — only the flags are affected. If A = operand the Zero flag is set; if A &lt; operand the Carry flag is set; if A &gt; operand both flags are reset. It is used in decision-making before conditional branches.</w:t>
       </w:r>
     </w:p>
     <w:p>
       <w:pPr>
         <w:keepNext/>
-        <w:spacing w:after="20" w:before="90" w:line="268" w:lineRule="auto"/>
+        <w:spacing w:after="24" w:before="120" w:line="276" w:lineRule="auto"/>
       </w:pPr>
       <w:r>
         <w:rPr>
@@ -2058,7 +2826,7 @@
     </w:p>
     <w:p>
       <w:pPr>
-        <w:spacing w:after="40" w:before="0" w:line="268" w:lineRule="auto"/>
+        <w:spacing w:after="60" w:before="0" w:line="276" w:lineRule="auto"/>
         <w:ind w:left="150"/>
       </w:pPr>
       <w:r>
@@ -2084,37 +2852,109 @@
           <w:sz w:val="21"/>
           <w:szCs w:val="21"/>
         </w:rPr>
-        <w:t xml:space="preserve">Use </w:t>
-      </w:r>
-      <w:r>
-        <w:rPr>
-          <w:rFonts w:ascii="Calibri" w:cs="Calibri" w:eastAsia="Calibri" w:hAnsi="Calibri"/>
-          <w:b/>
-          <w:bCs/>
-          <w:i w:val="false"/>
-          <w:iCs w:val="false"/>
-          <w:sz w:val="21"/>
-          <w:szCs w:val="21"/>
-        </w:rPr>
-        <w:t xml:space="preserve">ANI/ANA with a mask</w:t>
-      </w:r>
-      <w:r>
-        <w:rPr>
-          <w:rFonts w:ascii="Calibri" w:cs="Calibri" w:eastAsia="Calibri" w:hAnsi="Calibri"/>
-          <w:b w:val="false"/>
-          <w:bCs w:val="false"/>
-          <w:i w:val="false"/>
-          <w:iCs w:val="false"/>
-          <w:sz w:val="21"/>
-          <w:szCs w:val="21"/>
-        </w:rPr>
-        <w:t xml:space="preserve"> having 0 at that bit position and 1 elsewhere (e.g. ANI 0FEH clears bit 0).</w:t>
+        <w:t xml:space="preserve">A specific bit can be cleared by performing a logical AND with a suitable </w:t>
+      </w:r>
+      <w:r>
+        <w:rPr>
+          <w:rFonts w:ascii="Calibri" w:cs="Calibri" w:eastAsia="Calibri" w:hAnsi="Calibri"/>
+          <w:b/>
+          <w:bCs/>
+          <w:i w:val="false"/>
+          <w:iCs w:val="false"/>
+          <w:sz w:val="21"/>
+          <w:szCs w:val="21"/>
+        </w:rPr>
+        <w:t xml:space="preserve">mask</w:t>
+      </w:r>
+      <w:r>
+        <w:rPr>
+          <w:rFonts w:ascii="Calibri" w:cs="Calibri" w:eastAsia="Calibri" w:hAnsi="Calibri"/>
+          <w:b w:val="false"/>
+          <w:bCs w:val="false"/>
+          <w:i w:val="false"/>
+          <w:iCs w:val="false"/>
+          <w:sz w:val="21"/>
+          <w:szCs w:val="21"/>
+        </w:rPr>
+        <w:t xml:space="preserve"> using the </w:t>
+      </w:r>
+      <w:r>
+        <w:rPr>
+          <w:rFonts w:ascii="Calibri" w:cs="Calibri" w:eastAsia="Calibri" w:hAnsi="Calibri"/>
+          <w:b/>
+          <w:bCs/>
+          <w:i w:val="false"/>
+          <w:iCs w:val="false"/>
+          <w:sz w:val="21"/>
+          <w:szCs w:val="21"/>
+        </w:rPr>
+        <w:t xml:space="preserve">ANI</w:t>
+      </w:r>
+      <w:r>
+        <w:rPr>
+          <w:rFonts w:ascii="Calibri" w:cs="Calibri" w:eastAsia="Calibri" w:hAnsi="Calibri"/>
+          <w:b w:val="false"/>
+          <w:bCs w:val="false"/>
+          <w:i w:val="false"/>
+          <w:iCs w:val="false"/>
+          <w:sz w:val="21"/>
+          <w:szCs w:val="21"/>
+        </w:rPr>
+        <w:t xml:space="preserve"> (or ANA) instruction. The mask must contain a </w:t>
+      </w:r>
+      <w:r>
+        <w:rPr>
+          <w:rFonts w:ascii="Calibri" w:cs="Calibri" w:eastAsia="Calibri" w:hAnsi="Calibri"/>
+          <w:b/>
+          <w:bCs/>
+          <w:i w:val="false"/>
+          <w:iCs w:val="false"/>
+          <w:sz w:val="21"/>
+          <w:szCs w:val="21"/>
+        </w:rPr>
+        <w:t xml:space="preserve">0 at the bit position to be cleared</w:t>
+      </w:r>
+      <w:r>
+        <w:rPr>
+          <w:rFonts w:ascii="Calibri" w:cs="Calibri" w:eastAsia="Calibri" w:hAnsi="Calibri"/>
+          <w:b w:val="false"/>
+          <w:bCs w:val="false"/>
+          <w:i w:val="false"/>
+          <w:iCs w:val="false"/>
+          <w:sz w:val="21"/>
+          <w:szCs w:val="21"/>
+        </w:rPr>
+        <w:t xml:space="preserve"> and 1 at all other positions, so that only that bit becomes 0 while the rest remain unchanged. For example, </w:t>
+      </w:r>
+      <w:r>
+        <w:rPr>
+          <w:rFonts w:ascii="Calibri" w:cs="Calibri" w:eastAsia="Calibri" w:hAnsi="Calibri"/>
+          <w:b/>
+          <w:bCs/>
+          <w:i w:val="false"/>
+          <w:iCs w:val="false"/>
+          <w:sz w:val="21"/>
+          <w:szCs w:val="21"/>
+        </w:rPr>
+        <w:t xml:space="preserve">ANI 0FEH</w:t>
+      </w:r>
+      <w:r>
+        <w:rPr>
+          <w:rFonts w:ascii="Calibri" w:cs="Calibri" w:eastAsia="Calibri" w:hAnsi="Calibri"/>
+          <w:b w:val="false"/>
+          <w:bCs w:val="false"/>
+          <w:i w:val="false"/>
+          <w:iCs w:val="false"/>
+          <w:sz w:val="21"/>
+          <w:szCs w:val="21"/>
+        </w:rPr>
+        <w:t xml:space="preserve"> clears bit 0 of the accumulator (mask = 1111 1110).</w:t>
       </w:r>
     </w:p>
     <w:p>
       <w:pPr>
         <w:keepNext/>
-        <w:spacing w:after="20" w:before="90" w:line="268" w:lineRule="auto"/>
+        <w:spacing w:after="24" w:before="120" w:line="276" w:lineRule="auto"/>
       </w:pPr>
       <w:r>
         <w:rPr>
@@ -2144,7 +2984,7 @@
     </w:p>
     <w:p>
       <w:pPr>
-        <w:spacing w:after="40" w:before="0" w:line="268" w:lineRule="auto"/>
+        <w:spacing w:after="60" w:before="0" w:line="276" w:lineRule="auto"/>
         <w:ind w:left="150"/>
       </w:pPr>
       <w:r>
@@ -2170,41 +3010,65 @@
           <w:sz w:val="21"/>
           <w:szCs w:val="21"/>
         </w:rPr>
-        <w:t xml:space="preserve">Bitwise </w:t>
-      </w:r>
-      <w:r>
-        <w:rPr>
-          <w:rFonts w:ascii="Calibri" w:cs="Calibri" w:eastAsia="Calibri" w:hAnsi="Calibri"/>
-          <w:b/>
-          <w:bCs/>
-          <w:i w:val="false"/>
-          <w:iCs w:val="false"/>
-          <w:sz w:val="21"/>
-          <w:szCs w:val="21"/>
-        </w:rPr>
-        <w:t xml:space="preserve">Exclusive-OR</w:t>
-      </w:r>
-      <w:r>
-        <w:rPr>
-          <w:rFonts w:ascii="Calibri" w:cs="Calibri" w:eastAsia="Calibri" w:hAnsi="Calibri"/>
-          <w:b w:val="false"/>
-          <w:bCs w:val="false"/>
-          <w:i w:val="false"/>
-          <w:iCs w:val="false"/>
-          <w:sz w:val="21"/>
-          <w:szCs w:val="21"/>
-        </w:rPr>
-        <w:t xml:space="preserve"> of the accumulator with a register/memory. </w:t>
-      </w:r>
-      <w:r>
-        <w:rPr>
-          <w:rFonts w:ascii="Consolas" w:cs="Consolas" w:eastAsia="Consolas" w:hAnsi="Consolas"/>
-          <w:b w:val="false"/>
-          <w:bCs w:val="false"/>
-          <w:i w:val="false"/>
-          <w:iCs w:val="false"/>
-          <w:sz w:val="19"/>
-          <w:szCs w:val="19"/>
+        <w:t xml:space="preserve">The </w:t>
+      </w:r>
+      <w:r>
+        <w:rPr>
+          <w:rFonts w:ascii="Calibri" w:cs="Calibri" w:eastAsia="Calibri" w:hAnsi="Calibri"/>
+          <w:b/>
+          <w:bCs/>
+          <w:i w:val="false"/>
+          <w:iCs w:val="false"/>
+          <w:sz w:val="21"/>
+          <w:szCs w:val="21"/>
+        </w:rPr>
+        <w:t xml:space="preserve">XRA</w:t>
+      </w:r>
+      <w:r>
+        <w:rPr>
+          <w:rFonts w:ascii="Calibri" w:cs="Calibri" w:eastAsia="Calibri" w:hAnsi="Calibri"/>
+          <w:b w:val="false"/>
+          <w:bCs w:val="false"/>
+          <w:i w:val="false"/>
+          <w:iCs w:val="false"/>
+          <w:sz w:val="21"/>
+          <w:szCs w:val="21"/>
+        </w:rPr>
+        <w:t xml:space="preserve"> instruction performs a bit-by-bit </w:t>
+      </w:r>
+      <w:r>
+        <w:rPr>
+          <w:rFonts w:ascii="Calibri" w:cs="Calibri" w:eastAsia="Calibri" w:hAnsi="Calibri"/>
+          <w:b/>
+          <w:bCs/>
+          <w:i w:val="false"/>
+          <w:iCs w:val="false"/>
+          <w:sz w:val="21"/>
+          <w:szCs w:val="21"/>
+        </w:rPr>
+        <w:t xml:space="preserve">Exclusive-OR (XOR)</w:t>
+      </w:r>
+      <w:r>
+        <w:rPr>
+          <w:rFonts w:ascii="Calibri" w:cs="Calibri" w:eastAsia="Calibri" w:hAnsi="Calibri"/>
+          <w:b w:val="false"/>
+          <w:bCs w:val="false"/>
+          <w:i w:val="false"/>
+          <w:iCs w:val="false"/>
+          <w:sz w:val="21"/>
+          <w:szCs w:val="21"/>
+        </w:rPr>
+        <w:t xml:space="preserve"> between the accumulator and a register or memory, storing the result in the accumulator. XOR gives 1 only when the two bits differ. A very common use is </w:t>
+      </w:r>
+      <w:r>
+        <w:rPr>
+          <w:rFonts w:ascii="Calibri" w:cs="Calibri" w:eastAsia="Calibri" w:hAnsi="Calibri"/>
+          <w:b/>
+          <w:bCs/>
+          <w:i w:val="false"/>
+          <w:iCs w:val="false"/>
+          <w:sz w:val="21"/>
+          <w:szCs w:val="21"/>
         </w:rPr>
         <w:t xml:space="preserve">XRA A</w:t>
       </w:r>
@@ -2218,13 +3082,37 @@
           <w:sz w:val="21"/>
           <w:szCs w:val="21"/>
         </w:rPr>
-        <w:t xml:space="preserve"> clears the accumulator (A = 00H).</w:t>
+        <w:t xml:space="preserve">, which XORs the accumulator with itself and thereby </w:t>
+      </w:r>
+      <w:r>
+        <w:rPr>
+          <w:rFonts w:ascii="Calibri" w:cs="Calibri" w:eastAsia="Calibri" w:hAnsi="Calibri"/>
+          <w:b/>
+          <w:bCs/>
+          <w:i w:val="false"/>
+          <w:iCs w:val="false"/>
+          <w:sz w:val="21"/>
+          <w:szCs w:val="21"/>
+        </w:rPr>
+        <w:t xml:space="preserve">clears the accumulator to 00H</w:t>
+      </w:r>
+      <w:r>
+        <w:rPr>
+          <w:rFonts w:ascii="Calibri" w:cs="Calibri" w:eastAsia="Calibri" w:hAnsi="Calibri"/>
+          <w:b w:val="false"/>
+          <w:bCs w:val="false"/>
+          <w:i w:val="false"/>
+          <w:iCs w:val="false"/>
+          <w:sz w:val="21"/>
+          <w:szCs w:val="21"/>
+        </w:rPr>
+        <w:t xml:space="preserve"> and resets the carry flag — a fast way to initialise A to zero.</w:t>
       </w:r>
     </w:p>
     <w:p>
       <w:pPr>
         <w:keepNext/>
-        <w:spacing w:after="20" w:before="90" w:line="268" w:lineRule="auto"/>
+        <w:spacing w:after="24" w:before="120" w:line="276" w:lineRule="auto"/>
       </w:pPr>
       <w:r>
         <w:rPr>
@@ -2254,7 +3142,7 @@
     </w:p>
     <w:p>
       <w:pPr>
-        <w:spacing w:after="40" w:before="0" w:line="268" w:lineRule="auto"/>
+        <w:spacing w:after="60" w:before="0" w:line="276" w:lineRule="auto"/>
         <w:ind w:left="150"/>
       </w:pPr>
       <w:r>
@@ -2273,6 +3161,18 @@
       <w:r>
         <w:rPr>
           <w:rFonts w:ascii="Calibri" w:cs="Calibri" w:eastAsia="Calibri" w:hAnsi="Calibri"/>
+          <w:b w:val="false"/>
+          <w:bCs w:val="false"/>
+          <w:i w:val="false"/>
+          <w:iCs w:val="false"/>
+          <w:sz w:val="21"/>
+          <w:szCs w:val="21"/>
+        </w:rPr>
+        <w:t xml:space="preserve">Addition with carry is performed by the </w:t>
+      </w:r>
+      <w:r>
+        <w:rPr>
+          <w:rFonts w:ascii="Calibri" w:cs="Calibri" w:eastAsia="Calibri" w:hAnsi="Calibri"/>
           <w:b/>
           <w:bCs/>
           <w:i w:val="false"/>
@@ -2292,7 +3192,7 @@
           <w:sz w:val="21"/>
           <w:szCs w:val="21"/>
         </w:rPr>
-        <w:t xml:space="preserve"> (ADC R / ADC M) and </w:t>
+        <w:t xml:space="preserve"> and </w:t>
       </w:r>
       <w:r>
         <w:rPr>
@@ -2316,7 +3216,103 @@
           <w:sz w:val="21"/>
           <w:szCs w:val="21"/>
         </w:rPr>
-        <w:t xml:space="preserve"> (add immediate with carry).</w:t>
+        <w:t xml:space="preserve"> instructions. </w:t>
+      </w:r>
+      <w:r>
+        <w:rPr>
+          <w:rFonts w:ascii="Calibri" w:cs="Calibri" w:eastAsia="Calibri" w:hAnsi="Calibri"/>
+          <w:b/>
+          <w:bCs/>
+          <w:i w:val="false"/>
+          <w:iCs w:val="false"/>
+          <w:sz w:val="21"/>
+          <w:szCs w:val="21"/>
+        </w:rPr>
+        <w:t xml:space="preserve">ADC R / ADC M</w:t>
+      </w:r>
+      <w:r>
+        <w:rPr>
+          <w:rFonts w:ascii="Calibri" w:cs="Calibri" w:eastAsia="Calibri" w:hAnsi="Calibri"/>
+          <w:b w:val="false"/>
+          <w:bCs w:val="false"/>
+          <w:i w:val="false"/>
+          <w:iCs w:val="false"/>
+          <w:sz w:val="21"/>
+          <w:szCs w:val="21"/>
+        </w:rPr>
+        <w:t xml:space="preserve"> adds the register/memory contents </w:t>
+      </w:r>
+      <w:r>
+        <w:rPr>
+          <w:rFonts w:ascii="Calibri" w:cs="Calibri" w:eastAsia="Calibri" w:hAnsi="Calibri"/>
+          <w:b/>
+          <w:bCs/>
+          <w:i w:val="false"/>
+          <w:iCs w:val="false"/>
+          <w:sz w:val="21"/>
+          <w:szCs w:val="21"/>
+        </w:rPr>
+        <w:t xml:space="preserve">plus the carry flag</w:t>
+      </w:r>
+      <w:r>
+        <w:rPr>
+          <w:rFonts w:ascii="Calibri" w:cs="Calibri" w:eastAsia="Calibri" w:hAnsi="Calibri"/>
+          <w:b w:val="false"/>
+          <w:bCs w:val="false"/>
+          <w:i w:val="false"/>
+          <w:iCs w:val="false"/>
+          <w:sz w:val="21"/>
+          <w:szCs w:val="21"/>
+        </w:rPr>
+        <w:t xml:space="preserve"> to the accumulator, and </w:t>
+      </w:r>
+      <w:r>
+        <w:rPr>
+          <w:rFonts w:ascii="Calibri" w:cs="Calibri" w:eastAsia="Calibri" w:hAnsi="Calibri"/>
+          <w:b/>
+          <w:bCs/>
+          <w:i w:val="false"/>
+          <w:iCs w:val="false"/>
+          <w:sz w:val="21"/>
+          <w:szCs w:val="21"/>
+        </w:rPr>
+        <w:t xml:space="preserve">ACI data</w:t>
+      </w:r>
+      <w:r>
+        <w:rPr>
+          <w:rFonts w:ascii="Calibri" w:cs="Calibri" w:eastAsia="Calibri" w:hAnsi="Calibri"/>
+          <w:b w:val="false"/>
+          <w:bCs w:val="false"/>
+          <w:i w:val="false"/>
+          <w:iCs w:val="false"/>
+          <w:sz w:val="21"/>
+          <w:szCs w:val="21"/>
+        </w:rPr>
+        <w:t xml:space="preserve"> adds an immediate value plus the carry. These instructions are essential for </w:t>
+      </w:r>
+      <w:r>
+        <w:rPr>
+          <w:rFonts w:ascii="Calibri" w:cs="Calibri" w:eastAsia="Calibri" w:hAnsi="Calibri"/>
+          <w:b/>
+          <w:bCs/>
+          <w:i w:val="false"/>
+          <w:iCs w:val="false"/>
+          <w:sz w:val="21"/>
+          <w:szCs w:val="21"/>
+        </w:rPr>
+        <w:t xml:space="preserve">multi-byte (16-bit or larger) addition</w:t>
+      </w:r>
+      <w:r>
+        <w:rPr>
+          <w:rFonts w:ascii="Calibri" w:cs="Calibri" w:eastAsia="Calibri" w:hAnsi="Calibri"/>
+          <w:b w:val="false"/>
+          <w:bCs w:val="false"/>
+          <w:i w:val="false"/>
+          <w:iCs w:val="false"/>
+          <w:sz w:val="21"/>
+          <w:szCs w:val="21"/>
+        </w:rPr>
+        <w:t xml:space="preserve">, where the carry generated from the lower byte must be added to the next higher byte.</w:t>
       </w:r>
     </w:p>
     <w:p>
@@ -2344,7 +3340,7 @@
     <w:p>
       <w:pPr>
         <w:keepNext/>
-        <w:spacing w:after="20" w:before="90" w:line="268" w:lineRule="auto"/>
+        <w:spacing w:after="24" w:before="120" w:line="276" w:lineRule="auto"/>
       </w:pPr>
       <w:r>
         <w:rPr>
@@ -2374,7 +3370,7 @@
     </w:p>
     <w:p>
       <w:pPr>
-        <w:spacing w:after="40" w:before="0" w:line="268" w:lineRule="auto"/>
+        <w:spacing w:after="60" w:before="0" w:line="276" w:lineRule="auto"/>
         <w:ind w:left="150"/>
       </w:pPr>
       <w:r>
@@ -2393,56 +3389,188 @@
       <w:r>
         <w:rPr>
           <w:rFonts w:ascii="Calibri" w:cs="Calibri" w:eastAsia="Calibri" w:hAnsi="Calibri"/>
-          <w:b/>
-          <w:bCs/>
-          <w:i w:val="false"/>
-          <w:iCs w:val="false"/>
-          <w:sz w:val="21"/>
-          <w:szCs w:val="21"/>
-        </w:rPr>
-        <w:t xml:space="preserve">Unconditional</w:t>
-      </w:r>
-      <w:r>
-        <w:rPr>
-          <w:rFonts w:ascii="Calibri" w:cs="Calibri" w:eastAsia="Calibri" w:hAnsi="Calibri"/>
-          <w:b w:val="false"/>
-          <w:bCs w:val="false"/>
-          <w:i w:val="false"/>
-          <w:iCs w:val="false"/>
-          <w:sz w:val="21"/>
-          <w:szCs w:val="21"/>
-        </w:rPr>
-        <w:t xml:space="preserve"> branches always transfer control (JMP, CALL, RET). </w:t>
-      </w:r>
-      <w:r>
-        <w:rPr>
-          <w:rFonts w:ascii="Calibri" w:cs="Calibri" w:eastAsia="Calibri" w:hAnsi="Calibri"/>
-          <w:b/>
-          <w:bCs/>
-          <w:i w:val="false"/>
-          <w:iCs w:val="false"/>
-          <w:sz w:val="21"/>
-          <w:szCs w:val="21"/>
-        </w:rPr>
-        <w:t xml:space="preserve">Conditional</w:t>
-      </w:r>
-      <w:r>
-        <w:rPr>
-          <w:rFonts w:ascii="Calibri" w:cs="Calibri" w:eastAsia="Calibri" w:hAnsi="Calibri"/>
-          <w:b w:val="false"/>
-          <w:bCs w:val="false"/>
-          <w:i w:val="false"/>
-          <w:iCs w:val="false"/>
-          <w:sz w:val="21"/>
-          <w:szCs w:val="21"/>
-        </w:rPr>
-        <w:t xml:space="preserve"> branches transfer control only if a flag condition is satisfied (JZ, JNZ, JC, JNC, JP, JM, etc.).</w:t>
+          <w:b w:val="false"/>
+          <w:bCs w:val="false"/>
+          <w:i w:val="false"/>
+          <w:iCs w:val="false"/>
+          <w:sz w:val="21"/>
+          <w:szCs w:val="21"/>
+        </w:rPr>
+        <w:t xml:space="preserve">An </w:t>
+      </w:r>
+      <w:r>
+        <w:rPr>
+          <w:rFonts w:ascii="Calibri" w:cs="Calibri" w:eastAsia="Calibri" w:hAnsi="Calibri"/>
+          <w:b/>
+          <w:bCs/>
+          <w:i w:val="false"/>
+          <w:iCs w:val="false"/>
+          <w:sz w:val="21"/>
+          <w:szCs w:val="21"/>
+        </w:rPr>
+        <w:t xml:space="preserve">unconditional branch</w:t>
+      </w:r>
+      <w:r>
+        <w:rPr>
+          <w:rFonts w:ascii="Calibri" w:cs="Calibri" w:eastAsia="Calibri" w:hAnsi="Calibri"/>
+          <w:b w:val="false"/>
+          <w:bCs w:val="false"/>
+          <w:i w:val="false"/>
+          <w:iCs w:val="false"/>
+          <w:sz w:val="21"/>
+          <w:szCs w:val="21"/>
+        </w:rPr>
+        <w:t xml:space="preserve"> always transfers control to the specified address, regardless of any condition — examples are </w:t>
+      </w:r>
+      <w:r>
+        <w:rPr>
+          <w:rFonts w:ascii="Calibri" w:cs="Calibri" w:eastAsia="Calibri" w:hAnsi="Calibri"/>
+          <w:b/>
+          <w:bCs/>
+          <w:i w:val="false"/>
+          <w:iCs w:val="false"/>
+          <w:sz w:val="21"/>
+          <w:szCs w:val="21"/>
+        </w:rPr>
+        <w:t xml:space="preserve">JMP, CALL and RET</w:t>
+      </w:r>
+      <w:r>
+        <w:rPr>
+          <w:rFonts w:ascii="Calibri" w:cs="Calibri" w:eastAsia="Calibri" w:hAnsi="Calibri"/>
+          <w:b w:val="false"/>
+          <w:bCs w:val="false"/>
+          <w:i w:val="false"/>
+          <w:iCs w:val="false"/>
+          <w:sz w:val="21"/>
+          <w:szCs w:val="21"/>
+        </w:rPr>
+        <w:t xml:space="preserve">. A </w:t>
+      </w:r>
+      <w:r>
+        <w:rPr>
+          <w:rFonts w:ascii="Calibri" w:cs="Calibri" w:eastAsia="Calibri" w:hAnsi="Calibri"/>
+          <w:b/>
+          <w:bCs/>
+          <w:i w:val="false"/>
+          <w:iCs w:val="false"/>
+          <w:sz w:val="21"/>
+          <w:szCs w:val="21"/>
+        </w:rPr>
+        <w:t xml:space="preserve">conditional branch</w:t>
+      </w:r>
+      <w:r>
+        <w:rPr>
+          <w:rFonts w:ascii="Calibri" w:cs="Calibri" w:eastAsia="Calibri" w:hAnsi="Calibri"/>
+          <w:b w:val="false"/>
+          <w:bCs w:val="false"/>
+          <w:i w:val="false"/>
+          <w:iCs w:val="false"/>
+          <w:sz w:val="21"/>
+          <w:szCs w:val="21"/>
+        </w:rPr>
+        <w:t xml:space="preserve"> transfers control only if a particular </w:t>
+      </w:r>
+      <w:r>
+        <w:rPr>
+          <w:rFonts w:ascii="Calibri" w:cs="Calibri" w:eastAsia="Calibri" w:hAnsi="Calibri"/>
+          <w:b/>
+          <w:bCs/>
+          <w:i w:val="false"/>
+          <w:iCs w:val="false"/>
+          <w:sz w:val="21"/>
+          <w:szCs w:val="21"/>
+        </w:rPr>
+        <w:t xml:space="preserve">flag condition is satisfied</w:t>
+      </w:r>
+      <w:r>
+        <w:rPr>
+          <w:rFonts w:ascii="Calibri" w:cs="Calibri" w:eastAsia="Calibri" w:hAnsi="Calibri"/>
+          <w:b w:val="false"/>
+          <w:bCs w:val="false"/>
+          <w:i w:val="false"/>
+          <w:iCs w:val="false"/>
+          <w:sz w:val="21"/>
+          <w:szCs w:val="21"/>
+        </w:rPr>
+        <w:t xml:space="preserve">; otherwise execution continues with the next instruction in sequence. Examples are </w:t>
+      </w:r>
+      <w:r>
+        <w:rPr>
+          <w:rFonts w:ascii="Calibri" w:cs="Calibri" w:eastAsia="Calibri" w:hAnsi="Calibri"/>
+          <w:b/>
+          <w:bCs/>
+          <w:i w:val="false"/>
+          <w:iCs w:val="false"/>
+          <w:sz w:val="21"/>
+          <w:szCs w:val="21"/>
+        </w:rPr>
+        <w:t xml:space="preserve">JZ / JNZ</w:t>
+      </w:r>
+      <w:r>
+        <w:rPr>
+          <w:rFonts w:ascii="Calibri" w:cs="Calibri" w:eastAsia="Calibri" w:hAnsi="Calibri"/>
+          <w:b w:val="false"/>
+          <w:bCs w:val="false"/>
+          <w:i w:val="false"/>
+          <w:iCs w:val="false"/>
+          <w:sz w:val="21"/>
+          <w:szCs w:val="21"/>
+        </w:rPr>
+        <w:t xml:space="preserve"> (jump if zero / not zero), </w:t>
+      </w:r>
+      <w:r>
+        <w:rPr>
+          <w:rFonts w:ascii="Calibri" w:cs="Calibri" w:eastAsia="Calibri" w:hAnsi="Calibri"/>
+          <w:b/>
+          <w:bCs/>
+          <w:i w:val="false"/>
+          <w:iCs w:val="false"/>
+          <w:sz w:val="21"/>
+          <w:szCs w:val="21"/>
+        </w:rPr>
+        <w:t xml:space="preserve">JC / JNC</w:t>
+      </w:r>
+      <w:r>
+        <w:rPr>
+          <w:rFonts w:ascii="Calibri" w:cs="Calibri" w:eastAsia="Calibri" w:hAnsi="Calibri"/>
+          <w:b w:val="false"/>
+          <w:bCs w:val="false"/>
+          <w:i w:val="false"/>
+          <w:iCs w:val="false"/>
+          <w:sz w:val="21"/>
+          <w:szCs w:val="21"/>
+        </w:rPr>
+        <w:t xml:space="preserve"> (jump if carry / no carry) and </w:t>
+      </w:r>
+      <w:r>
+        <w:rPr>
+          <w:rFonts w:ascii="Calibri" w:cs="Calibri" w:eastAsia="Calibri" w:hAnsi="Calibri"/>
+          <w:b/>
+          <w:bCs/>
+          <w:i w:val="false"/>
+          <w:iCs w:val="false"/>
+          <w:sz w:val="21"/>
+          <w:szCs w:val="21"/>
+        </w:rPr>
+        <w:t xml:space="preserve">JP / JM</w:t>
+      </w:r>
+      <w:r>
+        <w:rPr>
+          <w:rFonts w:ascii="Calibri" w:cs="Calibri" w:eastAsia="Calibri" w:hAnsi="Calibri"/>
+          <w:b w:val="false"/>
+          <w:bCs w:val="false"/>
+          <w:i w:val="false"/>
+          <w:iCs w:val="false"/>
+          <w:sz w:val="21"/>
+          <w:szCs w:val="21"/>
+        </w:rPr>
+        <w:t xml:space="preserve"> (jump if positive / minus). Conditional branches are what allow decision-making and loops to be implemented.</w:t>
       </w:r>
     </w:p>
     <w:p>
       <w:pPr>
         <w:keepNext/>
-        <w:spacing w:after="20" w:before="90" w:line="268" w:lineRule="auto"/>
+        <w:spacing w:after="24" w:before="120" w:line="276" w:lineRule="auto"/>
       </w:pPr>
       <w:r>
         <w:rPr>
@@ -2472,7 +3600,7 @@
     </w:p>
     <w:p>
       <w:pPr>
-        <w:spacing w:after="40" w:before="0" w:line="268" w:lineRule="auto"/>
+        <w:spacing w:after="60" w:before="0" w:line="276" w:lineRule="auto"/>
         <w:ind w:left="150"/>
       </w:pPr>
       <w:r>
@@ -2491,6 +3619,18 @@
       <w:r>
         <w:rPr>
           <w:rFonts w:ascii="Calibri" w:cs="Calibri" w:eastAsia="Calibri" w:hAnsi="Calibri"/>
+          <w:b w:val="false"/>
+          <w:bCs w:val="false"/>
+          <w:i w:val="false"/>
+          <w:iCs w:val="false"/>
+          <w:sz w:val="21"/>
+          <w:szCs w:val="21"/>
+        </w:rPr>
+        <w:t xml:space="preserve">The </w:t>
+      </w:r>
+      <w:r>
+        <w:rPr>
+          <w:rFonts w:ascii="Calibri" w:cs="Calibri" w:eastAsia="Calibri" w:hAnsi="Calibri"/>
           <w:b/>
           <w:bCs/>
           <w:i w:val="false"/>
@@ -2510,7 +3650,31 @@
           <w:sz w:val="21"/>
           <w:szCs w:val="21"/>
         </w:rPr>
-        <w:t xml:space="preserve"> transfers control to a new address without saving a return address. </w:t>
+        <w:t xml:space="preserve"> instruction simply loads a new address into the program counter and transfers control there; it </w:t>
+      </w:r>
+      <w:r>
+        <w:rPr>
+          <w:rFonts w:ascii="Calibri" w:cs="Calibri" w:eastAsia="Calibri" w:hAnsi="Calibri"/>
+          <w:b/>
+          <w:bCs/>
+          <w:i w:val="false"/>
+          <w:iCs w:val="false"/>
+          <w:sz w:val="21"/>
+          <w:szCs w:val="21"/>
+        </w:rPr>
+        <w:t xml:space="preserve">does not save any return address</w:t>
+      </w:r>
+      <w:r>
+        <w:rPr>
+          <w:rFonts w:ascii="Calibri" w:cs="Calibri" w:eastAsia="Calibri" w:hAnsi="Calibri"/>
+          <w:b w:val="false"/>
+          <w:bCs w:val="false"/>
+          <w:i w:val="false"/>
+          <w:iCs w:val="false"/>
+          <w:sz w:val="21"/>
+          <w:szCs w:val="21"/>
+        </w:rPr>
+        <w:t xml:space="preserve">, so the program cannot automatically come back. The </w:t>
       </w:r>
       <w:r>
         <w:rPr>
@@ -2534,31 +3698,55 @@
           <w:sz w:val="21"/>
           <w:szCs w:val="21"/>
         </w:rPr>
-        <w:t xml:space="preserve"> transfers control to a subroutine and </w:t>
-      </w:r>
-      <w:r>
-        <w:rPr>
-          <w:rFonts w:ascii="Calibri" w:cs="Calibri" w:eastAsia="Calibri" w:hAnsi="Calibri"/>
-          <w:b/>
-          <w:bCs/>
-          <w:i w:val="false"/>
-          <w:iCs w:val="false"/>
-          <w:sz w:val="21"/>
-          <w:szCs w:val="21"/>
-        </w:rPr>
-        <w:t xml:space="preserve">saves the return address on the stack</w:t>
-      </w:r>
-      <w:r>
-        <w:rPr>
-          <w:rFonts w:ascii="Calibri" w:cs="Calibri" w:eastAsia="Calibri" w:hAnsi="Calibri"/>
-          <w:b w:val="false"/>
-          <w:bCs w:val="false"/>
-          <w:i w:val="false"/>
-          <w:iCs w:val="false"/>
-          <w:sz w:val="21"/>
-          <w:szCs w:val="21"/>
-        </w:rPr>
-        <w:t xml:space="preserve">, so RET can return to the main program.</w:t>
+        <w:t xml:space="preserve"> instruction is used to invoke a subroutine — it first </w:t>
+      </w:r>
+      <w:r>
+        <w:rPr>
+          <w:rFonts w:ascii="Calibri" w:cs="Calibri" w:eastAsia="Calibri" w:hAnsi="Calibri"/>
+          <w:b/>
+          <w:bCs/>
+          <w:i w:val="false"/>
+          <w:iCs w:val="false"/>
+          <w:sz w:val="21"/>
+          <w:szCs w:val="21"/>
+        </w:rPr>
+        <w:t xml:space="preserve">pushes the return address (the address of the next instruction) onto the stack</w:t>
+      </w:r>
+      <w:r>
+        <w:rPr>
+          <w:rFonts w:ascii="Calibri" w:cs="Calibri" w:eastAsia="Calibri" w:hAnsi="Calibri"/>
+          <w:b w:val="false"/>
+          <w:bCs w:val="false"/>
+          <w:i w:val="false"/>
+          <w:iCs w:val="false"/>
+          <w:sz w:val="21"/>
+          <w:szCs w:val="21"/>
+        </w:rPr>
+        <w:t xml:space="preserve"> and then jumps to the subroutine. When a </w:t>
+      </w:r>
+      <w:r>
+        <w:rPr>
+          <w:rFonts w:ascii="Calibri" w:cs="Calibri" w:eastAsia="Calibri" w:hAnsi="Calibri"/>
+          <w:b/>
+          <w:bCs/>
+          <w:i w:val="false"/>
+          <w:iCs w:val="false"/>
+          <w:sz w:val="21"/>
+          <w:szCs w:val="21"/>
+        </w:rPr>
+        <w:t xml:space="preserve">RET</w:t>
+      </w:r>
+      <w:r>
+        <w:rPr>
+          <w:rFonts w:ascii="Calibri" w:cs="Calibri" w:eastAsia="Calibri" w:hAnsi="Calibri"/>
+          <w:b w:val="false"/>
+          <w:bCs w:val="false"/>
+          <w:i w:val="false"/>
+          <w:iCs w:val="false"/>
+          <w:sz w:val="21"/>
+          <w:szCs w:val="21"/>
+        </w:rPr>
+        <w:t xml:space="preserve"> instruction is executed at the end of the subroutine, the saved address is popped back into the PC and control returns to the main program. Thus CALL/RET support reusable subroutines, whereas JMP is a one-way transfer.</w:t>
       </w:r>
     </w:p>
     <w:p>
@@ -2586,7 +3774,7 @@
     <w:p>
       <w:pPr>
         <w:keepNext/>
-        <w:spacing w:after="20" w:before="90" w:line="268" w:lineRule="auto"/>
+        <w:spacing w:after="24" w:before="120" w:line="276" w:lineRule="auto"/>
       </w:pPr>
       <w:r>
         <w:rPr>
@@ -2616,7 +3804,7 @@
     </w:p>
     <w:p>
       <w:pPr>
-        <w:spacing w:after="40" w:before="0" w:line="268" w:lineRule="auto"/>
+        <w:spacing w:after="60" w:before="0" w:line="276" w:lineRule="auto"/>
         <w:ind w:left="150"/>
       </w:pPr>
       <w:r>
@@ -2635,6 +3823,18 @@
       <w:r>
         <w:rPr>
           <w:rFonts w:ascii="Calibri" w:cs="Calibri" w:eastAsia="Calibri" w:hAnsi="Calibri"/>
+          <w:b w:val="false"/>
+          <w:bCs w:val="false"/>
+          <w:i w:val="false"/>
+          <w:iCs w:val="false"/>
+          <w:sz w:val="21"/>
+          <w:szCs w:val="21"/>
+        </w:rPr>
+        <w:t xml:space="preserve">Several software tools are available for writing, assembling, simulating and testing 8051/AVR programs. Common ones are </w:t>
+      </w:r>
+      <w:r>
+        <w:rPr>
+          <w:rFonts w:ascii="Calibri" w:cs="Calibri" w:eastAsia="Calibri" w:hAnsi="Calibri"/>
           <w:b/>
           <w:bCs/>
           <w:i w:val="false"/>
@@ -2654,7 +3854,7 @@
           <w:sz w:val="21"/>
           <w:szCs w:val="21"/>
         </w:rPr>
-        <w:t xml:space="preserve">, </w:t>
+        <w:t xml:space="preserve"> (IDE and C/assembler for 8051), </w:t>
       </w:r>
       <w:r>
         <w:rPr>
@@ -2678,7 +3878,7 @@
           <w:sz w:val="21"/>
           <w:szCs w:val="21"/>
         </w:rPr>
-        <w:t xml:space="preserve">, </w:t>
+        <w:t xml:space="preserve"> (circuit and microcontroller simulator), </w:t>
       </w:r>
       <w:r>
         <w:rPr>
@@ -2702,13 +3902,85 @@
           <w:sz w:val="21"/>
           <w:szCs w:val="21"/>
         </w:rPr>
-        <w:t xml:space="preserve">, MIDE-51, EdSim51, and the AVR/8051 assembler toolchains.</w:t>
+        <w:t xml:space="preserve"> (schematic capture and simulation), </w:t>
+      </w:r>
+      <w:r>
+        <w:rPr>
+          <w:rFonts w:ascii="Calibri" w:cs="Calibri" w:eastAsia="Calibri" w:hAnsi="Calibri"/>
+          <w:b/>
+          <w:bCs/>
+          <w:i w:val="false"/>
+          <w:iCs w:val="false"/>
+          <w:sz w:val="21"/>
+          <w:szCs w:val="21"/>
+        </w:rPr>
+        <w:t xml:space="preserve">MIDE-51</w:t>
+      </w:r>
+      <w:r>
+        <w:rPr>
+          <w:rFonts w:ascii="Calibri" w:cs="Calibri" w:eastAsia="Calibri" w:hAnsi="Calibri"/>
+          <w:b w:val="false"/>
+          <w:bCs w:val="false"/>
+          <w:i w:val="false"/>
+          <w:iCs w:val="false"/>
+          <w:sz w:val="21"/>
+          <w:szCs w:val="21"/>
+        </w:rPr>
+        <w:t xml:space="preserve"> and </w:t>
+      </w:r>
+      <w:r>
+        <w:rPr>
+          <w:rFonts w:ascii="Calibri" w:cs="Calibri" w:eastAsia="Calibri" w:hAnsi="Calibri"/>
+          <w:b/>
+          <w:bCs/>
+          <w:i w:val="false"/>
+          <w:iCs w:val="false"/>
+          <w:sz w:val="21"/>
+          <w:szCs w:val="21"/>
+        </w:rPr>
+        <w:t xml:space="preserve">EdSim51</w:t>
+      </w:r>
+      <w:r>
+        <w:rPr>
+          <w:rFonts w:ascii="Calibri" w:cs="Calibri" w:eastAsia="Calibri" w:hAnsi="Calibri"/>
+          <w:b w:val="false"/>
+          <w:bCs w:val="false"/>
+          <w:i w:val="false"/>
+          <w:iCs w:val="false"/>
+          <w:sz w:val="21"/>
+          <w:szCs w:val="21"/>
+        </w:rPr>
+        <w:t xml:space="preserve"> (8051 simulators), and the </w:t>
+      </w:r>
+      <w:r>
+        <w:rPr>
+          <w:rFonts w:ascii="Calibri" w:cs="Calibri" w:eastAsia="Calibri" w:hAnsi="Calibri"/>
+          <w:b/>
+          <w:bCs/>
+          <w:i w:val="false"/>
+          <w:iCs w:val="false"/>
+          <w:sz w:val="21"/>
+          <w:szCs w:val="21"/>
+        </w:rPr>
+        <w:t xml:space="preserve">AVR Studio / Microchip Studio</w:t>
+      </w:r>
+      <w:r>
+        <w:rPr>
+          <w:rFonts w:ascii="Calibri" w:cs="Calibri" w:eastAsia="Calibri" w:hAnsi="Calibri"/>
+          <w:b w:val="false"/>
+          <w:bCs w:val="false"/>
+          <w:i w:val="false"/>
+          <w:iCs w:val="false"/>
+          <w:sz w:val="21"/>
+          <w:szCs w:val="21"/>
+        </w:rPr>
+        <w:t xml:space="preserve"> with the AVR-GCC toolchain for AVR controllers. These tools let the student write code, generate the HEX file and verify operation without actual hardware.</w:t>
       </w:r>
     </w:p>
     <w:p>
       <w:pPr>
         <w:keepNext/>
-        <w:spacing w:after="20" w:before="90" w:line="268" w:lineRule="auto"/>
+        <w:spacing w:after="24" w:before="120" w:line="276" w:lineRule="auto"/>
       </w:pPr>
       <w:r>
         <w:rPr>
@@ -2738,7 +4010,7 @@
     </w:p>
     <w:p>
       <w:pPr>
-        <w:spacing w:after="40" w:before="0" w:line="268" w:lineRule="auto"/>
+        <w:spacing w:after="60" w:before="0" w:line="276" w:lineRule="auto"/>
         <w:ind w:left="150"/>
       </w:pPr>
       <w:r>
@@ -2764,19 +4036,43 @@
           <w:sz w:val="21"/>
           <w:szCs w:val="21"/>
         </w:rPr>
-        <w:t xml:space="preserve">Internal memory</w:t>
-      </w:r>
-      <w:r>
-        <w:rPr>
-          <w:rFonts w:ascii="Calibri" w:cs="Calibri" w:eastAsia="Calibri" w:hAnsi="Calibri"/>
-          <w:b w:val="false"/>
-          <w:bCs w:val="false"/>
-          <w:i w:val="false"/>
-          <w:iCs w:val="false"/>
-          <w:sz w:val="21"/>
-          <w:szCs w:val="21"/>
-        </w:rPr>
-        <w:t xml:space="preserve"> is on-chip (256 bytes RAM + 4 KB ROM), fast but limited. </w:t>
+        <w:t xml:space="preserve">Internal (on-chip) memory</w:t>
+      </w:r>
+      <w:r>
+        <w:rPr>
+          <w:rFonts w:ascii="Calibri" w:cs="Calibri" w:eastAsia="Calibri" w:hAnsi="Calibri"/>
+          <w:b w:val="false"/>
+          <w:bCs w:val="false"/>
+          <w:i w:val="false"/>
+          <w:iCs w:val="false"/>
+          <w:sz w:val="21"/>
+          <w:szCs w:val="21"/>
+        </w:rPr>
+        <w:t xml:space="preserve"> of the 8051 consists of </w:t>
+      </w:r>
+      <w:r>
+        <w:rPr>
+          <w:rFonts w:ascii="Calibri" w:cs="Calibri" w:eastAsia="Calibri" w:hAnsi="Calibri"/>
+          <w:b/>
+          <w:bCs/>
+          <w:i w:val="false"/>
+          <w:iCs w:val="false"/>
+          <w:sz w:val="21"/>
+          <w:szCs w:val="21"/>
+        </w:rPr>
+        <w:t xml:space="preserve">128/256 bytes of RAM and 4 KB of ROM</w:t>
+      </w:r>
+      <w:r>
+        <w:rPr>
+          <w:rFonts w:ascii="Calibri" w:cs="Calibri" w:eastAsia="Calibri" w:hAnsi="Calibri"/>
+          <w:b w:val="false"/>
+          <w:bCs w:val="false"/>
+          <w:i w:val="false"/>
+          <w:iCs w:val="false"/>
+          <w:sz w:val="21"/>
+          <w:szCs w:val="21"/>
+        </w:rPr>
+        <w:t xml:space="preserve"> built inside the chip. It is accessed directly and quickly using instructions like MOV, but its size is limited. </w:t>
       </w:r>
       <w:r>
         <w:rPr>
@@ -2800,31 +4096,103 @@
           <w:sz w:val="21"/>
           <w:szCs w:val="21"/>
         </w:rPr>
-        <w:t xml:space="preserve"> is off-chip (up to 64 KB RAM + 64 KB ROM), larger but slower, accessed through ports P0/P2 using the </w:t>
-      </w:r>
-      <w:r>
-        <w:rPr>
-          <w:rFonts w:ascii="Calibri" w:cs="Calibri" w:eastAsia="Calibri" w:hAnsi="Calibri"/>
-          <w:b/>
-          <w:bCs/>
-          <w:i w:val="false"/>
-          <w:iCs w:val="false"/>
-          <w:sz w:val="21"/>
-          <w:szCs w:val="21"/>
-        </w:rPr>
-        <w:t xml:space="preserve">MOVX / MOVC</w:t>
-      </w:r>
-      <w:r>
-        <w:rPr>
-          <w:rFonts w:ascii="Calibri" w:cs="Calibri" w:eastAsia="Calibri" w:hAnsi="Calibri"/>
-          <w:b w:val="false"/>
-          <w:bCs w:val="false"/>
-          <w:i w:val="false"/>
-          <w:iCs w:val="false"/>
-          <w:sz w:val="21"/>
-          <w:szCs w:val="21"/>
-        </w:rPr>
-        <w:t xml:space="preserve"> instructions.</w:t>
+        <w:t xml:space="preserve"> is memory added </w:t>
+      </w:r>
+      <w:r>
+        <w:rPr>
+          <w:rFonts w:ascii="Calibri" w:cs="Calibri" w:eastAsia="Calibri" w:hAnsi="Calibri"/>
+          <w:b/>
+          <w:bCs/>
+          <w:i w:val="false"/>
+          <w:iCs w:val="false"/>
+          <w:sz w:val="21"/>
+          <w:szCs w:val="21"/>
+        </w:rPr>
+        <w:t xml:space="preserve">outside the chip</w:t>
+      </w:r>
+      <w:r>
+        <w:rPr>
+          <w:rFonts w:ascii="Calibri" w:cs="Calibri" w:eastAsia="Calibri" w:hAnsi="Calibri"/>
+          <w:b w:val="false"/>
+          <w:bCs w:val="false"/>
+          <w:i w:val="false"/>
+          <w:iCs w:val="false"/>
+          <w:sz w:val="21"/>
+          <w:szCs w:val="21"/>
+        </w:rPr>
+        <w:t xml:space="preserve"> and can be extended up to </w:t>
+      </w:r>
+      <w:r>
+        <w:rPr>
+          <w:rFonts w:ascii="Calibri" w:cs="Calibri" w:eastAsia="Calibri" w:hAnsi="Calibri"/>
+          <w:b/>
+          <w:bCs/>
+          <w:i w:val="false"/>
+          <w:iCs w:val="false"/>
+          <w:sz w:val="21"/>
+          <w:szCs w:val="21"/>
+        </w:rPr>
+        <w:t xml:space="preserve">64 KB of RAM and 64 KB of ROM</w:t>
+      </w:r>
+      <w:r>
+        <w:rPr>
+          <w:rFonts w:ascii="Calibri" w:cs="Calibri" w:eastAsia="Calibri" w:hAnsi="Calibri"/>
+          <w:b w:val="false"/>
+          <w:bCs w:val="false"/>
+          <w:i w:val="false"/>
+          <w:iCs w:val="false"/>
+          <w:sz w:val="21"/>
+          <w:szCs w:val="21"/>
+        </w:rPr>
+        <w:t xml:space="preserve">. It is accessed more slowly through Port 0 and Port 2 (which carry the address/data bus) using the </w:t>
+      </w:r>
+      <w:r>
+        <w:rPr>
+          <w:rFonts w:ascii="Calibri" w:cs="Calibri" w:eastAsia="Calibri" w:hAnsi="Calibri"/>
+          <w:b/>
+          <w:bCs/>
+          <w:i w:val="false"/>
+          <w:iCs w:val="false"/>
+          <w:sz w:val="21"/>
+          <w:szCs w:val="21"/>
+        </w:rPr>
+        <w:t xml:space="preserve">MOVX</w:t>
+      </w:r>
+      <w:r>
+        <w:rPr>
+          <w:rFonts w:ascii="Calibri" w:cs="Calibri" w:eastAsia="Calibri" w:hAnsi="Calibri"/>
+          <w:b w:val="false"/>
+          <w:bCs w:val="false"/>
+          <w:i w:val="false"/>
+          <w:iCs w:val="false"/>
+          <w:sz w:val="21"/>
+          <w:szCs w:val="21"/>
+        </w:rPr>
+        <w:t xml:space="preserve"> instruction for external RAM and </w:t>
+      </w:r>
+      <w:r>
+        <w:rPr>
+          <w:rFonts w:ascii="Calibri" w:cs="Calibri" w:eastAsia="Calibri" w:hAnsi="Calibri"/>
+          <w:b/>
+          <w:bCs/>
+          <w:i w:val="false"/>
+          <w:iCs w:val="false"/>
+          <w:sz w:val="21"/>
+          <w:szCs w:val="21"/>
+        </w:rPr>
+        <w:t xml:space="preserve">MOVC</w:t>
+      </w:r>
+      <w:r>
+        <w:rPr>
+          <w:rFonts w:ascii="Calibri" w:cs="Calibri" w:eastAsia="Calibri" w:hAnsi="Calibri"/>
+          <w:b w:val="false"/>
+          <w:bCs w:val="false"/>
+          <w:i w:val="false"/>
+          <w:iCs w:val="false"/>
+          <w:sz w:val="21"/>
+          <w:szCs w:val="21"/>
+        </w:rPr>
+        <w:t xml:space="preserve"> for external code memory. In short, internal memory is small and fast, while external memory is large but slower and needs extra hardware.</w:t>
       </w:r>
     </w:p>
     <w:p>
@@ -2852,7 +4220,7 @@
     <w:p>
       <w:pPr>
         <w:keepNext/>
-        <w:spacing w:after="20" w:before="90" w:line="268" w:lineRule="auto"/>
+        <w:spacing w:after="24" w:before="120" w:line="276" w:lineRule="auto"/>
       </w:pPr>
       <w:r>
         <w:rPr>
@@ -2882,7 +4250,7 @@
     </w:p>
     <w:p>
       <w:pPr>
-        <w:spacing w:after="40" w:before="0" w:line="268" w:lineRule="auto"/>
+        <w:spacing w:after="60" w:before="0" w:line="276" w:lineRule="auto"/>
         <w:ind w:left="150"/>
       </w:pPr>
       <w:r>
@@ -2908,13 +4276,61 @@
           <w:sz w:val="21"/>
           <w:szCs w:val="21"/>
         </w:rPr>
-        <w:t xml:space="preserve">To learn how to store and retrieve data in external RAM (via MOVX) and perform arithmetic on it — needed when the on-chip memory is insufficient for the application.</w:t>
+        <w:t xml:space="preserve">The purpose is to learn how a microcontroller </w:t>
+      </w:r>
+      <w:r>
+        <w:rPr>
+          <w:rFonts w:ascii="Calibri" w:cs="Calibri" w:eastAsia="Calibri" w:hAnsi="Calibri"/>
+          <w:b/>
+          <w:bCs/>
+          <w:i w:val="false"/>
+          <w:iCs w:val="false"/>
+          <w:sz w:val="21"/>
+          <w:szCs w:val="21"/>
+        </w:rPr>
+        <w:t xml:space="preserve">stores data in and retrieves data from external memory</w:t>
+      </w:r>
+      <w:r>
+        <w:rPr>
+          <w:rFonts w:ascii="Calibri" w:cs="Calibri" w:eastAsia="Calibri" w:hAnsi="Calibri"/>
+          <w:b w:val="false"/>
+          <w:bCs w:val="false"/>
+          <w:i w:val="false"/>
+          <w:iCs w:val="false"/>
+          <w:sz w:val="21"/>
+          <w:szCs w:val="21"/>
+        </w:rPr>
+        <w:t xml:space="preserve"> and then performs arithmetic (addition, subtraction, etc.) on that data. In real applications the on-chip RAM is often too small to hold all the data, so external RAM is used. Studying these operations teaches how to use the </w:t>
+      </w:r>
+      <w:r>
+        <w:rPr>
+          <w:rFonts w:ascii="Calibri" w:cs="Calibri" w:eastAsia="Calibri" w:hAnsi="Calibri"/>
+          <w:b/>
+          <w:bCs/>
+          <w:i w:val="false"/>
+          <w:iCs w:val="false"/>
+          <w:sz w:val="21"/>
+          <w:szCs w:val="21"/>
+        </w:rPr>
+        <w:t xml:space="preserve">MOVX</w:t>
+      </w:r>
+      <w:r>
+        <w:rPr>
+          <w:rFonts w:ascii="Calibri" w:cs="Calibri" w:eastAsia="Calibri" w:hAnsi="Calibri"/>
+          <w:b w:val="false"/>
+          <w:bCs w:val="false"/>
+          <w:i w:val="false"/>
+          <w:iCs w:val="false"/>
+          <w:sz w:val="21"/>
+          <w:szCs w:val="21"/>
+        </w:rPr>
+        <w:t xml:space="preserve"> instruction to move data to and from external memory, how to address it correctly, and how to process large amounts of data — skills needed in data-logging and other memory-intensive embedded systems.</w:t>
       </w:r>
     </w:p>
     <w:p>
       <w:pPr>
         <w:keepNext/>
-        <w:spacing w:after="20" w:before="90" w:line="268" w:lineRule="auto"/>
+        <w:spacing w:after="24" w:before="120" w:line="276" w:lineRule="auto"/>
       </w:pPr>
       <w:r>
         <w:rPr>
@@ -2944,7 +4360,7 @@
     </w:p>
     <w:p>
       <w:pPr>
-        <w:spacing w:after="40" w:before="0" w:line="268" w:lineRule="auto"/>
+        <w:spacing w:after="60" w:before="0" w:line="276" w:lineRule="auto"/>
         <w:ind w:left="150"/>
       </w:pPr>
       <w:r>
@@ -2963,14 +4379,26 @@
       <w:r>
         <w:rPr>
           <w:rFonts w:ascii="Calibri" w:cs="Calibri" w:eastAsia="Calibri" w:hAnsi="Calibri"/>
-          <w:b w:val="false"/>
-          <w:bCs w:val="false"/>
-          <w:i w:val="false"/>
-          <w:iCs w:val="false"/>
-          <w:sz w:val="21"/>
-          <w:szCs w:val="21"/>
-        </w:rPr>
-        <w:t xml:space="preserve">Memory located </w:t>
+          <w:b/>
+          <w:bCs/>
+          <w:i w:val="false"/>
+          <w:iCs w:val="false"/>
+          <w:sz w:val="21"/>
+          <w:szCs w:val="21"/>
+        </w:rPr>
+        <w:t xml:space="preserve">External memory</w:t>
+      </w:r>
+      <w:r>
+        <w:rPr>
+          <w:rFonts w:ascii="Calibri" w:cs="Calibri" w:eastAsia="Calibri" w:hAnsi="Calibri"/>
+          <w:b w:val="false"/>
+          <w:bCs w:val="false"/>
+          <w:i w:val="false"/>
+          <w:iCs w:val="false"/>
+          <w:sz w:val="21"/>
+          <w:szCs w:val="21"/>
+        </w:rPr>
+        <w:t xml:space="preserve"> is memory that is connected </w:t>
       </w:r>
       <w:r>
         <w:rPr>
@@ -2994,7 +4422,103 @@
           <w:sz w:val="21"/>
           <w:szCs w:val="21"/>
         </w:rPr>
-        <w:t xml:space="preserve"> (external RAM/ROM, up to 64 KB each), accessed through the address and data buses using the MOVX and MOVC instructions.</w:t>
+        <w:t xml:space="preserve"> to extend its storage capacity. The 8051 can address up to </w:t>
+      </w:r>
+      <w:r>
+        <w:rPr>
+          <w:rFonts w:ascii="Calibri" w:cs="Calibri" w:eastAsia="Calibri" w:hAnsi="Calibri"/>
+          <w:b/>
+          <w:bCs/>
+          <w:i w:val="false"/>
+          <w:iCs w:val="false"/>
+          <w:sz w:val="21"/>
+          <w:szCs w:val="21"/>
+        </w:rPr>
+        <w:t xml:space="preserve">64 KB of external RAM</w:t>
+      </w:r>
+      <w:r>
+        <w:rPr>
+          <w:rFonts w:ascii="Calibri" w:cs="Calibri" w:eastAsia="Calibri" w:hAnsi="Calibri"/>
+          <w:b w:val="false"/>
+          <w:bCs w:val="false"/>
+          <w:i w:val="false"/>
+          <w:iCs w:val="false"/>
+          <w:sz w:val="21"/>
+          <w:szCs w:val="21"/>
+        </w:rPr>
+        <w:t xml:space="preserve"> and </w:t>
+      </w:r>
+      <w:r>
+        <w:rPr>
+          <w:rFonts w:ascii="Calibri" w:cs="Calibri" w:eastAsia="Calibri" w:hAnsi="Calibri"/>
+          <w:b/>
+          <w:bCs/>
+          <w:i w:val="false"/>
+          <w:iCs w:val="false"/>
+          <w:sz w:val="21"/>
+          <w:szCs w:val="21"/>
+        </w:rPr>
+        <w:t xml:space="preserve">64 KB of external program (code) memory</w:t>
+      </w:r>
+      <w:r>
+        <w:rPr>
+          <w:rFonts w:ascii="Calibri" w:cs="Calibri" w:eastAsia="Calibri" w:hAnsi="Calibri"/>
+          <w:b w:val="false"/>
+          <w:bCs w:val="false"/>
+          <w:i w:val="false"/>
+          <w:iCs w:val="false"/>
+          <w:sz w:val="21"/>
+          <w:szCs w:val="21"/>
+        </w:rPr>
+        <w:t xml:space="preserve">. It is interfaced through Port 0 (lower address/data, multiplexed) and Port 2 (higher address) and is accessed with the </w:t>
+      </w:r>
+      <w:r>
+        <w:rPr>
+          <w:rFonts w:ascii="Calibri" w:cs="Calibri" w:eastAsia="Calibri" w:hAnsi="Calibri"/>
+          <w:b/>
+          <w:bCs/>
+          <w:i w:val="false"/>
+          <w:iCs w:val="false"/>
+          <w:sz w:val="21"/>
+          <w:szCs w:val="21"/>
+        </w:rPr>
+        <w:t xml:space="preserve">MOVX</w:t>
+      </w:r>
+      <w:r>
+        <w:rPr>
+          <w:rFonts w:ascii="Calibri" w:cs="Calibri" w:eastAsia="Calibri" w:hAnsi="Calibri"/>
+          <w:b w:val="false"/>
+          <w:bCs w:val="false"/>
+          <w:i w:val="false"/>
+          <w:iCs w:val="false"/>
+          <w:sz w:val="21"/>
+          <w:szCs w:val="21"/>
+        </w:rPr>
+        <w:t xml:space="preserve"> instruction (for data memory) and the </w:t>
+      </w:r>
+      <w:r>
+        <w:rPr>
+          <w:rFonts w:ascii="Calibri" w:cs="Calibri" w:eastAsia="Calibri" w:hAnsi="Calibri"/>
+          <w:b/>
+          <w:bCs/>
+          <w:i w:val="false"/>
+          <w:iCs w:val="false"/>
+          <w:sz w:val="21"/>
+          <w:szCs w:val="21"/>
+        </w:rPr>
+        <w:t xml:space="preserve">MOVC</w:t>
+      </w:r>
+      <w:r>
+        <w:rPr>
+          <w:rFonts w:ascii="Calibri" w:cs="Calibri" w:eastAsia="Calibri" w:hAnsi="Calibri"/>
+          <w:b w:val="false"/>
+          <w:bCs w:val="false"/>
+          <w:i w:val="false"/>
+          <w:iCs w:val="false"/>
+          <w:sz w:val="21"/>
+          <w:szCs w:val="21"/>
+        </w:rPr>
+        <w:t xml:space="preserve"> instruction (for code memory). It is used when the limited internal memory is not sufficient for the program or data.</w:t>
       </w:r>
     </w:p>
     <w:p>
@@ -3022,7 +4546,7 @@
     <w:p>
       <w:pPr>
         <w:keepNext/>
-        <w:spacing w:after="20" w:before="90" w:line="268" w:lineRule="auto"/>
+        <w:spacing w:after="24" w:before="120" w:line="276" w:lineRule="auto"/>
       </w:pPr>
       <w:r>
         <w:rPr>
@@ -3052,7 +4576,7 @@
     </w:p>
     <w:p>
       <w:pPr>
-        <w:spacing w:after="40" w:before="0" w:line="268" w:lineRule="auto"/>
+        <w:spacing w:after="60" w:before="0" w:line="276" w:lineRule="auto"/>
         <w:ind w:left="150"/>
       </w:pPr>
       <w:r>
@@ -3078,7 +4602,31 @@
           <w:sz w:val="21"/>
           <w:szCs w:val="21"/>
         </w:rPr>
-        <w:t xml:space="preserve">It performs a bitwise </w:t>
+        <w:t xml:space="preserve">The </w:t>
+      </w:r>
+      <w:r>
+        <w:rPr>
+          <w:rFonts w:ascii="Calibri" w:cs="Calibri" w:eastAsia="Calibri" w:hAnsi="Calibri"/>
+          <w:b/>
+          <w:bCs/>
+          <w:i w:val="false"/>
+          <w:iCs w:val="false"/>
+          <w:sz w:val="21"/>
+          <w:szCs w:val="21"/>
+        </w:rPr>
+        <w:t xml:space="preserve">ANL</w:t>
+      </w:r>
+      <w:r>
+        <w:rPr>
+          <w:rFonts w:ascii="Calibri" w:cs="Calibri" w:eastAsia="Calibri" w:hAnsi="Calibri"/>
+          <w:b w:val="false"/>
+          <w:bCs w:val="false"/>
+          <w:i w:val="false"/>
+          <w:iCs w:val="false"/>
+          <w:sz w:val="21"/>
+          <w:szCs w:val="21"/>
+        </w:rPr>
+        <w:t xml:space="preserve"> instruction performs a bit-by-bit </w:t>
       </w:r>
       <w:r>
         <w:rPr>
@@ -3102,37 +4650,37 @@
           <w:sz w:val="21"/>
           <w:szCs w:val="21"/>
         </w:rPr>
-        <w:t xml:space="preserve"> between the destination (A or a direct byte) and the source, storing the result in the destination. It is mainly used for </w:t>
-      </w:r>
-      <w:r>
-        <w:rPr>
-          <w:rFonts w:ascii="Calibri" w:cs="Calibri" w:eastAsia="Calibri" w:hAnsi="Calibri"/>
-          <w:b/>
-          <w:bCs/>
-          <w:i w:val="false"/>
-          <w:iCs w:val="false"/>
-          <w:sz w:val="21"/>
-          <w:szCs w:val="21"/>
-        </w:rPr>
-        <w:t xml:space="preserve">masking / clearing bits</w:t>
-      </w:r>
-      <w:r>
-        <w:rPr>
-          <w:rFonts w:ascii="Calibri" w:cs="Calibri" w:eastAsia="Calibri" w:hAnsi="Calibri"/>
-          <w:b w:val="false"/>
-          <w:bCs w:val="false"/>
-          <w:i w:val="false"/>
-          <w:iCs w:val="false"/>
-          <w:sz w:val="21"/>
-          <w:szCs w:val="21"/>
-        </w:rPr>
-        <w:t xml:space="preserve">.</w:t>
+        <w:t xml:space="preserve"> between the destination operand (the accumulator or a directly addressed byte) and the source operand, and stores the result in the destination. Since ANDing a bit with 0 forces it to 0 and ANDing with 1 leaves it unchanged, ANL is mainly used to </w:t>
+      </w:r>
+      <w:r>
+        <w:rPr>
+          <w:rFonts w:ascii="Calibri" w:cs="Calibri" w:eastAsia="Calibri" w:hAnsi="Calibri"/>
+          <w:b/>
+          <w:bCs/>
+          <w:i w:val="false"/>
+          <w:iCs w:val="false"/>
+          <w:sz w:val="21"/>
+          <w:szCs w:val="21"/>
+        </w:rPr>
+        <w:t xml:space="preserve">mask or clear selected bits</w:t>
+      </w:r>
+      <w:r>
+        <w:rPr>
+          <w:rFonts w:ascii="Calibri" w:cs="Calibri" w:eastAsia="Calibri" w:hAnsi="Calibri"/>
+          <w:b w:val="false"/>
+          <w:bCs w:val="false"/>
+          <w:i w:val="false"/>
+          <w:iCs w:val="false"/>
+          <w:sz w:val="21"/>
+          <w:szCs w:val="21"/>
+        </w:rPr>
+        <w:t xml:space="preserve"> of a byte or port while keeping the other bits untouched — for example, to turn off particular output pins of a port.</w:t>
       </w:r>
     </w:p>
     <w:p>
       <w:pPr>
         <w:keepNext/>
-        <w:spacing w:after="20" w:before="90" w:line="268" w:lineRule="auto"/>
+        <w:spacing w:after="24" w:before="120" w:line="276" w:lineRule="auto"/>
       </w:pPr>
       <w:r>
         <w:rPr>
@@ -3162,7 +4710,7 @@
     </w:p>
     <w:p>
       <w:pPr>
-        <w:spacing w:after="40" w:before="0" w:line="268" w:lineRule="auto"/>
+        <w:spacing w:after="60" w:before="0" w:line="276" w:lineRule="auto"/>
         <w:ind w:left="150"/>
       </w:pPr>
       <w:r>
@@ -3188,17 +4736,41 @@
           <w:sz w:val="21"/>
           <w:szCs w:val="21"/>
         </w:rPr>
-        <w:t xml:space="preserve">AND the byte with a mask that has 0 at the bit to clear and 1 elsewhere — e.g. </w:t>
-      </w:r>
-      <w:r>
-        <w:rPr>
-          <w:rFonts w:ascii="Consolas" w:cs="Consolas" w:eastAsia="Consolas" w:hAnsi="Consolas"/>
-          <w:b w:val="false"/>
-          <w:bCs w:val="false"/>
-          <w:i w:val="false"/>
-          <w:iCs w:val="false"/>
-          <w:sz w:val="19"/>
-          <w:szCs w:val="19"/>
+        <w:t xml:space="preserve">A particular bit in a byte is cleared by </w:t>
+      </w:r>
+      <w:r>
+        <w:rPr>
+          <w:rFonts w:ascii="Calibri" w:cs="Calibri" w:eastAsia="Calibri" w:hAnsi="Calibri"/>
+          <w:b/>
+          <w:bCs/>
+          <w:i w:val="false"/>
+          <w:iCs w:val="false"/>
+          <w:sz w:val="21"/>
+          <w:szCs w:val="21"/>
+        </w:rPr>
+        <w:t xml:space="preserve">ANDing the byte with a mask</w:t>
+      </w:r>
+      <w:r>
+        <w:rPr>
+          <w:rFonts w:ascii="Calibri" w:cs="Calibri" w:eastAsia="Calibri" w:hAnsi="Calibri"/>
+          <w:b w:val="false"/>
+          <w:bCs w:val="false"/>
+          <w:i w:val="false"/>
+          <w:iCs w:val="false"/>
+          <w:sz w:val="21"/>
+          <w:szCs w:val="21"/>
+        </w:rPr>
+        <w:t xml:space="preserve"> that has a 0 at the bit to be cleared and 1 at every other position. For example, </w:t>
+      </w:r>
+      <w:r>
+        <w:rPr>
+          <w:rFonts w:ascii="Calibri" w:cs="Calibri" w:eastAsia="Calibri" w:hAnsi="Calibri"/>
+          <w:b/>
+          <w:bCs/>
+          <w:i w:val="false"/>
+          <w:iCs w:val="false"/>
+          <w:sz w:val="21"/>
+          <w:szCs w:val="21"/>
         </w:rPr>
         <w:t xml:space="preserve">ANL A, #0FEH</w:t>
       </w:r>
@@ -3212,17 +4784,41 @@
           <w:sz w:val="21"/>
           <w:szCs w:val="21"/>
         </w:rPr>
-        <w:t xml:space="preserve"> clears bit 0. For a bit-addressable location use </w:t>
-      </w:r>
-      <w:r>
-        <w:rPr>
-          <w:rFonts w:ascii="Consolas" w:cs="Consolas" w:eastAsia="Consolas" w:hAnsi="Consolas"/>
-          <w:b w:val="false"/>
-          <w:bCs w:val="false"/>
-          <w:i w:val="false"/>
-          <w:iCs w:val="false"/>
-          <w:sz w:val="19"/>
-          <w:szCs w:val="19"/>
+        <w:t xml:space="preserve"> clears bit 0 of the accumulator because the mask 1111 1110 leaves all other bits unchanged. For a </w:t>
+      </w:r>
+      <w:r>
+        <w:rPr>
+          <w:rFonts w:ascii="Calibri" w:cs="Calibri" w:eastAsia="Calibri" w:hAnsi="Calibri"/>
+          <w:b/>
+          <w:bCs/>
+          <w:i w:val="false"/>
+          <w:iCs w:val="false"/>
+          <w:sz w:val="21"/>
+          <w:szCs w:val="21"/>
+        </w:rPr>
+        <w:t xml:space="preserve">bit-addressable</w:t>
+      </w:r>
+      <w:r>
+        <w:rPr>
+          <w:rFonts w:ascii="Calibri" w:cs="Calibri" w:eastAsia="Calibri" w:hAnsi="Calibri"/>
+          <w:b w:val="false"/>
+          <w:bCs w:val="false"/>
+          <w:i w:val="false"/>
+          <w:iCs w:val="false"/>
+          <w:sz w:val="21"/>
+          <w:szCs w:val="21"/>
+        </w:rPr>
+        <w:t xml:space="preserve"> location, the simpler </w:t>
+      </w:r>
+      <w:r>
+        <w:rPr>
+          <w:rFonts w:ascii="Calibri" w:cs="Calibri" w:eastAsia="Calibri" w:hAnsi="Calibri"/>
+          <w:b/>
+          <w:bCs/>
+          <w:i w:val="false"/>
+          <w:iCs w:val="false"/>
+          <w:sz w:val="21"/>
+          <w:szCs w:val="21"/>
         </w:rPr>
         <w:t xml:space="preserve">CLR</w:t>
       </w:r>
@@ -3236,17 +4832,17 @@
           <w:sz w:val="21"/>
           <w:szCs w:val="21"/>
         </w:rPr>
-        <w:t xml:space="preserve"> directly, e.g. </w:t>
-      </w:r>
-      <w:r>
-        <w:rPr>
-          <w:rFonts w:ascii="Consolas" w:cs="Consolas" w:eastAsia="Consolas" w:hAnsi="Consolas"/>
-          <w:b w:val="false"/>
-          <w:bCs w:val="false"/>
-          <w:i w:val="false"/>
-          <w:iCs w:val="false"/>
-          <w:sz w:val="19"/>
-          <w:szCs w:val="19"/>
+        <w:t xml:space="preserve"> instruction can be used directly — e.g. </w:t>
+      </w:r>
+      <w:r>
+        <w:rPr>
+          <w:rFonts w:ascii="Calibri" w:cs="Calibri" w:eastAsia="Calibri" w:hAnsi="Calibri"/>
+          <w:b/>
+          <w:bCs/>
+          <w:i w:val="false"/>
+          <w:iCs w:val="false"/>
+          <w:sz w:val="21"/>
+          <w:szCs w:val="21"/>
         </w:rPr>
         <w:t xml:space="preserve">CLR P1.0</w:t>
       </w:r>
@@ -3260,7 +4856,31 @@
           <w:sz w:val="21"/>
           <w:szCs w:val="21"/>
         </w:rPr>
-        <w:t xml:space="preserve">.</w:t>
+        <w:t xml:space="preserve"> clears pin P1.0, and </w:t>
+      </w:r>
+      <w:r>
+        <w:rPr>
+          <w:rFonts w:ascii="Calibri" w:cs="Calibri" w:eastAsia="Calibri" w:hAnsi="Calibri"/>
+          <w:b/>
+          <w:bCs/>
+          <w:i w:val="false"/>
+          <w:iCs w:val="false"/>
+          <w:sz w:val="21"/>
+          <w:szCs w:val="21"/>
+        </w:rPr>
+        <w:t xml:space="preserve">CLR ACC.3</w:t>
+      </w:r>
+      <w:r>
+        <w:rPr>
+          <w:rFonts w:ascii="Calibri" w:cs="Calibri" w:eastAsia="Calibri" w:hAnsi="Calibri"/>
+          <w:b w:val="false"/>
+          <w:bCs w:val="false"/>
+          <w:i w:val="false"/>
+          <w:iCs w:val="false"/>
+          <w:sz w:val="21"/>
+          <w:szCs w:val="21"/>
+        </w:rPr>
+        <w:t xml:space="preserve"> clears bit 3 of the accumulator.</w:t>
       </w:r>
     </w:p>
     <w:p>
@@ -3288,7 +4908,7 @@
     <w:p>
       <w:pPr>
         <w:keepNext/>
-        <w:spacing w:after="20" w:before="90" w:line="268" w:lineRule="auto"/>
+        <w:spacing w:after="24" w:before="120" w:line="276" w:lineRule="auto"/>
       </w:pPr>
       <w:r>
         <w:rPr>
@@ -3318,7 +4938,7 @@
     </w:p>
     <w:p>
       <w:pPr>
-        <w:spacing w:after="40" w:before="0" w:line="268" w:lineRule="auto"/>
+        <w:spacing w:after="60" w:before="0" w:line="276" w:lineRule="auto"/>
         <w:ind w:left="150"/>
       </w:pPr>
       <w:r>
@@ -3344,7 +4964,7 @@
           <w:sz w:val="21"/>
           <w:szCs w:val="21"/>
         </w:rPr>
-        <w:t xml:space="preserve">An </w:t>
+        <w:t xml:space="preserve">The 8051 is a popular </w:t>
       </w:r>
       <w:r>
         <w:rPr>
@@ -3368,13 +4988,157 @@
           <w:sz w:val="21"/>
           <w:szCs w:val="21"/>
         </w:rPr>
-        <w:t xml:space="preserve"> with 4 KB ROM, 128 bytes RAM, four 8-bit I/O ports, two timers, a serial port and interrupts.</w:t>
+        <w:t xml:space="preserve"> originally developed by Intel. On a single chip it integrates a CPU, </w:t>
+      </w:r>
+      <w:r>
+        <w:rPr>
+          <w:rFonts w:ascii="Calibri" w:cs="Calibri" w:eastAsia="Calibri" w:hAnsi="Calibri"/>
+          <w:b/>
+          <w:bCs/>
+          <w:i w:val="false"/>
+          <w:iCs w:val="false"/>
+          <w:sz w:val="21"/>
+          <w:szCs w:val="21"/>
+        </w:rPr>
+        <w:t xml:space="preserve">4 KB of ROM</w:t>
+      </w:r>
+      <w:r>
+        <w:rPr>
+          <w:rFonts w:ascii="Calibri" w:cs="Calibri" w:eastAsia="Calibri" w:hAnsi="Calibri"/>
+          <w:b w:val="false"/>
+          <w:bCs w:val="false"/>
+          <w:i w:val="false"/>
+          <w:iCs w:val="false"/>
+          <w:sz w:val="21"/>
+          <w:szCs w:val="21"/>
+        </w:rPr>
+        <w:t xml:space="preserve">, </w:t>
+      </w:r>
+      <w:r>
+        <w:rPr>
+          <w:rFonts w:ascii="Calibri" w:cs="Calibri" w:eastAsia="Calibri" w:hAnsi="Calibri"/>
+          <w:b/>
+          <w:bCs/>
+          <w:i w:val="false"/>
+          <w:iCs w:val="false"/>
+          <w:sz w:val="21"/>
+          <w:szCs w:val="21"/>
+        </w:rPr>
+        <w:t xml:space="preserve">128 bytes of RAM</w:t>
+      </w:r>
+      <w:r>
+        <w:rPr>
+          <w:rFonts w:ascii="Calibri" w:cs="Calibri" w:eastAsia="Calibri" w:hAnsi="Calibri"/>
+          <w:b w:val="false"/>
+          <w:bCs w:val="false"/>
+          <w:i w:val="false"/>
+          <w:iCs w:val="false"/>
+          <w:sz w:val="21"/>
+          <w:szCs w:val="21"/>
+        </w:rPr>
+        <w:t xml:space="preserve">, </w:t>
+      </w:r>
+      <w:r>
+        <w:rPr>
+          <w:rFonts w:ascii="Calibri" w:cs="Calibri" w:eastAsia="Calibri" w:hAnsi="Calibri"/>
+          <w:b/>
+          <w:bCs/>
+          <w:i w:val="false"/>
+          <w:iCs w:val="false"/>
+          <w:sz w:val="21"/>
+          <w:szCs w:val="21"/>
+        </w:rPr>
+        <w:t xml:space="preserve">four 8-bit input/output ports (P0–P3)</w:t>
+      </w:r>
+      <w:r>
+        <w:rPr>
+          <w:rFonts w:ascii="Calibri" w:cs="Calibri" w:eastAsia="Calibri" w:hAnsi="Calibri"/>
+          <w:b w:val="false"/>
+          <w:bCs w:val="false"/>
+          <w:i w:val="false"/>
+          <w:iCs w:val="false"/>
+          <w:sz w:val="21"/>
+          <w:szCs w:val="21"/>
+        </w:rPr>
+        <w:t xml:space="preserve">, </w:t>
+      </w:r>
+      <w:r>
+        <w:rPr>
+          <w:rFonts w:ascii="Calibri" w:cs="Calibri" w:eastAsia="Calibri" w:hAnsi="Calibri"/>
+          <w:b/>
+          <w:bCs/>
+          <w:i w:val="false"/>
+          <w:iCs w:val="false"/>
+          <w:sz w:val="21"/>
+          <w:szCs w:val="21"/>
+        </w:rPr>
+        <w:t xml:space="preserve">two 16-bit timers/counters</w:t>
+      </w:r>
+      <w:r>
+        <w:rPr>
+          <w:rFonts w:ascii="Calibri" w:cs="Calibri" w:eastAsia="Calibri" w:hAnsi="Calibri"/>
+          <w:b w:val="false"/>
+          <w:bCs w:val="false"/>
+          <w:i w:val="false"/>
+          <w:iCs w:val="false"/>
+          <w:sz w:val="21"/>
+          <w:szCs w:val="21"/>
+        </w:rPr>
+        <w:t xml:space="preserve">, a full-duplex </w:t>
+      </w:r>
+      <w:r>
+        <w:rPr>
+          <w:rFonts w:ascii="Calibri" w:cs="Calibri" w:eastAsia="Calibri" w:hAnsi="Calibri"/>
+          <w:b/>
+          <w:bCs/>
+          <w:i w:val="false"/>
+          <w:iCs w:val="false"/>
+          <w:sz w:val="21"/>
+          <w:szCs w:val="21"/>
+        </w:rPr>
+        <w:t xml:space="preserve">serial communication port (UART)</w:t>
+      </w:r>
+      <w:r>
+        <w:rPr>
+          <w:rFonts w:ascii="Calibri" w:cs="Calibri" w:eastAsia="Calibri" w:hAnsi="Calibri"/>
+          <w:b w:val="false"/>
+          <w:bCs w:val="false"/>
+          <w:i w:val="false"/>
+          <w:iCs w:val="false"/>
+          <w:sz w:val="21"/>
+          <w:szCs w:val="21"/>
+        </w:rPr>
+        <w:t xml:space="preserve"> and an </w:t>
+      </w:r>
+      <w:r>
+        <w:rPr>
+          <w:rFonts w:ascii="Calibri" w:cs="Calibri" w:eastAsia="Calibri" w:hAnsi="Calibri"/>
+          <w:b/>
+          <w:bCs/>
+          <w:i w:val="false"/>
+          <w:iCs w:val="false"/>
+          <w:sz w:val="21"/>
+          <w:szCs w:val="21"/>
+        </w:rPr>
+        <w:t xml:space="preserve">interrupt system</w:t>
+      </w:r>
+      <w:r>
+        <w:rPr>
+          <w:rFonts w:ascii="Calibri" w:cs="Calibri" w:eastAsia="Calibri" w:hAnsi="Calibri"/>
+          <w:b w:val="false"/>
+          <w:bCs w:val="false"/>
+          <w:i w:val="false"/>
+          <w:iCs w:val="false"/>
+          <w:sz w:val="21"/>
+          <w:szCs w:val="21"/>
+        </w:rPr>
+        <w:t xml:space="preserve"> with five sources. Because it combines the processor and all these peripherals in one device, it is widely used in embedded control applications.</w:t>
       </w:r>
     </w:p>
     <w:p>
       <w:pPr>
         <w:keepNext/>
-        <w:spacing w:after="20" w:before="90" w:line="268" w:lineRule="auto"/>
+        <w:spacing w:after="24" w:before="120" w:line="276" w:lineRule="auto"/>
       </w:pPr>
       <w:r>
         <w:rPr>
@@ -3404,7 +5168,7 @@
     </w:p>
     <w:p>
       <w:pPr>
-        <w:spacing w:after="40" w:before="0" w:line="268" w:lineRule="auto"/>
+        <w:spacing w:after="60" w:before="0" w:line="276" w:lineRule="auto"/>
         <w:ind w:left="150"/>
       </w:pPr>
       <w:r>
@@ -3423,44 +5187,56 @@
       <w:r>
         <w:rPr>
           <w:rFonts w:ascii="Calibri" w:cs="Calibri" w:eastAsia="Calibri" w:hAnsi="Calibri"/>
-          <w:b w:val="false"/>
-          <w:bCs w:val="false"/>
-          <w:i w:val="false"/>
-          <w:iCs w:val="false"/>
-          <w:sz w:val="21"/>
-          <w:szCs w:val="21"/>
-        </w:rPr>
-        <w:t xml:space="preserve">Port 1 (P1) is an 8-bit </w:t>
-      </w:r>
-      <w:r>
-        <w:rPr>
-          <w:rFonts w:ascii="Calibri" w:cs="Calibri" w:eastAsia="Calibri" w:hAnsi="Calibri"/>
-          <w:b/>
-          <w:bCs/>
-          <w:i w:val="false"/>
-          <w:iCs w:val="false"/>
-          <w:sz w:val="21"/>
-          <w:szCs w:val="21"/>
-        </w:rPr>
-        <w:t xml:space="preserve">bidirectional general-purpose I/O port</w:t>
-      </w:r>
-      <w:r>
-        <w:rPr>
-          <w:rFonts w:ascii="Calibri" w:cs="Calibri" w:eastAsia="Calibri" w:hAnsi="Calibri"/>
-          <w:b w:val="false"/>
-          <w:bCs w:val="false"/>
-          <w:i w:val="false"/>
-          <w:iCs w:val="false"/>
-          <w:sz w:val="21"/>
-          <w:szCs w:val="21"/>
-        </w:rPr>
-        <w:t xml:space="preserve">.</w:t>
+          <w:b/>
+          <w:bCs/>
+          <w:i w:val="false"/>
+          <w:iCs w:val="false"/>
+          <w:sz w:val="21"/>
+          <w:szCs w:val="21"/>
+        </w:rPr>
+        <w:t xml:space="preserve">Port 1 (P1)</w:t>
+      </w:r>
+      <w:r>
+        <w:rPr>
+          <w:rFonts w:ascii="Calibri" w:cs="Calibri" w:eastAsia="Calibri" w:hAnsi="Calibri"/>
+          <w:b w:val="false"/>
+          <w:bCs w:val="false"/>
+          <w:i w:val="false"/>
+          <w:iCs w:val="false"/>
+          <w:sz w:val="21"/>
+          <w:szCs w:val="21"/>
+        </w:rPr>
+        <w:t xml:space="preserve"> is an </w:t>
+      </w:r>
+      <w:r>
+        <w:rPr>
+          <w:rFonts w:ascii="Calibri" w:cs="Calibri" w:eastAsia="Calibri" w:hAnsi="Calibri"/>
+          <w:b/>
+          <w:bCs/>
+          <w:i w:val="false"/>
+          <w:iCs w:val="false"/>
+          <w:sz w:val="21"/>
+          <w:szCs w:val="21"/>
+        </w:rPr>
+        <w:t xml:space="preserve">8-bit bidirectional general-purpose I/O port</w:t>
+      </w:r>
+      <w:r>
+        <w:rPr>
+          <w:rFonts w:ascii="Calibri" w:cs="Calibri" w:eastAsia="Calibri" w:hAnsi="Calibri"/>
+          <w:b w:val="false"/>
+          <w:bCs w:val="false"/>
+          <w:i w:val="false"/>
+          <w:iCs w:val="false"/>
+          <w:sz w:val="21"/>
+          <w:szCs w:val="21"/>
+        </w:rPr>
+        <w:t xml:space="preserve"> of the 8051 with internal pull-up resistors. Each of its pins (P1.0–P1.7) can be independently used as an input or an output. Unlike Port 0 and Port 2, Port 1 is dedicated to I/O and is not used for the external address/data bus, which makes it convenient for connecting devices such as LEDs and switches.</w:t>
       </w:r>
     </w:p>
     <w:p>
       <w:pPr>
         <w:keepNext/>
-        <w:spacing w:after="20" w:before="90" w:line="268" w:lineRule="auto"/>
+        <w:spacing w:after="24" w:before="120" w:line="276" w:lineRule="auto"/>
       </w:pPr>
       <w:r>
         <w:rPr>
@@ -3490,7 +5266,7 @@
     </w:p>
     <w:p>
       <w:pPr>
-        <w:spacing w:after="40" w:before="0" w:line="268" w:lineRule="auto"/>
+        <w:spacing w:after="60" w:before="0" w:line="276" w:lineRule="auto"/>
         <w:ind w:left="150"/>
       </w:pPr>
       <w:r>
@@ -3509,32 +5285,44 @@
       <w:r>
         <w:rPr>
           <w:rFonts w:ascii="Calibri" w:cs="Calibri" w:eastAsia="Calibri" w:hAnsi="Calibri"/>
-          <w:b/>
-          <w:bCs/>
-          <w:i w:val="false"/>
-          <w:iCs w:val="false"/>
-          <w:sz w:val="21"/>
-          <w:szCs w:val="21"/>
-        </w:rPr>
-        <w:t xml:space="preserve">P1.0</w:t>
-      </w:r>
-      <w:r>
-        <w:rPr>
-          <w:rFonts w:ascii="Calibri" w:cs="Calibri" w:eastAsia="Calibri" w:hAnsi="Calibri"/>
-          <w:b w:val="false"/>
-          <w:bCs w:val="false"/>
-          <w:i w:val="false"/>
-          <w:iCs w:val="false"/>
-          <w:sz w:val="21"/>
-          <w:szCs w:val="21"/>
-        </w:rPr>
-        <w:t xml:space="preserve"> (the first pin of Port 1).</w:t>
+          <w:b w:val="false"/>
+          <w:bCs w:val="false"/>
+          <w:i w:val="false"/>
+          <w:iCs w:val="false"/>
+          <w:sz w:val="21"/>
+          <w:szCs w:val="21"/>
+        </w:rPr>
+        <w:t xml:space="preserve">In this experiment the LED is connected to </w:t>
+      </w:r>
+      <w:r>
+        <w:rPr>
+          <w:rFonts w:ascii="Calibri" w:cs="Calibri" w:eastAsia="Calibri" w:hAnsi="Calibri"/>
+          <w:b/>
+          <w:bCs/>
+          <w:i w:val="false"/>
+          <w:iCs w:val="false"/>
+          <w:sz w:val="21"/>
+          <w:szCs w:val="21"/>
+        </w:rPr>
+        <w:t xml:space="preserve">pin P1.0</w:t>
+      </w:r>
+      <w:r>
+        <w:rPr>
+          <w:rFonts w:ascii="Calibri" w:cs="Calibri" w:eastAsia="Calibri" w:hAnsi="Calibri"/>
+          <w:b w:val="false"/>
+          <w:bCs w:val="false"/>
+          <w:i w:val="false"/>
+          <w:iCs w:val="false"/>
+          <w:sz w:val="21"/>
+          <w:szCs w:val="21"/>
+        </w:rPr>
+        <w:t xml:space="preserve">, the least-significant bit of Port 1. The program drives this pin HIGH and LOW with a delay in between to make the LED blink. (Any other pin of Port 1 could be used in the same way.)</w:t>
       </w:r>
     </w:p>
     <w:p>
       <w:pPr>
         <w:keepNext/>
-        <w:spacing w:after="20" w:before="90" w:line="268" w:lineRule="auto"/>
+        <w:spacing w:after="24" w:before="120" w:line="276" w:lineRule="auto"/>
       </w:pPr>
       <w:r>
         <w:rPr>
@@ -3564,7 +5352,7 @@
     </w:p>
     <w:p>
       <w:pPr>
-        <w:spacing w:after="40" w:before="0" w:line="268" w:lineRule="auto"/>
+        <w:spacing w:after="60" w:before="0" w:line="276" w:lineRule="auto"/>
         <w:ind w:left="150"/>
       </w:pPr>
       <w:r>
@@ -3590,37 +5378,61 @@
           <w:sz w:val="21"/>
           <w:szCs w:val="21"/>
         </w:rPr>
-        <w:t xml:space="preserve">To </w:t>
-      </w:r>
-      <w:r>
-        <w:rPr>
-          <w:rFonts w:ascii="Calibri" w:cs="Calibri" w:eastAsia="Calibri" w:hAnsi="Calibri"/>
-          <w:b/>
-          <w:bCs/>
-          <w:i w:val="false"/>
-          <w:iCs w:val="false"/>
-          <w:sz w:val="21"/>
-          <w:szCs w:val="21"/>
-        </w:rPr>
-        <w:t xml:space="preserve">limit the current</w:t>
-      </w:r>
-      <w:r>
-        <w:rPr>
-          <w:rFonts w:ascii="Calibri" w:cs="Calibri" w:eastAsia="Calibri" w:hAnsi="Calibri"/>
-          <w:b w:val="false"/>
-          <w:bCs w:val="false"/>
-          <w:i w:val="false"/>
-          <w:iCs w:val="false"/>
-          <w:sz w:val="21"/>
-          <w:szCs w:val="21"/>
-        </w:rPr>
-        <w:t xml:space="preserve"> through the LED and protect it from damage (typically 220–330 Ω).</w:t>
+        <w:t xml:space="preserve">A resistor is connected in series with the LED to act as a </w:t>
+      </w:r>
+      <w:r>
+        <w:rPr>
+          <w:rFonts w:ascii="Calibri" w:cs="Calibri" w:eastAsia="Calibri" w:hAnsi="Calibri"/>
+          <w:b/>
+          <w:bCs/>
+          <w:i w:val="false"/>
+          <w:iCs w:val="false"/>
+          <w:sz w:val="21"/>
+          <w:szCs w:val="21"/>
+        </w:rPr>
+        <w:t xml:space="preserve">current-limiting resistor</w:t>
+      </w:r>
+      <w:r>
+        <w:rPr>
+          <w:rFonts w:ascii="Calibri" w:cs="Calibri" w:eastAsia="Calibri" w:hAnsi="Calibri"/>
+          <w:b w:val="false"/>
+          <w:bCs w:val="false"/>
+          <w:i w:val="false"/>
+          <w:iCs w:val="false"/>
+          <w:sz w:val="21"/>
+          <w:szCs w:val="21"/>
+        </w:rPr>
+        <w:t xml:space="preserve">. An LED has very low resistance, so without it the current would be too high and would burn out the LED or overload the port pin. The resistor (typically </w:t>
+      </w:r>
+      <w:r>
+        <w:rPr>
+          <w:rFonts w:ascii="Calibri" w:cs="Calibri" w:eastAsia="Calibri" w:hAnsi="Calibri"/>
+          <w:b/>
+          <w:bCs/>
+          <w:i w:val="false"/>
+          <w:iCs w:val="false"/>
+          <w:sz w:val="21"/>
+          <w:szCs w:val="21"/>
+        </w:rPr>
+        <w:t xml:space="preserve">220 Ω to 330 Ω</w:t>
+      </w:r>
+      <w:r>
+        <w:rPr>
+          <w:rFonts w:ascii="Calibri" w:cs="Calibri" w:eastAsia="Calibri" w:hAnsi="Calibri"/>
+          <w:b w:val="false"/>
+          <w:bCs w:val="false"/>
+          <w:i w:val="false"/>
+          <w:iCs w:val="false"/>
+          <w:sz w:val="21"/>
+          <w:szCs w:val="21"/>
+        </w:rPr>
+        <w:t xml:space="preserve">) limits the current to a safe value (around 10–20 mA) while still letting the LED glow brightly.</w:t>
       </w:r>
     </w:p>
     <w:p>
       <w:pPr>
         <w:keepNext/>
-        <w:spacing w:after="20" w:before="90" w:line="268" w:lineRule="auto"/>
+        <w:spacing w:after="24" w:before="120" w:line="276" w:lineRule="auto"/>
       </w:pPr>
       <w:r>
         <w:rPr>
@@ -3650,7 +5462,7 @@
     </w:p>
     <w:p>
       <w:pPr>
-        <w:spacing w:after="40" w:before="0" w:line="268" w:lineRule="auto"/>
+        <w:spacing w:after="60" w:before="0" w:line="276" w:lineRule="auto"/>
         <w:ind w:left="150"/>
       </w:pPr>
       <w:r>
@@ -3676,7 +5488,31 @@
           <w:sz w:val="21"/>
           <w:szCs w:val="21"/>
         </w:rPr>
-        <w:t xml:space="preserve">It provides the </w:t>
+        <w:t xml:space="preserve">The </w:t>
+      </w:r>
+      <w:r>
+        <w:rPr>
+          <w:rFonts w:ascii="Calibri" w:cs="Calibri" w:eastAsia="Calibri" w:hAnsi="Calibri"/>
+          <w:b/>
+          <w:bCs/>
+          <w:i w:val="false"/>
+          <w:iCs w:val="false"/>
+          <w:sz w:val="21"/>
+          <w:szCs w:val="21"/>
+        </w:rPr>
+        <w:t xml:space="preserve">crystal oscillator</w:t>
+      </w:r>
+      <w:r>
+        <w:rPr>
+          <w:rFonts w:ascii="Calibri" w:cs="Calibri" w:eastAsia="Calibri" w:hAnsi="Calibri"/>
+          <w:b w:val="false"/>
+          <w:bCs w:val="false"/>
+          <w:i w:val="false"/>
+          <w:iCs w:val="false"/>
+          <w:sz w:val="21"/>
+          <w:szCs w:val="21"/>
+        </w:rPr>
+        <w:t xml:space="preserve"> connected across the XTAL1 and XTAL2 pins provides a stable and accurate </w:t>
       </w:r>
       <w:r>
         <w:rPr>
@@ -3700,13 +5536,37 @@
           <w:sz w:val="21"/>
           <w:szCs w:val="21"/>
         </w:rPr>
-        <w:t xml:space="preserve"> that sets the operating and timing frequency of the microcontroller.</w:t>
+        <w:t xml:space="preserve"> to the microcontroller. This clock determines the </w:t>
+      </w:r>
+      <w:r>
+        <w:rPr>
+          <w:rFonts w:ascii="Calibri" w:cs="Calibri" w:eastAsia="Calibri" w:hAnsi="Calibri"/>
+          <w:b/>
+          <w:bCs/>
+          <w:i w:val="false"/>
+          <w:iCs w:val="false"/>
+          <w:sz w:val="21"/>
+          <w:szCs w:val="21"/>
+        </w:rPr>
+        <w:t xml:space="preserve">operating speed and the timing</w:t>
+      </w:r>
+      <w:r>
+        <w:rPr>
+          <w:rFonts w:ascii="Calibri" w:cs="Calibri" w:eastAsia="Calibri" w:hAnsi="Calibri"/>
+          <w:b w:val="false"/>
+          <w:bCs w:val="false"/>
+          <w:i w:val="false"/>
+          <w:iCs w:val="false"/>
+          <w:sz w:val="21"/>
+          <w:szCs w:val="21"/>
+        </w:rPr>
+        <w:t xml:space="preserve"> of all internal operations, including instruction execution and the delays generated in the program. Without the clock the microcontroller cannot run.</w:t>
       </w:r>
     </w:p>
     <w:p>
       <w:pPr>
         <w:keepNext/>
-        <w:spacing w:after="20" w:before="90" w:line="268" w:lineRule="auto"/>
+        <w:spacing w:after="24" w:before="120" w:line="276" w:lineRule="auto"/>
       </w:pPr>
       <w:r>
         <w:rPr>
@@ -3736,7 +5596,7 @@
     </w:p>
     <w:p>
       <w:pPr>
-        <w:spacing w:after="40" w:before="0" w:line="268" w:lineRule="auto"/>
+        <w:spacing w:after="60" w:before="0" w:line="276" w:lineRule="auto"/>
         <w:ind w:left="150"/>
       </w:pPr>
       <w:r>
@@ -3762,37 +5622,61 @@
           <w:sz w:val="21"/>
           <w:szCs w:val="21"/>
         </w:rPr>
-        <w:t xml:space="preserve">Because it divides evenly to give </w:t>
-      </w:r>
-      <w:r>
-        <w:rPr>
-          <w:rFonts w:ascii="Calibri" w:cs="Calibri" w:eastAsia="Calibri" w:hAnsi="Calibri"/>
-          <w:b/>
-          <w:bCs/>
-          <w:i w:val="false"/>
-          <w:iCs w:val="false"/>
-          <w:sz w:val="21"/>
-          <w:szCs w:val="21"/>
-        </w:rPr>
-        <w:t xml:space="preserve">exact standard baud rates</w:t>
-      </w:r>
-      <w:r>
-        <w:rPr>
-          <w:rFonts w:ascii="Calibri" w:cs="Calibri" w:eastAsia="Calibri" w:hAnsi="Calibri"/>
-          <w:b w:val="false"/>
-          <w:bCs w:val="false"/>
-          <w:i w:val="false"/>
-          <w:iCs w:val="false"/>
-          <w:sz w:val="21"/>
-          <w:szCs w:val="21"/>
-        </w:rPr>
-        <w:t xml:space="preserve"> for serial (UART) communication.</w:t>
+        <w:t xml:space="preserve">A crystal of </w:t>
+      </w:r>
+      <w:r>
+        <w:rPr>
+          <w:rFonts w:ascii="Calibri" w:cs="Calibri" w:eastAsia="Calibri" w:hAnsi="Calibri"/>
+          <w:b/>
+          <w:bCs/>
+          <w:i w:val="false"/>
+          <w:iCs w:val="false"/>
+          <w:sz w:val="21"/>
+          <w:szCs w:val="21"/>
+        </w:rPr>
+        <w:t xml:space="preserve">11.0592 MHz</w:t>
+      </w:r>
+      <w:r>
+        <w:rPr>
+          <w:rFonts w:ascii="Calibri" w:cs="Calibri" w:eastAsia="Calibri" w:hAnsi="Calibri"/>
+          <w:b w:val="false"/>
+          <w:bCs w:val="false"/>
+          <w:i w:val="false"/>
+          <w:iCs w:val="false"/>
+          <w:sz w:val="21"/>
+          <w:szCs w:val="21"/>
+        </w:rPr>
+        <w:t xml:space="preserve"> is commonly used because, after the internal division, it divides </w:t>
+      </w:r>
+      <w:r>
+        <w:rPr>
+          <w:rFonts w:ascii="Calibri" w:cs="Calibri" w:eastAsia="Calibri" w:hAnsi="Calibri"/>
+          <w:b/>
+          <w:bCs/>
+          <w:i w:val="false"/>
+          <w:iCs w:val="false"/>
+          <w:sz w:val="21"/>
+          <w:szCs w:val="21"/>
+        </w:rPr>
+        <w:t xml:space="preserve">evenly to give the exact standard baud rates</w:t>
+      </w:r>
+      <w:r>
+        <w:rPr>
+          <w:rFonts w:ascii="Calibri" w:cs="Calibri" w:eastAsia="Calibri" w:hAnsi="Calibri"/>
+          <w:b w:val="false"/>
+          <w:bCs w:val="false"/>
+          <w:i w:val="false"/>
+          <w:iCs w:val="false"/>
+          <w:sz w:val="21"/>
+          <w:szCs w:val="21"/>
+        </w:rPr>
+        <w:t xml:space="preserve"> (such as 9600, 4800, 2400 bps) required for serial (UART) communication. A "round" frequency like 12 MHz gives small errors in the baud rate, whereas 11.0592 MHz gives error-free baud rates, which is why it is preferred whenever serial communication is used.</w:t>
       </w:r>
     </w:p>
     <w:p>
       <w:pPr>
         <w:keepNext/>
-        <w:spacing w:after="20" w:before="90" w:line="268" w:lineRule="auto"/>
+        <w:spacing w:after="24" w:before="120" w:line="276" w:lineRule="auto"/>
       </w:pPr>
       <w:r>
         <w:rPr>
@@ -3822,7 +5706,7 @@
     </w:p>
     <w:p>
       <w:pPr>
-        <w:spacing w:after="40" w:before="0" w:line="268" w:lineRule="auto"/>
+        <w:spacing w:after="60" w:before="0" w:line="276" w:lineRule="auto"/>
         <w:ind w:left="150"/>
       </w:pPr>
       <w:r>
@@ -3841,44 +5725,80 @@
       <w:r>
         <w:rPr>
           <w:rFonts w:ascii="Calibri" w:cs="Calibri" w:eastAsia="Calibri" w:hAnsi="Calibri"/>
-          <w:b w:val="false"/>
-          <w:bCs w:val="false"/>
-          <w:i w:val="false"/>
-          <w:iCs w:val="false"/>
-          <w:sz w:val="21"/>
-          <w:szCs w:val="21"/>
-        </w:rPr>
-        <w:t xml:space="preserve">An assembler directive that sets the program’s </w:t>
-      </w:r>
-      <w:r>
-        <w:rPr>
-          <w:rFonts w:ascii="Calibri" w:cs="Calibri" w:eastAsia="Calibri" w:hAnsi="Calibri"/>
-          <w:b/>
-          <w:bCs/>
-          <w:i w:val="false"/>
-          <w:iCs w:val="false"/>
-          <w:sz w:val="21"/>
-          <w:szCs w:val="21"/>
-        </w:rPr>
-        <w:t xml:space="preserve">starting address at 0000H</w:t>
-      </w:r>
-      <w:r>
-        <w:rPr>
-          <w:rFonts w:ascii="Calibri" w:cs="Calibri" w:eastAsia="Calibri" w:hAnsi="Calibri"/>
-          <w:b w:val="false"/>
-          <w:bCs w:val="false"/>
-          <w:i w:val="false"/>
-          <w:iCs w:val="false"/>
-          <w:sz w:val="21"/>
-          <w:szCs w:val="21"/>
-        </w:rPr>
-        <w:t xml:space="preserve">, the reset vector of the 8051.</w:t>
+          <w:b/>
+          <w:bCs/>
+          <w:i w:val="false"/>
+          <w:iCs w:val="false"/>
+          <w:sz w:val="21"/>
+          <w:szCs w:val="21"/>
+        </w:rPr>
+        <w:t xml:space="preserve">ORG</w:t>
+      </w:r>
+      <w:r>
+        <w:rPr>
+          <w:rFonts w:ascii="Calibri" w:cs="Calibri" w:eastAsia="Calibri" w:hAnsi="Calibri"/>
+          <w:b w:val="false"/>
+          <w:bCs w:val="false"/>
+          <w:i w:val="false"/>
+          <w:iCs w:val="false"/>
+          <w:sz w:val="21"/>
+          <w:szCs w:val="21"/>
+        </w:rPr>
+        <w:t xml:space="preserve"> is an assembler directive meaning "origin". </w:t>
+      </w:r>
+      <w:r>
+        <w:rPr>
+          <w:rFonts w:ascii="Calibri" w:cs="Calibri" w:eastAsia="Calibri" w:hAnsi="Calibri"/>
+          <w:b/>
+          <w:bCs/>
+          <w:i w:val="false"/>
+          <w:iCs w:val="false"/>
+          <w:sz w:val="21"/>
+          <w:szCs w:val="21"/>
+        </w:rPr>
+        <w:t xml:space="preserve">ORG 0000H</w:t>
+      </w:r>
+      <w:r>
+        <w:rPr>
+          <w:rFonts w:ascii="Calibri" w:cs="Calibri" w:eastAsia="Calibri" w:hAnsi="Calibri"/>
+          <w:b w:val="false"/>
+          <w:bCs w:val="false"/>
+          <w:i w:val="false"/>
+          <w:iCs w:val="false"/>
+          <w:sz w:val="21"/>
+          <w:szCs w:val="21"/>
+        </w:rPr>
+        <w:t xml:space="preserve"> tells the assembler to place the program code starting from </w:t>
+      </w:r>
+      <w:r>
+        <w:rPr>
+          <w:rFonts w:ascii="Calibri" w:cs="Calibri" w:eastAsia="Calibri" w:hAnsi="Calibri"/>
+          <w:b/>
+          <w:bCs/>
+          <w:i w:val="false"/>
+          <w:iCs w:val="false"/>
+          <w:sz w:val="21"/>
+          <w:szCs w:val="21"/>
+        </w:rPr>
+        <w:t xml:space="preserve">memory address 0000H</w:t>
+      </w:r>
+      <w:r>
+        <w:rPr>
+          <w:rFonts w:ascii="Calibri" w:cs="Calibri" w:eastAsia="Calibri" w:hAnsi="Calibri"/>
+          <w:b w:val="false"/>
+          <w:bCs w:val="false"/>
+          <w:i w:val="false"/>
+          <w:iCs w:val="false"/>
+          <w:sz w:val="21"/>
+          <w:szCs w:val="21"/>
+        </w:rPr>
+        <w:t xml:space="preserve">. This is important because when the 8051 is reset, the program counter is set to 0000H, so execution always begins from that location. Hence the first instruction of the program is placed there.</w:t>
       </w:r>
     </w:p>
     <w:p>
       <w:pPr>
         <w:keepNext/>
-        <w:spacing w:after="20" w:before="90" w:line="268" w:lineRule="auto"/>
+        <w:spacing w:after="24" w:before="120" w:line="276" w:lineRule="auto"/>
       </w:pPr>
       <w:r>
         <w:rPr>
@@ -3908,7 +5828,7 @@
     </w:p>
     <w:p>
       <w:pPr>
-        <w:spacing w:after="40" w:before="0" w:line="268" w:lineRule="auto"/>
+        <w:spacing w:after="60" w:before="0" w:line="276" w:lineRule="auto"/>
         <w:ind w:left="150"/>
       </w:pPr>
       <w:r>
@@ -3934,61 +5854,85 @@
           <w:sz w:val="21"/>
           <w:szCs w:val="21"/>
         </w:rPr>
-        <w:t xml:space="preserve">Write and assemble/compile the source in an IDE (e.g. Keil) and </w:t>
-      </w:r>
-      <w:r>
-        <w:rPr>
-          <w:rFonts w:ascii="Calibri" w:cs="Calibri" w:eastAsia="Calibri" w:hAnsi="Calibri"/>
-          <w:b/>
-          <w:bCs/>
-          <w:i w:val="false"/>
-          <w:iCs w:val="false"/>
-          <w:sz w:val="21"/>
-          <w:szCs w:val="21"/>
-        </w:rPr>
-        <w:t xml:space="preserve">build the project</w:t>
-      </w:r>
-      <w:r>
-        <w:rPr>
-          <w:rFonts w:ascii="Calibri" w:cs="Calibri" w:eastAsia="Calibri" w:hAnsi="Calibri"/>
-          <w:b w:val="false"/>
-          <w:bCs w:val="false"/>
-          <w:i w:val="false"/>
-          <w:iCs w:val="false"/>
-          <w:sz w:val="21"/>
-          <w:szCs w:val="21"/>
-        </w:rPr>
-        <w:t xml:space="preserve"> — the assembler generates the </w:t>
-      </w:r>
-      <w:r>
-        <w:rPr>
-          <w:rFonts w:ascii="Consolas" w:cs="Consolas" w:eastAsia="Consolas" w:hAnsi="Consolas"/>
-          <w:b w:val="false"/>
-          <w:bCs w:val="false"/>
-          <w:i w:val="false"/>
-          <w:iCs w:val="false"/>
-          <w:sz w:val="19"/>
-          <w:szCs w:val="19"/>
-        </w:rPr>
-        <w:t xml:space="preserve">.hex</w:t>
-      </w:r>
-      <w:r>
-        <w:rPr>
-          <w:rFonts w:ascii="Calibri" w:cs="Calibri" w:eastAsia="Calibri" w:hAnsi="Calibri"/>
-          <w:b w:val="false"/>
-          <w:bCs w:val="false"/>
-          <w:i w:val="false"/>
-          <w:iCs w:val="false"/>
-          <w:sz w:val="21"/>
-          <w:szCs w:val="21"/>
-        </w:rPr>
-        <w:t xml:space="preserve"> file.</w:t>
+        <w:t xml:space="preserve">The HEX file is created using an IDE or assembler such as </w:t>
+      </w:r>
+      <w:r>
+        <w:rPr>
+          <w:rFonts w:ascii="Calibri" w:cs="Calibri" w:eastAsia="Calibri" w:hAnsi="Calibri"/>
+          <w:b/>
+          <w:bCs/>
+          <w:i w:val="false"/>
+          <w:iCs w:val="false"/>
+          <w:sz w:val="21"/>
+          <w:szCs w:val="21"/>
+        </w:rPr>
+        <w:t xml:space="preserve">Keil µVision</w:t>
+      </w:r>
+      <w:r>
+        <w:rPr>
+          <w:rFonts w:ascii="Calibri" w:cs="Calibri" w:eastAsia="Calibri" w:hAnsi="Calibri"/>
+          <w:b w:val="false"/>
+          <w:bCs w:val="false"/>
+          <w:i w:val="false"/>
+          <w:iCs w:val="false"/>
+          <w:sz w:val="21"/>
+          <w:szCs w:val="21"/>
+        </w:rPr>
+        <w:t xml:space="preserve">. The steps are: write the source program (in assembly or C), create a project and add the source file, select the correct target device, and then </w:t>
+      </w:r>
+      <w:r>
+        <w:rPr>
+          <w:rFonts w:ascii="Calibri" w:cs="Calibri" w:eastAsia="Calibri" w:hAnsi="Calibri"/>
+          <w:b/>
+          <w:bCs/>
+          <w:i w:val="false"/>
+          <w:iCs w:val="false"/>
+          <w:sz w:val="21"/>
+          <w:szCs w:val="21"/>
+        </w:rPr>
+        <w:t xml:space="preserve">build/compile the project</w:t>
+      </w:r>
+      <w:r>
+        <w:rPr>
+          <w:rFonts w:ascii="Calibri" w:cs="Calibri" w:eastAsia="Calibri" w:hAnsi="Calibri"/>
+          <w:b w:val="false"/>
+          <w:bCs w:val="false"/>
+          <w:i w:val="false"/>
+          <w:iCs w:val="false"/>
+          <w:sz w:val="21"/>
+          <w:szCs w:val="21"/>
+        </w:rPr>
+        <w:t xml:space="preserve">. The assembler or compiler translates the source into machine code and automatically generates the </w:t>
+      </w:r>
+      <w:r>
+        <w:rPr>
+          <w:rFonts w:ascii="Calibri" w:cs="Calibri" w:eastAsia="Calibri" w:hAnsi="Calibri"/>
+          <w:b/>
+          <w:bCs/>
+          <w:i w:val="false"/>
+          <w:iCs w:val="false"/>
+          <w:sz w:val="21"/>
+          <w:szCs w:val="21"/>
+        </w:rPr>
+        <w:t xml:space="preserve">.hex file</w:t>
+      </w:r>
+      <w:r>
+        <w:rPr>
+          <w:rFonts w:ascii="Calibri" w:cs="Calibri" w:eastAsia="Calibri" w:hAnsi="Calibri"/>
+          <w:b w:val="false"/>
+          <w:bCs w:val="false"/>
+          <w:i w:val="false"/>
+          <w:iCs w:val="false"/>
+          <w:sz w:val="21"/>
+          <w:szCs w:val="21"/>
+        </w:rPr>
+        <w:t xml:space="preserve">, which is then loaded into the microcontroller or simulator.</w:t>
       </w:r>
     </w:p>
     <w:p>
       <w:pPr>
         <w:keepNext/>
-        <w:spacing w:after="20" w:before="90" w:line="268" w:lineRule="auto"/>
+        <w:spacing w:after="24" w:before="120" w:line="276" w:lineRule="auto"/>
       </w:pPr>
       <w:r>
         <w:rPr>
@@ -4018,7 +5962,7 @@
     </w:p>
     <w:p>
       <w:pPr>
-        <w:spacing w:after="40" w:before="0" w:line="268" w:lineRule="auto"/>
+        <w:spacing w:after="60" w:before="0" w:line="276" w:lineRule="auto"/>
         <w:ind w:left="150"/>
       </w:pPr>
       <w:r>
@@ -4044,31 +5988,55 @@
           <w:sz w:val="21"/>
           <w:szCs w:val="21"/>
         </w:rPr>
-        <w:t xml:space="preserve">Four 8-bit I/O ports — </w:t>
-      </w:r>
-      <w:r>
-        <w:rPr>
-          <w:rFonts w:ascii="Calibri" w:cs="Calibri" w:eastAsia="Calibri" w:hAnsi="Calibri"/>
-          <w:b/>
-          <w:bCs/>
-          <w:i w:val="false"/>
-          <w:iCs w:val="false"/>
-          <w:sz w:val="21"/>
-          <w:szCs w:val="21"/>
-        </w:rPr>
-        <w:t xml:space="preserve">P0, P1, P2, P3</w:t>
-      </w:r>
-      <w:r>
-        <w:rPr>
-          <w:rFonts w:ascii="Calibri" w:cs="Calibri" w:eastAsia="Calibri" w:hAnsi="Calibri"/>
-          <w:b w:val="false"/>
-          <w:bCs w:val="false"/>
-          <w:i w:val="false"/>
-          <w:iCs w:val="false"/>
-          <w:sz w:val="21"/>
-          <w:szCs w:val="21"/>
-        </w:rPr>
-        <w:t xml:space="preserve"> (32 I/O lines in total).</w:t>
+        <w:t xml:space="preserve">The 8051 has </w:t>
+      </w:r>
+      <w:r>
+        <w:rPr>
+          <w:rFonts w:ascii="Calibri" w:cs="Calibri" w:eastAsia="Calibri" w:hAnsi="Calibri"/>
+          <w:b/>
+          <w:bCs/>
+          <w:i w:val="false"/>
+          <w:iCs w:val="false"/>
+          <w:sz w:val="21"/>
+          <w:szCs w:val="21"/>
+        </w:rPr>
+        <w:t xml:space="preserve">four 8-bit input/output ports — P0, P1, P2 and P3</w:t>
+      </w:r>
+      <w:r>
+        <w:rPr>
+          <w:rFonts w:ascii="Calibri" w:cs="Calibri" w:eastAsia="Calibri" w:hAnsi="Calibri"/>
+          <w:b w:val="false"/>
+          <w:bCs w:val="false"/>
+          <w:i w:val="false"/>
+          <w:iCs w:val="false"/>
+          <w:sz w:val="21"/>
+          <w:szCs w:val="21"/>
+        </w:rPr>
+        <w:t xml:space="preserve"> — giving a total of </w:t>
+      </w:r>
+      <w:r>
+        <w:rPr>
+          <w:rFonts w:ascii="Calibri" w:cs="Calibri" w:eastAsia="Calibri" w:hAnsi="Calibri"/>
+          <w:b/>
+          <w:bCs/>
+          <w:i w:val="false"/>
+          <w:iCs w:val="false"/>
+          <w:sz w:val="21"/>
+          <w:szCs w:val="21"/>
+        </w:rPr>
+        <w:t xml:space="preserve">32 I/O lines</w:t>
+      </w:r>
+      <w:r>
+        <w:rPr>
+          <w:rFonts w:ascii="Calibri" w:cs="Calibri" w:eastAsia="Calibri" w:hAnsi="Calibri"/>
+          <w:b w:val="false"/>
+          <w:bCs w:val="false"/>
+          <w:i w:val="false"/>
+          <w:iCs w:val="false"/>
+          <w:sz w:val="21"/>
+          <w:szCs w:val="21"/>
+        </w:rPr>
+        <w:t xml:space="preserve">. Each port can be used for general-purpose I/O, and some ports have additional (alternate) functions: P0 and P2 are used for the external address/data bus, while P3 pins have special functions such as serial I/O (RxD, TxD), interrupts (INT0, INT1), timer inputs and the read/write control lines.</w:t>
       </w:r>
     </w:p>
     <w:p>
@@ -4096,7 +6064,7 @@
     <w:p>
       <w:pPr>
         <w:keepNext/>
-        <w:spacing w:after="20" w:before="90" w:line="268" w:lineRule="auto"/>
+        <w:spacing w:after="24" w:before="120" w:line="276" w:lineRule="auto"/>
       </w:pPr>
       <w:r>
         <w:rPr>
@@ -4126,7 +6094,7 @@
     </w:p>
     <w:p>
       <w:pPr>
-        <w:spacing w:after="40" w:before="0" w:line="268" w:lineRule="auto"/>
+        <w:spacing w:after="60" w:before="0" w:line="276" w:lineRule="auto"/>
         <w:ind w:left="150"/>
       </w:pPr>
       <w:r>
@@ -4145,36 +6113,96 @@
       <w:r>
         <w:rPr>
           <w:rFonts w:ascii="Calibri" w:cs="Calibri" w:eastAsia="Calibri" w:hAnsi="Calibri"/>
-          <w:b/>
-          <w:bCs/>
-          <w:i w:val="false"/>
-          <w:iCs w:val="false"/>
-          <w:sz w:val="21"/>
-          <w:szCs w:val="21"/>
-        </w:rPr>
-        <w:t xml:space="preserve">Load Immediate</w:t>
-      </w:r>
-      <w:r>
-        <w:rPr>
-          <w:rFonts w:ascii="Calibri" w:cs="Calibri" w:eastAsia="Calibri" w:hAnsi="Calibri"/>
-          <w:b w:val="false"/>
-          <w:bCs w:val="false"/>
-          <w:i w:val="false"/>
-          <w:iCs w:val="false"/>
-          <w:sz w:val="21"/>
-          <w:szCs w:val="21"/>
-        </w:rPr>
-        <w:t xml:space="preserve"> — loads an 8-bit constant into a register R16–R31, e.g. </w:t>
-      </w:r>
-      <w:r>
-        <w:rPr>
-          <w:rFonts w:ascii="Consolas" w:cs="Consolas" w:eastAsia="Consolas" w:hAnsi="Consolas"/>
-          <w:b w:val="false"/>
-          <w:bCs w:val="false"/>
-          <w:i w:val="false"/>
-          <w:iCs w:val="false"/>
-          <w:sz w:val="19"/>
-          <w:szCs w:val="19"/>
+          <w:b w:val="false"/>
+          <w:bCs w:val="false"/>
+          <w:i w:val="false"/>
+          <w:iCs w:val="false"/>
+          <w:sz w:val="21"/>
+          <w:szCs w:val="21"/>
+        </w:rPr>
+        <w:t xml:space="preserve">The </w:t>
+      </w:r>
+      <w:r>
+        <w:rPr>
+          <w:rFonts w:ascii="Calibri" w:cs="Calibri" w:eastAsia="Calibri" w:hAnsi="Calibri"/>
+          <w:b/>
+          <w:bCs/>
+          <w:i w:val="false"/>
+          <w:iCs w:val="false"/>
+          <w:sz w:val="21"/>
+          <w:szCs w:val="21"/>
+        </w:rPr>
+        <w:t xml:space="preserve">LDI (Load Immediate)</w:t>
+      </w:r>
+      <w:r>
+        <w:rPr>
+          <w:rFonts w:ascii="Calibri" w:cs="Calibri" w:eastAsia="Calibri" w:hAnsi="Calibri"/>
+          <w:b w:val="false"/>
+          <w:bCs w:val="false"/>
+          <w:i w:val="false"/>
+          <w:iCs w:val="false"/>
+          <w:sz w:val="21"/>
+          <w:szCs w:val="21"/>
+        </w:rPr>
+        <w:t xml:space="preserve"> instruction loads an </w:t>
+      </w:r>
+      <w:r>
+        <w:rPr>
+          <w:rFonts w:ascii="Calibri" w:cs="Calibri" w:eastAsia="Calibri" w:hAnsi="Calibri"/>
+          <w:b/>
+          <w:bCs/>
+          <w:i w:val="false"/>
+          <w:iCs w:val="false"/>
+          <w:sz w:val="21"/>
+          <w:szCs w:val="21"/>
+        </w:rPr>
+        <w:t xml:space="preserve">8-bit constant value directly into a register</w:t>
+      </w:r>
+      <w:r>
+        <w:rPr>
+          <w:rFonts w:ascii="Calibri" w:cs="Calibri" w:eastAsia="Calibri" w:hAnsi="Calibri"/>
+          <w:b w:val="false"/>
+          <w:bCs w:val="false"/>
+          <w:i w:val="false"/>
+          <w:iCs w:val="false"/>
+          <w:sz w:val="21"/>
+          <w:szCs w:val="21"/>
+        </w:rPr>
+        <w:t xml:space="preserve">. It can only be used with the upper registers </w:t>
+      </w:r>
+      <w:r>
+        <w:rPr>
+          <w:rFonts w:ascii="Calibri" w:cs="Calibri" w:eastAsia="Calibri" w:hAnsi="Calibri"/>
+          <w:b/>
+          <w:bCs/>
+          <w:i w:val="false"/>
+          <w:iCs w:val="false"/>
+          <w:sz w:val="21"/>
+          <w:szCs w:val="21"/>
+        </w:rPr>
+        <w:t xml:space="preserve">R16 to R31</w:t>
+      </w:r>
+      <w:r>
+        <w:rPr>
+          <w:rFonts w:ascii="Calibri" w:cs="Calibri" w:eastAsia="Calibri" w:hAnsi="Calibri"/>
+          <w:b w:val="false"/>
+          <w:bCs w:val="false"/>
+          <w:i w:val="false"/>
+          <w:iCs w:val="false"/>
+          <w:sz w:val="21"/>
+          <w:szCs w:val="21"/>
+        </w:rPr>
+        <w:t xml:space="preserve">. For example, </w:t>
+      </w:r>
+      <w:r>
+        <w:rPr>
+          <w:rFonts w:ascii="Calibri" w:cs="Calibri" w:eastAsia="Calibri" w:hAnsi="Calibri"/>
+          <w:b/>
+          <w:bCs/>
+          <w:i w:val="false"/>
+          <w:iCs w:val="false"/>
+          <w:sz w:val="21"/>
+          <w:szCs w:val="21"/>
         </w:rPr>
         <w:t xml:space="preserve">LDI R16, 0x05</w:t>
       </w:r>
@@ -4188,13 +6216,329 @@
           <w:sz w:val="21"/>
           <w:szCs w:val="21"/>
         </w:rPr>
+        <w:t xml:space="preserve"> loads the value 05H into register R16. It is one of the most frequently used AVR instructions for initialising registers with known values before processing.</w:t>
+      </w:r>
+    </w:p>
+    <w:p>
+      <w:pPr>
+        <w:keepNext/>
+        <w:spacing w:after="24" w:before="120" w:line="276" w:lineRule="auto"/>
+      </w:pPr>
+      <w:r>
+        <w:rPr>
+          <w:rFonts w:ascii="Calibri" w:cs="Calibri" w:eastAsia="Calibri" w:hAnsi="Calibri"/>
+          <w:b/>
+          <w:bCs/>
+          <w:i w:val="false"/>
+          <w:iCs w:val="false"/>
+          <w:color w:val="1F3864"/>
+          <w:sz w:val="21"/>
+          <w:szCs w:val="21"/>
+        </w:rPr>
+        <w:t xml:space="preserve">2.  </w:t>
+      </w:r>
+      <w:r>
+        <w:rPr>
+          <w:rFonts w:ascii="Calibri" w:cs="Calibri" w:eastAsia="Calibri" w:hAnsi="Calibri"/>
+          <w:b/>
+          <w:bCs/>
+          <w:i w:val="false"/>
+          <w:iCs w:val="false"/>
+          <w:sz w:val="21"/>
+          <w:szCs w:val="21"/>
+        </w:rPr>
+        <w:t xml:space="preserve">Where is the result of the MUL instruction stored?</w:t>
+      </w:r>
+    </w:p>
+    <w:p>
+      <w:pPr>
+        <w:spacing w:after="60" w:before="0" w:line="276" w:lineRule="auto"/>
+        <w:ind w:left="150"/>
+      </w:pPr>
+      <w:r>
+        <w:rPr>
+          <w:rFonts w:ascii="Calibri" w:cs="Calibri" w:eastAsia="Calibri" w:hAnsi="Calibri"/>
+          <w:b/>
+          <w:bCs/>
+          <w:i w:val="false"/>
+          <w:iCs w:val="false"/>
+          <w:color w:val="2E5496"/>
+          <w:sz w:val="21"/>
+          <w:szCs w:val="21"/>
+        </w:rPr>
+        <w:t xml:space="preserve">Ans.  </w:t>
+      </w:r>
+      <w:r>
+        <w:rPr>
+          <w:rFonts w:ascii="Calibri" w:cs="Calibri" w:eastAsia="Calibri" w:hAnsi="Calibri"/>
+          <w:b w:val="false"/>
+          <w:bCs w:val="false"/>
+          <w:i w:val="false"/>
+          <w:iCs w:val="false"/>
+          <w:sz w:val="21"/>
+          <w:szCs w:val="21"/>
+        </w:rPr>
+        <w:t xml:space="preserve">The </w:t>
+      </w:r>
+      <w:r>
+        <w:rPr>
+          <w:rFonts w:ascii="Calibri" w:cs="Calibri" w:eastAsia="Calibri" w:hAnsi="Calibri"/>
+          <w:b/>
+          <w:bCs/>
+          <w:i w:val="false"/>
+          <w:iCs w:val="false"/>
+          <w:sz w:val="21"/>
+          <w:szCs w:val="21"/>
+        </w:rPr>
+        <w:t xml:space="preserve">MUL</w:t>
+      </w:r>
+      <w:r>
+        <w:rPr>
+          <w:rFonts w:ascii="Calibri" w:cs="Calibri" w:eastAsia="Calibri" w:hAnsi="Calibri"/>
+          <w:b w:val="false"/>
+          <w:bCs w:val="false"/>
+          <w:i w:val="false"/>
+          <w:iCs w:val="false"/>
+          <w:sz w:val="21"/>
+          <w:szCs w:val="21"/>
+        </w:rPr>
+        <w:t xml:space="preserve"> instruction multiplies two 8-bit unsigned numbers and produces a 16-bit result. This result is always stored in the </w:t>
+      </w:r>
+      <w:r>
+        <w:rPr>
+          <w:rFonts w:ascii="Calibri" w:cs="Calibri" w:eastAsia="Calibri" w:hAnsi="Calibri"/>
+          <w:b/>
+          <w:bCs/>
+          <w:i w:val="false"/>
+          <w:iCs w:val="false"/>
+          <w:sz w:val="21"/>
+          <w:szCs w:val="21"/>
+        </w:rPr>
+        <w:t xml:space="preserve">register pair R1:R0</w:t>
+      </w:r>
+      <w:r>
+        <w:rPr>
+          <w:rFonts w:ascii="Calibri" w:cs="Calibri" w:eastAsia="Calibri" w:hAnsi="Calibri"/>
+          <w:b w:val="false"/>
+          <w:bCs w:val="false"/>
+          <w:i w:val="false"/>
+          <w:iCs w:val="false"/>
+          <w:sz w:val="21"/>
+          <w:szCs w:val="21"/>
+        </w:rPr>
+        <w:t xml:space="preserve"> — the </w:t>
+      </w:r>
+      <w:r>
+        <w:rPr>
+          <w:rFonts w:ascii="Calibri" w:cs="Calibri" w:eastAsia="Calibri" w:hAnsi="Calibri"/>
+          <w:b/>
+          <w:bCs/>
+          <w:i w:val="false"/>
+          <w:iCs w:val="false"/>
+          <w:sz w:val="21"/>
+          <w:szCs w:val="21"/>
+        </w:rPr>
+        <w:t xml:space="preserve">high byte in R1</w:t>
+      </w:r>
+      <w:r>
+        <w:rPr>
+          <w:rFonts w:ascii="Calibri" w:cs="Calibri" w:eastAsia="Calibri" w:hAnsi="Calibri"/>
+          <w:b w:val="false"/>
+          <w:bCs w:val="false"/>
+          <w:i w:val="false"/>
+          <w:iCs w:val="false"/>
+          <w:sz w:val="21"/>
+          <w:szCs w:val="21"/>
+        </w:rPr>
+        <w:t xml:space="preserve"> and the </w:t>
+      </w:r>
+      <w:r>
+        <w:rPr>
+          <w:rFonts w:ascii="Calibri" w:cs="Calibri" w:eastAsia="Calibri" w:hAnsi="Calibri"/>
+          <w:b/>
+          <w:bCs/>
+          <w:i w:val="false"/>
+          <w:iCs w:val="false"/>
+          <w:sz w:val="21"/>
+          <w:szCs w:val="21"/>
+        </w:rPr>
+        <w:t xml:space="preserve">low byte in R0</w:t>
+      </w:r>
+      <w:r>
+        <w:rPr>
+          <w:rFonts w:ascii="Calibri" w:cs="Calibri" w:eastAsia="Calibri" w:hAnsi="Calibri"/>
+          <w:b w:val="false"/>
+          <w:bCs w:val="false"/>
+          <w:i w:val="false"/>
+          <w:iCs w:val="false"/>
+          <w:sz w:val="21"/>
+          <w:szCs w:val="21"/>
+        </w:rPr>
+        <w:t xml:space="preserve">. Because R0 and R1 are used automatically, the programmer must read the product from them (and often save them) immediately after the multiplication.</w:t>
+      </w:r>
+    </w:p>
+    <w:p>
+      <w:pPr>
+        <w:keepNext/>
+        <w:spacing w:after="24" w:before="120" w:line="276" w:lineRule="auto"/>
+      </w:pPr>
+      <w:r>
+        <w:rPr>
+          <w:rFonts w:ascii="Calibri" w:cs="Calibri" w:eastAsia="Calibri" w:hAnsi="Calibri"/>
+          <w:b/>
+          <w:bCs/>
+          <w:i w:val="false"/>
+          <w:iCs w:val="false"/>
+          <w:color w:val="1F3864"/>
+          <w:sz w:val="21"/>
+          <w:szCs w:val="21"/>
+        </w:rPr>
+        <w:t xml:space="preserve">3.  </w:t>
+      </w:r>
+      <w:r>
+        <w:rPr>
+          <w:rFonts w:ascii="Calibri" w:cs="Calibri" w:eastAsia="Calibri" w:hAnsi="Calibri"/>
+          <w:b/>
+          <w:bCs/>
+          <w:i w:val="false"/>
+          <w:iCs w:val="false"/>
+          <w:sz w:val="21"/>
+          <w:szCs w:val="21"/>
+        </w:rPr>
+        <w:t xml:space="preserve">Which AVR instruction performs XOR?</w:t>
+      </w:r>
+    </w:p>
+    <w:p>
+      <w:pPr>
+        <w:spacing w:after="60" w:before="0" w:line="276" w:lineRule="auto"/>
+        <w:ind w:left="150"/>
+      </w:pPr>
+      <w:r>
+        <w:rPr>
+          <w:rFonts w:ascii="Calibri" w:cs="Calibri" w:eastAsia="Calibri" w:hAnsi="Calibri"/>
+          <w:b/>
+          <w:bCs/>
+          <w:i w:val="false"/>
+          <w:iCs w:val="false"/>
+          <w:color w:val="2E5496"/>
+          <w:sz w:val="21"/>
+          <w:szCs w:val="21"/>
+        </w:rPr>
+        <w:t xml:space="preserve">Ans.  </w:t>
+      </w:r>
+      <w:r>
+        <w:rPr>
+          <w:rFonts w:ascii="Calibri" w:cs="Calibri" w:eastAsia="Calibri" w:hAnsi="Calibri"/>
+          <w:b w:val="false"/>
+          <w:bCs w:val="false"/>
+          <w:i w:val="false"/>
+          <w:iCs w:val="false"/>
+          <w:sz w:val="21"/>
+          <w:szCs w:val="21"/>
+        </w:rPr>
+        <w:t xml:space="preserve">The </w:t>
+      </w:r>
+      <w:r>
+        <w:rPr>
+          <w:rFonts w:ascii="Calibri" w:cs="Calibri" w:eastAsia="Calibri" w:hAnsi="Calibri"/>
+          <w:b/>
+          <w:bCs/>
+          <w:i w:val="false"/>
+          <w:iCs w:val="false"/>
+          <w:sz w:val="21"/>
+          <w:szCs w:val="21"/>
+        </w:rPr>
+        <w:t xml:space="preserve">EOR (Exclusive OR)</w:t>
+      </w:r>
+      <w:r>
+        <w:rPr>
+          <w:rFonts w:ascii="Calibri" w:cs="Calibri" w:eastAsia="Calibri" w:hAnsi="Calibri"/>
+          <w:b w:val="false"/>
+          <w:bCs w:val="false"/>
+          <w:i w:val="false"/>
+          <w:iCs w:val="false"/>
+          <w:sz w:val="21"/>
+          <w:szCs w:val="21"/>
+        </w:rPr>
+        <w:t xml:space="preserve"> instruction performs a bit-by-bit logical XOR between two registers and stores the result in the destination register, e.g. </w:t>
+      </w:r>
+      <w:r>
+        <w:rPr>
+          <w:rFonts w:ascii="Calibri" w:cs="Calibri" w:eastAsia="Calibri" w:hAnsi="Calibri"/>
+          <w:b/>
+          <w:bCs/>
+          <w:i w:val="false"/>
+          <w:iCs w:val="false"/>
+          <w:sz w:val="21"/>
+          <w:szCs w:val="21"/>
+        </w:rPr>
+        <w:t xml:space="preserve">EOR R16, R17</w:t>
+      </w:r>
+      <w:r>
+        <w:rPr>
+          <w:rFonts w:ascii="Calibri" w:cs="Calibri" w:eastAsia="Calibri" w:hAnsi="Calibri"/>
+          <w:b w:val="false"/>
+          <w:bCs w:val="false"/>
+          <w:i w:val="false"/>
+          <w:iCs w:val="false"/>
+          <w:sz w:val="21"/>
+          <w:szCs w:val="21"/>
+        </w:rPr>
+        <w:t xml:space="preserve">. A useful special case is </w:t>
+      </w:r>
+      <w:r>
+        <w:rPr>
+          <w:rFonts w:ascii="Calibri" w:cs="Calibri" w:eastAsia="Calibri" w:hAnsi="Calibri"/>
+          <w:b/>
+          <w:bCs/>
+          <w:i w:val="false"/>
+          <w:iCs w:val="false"/>
+          <w:sz w:val="21"/>
+          <w:szCs w:val="21"/>
+        </w:rPr>
+        <w:t xml:space="preserve">EOR R16, R16</w:t>
+      </w:r>
+      <w:r>
+        <w:rPr>
+          <w:rFonts w:ascii="Calibri" w:cs="Calibri" w:eastAsia="Calibri" w:hAnsi="Calibri"/>
+          <w:b w:val="false"/>
+          <w:bCs w:val="false"/>
+          <w:i w:val="false"/>
+          <w:iCs w:val="false"/>
+          <w:sz w:val="21"/>
+          <w:szCs w:val="21"/>
+        </w:rPr>
+        <w:t xml:space="preserve">, which XORs a register with itself and thereby </w:t>
+      </w:r>
+      <w:r>
+        <w:rPr>
+          <w:rFonts w:ascii="Calibri" w:cs="Calibri" w:eastAsia="Calibri" w:hAnsi="Calibri"/>
+          <w:b/>
+          <w:bCs/>
+          <w:i w:val="false"/>
+          <w:iCs w:val="false"/>
+          <w:sz w:val="21"/>
+          <w:szCs w:val="21"/>
+        </w:rPr>
+        <w:t xml:space="preserve">clears it to zero</w:t>
+      </w:r>
+      <w:r>
+        <w:rPr>
+          <w:rFonts w:ascii="Calibri" w:cs="Calibri" w:eastAsia="Calibri" w:hAnsi="Calibri"/>
+          <w:b w:val="false"/>
+          <w:bCs w:val="false"/>
+          <w:i w:val="false"/>
+          <w:iCs w:val="false"/>
+          <w:sz w:val="21"/>
+          <w:szCs w:val="21"/>
+        </w:rPr>
         <w:t xml:space="preserve">.</w:t>
       </w:r>
     </w:p>
     <w:p>
       <w:pPr>
         <w:keepNext/>
-        <w:spacing w:after="20" w:before="90" w:line="268" w:lineRule="auto"/>
+        <w:spacing w:after="24" w:before="120" w:line="276" w:lineRule="auto"/>
       </w:pPr>
       <w:r>
         <w:rPr>
@@ -4207,24 +6551,24 @@
           <w:sz w:val="21"/>
           <w:szCs w:val="21"/>
         </w:rPr>
-        <w:t xml:space="preserve">2.  </w:t>
-      </w:r>
-      <w:r>
-        <w:rPr>
-          <w:rFonts w:ascii="Calibri" w:cs="Calibri" w:eastAsia="Calibri" w:hAnsi="Calibri"/>
-          <w:b/>
-          <w:bCs/>
-          <w:i w:val="false"/>
-          <w:iCs w:val="false"/>
-          <w:sz w:val="21"/>
-          <w:szCs w:val="21"/>
-        </w:rPr>
-        <w:t xml:space="preserve">Where is the result of the MUL instruction stored?</w:t>
-      </w:r>
-    </w:p>
-    <w:p>
-      <w:pPr>
-        <w:spacing w:after="40" w:before="0" w:line="268" w:lineRule="auto"/>
+        <w:t xml:space="preserve">4.  </w:t>
+      </w:r>
+      <w:r>
+        <w:rPr>
+          <w:rFonts w:ascii="Calibri" w:cs="Calibri" w:eastAsia="Calibri" w:hAnsi="Calibri"/>
+          <w:b/>
+          <w:bCs/>
+          <w:i w:val="false"/>
+          <w:iCs w:val="false"/>
+          <w:sz w:val="21"/>
+          <w:szCs w:val="21"/>
+        </w:rPr>
+        <w:t xml:space="preserve">What does the COM instruction do?</w:t>
+      </w:r>
+    </w:p>
+    <w:p>
+      <w:pPr>
+        <w:spacing w:after="60" w:before="0" w:line="276" w:lineRule="auto"/>
         <w:ind w:left="150"/>
       </w:pPr>
       <w:r>
@@ -4250,37 +6594,85 @@
           <w:sz w:val="21"/>
           <w:szCs w:val="21"/>
         </w:rPr>
-        <w:t xml:space="preserve">In the register pair </w:t>
-      </w:r>
-      <w:r>
-        <w:rPr>
-          <w:rFonts w:ascii="Calibri" w:cs="Calibri" w:eastAsia="Calibri" w:hAnsi="Calibri"/>
-          <w:b/>
-          <w:bCs/>
-          <w:i w:val="false"/>
-          <w:iCs w:val="false"/>
-          <w:sz w:val="21"/>
-          <w:szCs w:val="21"/>
-        </w:rPr>
-        <w:t xml:space="preserve">R1:R0</w:t>
-      </w:r>
-      <w:r>
-        <w:rPr>
-          <w:rFonts w:ascii="Calibri" w:cs="Calibri" w:eastAsia="Calibri" w:hAnsi="Calibri"/>
-          <w:b w:val="false"/>
-          <w:bCs w:val="false"/>
-          <w:i w:val="false"/>
-          <w:iCs w:val="false"/>
-          <w:sz w:val="21"/>
-          <w:szCs w:val="21"/>
-        </w:rPr>
-        <w:t xml:space="preserve"> — high byte in R1, low byte in R0.</w:t>
+        <w:t xml:space="preserve">The </w:t>
+      </w:r>
+      <w:r>
+        <w:rPr>
+          <w:rFonts w:ascii="Calibri" w:cs="Calibri" w:eastAsia="Calibri" w:hAnsi="Calibri"/>
+          <w:b/>
+          <w:bCs/>
+          <w:i w:val="false"/>
+          <w:iCs w:val="false"/>
+          <w:sz w:val="21"/>
+          <w:szCs w:val="21"/>
+        </w:rPr>
+        <w:t xml:space="preserve">COM</w:t>
+      </w:r>
+      <w:r>
+        <w:rPr>
+          <w:rFonts w:ascii="Calibri" w:cs="Calibri" w:eastAsia="Calibri" w:hAnsi="Calibri"/>
+          <w:b w:val="false"/>
+          <w:bCs w:val="false"/>
+          <w:i w:val="false"/>
+          <w:iCs w:val="false"/>
+          <w:sz w:val="21"/>
+          <w:szCs w:val="21"/>
+        </w:rPr>
+        <w:t xml:space="preserve"> instruction takes the </w:t>
+      </w:r>
+      <w:r>
+        <w:rPr>
+          <w:rFonts w:ascii="Calibri" w:cs="Calibri" w:eastAsia="Calibri" w:hAnsi="Calibri"/>
+          <w:b/>
+          <w:bCs/>
+          <w:i w:val="false"/>
+          <w:iCs w:val="false"/>
+          <w:sz w:val="21"/>
+          <w:szCs w:val="21"/>
+        </w:rPr>
+        <w:t xml:space="preserve">one’s complement</w:t>
+      </w:r>
+      <w:r>
+        <w:rPr>
+          <w:rFonts w:ascii="Calibri" w:cs="Calibri" w:eastAsia="Calibri" w:hAnsi="Calibri"/>
+          <w:b w:val="false"/>
+          <w:bCs w:val="false"/>
+          <w:i w:val="false"/>
+          <w:iCs w:val="false"/>
+          <w:sz w:val="21"/>
+          <w:szCs w:val="21"/>
+        </w:rPr>
+        <w:t xml:space="preserve"> of a register — it </w:t>
+      </w:r>
+      <w:r>
+        <w:rPr>
+          <w:rFonts w:ascii="Calibri" w:cs="Calibri" w:eastAsia="Calibri" w:hAnsi="Calibri"/>
+          <w:b/>
+          <w:bCs/>
+          <w:i w:val="false"/>
+          <w:iCs w:val="false"/>
+          <w:sz w:val="21"/>
+          <w:szCs w:val="21"/>
+        </w:rPr>
+        <w:t xml:space="preserve">inverts every bit</w:t>
+      </w:r>
+      <w:r>
+        <w:rPr>
+          <w:rFonts w:ascii="Calibri" w:cs="Calibri" w:eastAsia="Calibri" w:hAnsi="Calibri"/>
+          <w:b w:val="false"/>
+          <w:bCs w:val="false"/>
+          <w:i w:val="false"/>
+          <w:iCs w:val="false"/>
+          <w:sz w:val="21"/>
+          <w:szCs w:val="21"/>
+        </w:rPr>
+        <w:t xml:space="preserve">, changing each 0 to 1 and each 1 to 0 (equivalent to R = 0xFF − R). For example, if a register holds 0x0F, after COM it holds 0xF0. It is used in logical/bit-manipulation operations and to form complements.</w:t>
       </w:r>
     </w:p>
     <w:p>
       <w:pPr>
         <w:keepNext/>
-        <w:spacing w:after="20" w:before="90" w:line="268" w:lineRule="auto"/>
+        <w:spacing w:after="24" w:before="120" w:line="276" w:lineRule="auto"/>
       </w:pPr>
       <w:r>
         <w:rPr>
@@ -4293,24 +6685,24 @@
           <w:sz w:val="21"/>
           <w:szCs w:val="21"/>
         </w:rPr>
-        <w:t xml:space="preserve">3.  </w:t>
-      </w:r>
-      <w:r>
-        <w:rPr>
-          <w:rFonts w:ascii="Calibri" w:cs="Calibri" w:eastAsia="Calibri" w:hAnsi="Calibri"/>
-          <w:b/>
-          <w:bCs/>
-          <w:i w:val="false"/>
-          <w:iCs w:val="false"/>
-          <w:sz w:val="21"/>
-          <w:szCs w:val="21"/>
-        </w:rPr>
-        <w:t xml:space="preserve">Which AVR instruction performs XOR?</w:t>
-      </w:r>
-    </w:p>
-    <w:p>
-      <w:pPr>
-        <w:spacing w:after="40" w:before="0" w:line="268" w:lineRule="auto"/>
+        <w:t xml:space="preserve">5.  </w:t>
+      </w:r>
+      <w:r>
+        <w:rPr>
+          <w:rFonts w:ascii="Calibri" w:cs="Calibri" w:eastAsia="Calibri" w:hAnsi="Calibri"/>
+          <w:b/>
+          <w:bCs/>
+          <w:i w:val="false"/>
+          <w:iCs w:val="false"/>
+          <w:sz w:val="21"/>
+          <w:szCs w:val="21"/>
+        </w:rPr>
+        <w:t xml:space="preserve">What is a HEX file?</w:t>
+      </w:r>
+    </w:p>
+    <w:p>
+      <w:pPr>
+        <w:spacing w:after="60" w:before="0" w:line="276" w:lineRule="auto"/>
         <w:ind w:left="150"/>
       </w:pPr>
       <w:r>
@@ -4329,198 +6721,38 @@
       <w:r>
         <w:rPr>
           <w:rFonts w:ascii="Calibri" w:cs="Calibri" w:eastAsia="Calibri" w:hAnsi="Calibri"/>
-          <w:b/>
-          <w:bCs/>
-          <w:i w:val="false"/>
-          <w:iCs w:val="false"/>
-          <w:sz w:val="21"/>
-          <w:szCs w:val="21"/>
-        </w:rPr>
-        <w:t xml:space="preserve">EOR</w:t>
-      </w:r>
-      <w:r>
-        <w:rPr>
-          <w:rFonts w:ascii="Calibri" w:cs="Calibri" w:eastAsia="Calibri" w:hAnsi="Calibri"/>
-          <w:b w:val="false"/>
-          <w:bCs w:val="false"/>
-          <w:i w:val="false"/>
-          <w:iCs w:val="false"/>
-          <w:sz w:val="21"/>
-          <w:szCs w:val="21"/>
-        </w:rPr>
-        <w:t xml:space="preserve"> (Exclusive OR), e.g. </w:t>
-      </w:r>
-      <w:r>
-        <w:rPr>
-          <w:rFonts w:ascii="Consolas" w:cs="Consolas" w:eastAsia="Consolas" w:hAnsi="Consolas"/>
-          <w:b w:val="false"/>
-          <w:bCs w:val="false"/>
-          <w:i w:val="false"/>
-          <w:iCs w:val="false"/>
-          <w:sz w:val="19"/>
-          <w:szCs w:val="19"/>
-        </w:rPr>
-        <w:t xml:space="preserve">EOR R16, R17</w:t>
-      </w:r>
-      <w:r>
-        <w:rPr>
-          <w:rFonts w:ascii="Calibri" w:cs="Calibri" w:eastAsia="Calibri" w:hAnsi="Calibri"/>
-          <w:b w:val="false"/>
-          <w:bCs w:val="false"/>
-          <w:i w:val="false"/>
-          <w:iCs w:val="false"/>
-          <w:sz w:val="21"/>
-          <w:szCs w:val="21"/>
-        </w:rPr>
-        <w:t xml:space="preserve">.</w:t>
-      </w:r>
-    </w:p>
-    <w:p>
-      <w:pPr>
-        <w:keepNext/>
-        <w:spacing w:after="20" w:before="90" w:line="268" w:lineRule="auto"/>
-      </w:pPr>
-      <w:r>
-        <w:rPr>
-          <w:rFonts w:ascii="Calibri" w:cs="Calibri" w:eastAsia="Calibri" w:hAnsi="Calibri"/>
-          <w:b/>
-          <w:bCs/>
-          <w:i w:val="false"/>
-          <w:iCs w:val="false"/>
-          <w:color w:val="1F3864"/>
-          <w:sz w:val="21"/>
-          <w:szCs w:val="21"/>
-        </w:rPr>
-        <w:t xml:space="preserve">4.  </w:t>
-      </w:r>
-      <w:r>
-        <w:rPr>
-          <w:rFonts w:ascii="Calibri" w:cs="Calibri" w:eastAsia="Calibri" w:hAnsi="Calibri"/>
-          <w:b/>
-          <w:bCs/>
-          <w:i w:val="false"/>
-          <w:iCs w:val="false"/>
-          <w:sz w:val="21"/>
-          <w:szCs w:val="21"/>
-        </w:rPr>
-        <w:t xml:space="preserve">What does the COM instruction do?</w:t>
-      </w:r>
-    </w:p>
-    <w:p>
-      <w:pPr>
-        <w:spacing w:after="40" w:before="0" w:line="268" w:lineRule="auto"/>
-        <w:ind w:left="150"/>
-      </w:pPr>
-      <w:r>
-        <w:rPr>
-          <w:rFonts w:ascii="Calibri" w:cs="Calibri" w:eastAsia="Calibri" w:hAnsi="Calibri"/>
-          <w:b/>
-          <w:bCs/>
-          <w:i w:val="false"/>
-          <w:iCs w:val="false"/>
-          <w:color w:val="2E5496"/>
-          <w:sz w:val="21"/>
-          <w:szCs w:val="21"/>
-        </w:rPr>
-        <w:t xml:space="preserve">Ans.  </w:t>
-      </w:r>
-      <w:r>
-        <w:rPr>
-          <w:rFonts w:ascii="Calibri" w:cs="Calibri" w:eastAsia="Calibri" w:hAnsi="Calibri"/>
-          <w:b w:val="false"/>
-          <w:bCs w:val="false"/>
-          <w:i w:val="false"/>
-          <w:iCs w:val="false"/>
-          <w:sz w:val="21"/>
-          <w:szCs w:val="21"/>
-        </w:rPr>
-        <w:t xml:space="preserve">It takes the </w:t>
-      </w:r>
-      <w:r>
-        <w:rPr>
-          <w:rFonts w:ascii="Calibri" w:cs="Calibri" w:eastAsia="Calibri" w:hAnsi="Calibri"/>
-          <w:b/>
-          <w:bCs/>
-          <w:i w:val="false"/>
-          <w:iCs w:val="false"/>
-          <w:sz w:val="21"/>
-          <w:szCs w:val="21"/>
-        </w:rPr>
-        <w:t xml:space="preserve">one’s complement</w:t>
-      </w:r>
-      <w:r>
-        <w:rPr>
-          <w:rFonts w:ascii="Calibri" w:cs="Calibri" w:eastAsia="Calibri" w:hAnsi="Calibri"/>
-          <w:b w:val="false"/>
-          <w:bCs w:val="false"/>
-          <w:i w:val="false"/>
-          <w:iCs w:val="false"/>
-          <w:sz w:val="21"/>
-          <w:szCs w:val="21"/>
-        </w:rPr>
-        <w:t xml:space="preserve"> of a register — inverts all bits (R = 0xFF − R).</w:t>
-      </w:r>
-    </w:p>
-    <w:p>
-      <w:pPr>
-        <w:keepNext/>
-        <w:spacing w:after="20" w:before="90" w:line="268" w:lineRule="auto"/>
-      </w:pPr>
-      <w:r>
-        <w:rPr>
-          <w:rFonts w:ascii="Calibri" w:cs="Calibri" w:eastAsia="Calibri" w:hAnsi="Calibri"/>
-          <w:b/>
-          <w:bCs/>
-          <w:i w:val="false"/>
-          <w:iCs w:val="false"/>
-          <w:color w:val="1F3864"/>
-          <w:sz w:val="21"/>
-          <w:szCs w:val="21"/>
-        </w:rPr>
-        <w:t xml:space="preserve">5.  </w:t>
-      </w:r>
-      <w:r>
-        <w:rPr>
-          <w:rFonts w:ascii="Calibri" w:cs="Calibri" w:eastAsia="Calibri" w:hAnsi="Calibri"/>
-          <w:b/>
-          <w:bCs/>
-          <w:i w:val="false"/>
-          <w:iCs w:val="false"/>
-          <w:sz w:val="21"/>
-          <w:szCs w:val="21"/>
-        </w:rPr>
-        <w:t xml:space="preserve">What is a HEX file?</w:t>
-      </w:r>
-    </w:p>
-    <w:p>
-      <w:pPr>
-        <w:spacing w:after="40" w:before="0" w:line="268" w:lineRule="auto"/>
-        <w:ind w:left="150"/>
-      </w:pPr>
-      <w:r>
-        <w:rPr>
-          <w:rFonts w:ascii="Calibri" w:cs="Calibri" w:eastAsia="Calibri" w:hAnsi="Calibri"/>
-          <w:b/>
-          <w:bCs/>
-          <w:i w:val="false"/>
-          <w:iCs w:val="false"/>
-          <w:color w:val="2E5496"/>
-          <w:sz w:val="21"/>
-          <w:szCs w:val="21"/>
-        </w:rPr>
-        <w:t xml:space="preserve">Ans.  </w:t>
-      </w:r>
-      <w:r>
-        <w:rPr>
-          <w:rFonts w:ascii="Calibri" w:cs="Calibri" w:eastAsia="Calibri" w:hAnsi="Calibri"/>
-          <w:b w:val="false"/>
-          <w:bCs w:val="false"/>
-          <w:i w:val="false"/>
-          <w:iCs w:val="false"/>
-          <w:sz w:val="21"/>
-          <w:szCs w:val="21"/>
-        </w:rPr>
-        <w:t xml:space="preserve">A file in </w:t>
+          <w:b w:val="false"/>
+          <w:bCs w:val="false"/>
+          <w:i w:val="false"/>
+          <w:iCs w:val="false"/>
+          <w:sz w:val="21"/>
+          <w:szCs w:val="21"/>
+        </w:rPr>
+        <w:t xml:space="preserve">A </w:t>
+      </w:r>
+      <w:r>
+        <w:rPr>
+          <w:rFonts w:ascii="Calibri" w:cs="Calibri" w:eastAsia="Calibri" w:hAnsi="Calibri"/>
+          <w:b/>
+          <w:bCs/>
+          <w:i w:val="false"/>
+          <w:iCs w:val="false"/>
+          <w:sz w:val="21"/>
+          <w:szCs w:val="21"/>
+        </w:rPr>
+        <w:t xml:space="preserve">HEX file</w:t>
+      </w:r>
+      <w:r>
+        <w:rPr>
+          <w:rFonts w:ascii="Calibri" w:cs="Calibri" w:eastAsia="Calibri" w:hAnsi="Calibri"/>
+          <w:b w:val="false"/>
+          <w:bCs w:val="false"/>
+          <w:i w:val="false"/>
+          <w:iCs w:val="false"/>
+          <w:sz w:val="21"/>
+          <w:szCs w:val="21"/>
+        </w:rPr>
+        <w:t xml:space="preserve"> is a text file in the </w:t>
       </w:r>
       <w:r>
         <w:rPr>
@@ -4544,7 +6776,55 @@
           <w:sz w:val="21"/>
           <w:szCs w:val="21"/>
         </w:rPr>
-        <w:t xml:space="preserve"> holding the machine code in hexadecimal, which is loaded into the microcontroller’s program (flash) memory.</w:t>
+        <w:t xml:space="preserve"> that contains the program’s </w:t>
+      </w:r>
+      <w:r>
+        <w:rPr>
+          <w:rFonts w:ascii="Calibri" w:cs="Calibri" w:eastAsia="Calibri" w:hAnsi="Calibri"/>
+          <w:b/>
+          <w:bCs/>
+          <w:i w:val="false"/>
+          <w:iCs w:val="false"/>
+          <w:sz w:val="21"/>
+          <w:szCs w:val="21"/>
+        </w:rPr>
+        <w:t xml:space="preserve">machine code represented in hexadecimal</w:t>
+      </w:r>
+      <w:r>
+        <w:rPr>
+          <w:rFonts w:ascii="Calibri" w:cs="Calibri" w:eastAsia="Calibri" w:hAnsi="Calibri"/>
+          <w:b w:val="false"/>
+          <w:bCs w:val="false"/>
+          <w:i w:val="false"/>
+          <w:iCs w:val="false"/>
+          <w:sz w:val="21"/>
+          <w:szCs w:val="21"/>
+        </w:rPr>
+        <w:t xml:space="preserve">, along with address and checksum information. It is the output of the assembler/compiler and is the file that is actually </w:t>
+      </w:r>
+      <w:r>
+        <w:rPr>
+          <w:rFonts w:ascii="Calibri" w:cs="Calibri" w:eastAsia="Calibri" w:hAnsi="Calibri"/>
+          <w:b/>
+          <w:bCs/>
+          <w:i w:val="false"/>
+          <w:iCs w:val="false"/>
+          <w:sz w:val="21"/>
+          <w:szCs w:val="21"/>
+        </w:rPr>
+        <w:t xml:space="preserve">loaded (burned) into the microcontroller’s program (flash) memory</w:t>
+      </w:r>
+      <w:r>
+        <w:rPr>
+          <w:rFonts w:ascii="Calibri" w:cs="Calibri" w:eastAsia="Calibri" w:hAnsi="Calibri"/>
+          <w:b w:val="false"/>
+          <w:bCs w:val="false"/>
+          <w:i w:val="false"/>
+          <w:iCs w:val="false"/>
+          <w:sz w:val="21"/>
+          <w:szCs w:val="21"/>
+        </w:rPr>
+        <w:t xml:space="preserve"> or into a simulator to run the program.</w:t>
       </w:r>
     </w:p>
     <w:p>
@@ -4572,7 +6852,7 @@
     <w:p>
       <w:pPr>
         <w:keepNext/>
-        <w:spacing w:after="20" w:before="90" w:line="268" w:lineRule="auto"/>
+        <w:spacing w:after="24" w:before="120" w:line="276" w:lineRule="auto"/>
       </w:pPr>
       <w:r>
         <w:rPr>
@@ -4602,7 +6882,7 @@
     </w:p>
     <w:p>
       <w:pPr>
-        <w:spacing w:after="40" w:before="0" w:line="268" w:lineRule="auto"/>
+        <w:spacing w:after="60" w:before="0" w:line="276" w:lineRule="auto"/>
         <w:ind w:left="150"/>
       </w:pPr>
       <w:r>
@@ -4621,6 +6901,18 @@
       <w:r>
         <w:rPr>
           <w:rFonts w:ascii="Calibri" w:cs="Calibri" w:eastAsia="Calibri" w:hAnsi="Calibri"/>
+          <w:b w:val="false"/>
+          <w:bCs w:val="false"/>
+          <w:i w:val="false"/>
+          <w:iCs w:val="false"/>
+          <w:sz w:val="21"/>
+          <w:szCs w:val="21"/>
+        </w:rPr>
+        <w:t xml:space="preserve">The push button is read through </w:t>
+      </w:r>
+      <w:r>
+        <w:rPr>
+          <w:rFonts w:ascii="Calibri" w:cs="Calibri" w:eastAsia="Calibri" w:hAnsi="Calibri"/>
           <w:b/>
           <w:bCs/>
           <w:i w:val="false"/>
@@ -4640,7 +6932,7 @@
           <w:sz w:val="21"/>
           <w:szCs w:val="21"/>
         </w:rPr>
-        <w:t xml:space="preserve"> — the switch is connected to pin </w:t>
+        <w:t xml:space="preserve"> — specifically pin </w:t>
       </w:r>
       <w:r>
         <w:rPr>
@@ -4664,13 +6956,13 @@
           <w:sz w:val="21"/>
           <w:szCs w:val="21"/>
         </w:rPr>
-        <w:t xml:space="preserve">.</w:t>
+        <w:t xml:space="preserve">. One terminal of the switch is connected to P1.0 and the other to ground. Because Port 1 has internal pull-ups, P1.0 stays HIGH when the switch is open and goes LOW when it is pressed, so the program can sense the switch by reading this pin.</w:t>
       </w:r>
     </w:p>
     <w:p>
       <w:pPr>
         <w:keepNext/>
-        <w:spacing w:after="20" w:before="90" w:line="268" w:lineRule="auto"/>
+        <w:spacing w:after="24" w:before="120" w:line="276" w:lineRule="auto"/>
       </w:pPr>
       <w:r>
         <w:rPr>
@@ -4700,7 +6992,7 @@
     </w:p>
     <w:p>
       <w:pPr>
-        <w:spacing w:after="40" w:before="0" w:line="268" w:lineRule="auto"/>
+        <w:spacing w:after="60" w:before="0" w:line="276" w:lineRule="auto"/>
         <w:ind w:left="150"/>
       </w:pPr>
       <w:r>
@@ -4719,6 +7011,18 @@
       <w:r>
         <w:rPr>
           <w:rFonts w:ascii="Calibri" w:cs="Calibri" w:eastAsia="Calibri" w:hAnsi="Calibri"/>
+          <w:b w:val="false"/>
+          <w:bCs w:val="false"/>
+          <w:i w:val="false"/>
+          <w:iCs w:val="false"/>
+          <w:sz w:val="21"/>
+          <w:szCs w:val="21"/>
+        </w:rPr>
+        <w:t xml:space="preserve">The LED is controlled through pin </w:t>
+      </w:r>
+      <w:r>
+        <w:rPr>
+          <w:rFonts w:ascii="Calibri" w:cs="Calibri" w:eastAsia="Calibri" w:hAnsi="Calibri"/>
           <w:b/>
           <w:bCs/>
           <w:i w:val="false"/>
@@ -4738,13 +7042,13 @@
           <w:sz w:val="21"/>
           <w:szCs w:val="21"/>
         </w:rPr>
-        <w:t xml:space="preserve">.</w:t>
+        <w:t xml:space="preserve">. The program sets P2.0 HIGH to turn the LED ON and clears it LOW to turn the LED OFF, according to the status read from the push button.</w:t>
       </w:r>
     </w:p>
     <w:p>
       <w:pPr>
         <w:keepNext/>
-        <w:spacing w:after="20" w:before="90" w:line="268" w:lineRule="auto"/>
+        <w:spacing w:after="24" w:before="120" w:line="276" w:lineRule="auto"/>
       </w:pPr>
       <w:r>
         <w:rPr>
@@ -4774,7 +7078,7 @@
     </w:p>
     <w:p>
       <w:pPr>
-        <w:spacing w:after="40" w:before="0" w:line="268" w:lineRule="auto"/>
+        <w:spacing w:after="60" w:before="0" w:line="276" w:lineRule="auto"/>
         <w:ind w:left="150"/>
       </w:pPr>
       <w:r>
@@ -4800,61 +7104,61 @@
           <w:sz w:val="21"/>
           <w:szCs w:val="21"/>
         </w:rPr>
-        <w:t xml:space="preserve">Writing </w:t>
-      </w:r>
-      <w:r>
-        <w:rPr>
-          <w:rFonts w:ascii="Consolas" w:cs="Consolas" w:eastAsia="Consolas" w:hAnsi="Consolas"/>
-          <w:b w:val="false"/>
-          <w:bCs w:val="false"/>
-          <w:i w:val="false"/>
-          <w:iCs w:val="false"/>
-          <w:sz w:val="19"/>
-          <w:szCs w:val="19"/>
-        </w:rPr>
-        <w:t xml:space="preserve">MOV P1,#0FFH</w:t>
-      </w:r>
-      <w:r>
-        <w:rPr>
-          <w:rFonts w:ascii="Calibri" w:cs="Calibri" w:eastAsia="Calibri" w:hAnsi="Calibri"/>
-          <w:b w:val="false"/>
-          <w:bCs w:val="false"/>
-          <w:i w:val="false"/>
-          <w:iCs w:val="false"/>
-          <w:sz w:val="21"/>
-          <w:szCs w:val="21"/>
-        </w:rPr>
-        <w:t xml:space="preserve"> sets all P1 pins high so the port acts as an </w:t>
-      </w:r>
-      <w:r>
-        <w:rPr>
-          <w:rFonts w:ascii="Calibri" w:cs="Calibri" w:eastAsia="Calibri" w:hAnsi="Calibri"/>
-          <w:b/>
-          <w:bCs/>
-          <w:i w:val="false"/>
-          <w:iCs w:val="false"/>
-          <w:sz w:val="21"/>
-          <w:szCs w:val="21"/>
-        </w:rPr>
-        <w:t xml:space="preserve">input</w:t>
-      </w:r>
-      <w:r>
-        <w:rPr>
-          <w:rFonts w:ascii="Calibri" w:cs="Calibri" w:eastAsia="Calibri" w:hAnsi="Calibri"/>
-          <w:b w:val="false"/>
-          <w:bCs w:val="false"/>
-          <w:i w:val="false"/>
-          <w:iCs w:val="false"/>
-          <w:sz w:val="21"/>
-          <w:szCs w:val="21"/>
-        </w:rPr>
-        <w:t xml:space="preserve">, letting P1.0 read the switch.</w:t>
+        <w:t xml:space="preserve">The instruction </w:t>
+      </w:r>
+      <w:r>
+        <w:rPr>
+          <w:rFonts w:ascii="Calibri" w:cs="Calibri" w:eastAsia="Calibri" w:hAnsi="Calibri"/>
+          <w:b/>
+          <w:bCs/>
+          <w:i w:val="false"/>
+          <w:iCs w:val="false"/>
+          <w:sz w:val="21"/>
+          <w:szCs w:val="21"/>
+        </w:rPr>
+        <w:t xml:space="preserve">MOV P1, #0FFH</w:t>
+      </w:r>
+      <w:r>
+        <w:rPr>
+          <w:rFonts w:ascii="Calibri" w:cs="Calibri" w:eastAsia="Calibri" w:hAnsi="Calibri"/>
+          <w:b w:val="false"/>
+          <w:bCs w:val="false"/>
+          <w:i w:val="false"/>
+          <w:iCs w:val="false"/>
+          <w:sz w:val="21"/>
+          <w:szCs w:val="21"/>
+        </w:rPr>
+        <w:t xml:space="preserve"> writes all 1s to Port 1 so that it is configured to work as an </w:t>
+      </w:r>
+      <w:r>
+        <w:rPr>
+          <w:rFonts w:ascii="Calibri" w:cs="Calibri" w:eastAsia="Calibri" w:hAnsi="Calibri"/>
+          <w:b/>
+          <w:bCs/>
+          <w:i w:val="false"/>
+          <w:iCs w:val="false"/>
+          <w:sz w:val="21"/>
+          <w:szCs w:val="21"/>
+        </w:rPr>
+        <w:t xml:space="preserve">input port</w:t>
+      </w:r>
+      <w:r>
+        <w:rPr>
+          <w:rFonts w:ascii="Calibri" w:cs="Calibri" w:eastAsia="Calibri" w:hAnsi="Calibri"/>
+          <w:b w:val="false"/>
+          <w:bCs w:val="false"/>
+          <w:i w:val="false"/>
+          <w:iCs w:val="false"/>
+          <w:sz w:val="21"/>
+          <w:szCs w:val="21"/>
+        </w:rPr>
+        <w:t xml:space="preserve">. In the 8051, to use a port pin as an input it must first be written with a 1; this turns on the internal pull-up and lets the external switch pull the pin LOW. Hence writing FFH makes P1.0 able to correctly read the push-button status.</w:t>
       </w:r>
     </w:p>
     <w:p>
       <w:pPr>
         <w:keepNext/>
-        <w:spacing w:after="20" w:before="90" w:line="268" w:lineRule="auto"/>
+        <w:spacing w:after="24" w:before="120" w:line="276" w:lineRule="auto"/>
       </w:pPr>
       <w:r>
         <w:rPr>
@@ -4884,7 +7188,7 @@
     </w:p>
     <w:p>
       <w:pPr>
-        <w:spacing w:after="40" w:before="0" w:line="268" w:lineRule="auto"/>
+        <w:spacing w:after="60" w:before="0" w:line="276" w:lineRule="auto"/>
         <w:ind w:left="150"/>
       </w:pPr>
       <w:r>
@@ -4910,37 +7214,85 @@
           <w:sz w:val="21"/>
           <w:szCs w:val="21"/>
         </w:rPr>
-        <w:t xml:space="preserve">It is connected to ground, so </w:t>
-      </w:r>
-      <w:r>
-        <w:rPr>
-          <w:rFonts w:ascii="Calibri" w:cs="Calibri" w:eastAsia="Calibri" w:hAnsi="Calibri"/>
-          <w:b/>
-          <w:bCs/>
-          <w:i w:val="false"/>
-          <w:iCs w:val="false"/>
-          <w:sz w:val="21"/>
-          <w:szCs w:val="21"/>
-        </w:rPr>
-        <w:t xml:space="preserve">P1.0 reads logic 0 (LOW)</w:t>
-      </w:r>
-      <w:r>
-        <w:rPr>
-          <w:rFonts w:ascii="Calibri" w:cs="Calibri" w:eastAsia="Calibri" w:hAnsi="Calibri"/>
-          <w:b w:val="false"/>
-          <w:bCs w:val="false"/>
-          <w:i w:val="false"/>
-          <w:iCs w:val="false"/>
-          <w:sz w:val="21"/>
-          <w:szCs w:val="21"/>
-        </w:rPr>
-        <w:t xml:space="preserve">; the LED at P2.0 then turns ON.</w:t>
+        <w:t xml:space="preserve">When the push button is pressed, P1.0 is </w:t>
+      </w:r>
+      <w:r>
+        <w:rPr>
+          <w:rFonts w:ascii="Calibri" w:cs="Calibri" w:eastAsia="Calibri" w:hAnsi="Calibri"/>
+          <w:b/>
+          <w:bCs/>
+          <w:i w:val="false"/>
+          <w:iCs w:val="false"/>
+          <w:sz w:val="21"/>
+          <w:szCs w:val="21"/>
+        </w:rPr>
+        <w:t xml:space="preserve">connected to ground</w:t>
+      </w:r>
+      <w:r>
+        <w:rPr>
+          <w:rFonts w:ascii="Calibri" w:cs="Calibri" w:eastAsia="Calibri" w:hAnsi="Calibri"/>
+          <w:b w:val="false"/>
+          <w:bCs w:val="false"/>
+          <w:i w:val="false"/>
+          <w:iCs w:val="false"/>
+          <w:sz w:val="21"/>
+          <w:szCs w:val="21"/>
+        </w:rPr>
+        <w:t xml:space="preserve">, so it reads </w:t>
+      </w:r>
+      <w:r>
+        <w:rPr>
+          <w:rFonts w:ascii="Calibri" w:cs="Calibri" w:eastAsia="Calibri" w:hAnsi="Calibri"/>
+          <w:b/>
+          <w:bCs/>
+          <w:i w:val="false"/>
+          <w:iCs w:val="false"/>
+          <w:sz w:val="21"/>
+          <w:szCs w:val="21"/>
+        </w:rPr>
+        <w:t xml:space="preserve">logic 0 (LOW)</w:t>
+      </w:r>
+      <w:r>
+        <w:rPr>
+          <w:rFonts w:ascii="Calibri" w:cs="Calibri" w:eastAsia="Calibri" w:hAnsi="Calibri"/>
+          <w:b w:val="false"/>
+          <w:bCs w:val="false"/>
+          <w:i w:val="false"/>
+          <w:iCs w:val="false"/>
+          <w:sz w:val="21"/>
+          <w:szCs w:val="21"/>
+        </w:rPr>
+        <w:t xml:space="preserve">. The program detects this LOW level and in response </w:t>
+      </w:r>
+      <w:r>
+        <w:rPr>
+          <w:rFonts w:ascii="Calibri" w:cs="Calibri" w:eastAsia="Calibri" w:hAnsi="Calibri"/>
+          <w:b/>
+          <w:bCs/>
+          <w:i w:val="false"/>
+          <w:iCs w:val="false"/>
+          <w:sz w:val="21"/>
+          <w:szCs w:val="21"/>
+        </w:rPr>
+        <w:t xml:space="preserve">turns the LED at P2.0 ON</w:t>
+      </w:r>
+      <w:r>
+        <w:rPr>
+          <w:rFonts w:ascii="Calibri" w:cs="Calibri" w:eastAsia="Calibri" w:hAnsi="Calibri"/>
+          <w:b w:val="false"/>
+          <w:bCs w:val="false"/>
+          <w:i w:val="false"/>
+          <w:iCs w:val="false"/>
+          <w:sz w:val="21"/>
+          <w:szCs w:val="21"/>
+        </w:rPr>
+        <w:t xml:space="preserve">. When the button is released, the internal pull-up makes P1.0 read logic 1 again and the LED is turned OFF.</w:t>
       </w:r>
     </w:p>
     <w:p>
       <w:pPr>
         <w:keepNext/>
-        <w:spacing w:after="20" w:before="90" w:line="268" w:lineRule="auto"/>
+        <w:spacing w:after="24" w:before="120" w:line="276" w:lineRule="auto"/>
       </w:pPr>
       <w:r>
         <w:rPr>
@@ -4970,7 +7322,7 @@
     </w:p>
     <w:p>
       <w:pPr>
-        <w:spacing w:after="40" w:before="0" w:line="268" w:lineRule="auto"/>
+        <w:spacing w:after="60" w:before="0" w:line="276" w:lineRule="auto"/>
         <w:ind w:left="150"/>
       </w:pPr>
       <w:r>
@@ -4989,36 +7341,72 @@
       <w:r>
         <w:rPr>
           <w:rFonts w:ascii="Calibri" w:cs="Calibri" w:eastAsia="Calibri" w:hAnsi="Calibri"/>
-          <w:b/>
-          <w:bCs/>
-          <w:i w:val="false"/>
-          <w:iCs w:val="false"/>
-          <w:sz w:val="21"/>
-          <w:szCs w:val="21"/>
-        </w:rPr>
-        <w:t xml:space="preserve">Jump if Bit = 1</w:t>
-      </w:r>
-      <w:r>
-        <w:rPr>
-          <w:rFonts w:ascii="Calibri" w:cs="Calibri" w:eastAsia="Calibri" w:hAnsi="Calibri"/>
-          <w:b w:val="false"/>
-          <w:bCs w:val="false"/>
-          <w:i w:val="false"/>
-          <w:iCs w:val="false"/>
-          <w:sz w:val="21"/>
-          <w:szCs w:val="21"/>
-        </w:rPr>
-        <w:t xml:space="preserve"> — it checks a bit and jumps if that bit is set (e.g. </w:t>
-      </w:r>
-      <w:r>
-        <w:rPr>
-          <w:rFonts w:ascii="Consolas" w:cs="Consolas" w:eastAsia="Consolas" w:hAnsi="Consolas"/>
-          <w:b w:val="false"/>
-          <w:bCs w:val="false"/>
-          <w:i w:val="false"/>
-          <w:iCs w:val="false"/>
-          <w:sz w:val="19"/>
-          <w:szCs w:val="19"/>
+          <w:b w:val="false"/>
+          <w:bCs w:val="false"/>
+          <w:i w:val="false"/>
+          <w:iCs w:val="false"/>
+          <w:sz w:val="21"/>
+          <w:szCs w:val="21"/>
+        </w:rPr>
+        <w:t xml:space="preserve">The </w:t>
+      </w:r>
+      <w:r>
+        <w:rPr>
+          <w:rFonts w:ascii="Calibri" w:cs="Calibri" w:eastAsia="Calibri" w:hAnsi="Calibri"/>
+          <w:b/>
+          <w:bCs/>
+          <w:i w:val="false"/>
+          <w:iCs w:val="false"/>
+          <w:sz w:val="21"/>
+          <w:szCs w:val="21"/>
+        </w:rPr>
+        <w:t xml:space="preserve">JB (Jump if Bit set)</w:t>
+      </w:r>
+      <w:r>
+        <w:rPr>
+          <w:rFonts w:ascii="Calibri" w:cs="Calibri" w:eastAsia="Calibri" w:hAnsi="Calibri"/>
+          <w:b w:val="false"/>
+          <w:bCs w:val="false"/>
+          <w:i w:val="false"/>
+          <w:iCs w:val="false"/>
+          <w:sz w:val="21"/>
+          <w:szCs w:val="21"/>
+        </w:rPr>
+        <w:t xml:space="preserve"> instruction tests a specified bit and </w:t>
+      </w:r>
+      <w:r>
+        <w:rPr>
+          <w:rFonts w:ascii="Calibri" w:cs="Calibri" w:eastAsia="Calibri" w:hAnsi="Calibri"/>
+          <w:b/>
+          <w:bCs/>
+          <w:i w:val="false"/>
+          <w:iCs w:val="false"/>
+          <w:sz w:val="21"/>
+          <w:szCs w:val="21"/>
+        </w:rPr>
+        <w:t xml:space="preserve">jumps to the given label if that bit is 1</w:t>
+      </w:r>
+      <w:r>
+        <w:rPr>
+          <w:rFonts w:ascii="Calibri" w:cs="Calibri" w:eastAsia="Calibri" w:hAnsi="Calibri"/>
+          <w:b w:val="false"/>
+          <w:bCs w:val="false"/>
+          <w:i w:val="false"/>
+          <w:iCs w:val="false"/>
+          <w:sz w:val="21"/>
+          <w:szCs w:val="21"/>
+        </w:rPr>
+        <w:t xml:space="preserve">; if the bit is 0, execution continues with the next instruction. In this program </w:t>
+      </w:r>
+      <w:r>
+        <w:rPr>
+          <w:rFonts w:ascii="Calibri" w:cs="Calibri" w:eastAsia="Calibri" w:hAnsi="Calibri"/>
+          <w:b/>
+          <w:bCs/>
+          <w:i w:val="false"/>
+          <w:iCs w:val="false"/>
+          <w:sz w:val="21"/>
+          <w:szCs w:val="21"/>
         </w:rPr>
         <w:t xml:space="preserve">JB P1.0, NOT_PRESSED</w:t>
       </w:r>
@@ -5032,7 +7420,7 @@
           <w:sz w:val="21"/>
           <w:szCs w:val="21"/>
         </w:rPr>
-        <w:t xml:space="preserve">).</w:t>
+        <w:t xml:space="preserve"> checks the switch: if P1.0 = 1 (not pressed) it jumps to the NOT_PRESSED routine and keeps the LED off; otherwise it falls through to turn the LED on. It is a bit-testing conditional branch.</w:t>
       </w:r>
     </w:p>
     <w:p>
@@ -5060,7 +7448,7 @@
     <w:p>
       <w:pPr>
         <w:keepNext/>
-        <w:spacing w:after="20" w:before="90" w:line="268" w:lineRule="auto"/>
+        <w:spacing w:after="24" w:before="120" w:line="276" w:lineRule="auto"/>
       </w:pPr>
       <w:r>
         <w:rPr>
@@ -5090,7 +7478,7 @@
     </w:p>
     <w:p>
       <w:pPr>
-        <w:spacing w:after="40" w:before="0" w:line="268" w:lineRule="auto"/>
+        <w:spacing w:after="60" w:before="0" w:line="276" w:lineRule="auto"/>
         <w:ind w:left="150"/>
       </w:pPr>
       <w:r>
@@ -5116,37 +7504,109 @@
           <w:sz w:val="21"/>
           <w:szCs w:val="21"/>
         </w:rPr>
-        <w:t xml:space="preserve">It is an </w:t>
-      </w:r>
-      <w:r>
-        <w:rPr>
-          <w:rFonts w:ascii="Calibri" w:cs="Calibri" w:eastAsia="Calibri" w:hAnsi="Calibri"/>
-          <w:b/>
-          <w:bCs/>
-          <w:i w:val="false"/>
-          <w:iCs w:val="false"/>
-          <w:sz w:val="21"/>
-          <w:szCs w:val="21"/>
-        </w:rPr>
-        <w:t xml:space="preserve">output device</w:t>
-      </w:r>
-      <w:r>
-        <w:rPr>
-          <w:rFonts w:ascii="Calibri" w:cs="Calibri" w:eastAsia="Calibri" w:hAnsi="Calibri"/>
-          <w:b w:val="false"/>
-          <w:bCs w:val="false"/>
-          <w:i w:val="false"/>
-          <w:iCs w:val="false"/>
-          <w:sz w:val="21"/>
-          <w:szCs w:val="21"/>
-        </w:rPr>
-        <w:t xml:space="preserve"> that produces an audible sound/tone for alarms, alerts or status indication.</w:t>
+        <w:t xml:space="preserve">A </w:t>
+      </w:r>
+      <w:r>
+        <w:rPr>
+          <w:rFonts w:ascii="Calibri" w:cs="Calibri" w:eastAsia="Calibri" w:hAnsi="Calibri"/>
+          <w:b/>
+          <w:bCs/>
+          <w:i w:val="false"/>
+          <w:iCs w:val="false"/>
+          <w:sz w:val="21"/>
+          <w:szCs w:val="21"/>
+        </w:rPr>
+        <w:t xml:space="preserve">buzzer</w:t>
+      </w:r>
+      <w:r>
+        <w:rPr>
+          <w:rFonts w:ascii="Calibri" w:cs="Calibri" w:eastAsia="Calibri" w:hAnsi="Calibri"/>
+          <w:b w:val="false"/>
+          <w:bCs w:val="false"/>
+          <w:i w:val="false"/>
+          <w:iCs w:val="false"/>
+          <w:sz w:val="21"/>
+          <w:szCs w:val="21"/>
+        </w:rPr>
+        <w:t xml:space="preserve"> is an </w:t>
+      </w:r>
+      <w:r>
+        <w:rPr>
+          <w:rFonts w:ascii="Calibri" w:cs="Calibri" w:eastAsia="Calibri" w:hAnsi="Calibri"/>
+          <w:b/>
+          <w:bCs/>
+          <w:i w:val="false"/>
+          <w:iCs w:val="false"/>
+          <w:sz w:val="21"/>
+          <w:szCs w:val="21"/>
+        </w:rPr>
+        <w:t xml:space="preserve">electro-acoustic output device</w:t>
+      </w:r>
+      <w:r>
+        <w:rPr>
+          <w:rFonts w:ascii="Calibri" w:cs="Calibri" w:eastAsia="Calibri" w:hAnsi="Calibri"/>
+          <w:b w:val="false"/>
+          <w:bCs w:val="false"/>
+          <w:i w:val="false"/>
+          <w:iCs w:val="false"/>
+          <w:sz w:val="21"/>
+          <w:szCs w:val="21"/>
+        </w:rPr>
+        <w:t xml:space="preserve"> that converts an electrical signal into </w:t>
+      </w:r>
+      <w:r>
+        <w:rPr>
+          <w:rFonts w:ascii="Calibri" w:cs="Calibri" w:eastAsia="Calibri" w:hAnsi="Calibri"/>
+          <w:b/>
+          <w:bCs/>
+          <w:i w:val="false"/>
+          <w:iCs w:val="false"/>
+          <w:sz w:val="21"/>
+          <w:szCs w:val="21"/>
+        </w:rPr>
+        <w:t xml:space="preserve">sound</w:t>
+      </w:r>
+      <w:r>
+        <w:rPr>
+          <w:rFonts w:ascii="Calibri" w:cs="Calibri" w:eastAsia="Calibri" w:hAnsi="Calibri"/>
+          <w:b w:val="false"/>
+          <w:bCs w:val="false"/>
+          <w:i w:val="false"/>
+          <w:iCs w:val="false"/>
+          <w:sz w:val="21"/>
+          <w:szCs w:val="21"/>
+        </w:rPr>
+        <w:t xml:space="preserve">. In embedded systems it is used to give </w:t>
+      </w:r>
+      <w:r>
+        <w:rPr>
+          <w:rFonts w:ascii="Calibri" w:cs="Calibri" w:eastAsia="Calibri" w:hAnsi="Calibri"/>
+          <w:b/>
+          <w:bCs/>
+          <w:i w:val="false"/>
+          <w:iCs w:val="false"/>
+          <w:sz w:val="21"/>
+          <w:szCs w:val="21"/>
+        </w:rPr>
+        <w:t xml:space="preserve">audible indications</w:t>
+      </w:r>
+      <w:r>
+        <w:rPr>
+          <w:rFonts w:ascii="Calibri" w:cs="Calibri" w:eastAsia="Calibri" w:hAnsi="Calibri"/>
+          <w:b w:val="false"/>
+          <w:bCs w:val="false"/>
+          <w:i w:val="false"/>
+          <w:iCs w:val="false"/>
+          <w:sz w:val="21"/>
+          <w:szCs w:val="21"/>
+        </w:rPr>
+        <w:t xml:space="preserve"> — for example alarms, warnings, key-press beeps, or status/confirmation tones — so that the user is alerted without having to look at a display. It is controlled by a digital output pin of the microcontroller.</w:t>
       </w:r>
     </w:p>
     <w:p>
       <w:pPr>
         <w:keepNext/>
-        <w:spacing w:after="20" w:before="90" w:line="268" w:lineRule="auto"/>
+        <w:spacing w:after="24" w:before="120" w:line="276" w:lineRule="auto"/>
       </w:pPr>
       <w:r>
         <w:rPr>
@@ -5176,7 +7636,7 @@
     </w:p>
     <w:p>
       <w:pPr>
-        <w:spacing w:after="40" w:before="0" w:line="268" w:lineRule="auto"/>
+        <w:spacing w:after="60" w:before="0" w:line="276" w:lineRule="auto"/>
         <w:ind w:left="150"/>
       </w:pPr>
       <w:r>
@@ -5202,37 +7662,85 @@
           <w:sz w:val="21"/>
           <w:szCs w:val="21"/>
         </w:rPr>
-        <w:t xml:space="preserve">Because the buzzer is driven by PB0; it must be an output to </w:t>
-      </w:r>
-      <w:r>
-        <w:rPr>
-          <w:rFonts w:ascii="Calibri" w:cs="Calibri" w:eastAsia="Calibri" w:hAnsi="Calibri"/>
-          <w:b/>
-          <w:bCs/>
-          <w:i w:val="false"/>
-          <w:iCs w:val="false"/>
-          <w:sz w:val="21"/>
-          <w:szCs w:val="21"/>
-        </w:rPr>
-        <w:t xml:space="preserve">send HIGH/LOW signals</w:t>
-      </w:r>
-      <w:r>
-        <w:rPr>
-          <w:rFonts w:ascii="Calibri" w:cs="Calibri" w:eastAsia="Calibri" w:hAnsi="Calibri"/>
-          <w:b w:val="false"/>
-          <w:bCs w:val="false"/>
-          <w:i w:val="false"/>
-          <w:iCs w:val="false"/>
-          <w:sz w:val="21"/>
-          <w:szCs w:val="21"/>
-        </w:rPr>
-        <w:t xml:space="preserve"> to turn the buzzer ON and OFF.</w:t>
+        <w:t xml:space="preserve">The buzzer is connected to pin </w:t>
+      </w:r>
+      <w:r>
+        <w:rPr>
+          <w:rFonts w:ascii="Calibri" w:cs="Calibri" w:eastAsia="Calibri" w:hAnsi="Calibri"/>
+          <w:b/>
+          <w:bCs/>
+          <w:i w:val="false"/>
+          <w:iCs w:val="false"/>
+          <w:sz w:val="21"/>
+          <w:szCs w:val="21"/>
+        </w:rPr>
+        <w:t xml:space="preserve">PB0</w:t>
+      </w:r>
+      <w:r>
+        <w:rPr>
+          <w:rFonts w:ascii="Calibri" w:cs="Calibri" w:eastAsia="Calibri" w:hAnsi="Calibri"/>
+          <w:b w:val="false"/>
+          <w:bCs w:val="false"/>
+          <w:i w:val="false"/>
+          <w:iCs w:val="false"/>
+          <w:sz w:val="21"/>
+          <w:szCs w:val="21"/>
+        </w:rPr>
+        <w:t xml:space="preserve"> of Port B, and the microcontroller has to </w:t>
+      </w:r>
+      <w:r>
+        <w:rPr>
+          <w:rFonts w:ascii="Calibri" w:cs="Calibri" w:eastAsia="Calibri" w:hAnsi="Calibri"/>
+          <w:b/>
+          <w:bCs/>
+          <w:i w:val="false"/>
+          <w:iCs w:val="false"/>
+          <w:sz w:val="21"/>
+          <w:szCs w:val="21"/>
+        </w:rPr>
+        <w:t xml:space="preserve">send signals to drive it</w:t>
+      </w:r>
+      <w:r>
+        <w:rPr>
+          <w:rFonts w:ascii="Calibri" w:cs="Calibri" w:eastAsia="Calibri" w:hAnsi="Calibri"/>
+          <w:b w:val="false"/>
+          <w:bCs w:val="false"/>
+          <w:i w:val="false"/>
+          <w:iCs w:val="false"/>
+          <w:sz w:val="21"/>
+          <w:szCs w:val="21"/>
+        </w:rPr>
+        <w:t xml:space="preserve">. A pin can drive an external device only when it is set as an </w:t>
+      </w:r>
+      <w:r>
+        <w:rPr>
+          <w:rFonts w:ascii="Calibri" w:cs="Calibri" w:eastAsia="Calibri" w:hAnsi="Calibri"/>
+          <w:b/>
+          <w:bCs/>
+          <w:i w:val="false"/>
+          <w:iCs w:val="false"/>
+          <w:sz w:val="21"/>
+          <w:szCs w:val="21"/>
+        </w:rPr>
+        <w:t xml:space="preserve">output</w:t>
+      </w:r>
+      <w:r>
+        <w:rPr>
+          <w:rFonts w:ascii="Calibri" w:cs="Calibri" w:eastAsia="Calibri" w:hAnsi="Calibri"/>
+          <w:b w:val="false"/>
+          <w:bCs w:val="false"/>
+          <w:i w:val="false"/>
+          <w:iCs w:val="false"/>
+          <w:sz w:val="21"/>
+          <w:szCs w:val="21"/>
+        </w:rPr>
+        <w:t xml:space="preserve">. Therefore PB0 is configured as an output (using the DDRB register) so that the program can make it HIGH or LOW to switch the buzzer ON and OFF.</w:t>
       </w:r>
     </w:p>
     <w:p>
       <w:pPr>
         <w:keepNext/>
-        <w:spacing w:after="20" w:before="90" w:line="268" w:lineRule="auto"/>
+        <w:spacing w:after="24" w:before="120" w:line="276" w:lineRule="auto"/>
       </w:pPr>
       <w:r>
         <w:rPr>
@@ -5262,7 +7770,7 @@
     </w:p>
     <w:p>
       <w:pPr>
-        <w:spacing w:after="40" w:before="0" w:line="268" w:lineRule="auto"/>
+        <w:spacing w:after="60" w:before="0" w:line="276" w:lineRule="auto"/>
         <w:ind w:left="150"/>
       </w:pPr>
       <w:r>
@@ -5288,49 +7796,169 @@
           <w:sz w:val="21"/>
           <w:szCs w:val="21"/>
         </w:rPr>
-        <w:t xml:space="preserve">Data Direction Register for Port B</w:t>
-      </w:r>
-      <w:r>
-        <w:rPr>
-          <w:rFonts w:ascii="Calibri" w:cs="Calibri" w:eastAsia="Calibri" w:hAnsi="Calibri"/>
-          <w:b w:val="false"/>
-          <w:bCs w:val="false"/>
-          <w:i w:val="false"/>
-          <w:iCs w:val="false"/>
-          <w:sz w:val="21"/>
-          <w:szCs w:val="21"/>
-        </w:rPr>
-        <w:t xml:space="preserve"> — it sets each pin as input (0) or output (1). </w:t>
-      </w:r>
-      <w:r>
-        <w:rPr>
-          <w:rFonts w:ascii="Consolas" w:cs="Consolas" w:eastAsia="Consolas" w:hAnsi="Consolas"/>
-          <w:b w:val="false"/>
-          <w:bCs w:val="false"/>
-          <w:i w:val="false"/>
-          <w:iCs w:val="false"/>
-          <w:sz w:val="19"/>
-          <w:szCs w:val="19"/>
-        </w:rPr>
-        <w:t xml:space="preserve">DDRB |= (1&lt;&lt;PB0)</w:t>
-      </w:r>
-      <w:r>
-        <w:rPr>
-          <w:rFonts w:ascii="Calibri" w:cs="Calibri" w:eastAsia="Calibri" w:hAnsi="Calibri"/>
-          <w:b w:val="false"/>
-          <w:bCs w:val="false"/>
-          <w:i w:val="false"/>
-          <w:iCs w:val="false"/>
-          <w:sz w:val="21"/>
-          <w:szCs w:val="21"/>
-        </w:rPr>
-        <w:t xml:space="preserve"> makes PB0 an output.</w:t>
+        <w:t xml:space="preserve">DDRB (Data Direction Register for Port B)</w:t>
+      </w:r>
+      <w:r>
+        <w:rPr>
+          <w:rFonts w:ascii="Calibri" w:cs="Calibri" w:eastAsia="Calibri" w:hAnsi="Calibri"/>
+          <w:b w:val="false"/>
+          <w:bCs w:val="false"/>
+          <w:i w:val="false"/>
+          <w:iCs w:val="false"/>
+          <w:sz w:val="21"/>
+          <w:szCs w:val="21"/>
+        </w:rPr>
+        <w:t xml:space="preserve"> decides the </w:t>
+      </w:r>
+      <w:r>
+        <w:rPr>
+          <w:rFonts w:ascii="Calibri" w:cs="Calibri" w:eastAsia="Calibri" w:hAnsi="Calibri"/>
+          <w:b/>
+          <w:bCs/>
+          <w:i w:val="false"/>
+          <w:iCs w:val="false"/>
+          <w:sz w:val="21"/>
+          <w:szCs w:val="21"/>
+        </w:rPr>
+        <w:t xml:space="preserve">direction of each pin of Port B</w:t>
+      </w:r>
+      <w:r>
+        <w:rPr>
+          <w:rFonts w:ascii="Calibri" w:cs="Calibri" w:eastAsia="Calibri" w:hAnsi="Calibri"/>
+          <w:b w:val="false"/>
+          <w:bCs w:val="false"/>
+          <w:i w:val="false"/>
+          <w:iCs w:val="false"/>
+          <w:sz w:val="21"/>
+          <w:szCs w:val="21"/>
+        </w:rPr>
+        <w:t xml:space="preserve"> — whether it is an input or an output. Writing </w:t>
+      </w:r>
+      <w:r>
+        <w:rPr>
+          <w:rFonts w:ascii="Calibri" w:cs="Calibri" w:eastAsia="Calibri" w:hAnsi="Calibri"/>
+          <w:b/>
+          <w:bCs/>
+          <w:i w:val="false"/>
+          <w:iCs w:val="false"/>
+          <w:sz w:val="21"/>
+          <w:szCs w:val="21"/>
+        </w:rPr>
+        <w:t xml:space="preserve">1</w:t>
+      </w:r>
+      <w:r>
+        <w:rPr>
+          <w:rFonts w:ascii="Calibri" w:cs="Calibri" w:eastAsia="Calibri" w:hAnsi="Calibri"/>
+          <w:b w:val="false"/>
+          <w:bCs w:val="false"/>
+          <w:i w:val="false"/>
+          <w:iCs w:val="false"/>
+          <w:sz w:val="21"/>
+          <w:szCs w:val="21"/>
+        </w:rPr>
+        <w:t xml:space="preserve"> to a bit makes that pin an </w:t>
+      </w:r>
+      <w:r>
+        <w:rPr>
+          <w:rFonts w:ascii="Calibri" w:cs="Calibri" w:eastAsia="Calibri" w:hAnsi="Calibri"/>
+          <w:b/>
+          <w:bCs/>
+          <w:i w:val="false"/>
+          <w:iCs w:val="false"/>
+          <w:sz w:val="21"/>
+          <w:szCs w:val="21"/>
+        </w:rPr>
+        <w:t xml:space="preserve">output</w:t>
+      </w:r>
+      <w:r>
+        <w:rPr>
+          <w:rFonts w:ascii="Calibri" w:cs="Calibri" w:eastAsia="Calibri" w:hAnsi="Calibri"/>
+          <w:b w:val="false"/>
+          <w:bCs w:val="false"/>
+          <w:i w:val="false"/>
+          <w:iCs w:val="false"/>
+          <w:sz w:val="21"/>
+          <w:szCs w:val="21"/>
+        </w:rPr>
+        <w:t xml:space="preserve">, and writing </w:t>
+      </w:r>
+      <w:r>
+        <w:rPr>
+          <w:rFonts w:ascii="Calibri" w:cs="Calibri" w:eastAsia="Calibri" w:hAnsi="Calibri"/>
+          <w:b/>
+          <w:bCs/>
+          <w:i w:val="false"/>
+          <w:iCs w:val="false"/>
+          <w:sz w:val="21"/>
+          <w:szCs w:val="21"/>
+        </w:rPr>
+        <w:t xml:space="preserve">0</w:t>
+      </w:r>
+      <w:r>
+        <w:rPr>
+          <w:rFonts w:ascii="Calibri" w:cs="Calibri" w:eastAsia="Calibri" w:hAnsi="Calibri"/>
+          <w:b w:val="false"/>
+          <w:bCs w:val="false"/>
+          <w:i w:val="false"/>
+          <w:iCs w:val="false"/>
+          <w:sz w:val="21"/>
+          <w:szCs w:val="21"/>
+        </w:rPr>
+        <w:t xml:space="preserve"> makes it an </w:t>
+      </w:r>
+      <w:r>
+        <w:rPr>
+          <w:rFonts w:ascii="Calibri" w:cs="Calibri" w:eastAsia="Calibri" w:hAnsi="Calibri"/>
+          <w:b/>
+          <w:bCs/>
+          <w:i w:val="false"/>
+          <w:iCs w:val="false"/>
+          <w:sz w:val="21"/>
+          <w:szCs w:val="21"/>
+        </w:rPr>
+        <w:t xml:space="preserve">input</w:t>
+      </w:r>
+      <w:r>
+        <w:rPr>
+          <w:rFonts w:ascii="Calibri" w:cs="Calibri" w:eastAsia="Calibri" w:hAnsi="Calibri"/>
+          <w:b w:val="false"/>
+          <w:bCs w:val="false"/>
+          <w:i w:val="false"/>
+          <w:iCs w:val="false"/>
+          <w:sz w:val="21"/>
+          <w:szCs w:val="21"/>
+        </w:rPr>
+        <w:t xml:space="preserve">. In this experiment the statement </w:t>
+      </w:r>
+      <w:r>
+        <w:rPr>
+          <w:rFonts w:ascii="Calibri" w:cs="Calibri" w:eastAsia="Calibri" w:hAnsi="Calibri"/>
+          <w:b/>
+          <w:bCs/>
+          <w:i w:val="false"/>
+          <w:iCs w:val="false"/>
+          <w:sz w:val="21"/>
+          <w:szCs w:val="21"/>
+        </w:rPr>
+        <w:t xml:space="preserve">DDRB |= (1 &lt;&lt; PB0)</w:t>
+      </w:r>
+      <w:r>
+        <w:rPr>
+          <w:rFonts w:ascii="Calibri" w:cs="Calibri" w:eastAsia="Calibri" w:hAnsi="Calibri"/>
+          <w:b w:val="false"/>
+          <w:bCs w:val="false"/>
+          <w:i w:val="false"/>
+          <w:iCs w:val="false"/>
+          <w:sz w:val="21"/>
+          <w:szCs w:val="21"/>
+        </w:rPr>
+        <w:t xml:space="preserve"> sets the PB0 bit to 1, configuring PB0 as an output so it can drive the buzzer.</w:t>
       </w:r>
     </w:p>
     <w:p>
       <w:pPr>
         <w:keepNext/>
-        <w:spacing w:after="20" w:before="90" w:line="268" w:lineRule="auto"/>
+        <w:spacing w:after="24" w:before="120" w:line="276" w:lineRule="auto"/>
       </w:pPr>
       <w:r>
         <w:rPr>
@@ -5360,7 +7988,7 @@
     </w:p>
     <w:p>
       <w:pPr>
-        <w:spacing w:after="40" w:before="0" w:line="268" w:lineRule="auto"/>
+        <w:spacing w:after="60" w:before="0" w:line="276" w:lineRule="auto"/>
         <w:ind w:left="150"/>
       </w:pPr>
       <w:r>
@@ -5410,7 +8038,55 @@
           <w:sz w:val="21"/>
           <w:szCs w:val="21"/>
         </w:rPr>
-        <w:t xml:space="preserve"> has a built-in oscillator and sounds on a steady DC voltage. A </w:t>
+        <w:t xml:space="preserve"> has a </w:t>
+      </w:r>
+      <w:r>
+        <w:rPr>
+          <w:rFonts w:ascii="Calibri" w:cs="Calibri" w:eastAsia="Calibri" w:hAnsi="Calibri"/>
+          <w:b/>
+          <w:bCs/>
+          <w:i w:val="false"/>
+          <w:iCs w:val="false"/>
+          <w:sz w:val="21"/>
+          <w:szCs w:val="21"/>
+        </w:rPr>
+        <w:t xml:space="preserve">built-in oscillator circuit</w:t>
+      </w:r>
+      <w:r>
+        <w:rPr>
+          <w:rFonts w:ascii="Calibri" w:cs="Calibri" w:eastAsia="Calibri" w:hAnsi="Calibri"/>
+          <w:b w:val="false"/>
+          <w:bCs w:val="false"/>
+          <w:i w:val="false"/>
+          <w:iCs w:val="false"/>
+          <w:sz w:val="21"/>
+          <w:szCs w:val="21"/>
+        </w:rPr>
+        <w:t xml:space="preserve">, so it produces sound automatically when a steady </w:t>
+      </w:r>
+      <w:r>
+        <w:rPr>
+          <w:rFonts w:ascii="Calibri" w:cs="Calibri" w:eastAsia="Calibri" w:hAnsi="Calibri"/>
+          <w:b/>
+          <w:bCs/>
+          <w:i w:val="false"/>
+          <w:iCs w:val="false"/>
+          <w:sz w:val="21"/>
+          <w:szCs w:val="21"/>
+        </w:rPr>
+        <w:t xml:space="preserve">DC voltage</w:t>
+      </w:r>
+      <w:r>
+        <w:rPr>
+          <w:rFonts w:ascii="Calibri" w:cs="Calibri" w:eastAsia="Calibri" w:hAnsi="Calibri"/>
+          <w:b w:val="false"/>
+          <w:bCs w:val="false"/>
+          <w:i w:val="false"/>
+          <w:iCs w:val="false"/>
+          <w:sz w:val="21"/>
+          <w:szCs w:val="21"/>
+        </w:rPr>
+        <w:t xml:space="preserve"> is applied — the microcontroller only needs to turn it ON or OFF. A </w:t>
       </w:r>
       <w:r>
         <w:rPr>
@@ -5434,13 +8110,61 @@
           <w:sz w:val="21"/>
           <w:szCs w:val="21"/>
         </w:rPr>
-        <w:t xml:space="preserve"> has no oscillator and needs an external AC/PWM signal to produce sound.</w:t>
+        <w:t xml:space="preserve"> has </w:t>
+      </w:r>
+      <w:r>
+        <w:rPr>
+          <w:rFonts w:ascii="Calibri" w:cs="Calibri" w:eastAsia="Calibri" w:hAnsi="Calibri"/>
+          <w:b/>
+          <w:bCs/>
+          <w:i w:val="false"/>
+          <w:iCs w:val="false"/>
+          <w:sz w:val="21"/>
+          <w:szCs w:val="21"/>
+        </w:rPr>
+        <w:t xml:space="preserve">no internal oscillator</w:t>
+      </w:r>
+      <w:r>
+        <w:rPr>
+          <w:rFonts w:ascii="Calibri" w:cs="Calibri" w:eastAsia="Calibri" w:hAnsi="Calibri"/>
+          <w:b w:val="false"/>
+          <w:bCs w:val="false"/>
+          <w:i w:val="false"/>
+          <w:iCs w:val="false"/>
+          <w:sz w:val="21"/>
+          <w:szCs w:val="21"/>
+        </w:rPr>
+        <w:t xml:space="preserve">; it behaves like a small speaker and needs an </w:t>
+      </w:r>
+      <w:r>
+        <w:rPr>
+          <w:rFonts w:ascii="Calibri" w:cs="Calibri" w:eastAsia="Calibri" w:hAnsi="Calibri"/>
+          <w:b/>
+          <w:bCs/>
+          <w:i w:val="false"/>
+          <w:iCs w:val="false"/>
+          <w:sz w:val="21"/>
+          <w:szCs w:val="21"/>
+        </w:rPr>
+        <w:t xml:space="preserve">external AC or PWM signal</w:t>
+      </w:r>
+      <w:r>
+        <w:rPr>
+          <w:rFonts w:ascii="Calibri" w:cs="Calibri" w:eastAsia="Calibri" w:hAnsi="Calibri"/>
+          <w:b w:val="false"/>
+          <w:bCs w:val="false"/>
+          <w:i w:val="false"/>
+          <w:iCs w:val="false"/>
+          <w:sz w:val="21"/>
+          <w:szCs w:val="21"/>
+        </w:rPr>
+        <w:t xml:space="preserve"> of a suitable frequency to produce sound, which allows different tones but requires more programming. This experiment uses an active buzzer, so a simple HIGH/LOW on PB0 is enough.</w:t>
       </w:r>
     </w:p>
     <w:p>
       <w:pPr>
         <w:keepNext/>
-        <w:spacing w:after="20" w:before="90" w:line="268" w:lineRule="auto"/>
+        <w:spacing w:after="24" w:before="120" w:line="276" w:lineRule="auto"/>
       </w:pPr>
       <w:r>
         <w:rPr>
@@ -5470,7 +8194,7 @@
     </w:p>
     <w:p>
       <w:pPr>
-        <w:spacing w:after="40" w:before="0" w:line="268" w:lineRule="auto"/>
+        <w:spacing w:after="60" w:before="0" w:line="276" w:lineRule="auto"/>
         <w:ind w:left="150"/>
       </w:pPr>
       <w:r>
@@ -5496,55 +8220,151 @@
           <w:sz w:val="21"/>
           <w:szCs w:val="21"/>
         </w:rPr>
-        <w:t xml:space="preserve">It sets the output level of Port B pins — </w:t>
-      </w:r>
-      <w:r>
-        <w:rPr>
-          <w:rFonts w:ascii="Consolas" w:cs="Consolas" w:eastAsia="Consolas" w:hAnsi="Consolas"/>
-          <w:b w:val="false"/>
-          <w:bCs w:val="false"/>
-          <w:i w:val="false"/>
-          <w:iCs w:val="false"/>
-          <w:sz w:val="19"/>
-          <w:szCs w:val="19"/>
-        </w:rPr>
-        <w:t xml:space="preserve">PORTB |= (1&lt;&lt;PB0)</w:t>
-      </w:r>
-      <w:r>
-        <w:rPr>
-          <w:rFonts w:ascii="Calibri" w:cs="Calibri" w:eastAsia="Calibri" w:hAnsi="Calibri"/>
-          <w:b w:val="false"/>
-          <w:bCs w:val="false"/>
-          <w:i w:val="false"/>
-          <w:iCs w:val="false"/>
-          <w:sz w:val="21"/>
-          <w:szCs w:val="21"/>
-        </w:rPr>
-        <w:t xml:space="preserve"> drives PB0 HIGH (buzzer ON) and </w:t>
-      </w:r>
-      <w:r>
-        <w:rPr>
-          <w:rFonts w:ascii="Consolas" w:cs="Consolas" w:eastAsia="Consolas" w:hAnsi="Consolas"/>
-          <w:b w:val="false"/>
-          <w:bCs w:val="false"/>
-          <w:i w:val="false"/>
-          <w:iCs w:val="false"/>
-          <w:sz w:val="19"/>
-          <w:szCs w:val="19"/>
-        </w:rPr>
-        <w:t xml:space="preserve">PORTB &amp;= ~(1&lt;&lt;PB0)</w:t>
-      </w:r>
-      <w:r>
-        <w:rPr>
-          <w:rFonts w:ascii="Calibri" w:cs="Calibri" w:eastAsia="Calibri" w:hAnsi="Calibri"/>
-          <w:b w:val="false"/>
-          <w:bCs w:val="false"/>
-          <w:i w:val="false"/>
-          <w:iCs w:val="false"/>
-          <w:sz w:val="21"/>
-          <w:szCs w:val="21"/>
-        </w:rPr>
-        <w:t xml:space="preserve"> drives it LOW (buzzer OFF).</w:t>
+        <w:t xml:space="preserve">The </w:t>
+      </w:r>
+      <w:r>
+        <w:rPr>
+          <w:rFonts w:ascii="Calibri" w:cs="Calibri" w:eastAsia="Calibri" w:hAnsi="Calibri"/>
+          <w:b/>
+          <w:bCs/>
+          <w:i w:val="false"/>
+          <w:iCs w:val="false"/>
+          <w:sz w:val="21"/>
+          <w:szCs w:val="21"/>
+        </w:rPr>
+        <w:t xml:space="preserve">PORTB</w:t>
+      </w:r>
+      <w:r>
+        <w:rPr>
+          <w:rFonts w:ascii="Calibri" w:cs="Calibri" w:eastAsia="Calibri" w:hAnsi="Calibri"/>
+          <w:b w:val="false"/>
+          <w:bCs w:val="false"/>
+          <w:i w:val="false"/>
+          <w:iCs w:val="false"/>
+          <w:sz w:val="21"/>
+          <w:szCs w:val="21"/>
+        </w:rPr>
+        <w:t xml:space="preserve"> register sets the </w:t>
+      </w:r>
+      <w:r>
+        <w:rPr>
+          <w:rFonts w:ascii="Calibri" w:cs="Calibri" w:eastAsia="Calibri" w:hAnsi="Calibri"/>
+          <w:b/>
+          <w:bCs/>
+          <w:i w:val="false"/>
+          <w:iCs w:val="false"/>
+          <w:sz w:val="21"/>
+          <w:szCs w:val="21"/>
+        </w:rPr>
+        <w:t xml:space="preserve">output logic level</w:t>
+      </w:r>
+      <w:r>
+        <w:rPr>
+          <w:rFonts w:ascii="Calibri" w:cs="Calibri" w:eastAsia="Calibri" w:hAnsi="Calibri"/>
+          <w:b w:val="false"/>
+          <w:bCs w:val="false"/>
+          <w:i w:val="false"/>
+          <w:iCs w:val="false"/>
+          <w:sz w:val="21"/>
+          <w:szCs w:val="21"/>
+        </w:rPr>
+        <w:t xml:space="preserve"> of the Port B pins (once they are configured as outputs by DDRB). In this program, </w:t>
+      </w:r>
+      <w:r>
+        <w:rPr>
+          <w:rFonts w:ascii="Calibri" w:cs="Calibri" w:eastAsia="Calibri" w:hAnsi="Calibri"/>
+          <w:b/>
+          <w:bCs/>
+          <w:i w:val="false"/>
+          <w:iCs w:val="false"/>
+          <w:sz w:val="21"/>
+          <w:szCs w:val="21"/>
+        </w:rPr>
+        <w:t xml:space="preserve">PORTB |= (1 &lt;&lt; PB0)</w:t>
+      </w:r>
+      <w:r>
+        <w:rPr>
+          <w:rFonts w:ascii="Calibri" w:cs="Calibri" w:eastAsia="Calibri" w:hAnsi="Calibri"/>
+          <w:b w:val="false"/>
+          <w:bCs w:val="false"/>
+          <w:i w:val="false"/>
+          <w:iCs w:val="false"/>
+          <w:sz w:val="21"/>
+          <w:szCs w:val="21"/>
+        </w:rPr>
+        <w:t xml:space="preserve"> makes PB0 HIGH and switches the </w:t>
+      </w:r>
+      <w:r>
+        <w:rPr>
+          <w:rFonts w:ascii="Calibri" w:cs="Calibri" w:eastAsia="Calibri" w:hAnsi="Calibri"/>
+          <w:b/>
+          <w:bCs/>
+          <w:i w:val="false"/>
+          <w:iCs w:val="false"/>
+          <w:sz w:val="21"/>
+          <w:szCs w:val="21"/>
+        </w:rPr>
+        <w:t xml:space="preserve">buzzer ON</w:t>
+      </w:r>
+      <w:r>
+        <w:rPr>
+          <w:rFonts w:ascii="Calibri" w:cs="Calibri" w:eastAsia="Calibri" w:hAnsi="Calibri"/>
+          <w:b w:val="false"/>
+          <w:bCs w:val="false"/>
+          <w:i w:val="false"/>
+          <w:iCs w:val="false"/>
+          <w:sz w:val="21"/>
+          <w:szCs w:val="21"/>
+        </w:rPr>
+        <w:t xml:space="preserve">, while </w:t>
+      </w:r>
+      <w:r>
+        <w:rPr>
+          <w:rFonts w:ascii="Calibri" w:cs="Calibri" w:eastAsia="Calibri" w:hAnsi="Calibri"/>
+          <w:b/>
+          <w:bCs/>
+          <w:i w:val="false"/>
+          <w:iCs w:val="false"/>
+          <w:sz w:val="21"/>
+          <w:szCs w:val="21"/>
+        </w:rPr>
+        <w:t xml:space="preserve">PORTB &amp;= ~(1 &lt;&lt; PB0)</w:t>
+      </w:r>
+      <w:r>
+        <w:rPr>
+          <w:rFonts w:ascii="Calibri" w:cs="Calibri" w:eastAsia="Calibri" w:hAnsi="Calibri"/>
+          <w:b w:val="false"/>
+          <w:bCs w:val="false"/>
+          <w:i w:val="false"/>
+          <w:iCs w:val="false"/>
+          <w:sz w:val="21"/>
+          <w:szCs w:val="21"/>
+        </w:rPr>
+        <w:t xml:space="preserve"> makes PB0 LOW and switches the </w:t>
+      </w:r>
+      <w:r>
+        <w:rPr>
+          <w:rFonts w:ascii="Calibri" w:cs="Calibri" w:eastAsia="Calibri" w:hAnsi="Calibri"/>
+          <w:b/>
+          <w:bCs/>
+          <w:i w:val="false"/>
+          <w:iCs w:val="false"/>
+          <w:sz w:val="21"/>
+          <w:szCs w:val="21"/>
+        </w:rPr>
+        <w:t xml:space="preserve">buzzer OFF</w:t>
+      </w:r>
+      <w:r>
+        <w:rPr>
+          <w:rFonts w:ascii="Calibri" w:cs="Calibri" w:eastAsia="Calibri" w:hAnsi="Calibri"/>
+          <w:b w:val="false"/>
+          <w:bCs w:val="false"/>
+          <w:i w:val="false"/>
+          <w:iCs w:val="false"/>
+          <w:sz w:val="21"/>
+          <w:szCs w:val="21"/>
+        </w:rPr>
+        <w:t xml:space="preserve">. By alternating these two with a delay, the buzzer beeps ON and OFF repeatedly.</w:t>
       </w:r>
     </w:p>
     <w:p>
@@ -5572,7 +8392,7 @@
     <w:p>
       <w:pPr>
         <w:keepNext/>
-        <w:spacing w:after="20" w:before="90" w:line="268" w:lineRule="auto"/>
+        <w:spacing w:after="24" w:before="120" w:line="276" w:lineRule="auto"/>
       </w:pPr>
       <w:r>
         <w:rPr>
@@ -5602,7 +8422,7 @@
     </w:p>
     <w:p>
       <w:pPr>
-        <w:spacing w:after="40" w:before="0" w:line="268" w:lineRule="auto"/>
+        <w:spacing w:after="60" w:before="0" w:line="276" w:lineRule="auto"/>
         <w:ind w:left="150"/>
       </w:pPr>
       <w:r>
@@ -5628,37 +8448,109 @@
           <w:sz w:val="21"/>
           <w:szCs w:val="21"/>
         </w:rPr>
-        <w:t xml:space="preserve">An LED display made of </w:t>
-      </w:r>
-      <w:r>
-        <w:rPr>
-          <w:rFonts w:ascii="Calibri" w:cs="Calibri" w:eastAsia="Calibri" w:hAnsi="Calibri"/>
-          <w:b/>
-          <w:bCs/>
-          <w:i w:val="false"/>
-          <w:iCs w:val="false"/>
-          <w:sz w:val="21"/>
-          <w:szCs w:val="21"/>
-        </w:rPr>
-        <w:t xml:space="preserve">seven segments (a–g)</w:t>
-      </w:r>
-      <w:r>
-        <w:rPr>
-          <w:rFonts w:ascii="Calibri" w:cs="Calibri" w:eastAsia="Calibri" w:hAnsi="Calibri"/>
-          <w:b w:val="false"/>
-          <w:bCs w:val="false"/>
-          <w:i w:val="false"/>
-          <w:iCs w:val="false"/>
-          <w:sz w:val="21"/>
-          <w:szCs w:val="21"/>
-        </w:rPr>
-        <w:t xml:space="preserve"> plus a decimal point, which are lit in combinations to show digits 0–9 and some characters.</w:t>
+        <w:t xml:space="preserve">A </w:t>
+      </w:r>
+      <w:r>
+        <w:rPr>
+          <w:rFonts w:ascii="Calibri" w:cs="Calibri" w:eastAsia="Calibri" w:hAnsi="Calibri"/>
+          <w:b/>
+          <w:bCs/>
+          <w:i w:val="false"/>
+          <w:iCs w:val="false"/>
+          <w:sz w:val="21"/>
+          <w:szCs w:val="21"/>
+        </w:rPr>
+        <w:t xml:space="preserve">7-segment display</w:t>
+      </w:r>
+      <w:r>
+        <w:rPr>
+          <w:rFonts w:ascii="Calibri" w:cs="Calibri" w:eastAsia="Calibri" w:hAnsi="Calibri"/>
+          <w:b w:val="false"/>
+          <w:bCs w:val="false"/>
+          <w:i w:val="false"/>
+          <w:iCs w:val="false"/>
+          <w:sz w:val="21"/>
+          <w:szCs w:val="21"/>
+        </w:rPr>
+        <w:t xml:space="preserve"> is a simple numeric display made up of </w:t>
+      </w:r>
+      <w:r>
+        <w:rPr>
+          <w:rFonts w:ascii="Calibri" w:cs="Calibri" w:eastAsia="Calibri" w:hAnsi="Calibri"/>
+          <w:b/>
+          <w:bCs/>
+          <w:i w:val="false"/>
+          <w:iCs w:val="false"/>
+          <w:sz w:val="21"/>
+          <w:szCs w:val="21"/>
+        </w:rPr>
+        <w:t xml:space="preserve">seven LED segments arranged in the shape of the digit 8 (named a, b, c, d, e, f and g)</w:t>
+      </w:r>
+      <w:r>
+        <w:rPr>
+          <w:rFonts w:ascii="Calibri" w:cs="Calibri" w:eastAsia="Calibri" w:hAnsi="Calibri"/>
+          <w:b w:val="false"/>
+          <w:bCs w:val="false"/>
+          <w:i w:val="false"/>
+          <w:iCs w:val="false"/>
+          <w:sz w:val="21"/>
+          <w:szCs w:val="21"/>
+        </w:rPr>
+        <w:t xml:space="preserve">, together with an optional </w:t>
+      </w:r>
+      <w:r>
+        <w:rPr>
+          <w:rFonts w:ascii="Calibri" w:cs="Calibri" w:eastAsia="Calibri" w:hAnsi="Calibri"/>
+          <w:b/>
+          <w:bCs/>
+          <w:i w:val="false"/>
+          <w:iCs w:val="false"/>
+          <w:sz w:val="21"/>
+          <w:szCs w:val="21"/>
+        </w:rPr>
+        <w:t xml:space="preserve">decimal point (dp)</w:t>
+      </w:r>
+      <w:r>
+        <w:rPr>
+          <w:rFonts w:ascii="Calibri" w:cs="Calibri" w:eastAsia="Calibri" w:hAnsi="Calibri"/>
+          <w:b w:val="false"/>
+          <w:bCs w:val="false"/>
+          <w:i w:val="false"/>
+          <w:iCs w:val="false"/>
+          <w:sz w:val="21"/>
+          <w:szCs w:val="21"/>
+        </w:rPr>
+        <w:t xml:space="preserve">. By lighting up particular combinations of these segments, the display can show the </w:t>
+      </w:r>
+      <w:r>
+        <w:rPr>
+          <w:rFonts w:ascii="Calibri" w:cs="Calibri" w:eastAsia="Calibri" w:hAnsi="Calibri"/>
+          <w:b/>
+          <w:bCs/>
+          <w:i w:val="false"/>
+          <w:iCs w:val="false"/>
+          <w:sz w:val="21"/>
+          <w:szCs w:val="21"/>
+        </w:rPr>
+        <w:t xml:space="preserve">decimal digits 0–9</w:t>
+      </w:r>
+      <w:r>
+        <w:rPr>
+          <w:rFonts w:ascii="Calibri" w:cs="Calibri" w:eastAsia="Calibri" w:hAnsi="Calibri"/>
+          <w:b w:val="false"/>
+          <w:bCs w:val="false"/>
+          <w:i w:val="false"/>
+          <w:iCs w:val="false"/>
+          <w:sz w:val="21"/>
+          <w:szCs w:val="21"/>
+        </w:rPr>
+        <w:t xml:space="preserve"> and a few letters. It is widely used in digital clocks, meters and counters because it is cheap and easy to drive.</w:t>
       </w:r>
     </w:p>
     <w:p>
       <w:pPr>
         <w:keepNext/>
-        <w:spacing w:after="20" w:before="90" w:line="268" w:lineRule="auto"/>
+        <w:spacing w:after="24" w:before="120" w:line="276" w:lineRule="auto"/>
       </w:pPr>
       <w:r>
         <w:rPr>
@@ -5688,7 +8580,7 @@
     </w:p>
     <w:p>
       <w:pPr>
-        <w:spacing w:after="40" w:before="0" w:line="268" w:lineRule="auto"/>
+        <w:spacing w:after="60" w:before="0" w:line="276" w:lineRule="auto"/>
         <w:ind w:left="150"/>
       </w:pPr>
       <w:r>
@@ -5738,7 +8630,55 @@
           <w:sz w:val="21"/>
           <w:szCs w:val="21"/>
         </w:rPr>
-        <w:t xml:space="preserve"> display all cathodes join to ground and a segment glows when its anode is driven HIGH. In a </w:t>
+        <w:t xml:space="preserve"> display, all the </w:t>
+      </w:r>
+      <w:r>
+        <w:rPr>
+          <w:rFonts w:ascii="Calibri" w:cs="Calibri" w:eastAsia="Calibri" w:hAnsi="Calibri"/>
+          <w:b/>
+          <w:bCs/>
+          <w:i w:val="false"/>
+          <w:iCs w:val="false"/>
+          <w:sz w:val="21"/>
+          <w:szCs w:val="21"/>
+        </w:rPr>
+        <w:t xml:space="preserve">cathodes of the segment LEDs are joined together and connected to ground</w:t>
+      </w:r>
+      <w:r>
+        <w:rPr>
+          <w:rFonts w:ascii="Calibri" w:cs="Calibri" w:eastAsia="Calibri" w:hAnsi="Calibri"/>
+          <w:b w:val="false"/>
+          <w:bCs w:val="false"/>
+          <w:i w:val="false"/>
+          <w:iCs w:val="false"/>
+          <w:sz w:val="21"/>
+          <w:szCs w:val="21"/>
+        </w:rPr>
+        <w:t xml:space="preserve">; a segment lights up when its anode is driven </w:t>
+      </w:r>
+      <w:r>
+        <w:rPr>
+          <w:rFonts w:ascii="Calibri" w:cs="Calibri" w:eastAsia="Calibri" w:hAnsi="Calibri"/>
+          <w:b/>
+          <w:bCs/>
+          <w:i w:val="false"/>
+          <w:iCs w:val="false"/>
+          <w:sz w:val="21"/>
+          <w:szCs w:val="21"/>
+        </w:rPr>
+        <w:t xml:space="preserve">HIGH (logic 1)</w:t>
+      </w:r>
+      <w:r>
+        <w:rPr>
+          <w:rFonts w:ascii="Calibri" w:cs="Calibri" w:eastAsia="Calibri" w:hAnsi="Calibri"/>
+          <w:b w:val="false"/>
+          <w:bCs w:val="false"/>
+          <w:i w:val="false"/>
+          <w:iCs w:val="false"/>
+          <w:sz w:val="21"/>
+          <w:szCs w:val="21"/>
+        </w:rPr>
+        <w:t xml:space="preserve">. In a </w:t>
       </w:r>
       <w:r>
         <w:rPr>
@@ -5762,13 +8702,61 @@
           <w:sz w:val="21"/>
           <w:szCs w:val="21"/>
         </w:rPr>
-        <w:t xml:space="preserve"> display all anodes join to +V and a segment glows when driven LOW.</w:t>
+        <w:t xml:space="preserve"> display, all the </w:t>
+      </w:r>
+      <w:r>
+        <w:rPr>
+          <w:rFonts w:ascii="Calibri" w:cs="Calibri" w:eastAsia="Calibri" w:hAnsi="Calibri"/>
+          <w:b/>
+          <w:bCs/>
+          <w:i w:val="false"/>
+          <w:iCs w:val="false"/>
+          <w:sz w:val="21"/>
+          <w:szCs w:val="21"/>
+        </w:rPr>
+        <w:t xml:space="preserve">anodes are joined together and connected to +V</w:t>
+      </w:r>
+      <w:r>
+        <w:rPr>
+          <w:rFonts w:ascii="Calibri" w:cs="Calibri" w:eastAsia="Calibri" w:hAnsi="Calibri"/>
+          <w:b w:val="false"/>
+          <w:bCs w:val="false"/>
+          <w:i w:val="false"/>
+          <w:iCs w:val="false"/>
+          <w:sz w:val="21"/>
+          <w:szCs w:val="21"/>
+        </w:rPr>
+        <w:t xml:space="preserve">; a segment lights up when its cathode is driven </w:t>
+      </w:r>
+      <w:r>
+        <w:rPr>
+          <w:rFonts w:ascii="Calibri" w:cs="Calibri" w:eastAsia="Calibri" w:hAnsi="Calibri"/>
+          <w:b/>
+          <w:bCs/>
+          <w:i w:val="false"/>
+          <w:iCs w:val="false"/>
+          <w:sz w:val="21"/>
+          <w:szCs w:val="21"/>
+        </w:rPr>
+        <w:t xml:space="preserve">LOW (logic 0)</w:t>
+      </w:r>
+      <w:r>
+        <w:rPr>
+          <w:rFonts w:ascii="Calibri" w:cs="Calibri" w:eastAsia="Calibri" w:hAnsi="Calibri"/>
+          <w:b w:val="false"/>
+          <w:bCs w:val="false"/>
+          <w:i w:val="false"/>
+          <w:iCs w:val="false"/>
+          <w:sz w:val="21"/>
+          <w:szCs w:val="21"/>
+        </w:rPr>
+        <w:t xml:space="preserve">. In short, the two types are driven with opposite logic levels. This experiment uses a common-cathode display, so the segment codes use 1s for the ON segments.</w:t>
       </w:r>
     </w:p>
     <w:p>
       <w:pPr>
         <w:keepNext/>
-        <w:spacing w:after="20" w:before="90" w:line="268" w:lineRule="auto"/>
+        <w:spacing w:after="24" w:before="120" w:line="276" w:lineRule="auto"/>
       </w:pPr>
       <w:r>
         <w:rPr>
@@ -5798,7 +8786,7 @@
     </w:p>
     <w:p>
       <w:pPr>
-        <w:spacing w:after="40" w:before="0" w:line="268" w:lineRule="auto"/>
+        <w:spacing w:after="60" w:before="0" w:line="276" w:lineRule="auto"/>
         <w:ind w:left="150"/>
       </w:pPr>
       <w:r>
@@ -5824,37 +8812,37 @@
           <w:sz w:val="21"/>
           <w:szCs w:val="21"/>
         </w:rPr>
-        <w:t xml:space="preserve">As </w:t>
-      </w:r>
-      <w:r>
-        <w:rPr>
-          <w:rFonts w:ascii="Calibri" w:cs="Calibri" w:eastAsia="Calibri" w:hAnsi="Calibri"/>
-          <w:b/>
-          <w:bCs/>
-          <w:i w:val="false"/>
-          <w:iCs w:val="false"/>
-          <w:sz w:val="21"/>
-          <w:szCs w:val="21"/>
-        </w:rPr>
-        <w:t xml:space="preserve">current-limiting resistors</w:t>
-      </w:r>
-      <w:r>
-        <w:rPr>
-          <w:rFonts w:ascii="Calibri" w:cs="Calibri" w:eastAsia="Calibri" w:hAnsi="Calibri"/>
-          <w:b w:val="false"/>
-          <w:bCs w:val="false"/>
-          <w:i w:val="false"/>
-          <w:iCs w:val="false"/>
-          <w:sz w:val="21"/>
-          <w:szCs w:val="21"/>
-        </w:rPr>
-        <w:t xml:space="preserve"> in series with each segment to protect the LEDs from excess current.</w:t>
+        <w:t xml:space="preserve">Each segment of the display is an LED, and LEDs must not be driven directly because they would draw excessive current. The </w:t>
+      </w:r>
+      <w:r>
+        <w:rPr>
+          <w:rFonts w:ascii="Calibri" w:cs="Calibri" w:eastAsia="Calibri" w:hAnsi="Calibri"/>
+          <w:b/>
+          <w:bCs/>
+          <w:i w:val="false"/>
+          <w:iCs w:val="false"/>
+          <w:sz w:val="21"/>
+          <w:szCs w:val="21"/>
+        </w:rPr>
+        <w:t xml:space="preserve">330 Ω resistors are connected in series with each segment as current-limiting resistors</w:t>
+      </w:r>
+      <w:r>
+        <w:rPr>
+          <w:rFonts w:ascii="Calibri" w:cs="Calibri" w:eastAsia="Calibri" w:hAnsi="Calibri"/>
+          <w:b w:val="false"/>
+          <w:bCs w:val="false"/>
+          <w:i w:val="false"/>
+          <w:iCs w:val="false"/>
+          <w:sz w:val="21"/>
+          <w:szCs w:val="21"/>
+        </w:rPr>
+        <w:t xml:space="preserve">, which restrict the current to a safe value (about 10–15 mA per segment). This protects both the LED segments and the microcontroller port pins while keeping the display bright.</w:t>
       </w:r>
     </w:p>
     <w:p>
       <w:pPr>
         <w:keepNext/>
-        <w:spacing w:after="20" w:before="90" w:line="268" w:lineRule="auto"/>
+        <w:spacing w:after="24" w:before="120" w:line="276" w:lineRule="auto"/>
       </w:pPr>
       <w:r>
         <w:rPr>
@@ -5884,7 +8872,7 @@
     </w:p>
     <w:p>
       <w:pPr>
-        <w:spacing w:after="40" w:before="0" w:line="268" w:lineRule="auto"/>
+        <w:spacing w:after="60" w:before="0" w:line="276" w:lineRule="auto"/>
         <w:ind w:left="150"/>
       </w:pPr>
       <w:r>
@@ -5922,13 +8910,37 @@
           <w:sz w:val="21"/>
           <w:szCs w:val="21"/>
         </w:rPr>
-        <w:t xml:space="preserve"> — PD0–PD7 are mapped to segments a–g and dp.</w:t>
+        <w:t xml:space="preserve"> of the ATmega32 is used to drive the display. The eight pins </w:t>
+      </w:r>
+      <w:r>
+        <w:rPr>
+          <w:rFonts w:ascii="Calibri" w:cs="Calibri" w:eastAsia="Calibri" w:hAnsi="Calibri"/>
+          <w:b/>
+          <w:bCs/>
+          <w:i w:val="false"/>
+          <w:iCs w:val="false"/>
+          <w:sz w:val="21"/>
+          <w:szCs w:val="21"/>
+        </w:rPr>
+        <w:t xml:space="preserve">PD0 to PD7 are connected to the segments a, b, c, d, e, f, g and dp</w:t>
+      </w:r>
+      <w:r>
+        <w:rPr>
+          <w:rFonts w:ascii="Calibri" w:cs="Calibri" w:eastAsia="Calibri" w:hAnsi="Calibri"/>
+          <w:b w:val="false"/>
+          <w:bCs w:val="false"/>
+          <w:i w:val="false"/>
+          <w:iCs w:val="false"/>
+          <w:sz w:val="21"/>
+          <w:szCs w:val="21"/>
+        </w:rPr>
+        <w:t xml:space="preserve"> respectively. The program writes the appropriate segment code to PORTD to show each digit.</w:t>
       </w:r>
     </w:p>
     <w:p>
       <w:pPr>
         <w:keepNext/>
-        <w:spacing w:after="20" w:before="90" w:line="268" w:lineRule="auto"/>
+        <w:spacing w:after="24" w:before="120" w:line="276" w:lineRule="auto"/>
       </w:pPr>
       <w:r>
         <w:rPr>
@@ -5958,7 +8970,7 @@
     </w:p>
     <w:p>
       <w:pPr>
-        <w:spacing w:after="40" w:before="0" w:line="268" w:lineRule="auto"/>
+        <w:spacing w:after="60" w:before="0" w:line="276" w:lineRule="auto"/>
         <w:ind w:left="150"/>
       </w:pPr>
       <w:r>
@@ -5984,37 +8996,61 @@
           <w:sz w:val="21"/>
           <w:szCs w:val="21"/>
         </w:rPr>
-        <w:t xml:space="preserve">It configures </w:t>
-      </w:r>
-      <w:r>
-        <w:rPr>
-          <w:rFonts w:ascii="Calibri" w:cs="Calibri" w:eastAsia="Calibri" w:hAnsi="Calibri"/>
-          <w:b/>
-          <w:bCs/>
-          <w:i w:val="false"/>
-          <w:iCs w:val="false"/>
-          <w:sz w:val="21"/>
-          <w:szCs w:val="21"/>
-        </w:rPr>
-        <w:t xml:space="preserve">all eight pins of Port D as outputs</w:t>
-      </w:r>
-      <w:r>
-        <w:rPr>
-          <w:rFonts w:ascii="Calibri" w:cs="Calibri" w:eastAsia="Calibri" w:hAnsi="Calibri"/>
-          <w:b w:val="false"/>
-          <w:bCs w:val="false"/>
-          <w:i w:val="false"/>
-          <w:iCs w:val="false"/>
-          <w:sz w:val="21"/>
-          <w:szCs w:val="21"/>
-        </w:rPr>
-        <w:t xml:space="preserve">.</w:t>
+        <w:t xml:space="preserve">The statement </w:t>
+      </w:r>
+      <w:r>
+        <w:rPr>
+          <w:rFonts w:ascii="Calibri" w:cs="Calibri" w:eastAsia="Calibri" w:hAnsi="Calibri"/>
+          <w:b/>
+          <w:bCs/>
+          <w:i w:val="false"/>
+          <w:iCs w:val="false"/>
+          <w:sz w:val="21"/>
+          <w:szCs w:val="21"/>
+        </w:rPr>
+        <w:t xml:space="preserve">DDRD = 0xFF</w:t>
+      </w:r>
+      <w:r>
+        <w:rPr>
+          <w:rFonts w:ascii="Calibri" w:cs="Calibri" w:eastAsia="Calibri" w:hAnsi="Calibri"/>
+          <w:b w:val="false"/>
+          <w:bCs w:val="false"/>
+          <w:i w:val="false"/>
+          <w:iCs w:val="false"/>
+          <w:sz w:val="21"/>
+          <w:szCs w:val="21"/>
+        </w:rPr>
+        <w:t xml:space="preserve"> writes 1 to all eight bits of the Data Direction Register for Port D, which </w:t>
+      </w:r>
+      <w:r>
+        <w:rPr>
+          <w:rFonts w:ascii="Calibri" w:cs="Calibri" w:eastAsia="Calibri" w:hAnsi="Calibri"/>
+          <w:b/>
+          <w:bCs/>
+          <w:i w:val="false"/>
+          <w:iCs w:val="false"/>
+          <w:sz w:val="21"/>
+          <w:szCs w:val="21"/>
+        </w:rPr>
+        <w:t xml:space="preserve">configures every pin of Port D (PD0–PD7) as an output</w:t>
+      </w:r>
+      <w:r>
+        <w:rPr>
+          <w:rFonts w:ascii="Calibri" w:cs="Calibri" w:eastAsia="Calibri" w:hAnsi="Calibri"/>
+          <w:b w:val="false"/>
+          <w:bCs w:val="false"/>
+          <w:i w:val="false"/>
+          <w:iCs w:val="false"/>
+          <w:sz w:val="21"/>
+          <w:szCs w:val="21"/>
+        </w:rPr>
+        <w:t xml:space="preserve">. This is required because all eight pins must drive the segments of the display.</w:t>
       </w:r>
     </w:p>
     <w:p>
       <w:pPr>
         <w:keepNext/>
-        <w:spacing w:after="20" w:before="90" w:line="268" w:lineRule="auto"/>
+        <w:spacing w:after="24" w:before="120" w:line="276" w:lineRule="auto"/>
       </w:pPr>
       <w:r>
         <w:rPr>
@@ -6044,7 +9080,7 @@
     </w:p>
     <w:p>
       <w:pPr>
-        <w:spacing w:after="40" w:before="0" w:line="268" w:lineRule="auto"/>
+        <w:spacing w:after="60" w:before="0" w:line="276" w:lineRule="auto"/>
         <w:ind w:left="150"/>
       </w:pPr>
       <w:r>
@@ -6063,48 +9099,84 @@
       <w:r>
         <w:rPr>
           <w:rFonts w:ascii="Calibri" w:cs="Calibri" w:eastAsia="Calibri" w:hAnsi="Calibri"/>
-          <w:b w:val="false"/>
-          <w:bCs w:val="false"/>
-          <w:i w:val="false"/>
-          <w:iCs w:val="false"/>
-          <w:sz w:val="21"/>
-          <w:szCs w:val="21"/>
-        </w:rPr>
-        <w:t xml:space="preserve">It tells the compiler the CPU clock is </w:t>
-      </w:r>
-      <w:r>
-        <w:rPr>
-          <w:rFonts w:ascii="Calibri" w:cs="Calibri" w:eastAsia="Calibri" w:hAnsi="Calibri"/>
-          <w:b/>
-          <w:bCs/>
-          <w:i w:val="false"/>
-          <w:iCs w:val="false"/>
-          <w:sz w:val="21"/>
-          <w:szCs w:val="21"/>
-        </w:rPr>
-        <w:t xml:space="preserve">8 MHz</w:t>
-      </w:r>
-      <w:r>
-        <w:rPr>
-          <w:rFonts w:ascii="Calibri" w:cs="Calibri" w:eastAsia="Calibri" w:hAnsi="Calibri"/>
-          <w:b w:val="false"/>
-          <w:bCs w:val="false"/>
-          <w:i w:val="false"/>
-          <w:iCs w:val="false"/>
-          <w:sz w:val="21"/>
-          <w:szCs w:val="21"/>
-        </w:rPr>
-        <w:t xml:space="preserve"> so that </w:t>
-      </w:r>
-      <w:r>
-        <w:rPr>
-          <w:rFonts w:ascii="Consolas" w:cs="Consolas" w:eastAsia="Consolas" w:hAnsi="Consolas"/>
-          <w:b w:val="false"/>
-          <w:bCs w:val="false"/>
-          <w:i w:val="false"/>
-          <w:iCs w:val="false"/>
-          <w:sz w:val="19"/>
-          <w:szCs w:val="19"/>
+          <w:b/>
+          <w:bCs/>
+          <w:i w:val="false"/>
+          <w:iCs w:val="false"/>
+          <w:sz w:val="21"/>
+          <w:szCs w:val="21"/>
+        </w:rPr>
+        <w:t xml:space="preserve">F_CPU</w:t>
+      </w:r>
+      <w:r>
+        <w:rPr>
+          <w:rFonts w:ascii="Calibri" w:cs="Calibri" w:eastAsia="Calibri" w:hAnsi="Calibri"/>
+          <w:b w:val="false"/>
+          <w:bCs w:val="false"/>
+          <w:i w:val="false"/>
+          <w:iCs w:val="false"/>
+          <w:sz w:val="21"/>
+          <w:szCs w:val="21"/>
+        </w:rPr>
+        <w:t xml:space="preserve"> tells the compiler the </w:t>
+      </w:r>
+      <w:r>
+        <w:rPr>
+          <w:rFonts w:ascii="Calibri" w:cs="Calibri" w:eastAsia="Calibri" w:hAnsi="Calibri"/>
+          <w:b/>
+          <w:bCs/>
+          <w:i w:val="false"/>
+          <w:iCs w:val="false"/>
+          <w:sz w:val="21"/>
+          <w:szCs w:val="21"/>
+        </w:rPr>
+        <w:t xml:space="preserve">clock frequency of the microcontroller</w:t>
+      </w:r>
+      <w:r>
+        <w:rPr>
+          <w:rFonts w:ascii="Calibri" w:cs="Calibri" w:eastAsia="Calibri" w:hAnsi="Calibri"/>
+          <w:b w:val="false"/>
+          <w:bCs w:val="false"/>
+          <w:i w:val="false"/>
+          <w:iCs w:val="false"/>
+          <w:sz w:val="21"/>
+          <w:szCs w:val="21"/>
+        </w:rPr>
+        <w:t xml:space="preserve">, which here is </w:t>
+      </w:r>
+      <w:r>
+        <w:rPr>
+          <w:rFonts w:ascii="Calibri" w:cs="Calibri" w:eastAsia="Calibri" w:hAnsi="Calibri"/>
+          <w:b/>
+          <w:bCs/>
+          <w:i w:val="false"/>
+          <w:iCs w:val="false"/>
+          <w:sz w:val="21"/>
+          <w:szCs w:val="21"/>
+        </w:rPr>
+        <w:t xml:space="preserve">8 MHz (8000000 Hz)</w:t>
+      </w:r>
+      <w:r>
+        <w:rPr>
+          <w:rFonts w:ascii="Calibri" w:cs="Calibri" w:eastAsia="Calibri" w:hAnsi="Calibri"/>
+          <w:b w:val="false"/>
+          <w:bCs w:val="false"/>
+          <w:i w:val="false"/>
+          <w:iCs w:val="false"/>
+          <w:sz w:val="21"/>
+          <w:szCs w:val="21"/>
+        </w:rPr>
+        <w:t xml:space="preserve">. The delay functions such as </w:t>
+      </w:r>
+      <w:r>
+        <w:rPr>
+          <w:rFonts w:ascii="Calibri" w:cs="Calibri" w:eastAsia="Calibri" w:hAnsi="Calibri"/>
+          <w:b/>
+          <w:bCs/>
+          <w:i w:val="false"/>
+          <w:iCs w:val="false"/>
+          <w:sz w:val="21"/>
+          <w:szCs w:val="21"/>
         </w:rPr>
         <w:t xml:space="preserve">_delay_ms()</w:t>
       </w:r>
@@ -6118,13 +9190,13 @@
           <w:sz w:val="21"/>
           <w:szCs w:val="21"/>
         </w:rPr>
-        <w:t xml:space="preserve"> produces accurate delays.</w:t>
+        <w:t xml:space="preserve"> use this value to calculate the correct number of CPU cycles for a given delay. If F_CPU is set wrongly, the delays (and therefore the time each digit is shown) will be inaccurate.</w:t>
       </w:r>
     </w:p>
     <w:p>
       <w:pPr>
         <w:keepNext/>
-        <w:spacing w:after="20" w:before="90" w:line="268" w:lineRule="auto"/>
+        <w:spacing w:after="24" w:before="120" w:line="276" w:lineRule="auto"/>
       </w:pPr>
       <w:r>
         <w:rPr>
@@ -6154,7 +9226,7 @@
     </w:p>
     <w:p>
       <w:pPr>
-        <w:spacing w:after="40" w:before="0" w:line="268" w:lineRule="auto"/>
+        <w:spacing w:after="60" w:before="0" w:line="276" w:lineRule="auto"/>
         <w:ind w:left="150"/>
       </w:pPr>
       <w:r>
@@ -6173,6 +9245,66 @@
       <w:r>
         <w:rPr>
           <w:rFonts w:ascii="Calibri" w:cs="Calibri" w:eastAsia="Calibri" w:hAnsi="Calibri"/>
+          <w:b w:val="false"/>
+          <w:bCs w:val="false"/>
+          <w:i w:val="false"/>
+          <w:iCs w:val="false"/>
+          <w:sz w:val="21"/>
+          <w:szCs w:val="21"/>
+        </w:rPr>
+        <w:t xml:space="preserve">The digit </w:t>
+      </w:r>
+      <w:r>
+        <w:rPr>
+          <w:rFonts w:ascii="Calibri" w:cs="Calibri" w:eastAsia="Calibri" w:hAnsi="Calibri"/>
+          <w:b/>
+          <w:bCs/>
+          <w:i w:val="false"/>
+          <w:iCs w:val="false"/>
+          <w:sz w:val="21"/>
+          <w:szCs w:val="21"/>
+        </w:rPr>
+        <w:t xml:space="preserve">8</w:t>
+      </w:r>
+      <w:r>
+        <w:rPr>
+          <w:rFonts w:ascii="Calibri" w:cs="Calibri" w:eastAsia="Calibri" w:hAnsi="Calibri"/>
+          <w:b w:val="false"/>
+          <w:bCs w:val="false"/>
+          <w:i w:val="false"/>
+          <w:iCs w:val="false"/>
+          <w:sz w:val="21"/>
+          <w:szCs w:val="21"/>
+        </w:rPr>
+        <w:t xml:space="preserve"> requires </w:t>
+      </w:r>
+      <w:r>
+        <w:rPr>
+          <w:rFonts w:ascii="Calibri" w:cs="Calibri" w:eastAsia="Calibri" w:hAnsi="Calibri"/>
+          <w:b/>
+          <w:bCs/>
+          <w:i w:val="false"/>
+          <w:iCs w:val="false"/>
+          <w:sz w:val="21"/>
+          <w:szCs w:val="21"/>
+        </w:rPr>
+        <w:t xml:space="preserve">all seven segments (a–g) to be ON</w:t>
+      </w:r>
+      <w:r>
+        <w:rPr>
+          <w:rFonts w:ascii="Calibri" w:cs="Calibri" w:eastAsia="Calibri" w:hAnsi="Calibri"/>
+          <w:b w:val="false"/>
+          <w:bCs w:val="false"/>
+          <w:i w:val="false"/>
+          <w:iCs w:val="false"/>
+          <w:sz w:val="21"/>
+          <w:szCs w:val="21"/>
+        </w:rPr>
+        <w:t xml:space="preserve">. For the common-cathode display used here, this corresponds to the hexadecimal code </w:t>
+      </w:r>
+      <w:r>
+        <w:rPr>
+          <w:rFonts w:ascii="Calibri" w:cs="Calibri" w:eastAsia="Calibri" w:hAnsi="Calibri"/>
           <w:b/>
           <w:bCs/>
           <w:i w:val="false"/>
@@ -6192,7 +9324,7 @@
           <w:sz w:val="21"/>
           <w:szCs w:val="21"/>
         </w:rPr>
-        <w:t xml:space="preserve"> (all seven segments a–g ON).</w:t>
+        <w:t xml:space="preserve"> (binary 0111 1111), which is written to PORTD to light every segment and show the figure 8.</w:t>
       </w:r>
     </w:p>
     <w:sectPr>

--- a/PBL_AM/MPMC_Lab_Quiz/MPMC_Quiz_Answers.docx
+++ b/PBL_AM/MPMC_Lab_Quiz/MPMC_Quiz_Answers.docx
@@ -478,7 +478,7 @@
     <w:p>
       <w:pPr>
         <w:keepNext/>
-        <w:spacing w:after="24" w:before="120" w:line="276" w:lineRule="auto"/>
+        <w:spacing w:after="22" w:before="108" w:line="272" w:lineRule="auto"/>
       </w:pPr>
       <w:r>
         <w:rPr>
@@ -508,7 +508,7 @@
     </w:p>
     <w:p>
       <w:pPr>
-        <w:spacing w:after="60" w:before="0" w:line="276" w:lineRule="auto"/>
+        <w:spacing w:after="50" w:before="0" w:line="272" w:lineRule="auto"/>
         <w:ind w:left="150"/>
       </w:pPr>
       <w:r>
@@ -534,7 +534,7 @@
           <w:sz w:val="21"/>
           <w:szCs w:val="21"/>
         </w:rPr>
-        <w:t xml:space="preserve">The 8085 has several registers. The </w:t>
+        <w:t xml:space="preserve">The </w:t>
       </w:r>
       <w:r>
         <w:rPr>
@@ -558,31 +558,31 @@
           <w:sz w:val="21"/>
           <w:szCs w:val="21"/>
         </w:rPr>
-        <w:t xml:space="preserve"> is an 8-bit register that holds one operand and the result of every arithmetic and logical operation. There are six 8-bit </w:t>
-      </w:r>
-      <w:r>
-        <w:rPr>
-          <w:rFonts w:ascii="Calibri" w:cs="Calibri" w:eastAsia="Calibri" w:hAnsi="Calibri"/>
-          <w:b/>
-          <w:bCs/>
-          <w:i w:val="false"/>
-          <w:iCs w:val="false"/>
-          <w:sz w:val="21"/>
-          <w:szCs w:val="21"/>
-        </w:rPr>
-        <w:t xml:space="preserve">general-purpose registers — B, C, D, E, H and L</w:t>
-      </w:r>
-      <w:r>
-        <w:rPr>
-          <w:rFonts w:ascii="Calibri" w:cs="Calibri" w:eastAsia="Calibri" w:hAnsi="Calibri"/>
-          <w:b w:val="false"/>
-          <w:bCs w:val="false"/>
-          <w:i w:val="false"/>
-          <w:iCs w:val="false"/>
-          <w:sz w:val="21"/>
-          <w:szCs w:val="21"/>
-        </w:rPr>
-        <w:t xml:space="preserve"> — which can be used individually or as the 16-bit pairs BC, DE and HL to hold addresses or data. The </w:t>
+        <w:t xml:space="preserve">; six general-purpose registers </w:t>
+      </w:r>
+      <w:r>
+        <w:rPr>
+          <w:rFonts w:ascii="Calibri" w:cs="Calibri" w:eastAsia="Calibri" w:hAnsi="Calibri"/>
+          <w:b/>
+          <w:bCs/>
+          <w:i w:val="false"/>
+          <w:iCs w:val="false"/>
+          <w:sz w:val="21"/>
+          <w:szCs w:val="21"/>
+        </w:rPr>
+        <w:t xml:space="preserve">B, C, D, E, H, L</w:t>
+      </w:r>
+      <w:r>
+        <w:rPr>
+          <w:rFonts w:ascii="Calibri" w:cs="Calibri" w:eastAsia="Calibri" w:hAnsi="Calibri"/>
+          <w:b w:val="false"/>
+          <w:bCs w:val="false"/>
+          <w:i w:val="false"/>
+          <w:iCs w:val="false"/>
+          <w:sz w:val="21"/>
+          <w:szCs w:val="21"/>
+        </w:rPr>
+        <w:t xml:space="preserve"> (used singly or as the pairs BC, DE, HL); the </w:t>
       </w:r>
       <w:r>
         <w:rPr>
@@ -606,7 +606,7 @@
           <w:sz w:val="21"/>
           <w:szCs w:val="21"/>
         </w:rPr>
-        <w:t xml:space="preserve"> holds the status flags. Two 16-bit registers are provided: the </w:t>
+        <w:t xml:space="preserve">; and two 16-bit registers — the </w:t>
       </w:r>
       <w:r>
         <w:rPr>
@@ -630,7 +630,7 @@
           <w:sz w:val="21"/>
           <w:szCs w:val="21"/>
         </w:rPr>
-        <w:t xml:space="preserve">, which points to the next instruction, and the </w:t>
+        <w:t xml:space="preserve"> and </w:t>
       </w:r>
       <w:r>
         <w:rPr>
@@ -654,13 +654,13 @@
           <w:sz w:val="21"/>
           <w:szCs w:val="21"/>
         </w:rPr>
-        <w:t xml:space="preserve">, which points to the top of the stack. There are also internal temporary registers (W, Z, temp) and the Instruction Register, which are not accessible to the programmer.</w:t>
+        <w:t xml:space="preserve">.</w:t>
       </w:r>
     </w:p>
     <w:p>
       <w:pPr>
         <w:keepNext/>
-        <w:spacing w:after="24" w:before="120" w:line="276" w:lineRule="auto"/>
+        <w:spacing w:after="22" w:before="108" w:line="272" w:lineRule="auto"/>
       </w:pPr>
       <w:r>
         <w:rPr>
@@ -690,7 +690,7 @@
     </w:p>
     <w:p>
       <w:pPr>
-        <w:spacing w:after="60" w:before="0" w:line="276" w:lineRule="auto"/>
+        <w:spacing w:after="50" w:before="0" w:line="272" w:lineRule="auto"/>
         <w:ind w:left="150"/>
       </w:pPr>
       <w:r>
@@ -716,127 +716,31 @@
           <w:sz w:val="21"/>
           <w:szCs w:val="21"/>
         </w:rPr>
-        <w:t xml:space="preserve">The flag register of the 8085 has </w:t>
-      </w:r>
-      <w:r>
-        <w:rPr>
-          <w:rFonts w:ascii="Calibri" w:cs="Calibri" w:eastAsia="Calibri" w:hAnsi="Calibri"/>
-          <w:b/>
-          <w:bCs/>
-          <w:i w:val="false"/>
-          <w:iCs w:val="false"/>
-          <w:sz w:val="21"/>
-          <w:szCs w:val="21"/>
-        </w:rPr>
-        <w:t xml:space="preserve">five flags</w:t>
-      </w:r>
-      <w:r>
-        <w:rPr>
-          <w:rFonts w:ascii="Calibri" w:cs="Calibri" w:eastAsia="Calibri" w:hAnsi="Calibri"/>
-          <w:b w:val="false"/>
-          <w:bCs w:val="false"/>
-          <w:i w:val="false"/>
-          <w:iCs w:val="false"/>
-          <w:sz w:val="21"/>
-          <w:szCs w:val="21"/>
-        </w:rPr>
-        <w:t xml:space="preserve"> that indicate the status of the result of an operation. </w:t>
-      </w:r>
-      <w:r>
-        <w:rPr>
-          <w:rFonts w:ascii="Calibri" w:cs="Calibri" w:eastAsia="Calibri" w:hAnsi="Calibri"/>
-          <w:b/>
-          <w:bCs/>
-          <w:i w:val="false"/>
-          <w:iCs w:val="false"/>
-          <w:sz w:val="21"/>
-          <w:szCs w:val="21"/>
-        </w:rPr>
-        <w:t xml:space="preserve">Sign (S)</w:t>
-      </w:r>
-      <w:r>
-        <w:rPr>
-          <w:rFonts w:ascii="Calibri" w:cs="Calibri" w:eastAsia="Calibri" w:hAnsi="Calibri"/>
-          <w:b w:val="false"/>
-          <w:bCs w:val="false"/>
-          <w:i w:val="false"/>
-          <w:iCs w:val="false"/>
-          <w:sz w:val="21"/>
-          <w:szCs w:val="21"/>
-        </w:rPr>
-        <w:t xml:space="preserve"> is set when the result is negative (MSB = 1). </w:t>
-      </w:r>
-      <w:r>
-        <w:rPr>
-          <w:rFonts w:ascii="Calibri" w:cs="Calibri" w:eastAsia="Calibri" w:hAnsi="Calibri"/>
-          <w:b/>
-          <w:bCs/>
-          <w:i w:val="false"/>
-          <w:iCs w:val="false"/>
-          <w:sz w:val="21"/>
-          <w:szCs w:val="21"/>
-        </w:rPr>
-        <w:t xml:space="preserve">Zero (Z)</w:t>
-      </w:r>
-      <w:r>
-        <w:rPr>
-          <w:rFonts w:ascii="Calibri" w:cs="Calibri" w:eastAsia="Calibri" w:hAnsi="Calibri"/>
-          <w:b w:val="false"/>
-          <w:bCs w:val="false"/>
-          <w:i w:val="false"/>
-          <w:iCs w:val="false"/>
-          <w:sz w:val="21"/>
-          <w:szCs w:val="21"/>
-        </w:rPr>
-        <w:t xml:space="preserve"> is set when the result is zero. </w:t>
-      </w:r>
-      <w:r>
-        <w:rPr>
-          <w:rFonts w:ascii="Calibri" w:cs="Calibri" w:eastAsia="Calibri" w:hAnsi="Calibri"/>
-          <w:b/>
-          <w:bCs/>
-          <w:i w:val="false"/>
-          <w:iCs w:val="false"/>
-          <w:sz w:val="21"/>
-          <w:szCs w:val="21"/>
-        </w:rPr>
-        <w:t xml:space="preserve">Auxiliary Carry (AC)</w:t>
-      </w:r>
-      <w:r>
-        <w:rPr>
-          <w:rFonts w:ascii="Calibri" w:cs="Calibri" w:eastAsia="Calibri" w:hAnsi="Calibri"/>
-          <w:b w:val="false"/>
-          <w:bCs w:val="false"/>
-          <w:i w:val="false"/>
-          <w:iCs w:val="false"/>
-          <w:sz w:val="21"/>
-          <w:szCs w:val="21"/>
-        </w:rPr>
-        <w:t xml:space="preserve"> is set when there is a carry from bit 3 to bit 4, and is used in BCD/DAA operations. </w:t>
-      </w:r>
-      <w:r>
-        <w:rPr>
-          <w:rFonts w:ascii="Calibri" w:cs="Calibri" w:eastAsia="Calibri" w:hAnsi="Calibri"/>
-          <w:b/>
-          <w:bCs/>
-          <w:i w:val="false"/>
-          <w:iCs w:val="false"/>
-          <w:sz w:val="21"/>
-          <w:szCs w:val="21"/>
-        </w:rPr>
-        <w:t xml:space="preserve">Parity (P)</w:t>
-      </w:r>
-      <w:r>
-        <w:rPr>
-          <w:rFonts w:ascii="Calibri" w:cs="Calibri" w:eastAsia="Calibri" w:hAnsi="Calibri"/>
-          <w:b w:val="false"/>
-          <w:bCs w:val="false"/>
-          <w:i w:val="false"/>
-          <w:iCs w:val="false"/>
-          <w:sz w:val="21"/>
-          <w:szCs w:val="21"/>
-        </w:rPr>
-        <w:t xml:space="preserve"> is set when the result has an even number of 1s. </w:t>
+        <w:t xml:space="preserve">Five flags — </w:t>
+      </w:r>
+      <w:r>
+        <w:rPr>
+          <w:rFonts w:ascii="Calibri" w:cs="Calibri" w:eastAsia="Calibri" w:hAnsi="Calibri"/>
+          <w:b/>
+          <w:bCs/>
+          <w:i w:val="false"/>
+          <w:iCs w:val="false"/>
+          <w:sz w:val="21"/>
+          <w:szCs w:val="21"/>
+        </w:rPr>
+        <w:t xml:space="preserve">Sign (S), Zero (Z), Auxiliary Carry (AC), Parity (P)</w:t>
+      </w:r>
+      <w:r>
+        <w:rPr>
+          <w:rFonts w:ascii="Calibri" w:cs="Calibri" w:eastAsia="Calibri" w:hAnsi="Calibri"/>
+          <w:b w:val="false"/>
+          <w:bCs w:val="false"/>
+          <w:i w:val="false"/>
+          <w:iCs w:val="false"/>
+          <w:sz w:val="21"/>
+          <w:szCs w:val="21"/>
+        </w:rPr>
+        <w:t xml:space="preserve"> and </w:t>
       </w:r>
       <w:r>
         <w:rPr>
@@ -860,13 +764,13 @@
           <w:sz w:val="21"/>
           <w:szCs w:val="21"/>
         </w:rPr>
-        <w:t xml:space="preserve"> is set when an operation produces a carry or borrow out of the MSB. These flags are tested by the conditional branch instructions.</w:t>
+        <w:t xml:space="preserve"> — which indicate the status of the result of an ALU operation.</w:t>
       </w:r>
     </w:p>
     <w:p>
       <w:pPr>
         <w:keepNext/>
-        <w:spacing w:after="24" w:before="120" w:line="276" w:lineRule="auto"/>
+        <w:spacing w:after="22" w:before="108" w:line="272" w:lineRule="auto"/>
       </w:pPr>
       <w:r>
         <w:rPr>
@@ -896,7 +800,7 @@
     </w:p>
     <w:p>
       <w:pPr>
-        <w:spacing w:after="60" w:before="0" w:line="276" w:lineRule="auto"/>
+        <w:spacing w:after="50" w:before="0" w:line="272" w:lineRule="auto"/>
         <w:ind w:left="150"/>
       </w:pPr>
       <w:r>
@@ -922,31 +826,7 @@
           <w:sz w:val="21"/>
           <w:szCs w:val="21"/>
         </w:rPr>
-        <w:t xml:space="preserve">The </w:t>
-      </w:r>
-      <w:r>
-        <w:rPr>
-          <w:rFonts w:ascii="Calibri" w:cs="Calibri" w:eastAsia="Calibri" w:hAnsi="Calibri"/>
-          <w:b/>
-          <w:bCs/>
-          <w:i w:val="false"/>
-          <w:iCs w:val="false"/>
-          <w:sz w:val="21"/>
-          <w:szCs w:val="21"/>
-        </w:rPr>
-        <w:t xml:space="preserve">Stack Pointer (SP)</w:t>
-      </w:r>
-      <w:r>
-        <w:rPr>
-          <w:rFonts w:ascii="Calibri" w:cs="Calibri" w:eastAsia="Calibri" w:hAnsi="Calibri"/>
-          <w:b w:val="false"/>
-          <w:bCs w:val="false"/>
-          <w:i w:val="false"/>
-          <w:iCs w:val="false"/>
-          <w:sz w:val="21"/>
-          <w:szCs w:val="21"/>
-        </w:rPr>
-        <w:t xml:space="preserve"> is a 16-bit register that holds the address of the </w:t>
+        <w:t xml:space="preserve">A 16-bit register that holds the address of the </w:t>
       </w:r>
       <w:r>
         <w:rPr>
@@ -970,13 +850,13 @@
           <w:sz w:val="21"/>
           <w:szCs w:val="21"/>
         </w:rPr>
-        <w:t xml:space="preserve">, which is a reserved area of read/write memory used on a last-in-first-out (LIFO) basis. It is used to temporarily store the contents of registers and return addresses during PUSH, POP, CALL and RET operations and during interrupts. When data is pushed, SP is decremented; when data is popped, SP is incremented.</w:t>
+        <w:t xml:space="preserve"> — a LIFO area of memory used to store return addresses and register data during PUSH, POP, CALL and RET.</w:t>
       </w:r>
     </w:p>
     <w:p>
       <w:pPr>
         <w:keepNext/>
-        <w:spacing w:after="24" w:before="120" w:line="276" w:lineRule="auto"/>
+        <w:spacing w:after="22" w:before="108" w:line="272" w:lineRule="auto"/>
       </w:pPr>
       <w:r>
         <w:rPr>
@@ -1006,7 +886,7 @@
     </w:p>
     <w:p>
       <w:pPr>
-        <w:spacing w:after="60" w:before="0" w:line="276" w:lineRule="auto"/>
+        <w:spacing w:after="50" w:before="0" w:line="272" w:lineRule="auto"/>
         <w:ind w:left="150"/>
       </w:pPr>
       <w:r>
@@ -1032,61 +912,37 @@
           <w:sz w:val="21"/>
           <w:szCs w:val="21"/>
         </w:rPr>
-        <w:t xml:space="preserve">The </w:t>
-      </w:r>
-      <w:r>
-        <w:rPr>
-          <w:rFonts w:ascii="Calibri" w:cs="Calibri" w:eastAsia="Calibri" w:hAnsi="Calibri"/>
-          <w:b/>
-          <w:bCs/>
-          <w:i w:val="false"/>
-          <w:iCs w:val="false"/>
-          <w:sz w:val="21"/>
-          <w:szCs w:val="21"/>
-        </w:rPr>
-        <w:t xml:space="preserve">Program Counter (PC)</w:t>
-      </w:r>
-      <w:r>
-        <w:rPr>
-          <w:rFonts w:ascii="Calibri" w:cs="Calibri" w:eastAsia="Calibri" w:hAnsi="Calibri"/>
-          <w:b w:val="false"/>
-          <w:bCs w:val="false"/>
-          <w:i w:val="false"/>
-          <w:iCs w:val="false"/>
-          <w:sz w:val="21"/>
-          <w:szCs w:val="21"/>
-        </w:rPr>
-        <w:t xml:space="preserve"> is a 16-bit register that holds the </w:t>
-      </w:r>
-      <w:r>
-        <w:rPr>
-          <w:rFonts w:ascii="Calibri" w:cs="Calibri" w:eastAsia="Calibri" w:hAnsi="Calibri"/>
-          <w:b/>
-          <w:bCs/>
-          <w:i w:val="false"/>
-          <w:iCs w:val="false"/>
-          <w:sz w:val="21"/>
-          <w:szCs w:val="21"/>
-        </w:rPr>
-        <w:t xml:space="preserve">memory address of the next instruction</w:t>
-      </w:r>
-      <w:r>
-        <w:rPr>
-          <w:rFonts w:ascii="Calibri" w:cs="Calibri" w:eastAsia="Calibri" w:hAnsi="Calibri"/>
-          <w:b w:val="false"/>
-          <w:bCs w:val="false"/>
-          <w:i w:val="false"/>
-          <w:iCs w:val="false"/>
-          <w:sz w:val="21"/>
-          <w:szCs w:val="21"/>
-        </w:rPr>
-        <w:t xml:space="preserve"> to be fetched and executed. After each instruction byte is fetched, the PC is automatically incremented so that the program executes in sequence. During a jump, call or interrupt, a new address is loaded into the PC so that control is transferred to a different part of the program.</w:t>
+        <w:t xml:space="preserve">A 16-bit register that holds the address of the </w:t>
+      </w:r>
+      <w:r>
+        <w:rPr>
+          <w:rFonts w:ascii="Calibri" w:cs="Calibri" w:eastAsia="Calibri" w:hAnsi="Calibri"/>
+          <w:b/>
+          <w:bCs/>
+          <w:i w:val="false"/>
+          <w:iCs w:val="false"/>
+          <w:sz w:val="21"/>
+          <w:szCs w:val="21"/>
+        </w:rPr>
+        <w:t xml:space="preserve">next instruction</w:t>
+      </w:r>
+      <w:r>
+        <w:rPr>
+          <w:rFonts w:ascii="Calibri" w:cs="Calibri" w:eastAsia="Calibri" w:hAnsi="Calibri"/>
+          <w:b w:val="false"/>
+          <w:bCs w:val="false"/>
+          <w:i w:val="false"/>
+          <w:iCs w:val="false"/>
+          <w:sz w:val="21"/>
+          <w:szCs w:val="21"/>
+        </w:rPr>
+        <w:t xml:space="preserve"> to be fetched; it is incremented automatically so the program executes in sequence.</w:t>
       </w:r>
     </w:p>
     <w:p>
       <w:pPr>
         <w:keepNext/>
-        <w:spacing w:after="24" w:before="120" w:line="276" w:lineRule="auto"/>
+        <w:spacing w:after="22" w:before="108" w:line="272" w:lineRule="auto"/>
       </w:pPr>
       <w:r>
         <w:rPr>
@@ -1116,7 +972,7 @@
     </w:p>
     <w:p>
       <w:pPr>
-        <w:spacing w:after="60" w:before="0" w:line="276" w:lineRule="auto"/>
+        <w:spacing w:after="50" w:before="0" w:line="272" w:lineRule="auto"/>
         <w:ind w:left="150"/>
       </w:pPr>
       <w:r>
@@ -1142,61 +998,37 @@
           <w:sz w:val="21"/>
           <w:szCs w:val="21"/>
         </w:rPr>
-        <w:t xml:space="preserve">An </w:t>
-      </w:r>
-      <w:r>
-        <w:rPr>
-          <w:rFonts w:ascii="Calibri" w:cs="Calibri" w:eastAsia="Calibri" w:hAnsi="Calibri"/>
-          <w:b/>
-          <w:bCs/>
-          <w:i w:val="false"/>
-          <w:iCs w:val="false"/>
-          <w:sz w:val="21"/>
-          <w:szCs w:val="21"/>
-        </w:rPr>
-        <w:t xml:space="preserve">interrupt</w:t>
-      </w:r>
-      <w:r>
-        <w:rPr>
-          <w:rFonts w:ascii="Calibri" w:cs="Calibri" w:eastAsia="Calibri" w:hAnsi="Calibri"/>
-          <w:b w:val="false"/>
-          <w:bCs w:val="false"/>
-          <w:i w:val="false"/>
-          <w:iCs w:val="false"/>
-          <w:sz w:val="21"/>
-          <w:szCs w:val="21"/>
-        </w:rPr>
-        <w:t xml:space="preserve"> is a signal that temporarily halts the normal execution of the main program and transfers control to a special routine called the </w:t>
-      </w:r>
-      <w:r>
-        <w:rPr>
-          <w:rFonts w:ascii="Calibri" w:cs="Calibri" w:eastAsia="Calibri" w:hAnsi="Calibri"/>
-          <w:b/>
-          <w:bCs/>
-          <w:i w:val="false"/>
-          <w:iCs w:val="false"/>
-          <w:sz w:val="21"/>
-          <w:szCs w:val="21"/>
-        </w:rPr>
-        <w:t xml:space="preserve">Interrupt Service Routine (ISR)</w:t>
-      </w:r>
-      <w:r>
-        <w:rPr>
-          <w:rFonts w:ascii="Calibri" w:cs="Calibri" w:eastAsia="Calibri" w:hAnsi="Calibri"/>
-          <w:b w:val="false"/>
-          <w:bCs w:val="false"/>
-          <w:i w:val="false"/>
-          <w:iCs w:val="false"/>
-          <w:sz w:val="21"/>
-          <w:szCs w:val="21"/>
-        </w:rPr>
-        <w:t xml:space="preserve">. The processor saves the current program status (return address) on the stack, executes the ISR, and then returns to continue the main program from where it left off. Interrupts allow the processor to respond quickly to important external or internal events without continuously checking (polling) for them.</w:t>
+        <w:t xml:space="preserve">A signal that halts the main program and transfers control to a service routine (</w:t>
+      </w:r>
+      <w:r>
+        <w:rPr>
+          <w:rFonts w:ascii="Calibri" w:cs="Calibri" w:eastAsia="Calibri" w:hAnsi="Calibri"/>
+          <w:b/>
+          <w:bCs/>
+          <w:i w:val="false"/>
+          <w:iCs w:val="false"/>
+          <w:sz w:val="21"/>
+          <w:szCs w:val="21"/>
+        </w:rPr>
+        <w:t xml:space="preserve">ISR</w:t>
+      </w:r>
+      <w:r>
+        <w:rPr>
+          <w:rFonts w:ascii="Calibri" w:cs="Calibri" w:eastAsia="Calibri" w:hAnsi="Calibri"/>
+          <w:b w:val="false"/>
+          <w:bCs w:val="false"/>
+          <w:i w:val="false"/>
+          <w:iCs w:val="false"/>
+          <w:sz w:val="21"/>
+          <w:szCs w:val="21"/>
+        </w:rPr>
+        <w:t xml:space="preserve">); after the ISR finishes, control returns to the main program.</w:t>
       </w:r>
     </w:p>
     <w:p>
       <w:pPr>
         <w:keepNext/>
-        <w:spacing w:after="24" w:before="120" w:line="276" w:lineRule="auto"/>
+        <w:spacing w:after="22" w:before="108" w:line="272" w:lineRule="auto"/>
       </w:pPr>
       <w:r>
         <w:rPr>
@@ -1226,7 +1058,7 @@
     </w:p>
     <w:p>
       <w:pPr>
-        <w:spacing w:after="60" w:before="0" w:line="276" w:lineRule="auto"/>
+        <w:spacing w:after="50" w:before="0" w:line="272" w:lineRule="auto"/>
         <w:ind w:left="150"/>
       </w:pPr>
       <w:r>
@@ -1264,31 +1096,7 @@
           <w:sz w:val="21"/>
           <w:szCs w:val="21"/>
         </w:rPr>
-        <w:t xml:space="preserve"> are generated by external devices through the physical interrupt pins of the 8085 — </w:t>
-      </w:r>
-      <w:r>
-        <w:rPr>
-          <w:rFonts w:ascii="Calibri" w:cs="Calibri" w:eastAsia="Calibri" w:hAnsi="Calibri"/>
-          <w:b/>
-          <w:bCs/>
-          <w:i w:val="false"/>
-          <w:iCs w:val="false"/>
-          <w:sz w:val="21"/>
-          <w:szCs w:val="21"/>
-        </w:rPr>
-        <w:t xml:space="preserve">TRAP, RST 7.5, RST 6.5, RST 5.5 and INTR</w:t>
-      </w:r>
-      <w:r>
-        <w:rPr>
-          <w:rFonts w:ascii="Calibri" w:cs="Calibri" w:eastAsia="Calibri" w:hAnsi="Calibri"/>
-          <w:b w:val="false"/>
-          <w:bCs w:val="false"/>
-          <w:i w:val="false"/>
-          <w:iCs w:val="false"/>
-          <w:sz w:val="21"/>
-          <w:szCs w:val="21"/>
-        </w:rPr>
-        <w:t xml:space="preserve">. TRAP is non-maskable and has the highest priority; the others are maskable. </w:t>
+        <w:t xml:space="preserve"> come from external pins — TRAP, RST 7.5, RST 6.5, RST 5.5, INTR. </w:t>
       </w:r>
       <w:r>
         <w:rPr>
@@ -1312,37 +1120,13 @@
           <w:sz w:val="21"/>
           <w:szCs w:val="21"/>
         </w:rPr>
-        <w:t xml:space="preserve"> are generated internally by executing an instruction in the program — </w:t>
-      </w:r>
-      <w:r>
-        <w:rPr>
-          <w:rFonts w:ascii="Calibri" w:cs="Calibri" w:eastAsia="Calibri" w:hAnsi="Calibri"/>
-          <w:b/>
-          <w:bCs/>
-          <w:i w:val="false"/>
-          <w:iCs w:val="false"/>
-          <w:sz w:val="21"/>
-          <w:szCs w:val="21"/>
-        </w:rPr>
-        <w:t xml:space="preserve">RST 0 to RST 7</w:t>
-      </w:r>
-      <w:r>
-        <w:rPr>
-          <w:rFonts w:ascii="Calibri" w:cs="Calibri" w:eastAsia="Calibri" w:hAnsi="Calibri"/>
-          <w:b w:val="false"/>
-          <w:bCs w:val="false"/>
-          <w:i w:val="false"/>
-          <w:iCs w:val="false"/>
-          <w:sz w:val="21"/>
-          <w:szCs w:val="21"/>
-        </w:rPr>
-        <w:t xml:space="preserve"> — each of which transfers control to a fixed vector address. Thus hardware interrupts come from outside the chip, while software interrupts are written into the program by the programmer.</w:t>
+        <w:t xml:space="preserve"> are produced by the instructions RST 0 to RST 7 written in the program.</w:t>
       </w:r>
     </w:p>
     <w:p>
       <w:pPr>
         <w:keepNext/>
-        <w:spacing w:after="24" w:before="120" w:line="276" w:lineRule="auto"/>
+        <w:spacing w:after="22" w:before="108" w:line="272" w:lineRule="auto"/>
       </w:pPr>
       <w:r>
         <w:rPr>
@@ -1372,7 +1156,7 @@
     </w:p>
     <w:p>
       <w:pPr>
-        <w:spacing w:after="60" w:before="0" w:line="276" w:lineRule="auto"/>
+        <w:spacing w:after="50" w:before="0" w:line="272" w:lineRule="auto"/>
         <w:ind w:left="150"/>
       </w:pPr>
       <w:r>
@@ -1398,7 +1182,7 @@
           <w:sz w:val="21"/>
           <w:szCs w:val="21"/>
         </w:rPr>
-        <w:t xml:space="preserve">The 8085 normally operates at an internal clock frequency of about </w:t>
+        <w:t xml:space="preserve">About </w:t>
       </w:r>
       <w:r>
         <w:rPr>
@@ -1422,85 +1206,37 @@
           <w:sz w:val="21"/>
           <w:szCs w:val="21"/>
         </w:rPr>
-        <w:t xml:space="preserve"> (the maximum rating is around 3.072 MHz). The device has an </w:t>
-      </w:r>
-      <w:r>
-        <w:rPr>
-          <w:rFonts w:ascii="Calibri" w:cs="Calibri" w:eastAsia="Calibri" w:hAnsi="Calibri"/>
-          <w:b/>
-          <w:bCs/>
-          <w:i w:val="false"/>
-          <w:iCs w:val="false"/>
-          <w:sz w:val="21"/>
-          <w:szCs w:val="21"/>
-        </w:rPr>
-        <w:t xml:space="preserve">on-chip clock generator</w:t>
-      </w:r>
-      <w:r>
-        <w:rPr>
-          <w:rFonts w:ascii="Calibri" w:cs="Calibri" w:eastAsia="Calibri" w:hAnsi="Calibri"/>
-          <w:b w:val="false"/>
-          <w:bCs w:val="false"/>
-          <w:i w:val="false"/>
-          <w:iCs w:val="false"/>
-          <w:sz w:val="21"/>
-          <w:szCs w:val="21"/>
-        </w:rPr>
-        <w:t xml:space="preserve">; a crystal of about </w:t>
-      </w:r>
-      <w:r>
-        <w:rPr>
-          <w:rFonts w:ascii="Calibri" w:cs="Calibri" w:eastAsia="Calibri" w:hAnsi="Calibri"/>
-          <w:b/>
-          <w:bCs/>
-          <w:i w:val="false"/>
-          <w:iCs w:val="false"/>
-          <w:sz w:val="21"/>
-          <w:szCs w:val="21"/>
-        </w:rPr>
-        <w:t xml:space="preserve">6 MHz</w:t>
-      </w:r>
-      <w:r>
-        <w:rPr>
-          <w:rFonts w:ascii="Calibri" w:cs="Calibri" w:eastAsia="Calibri" w:hAnsi="Calibri"/>
-          <w:b w:val="false"/>
-          <w:bCs w:val="false"/>
-          <w:i w:val="false"/>
-          <w:iCs w:val="false"/>
-          <w:sz w:val="21"/>
-          <w:szCs w:val="21"/>
-        </w:rPr>
-        <w:t xml:space="preserve"> is connected across the X1 and X2 pins and is internally </w:t>
-      </w:r>
-      <w:r>
-        <w:rPr>
-          <w:rFonts w:ascii="Calibri" w:cs="Calibri" w:eastAsia="Calibri" w:hAnsi="Calibri"/>
-          <w:b/>
-          <w:bCs/>
-          <w:i w:val="false"/>
-          <w:iCs w:val="false"/>
-          <w:sz w:val="21"/>
-          <w:szCs w:val="21"/>
-        </w:rPr>
-        <w:t xml:space="preserve">divided by two</w:t>
-      </w:r>
-      <w:r>
-        <w:rPr>
-          <w:rFonts w:ascii="Calibri" w:cs="Calibri" w:eastAsia="Calibri" w:hAnsi="Calibri"/>
-          <w:b w:val="false"/>
-          <w:bCs w:val="false"/>
-          <w:i w:val="false"/>
-          <w:iCs w:val="false"/>
-          <w:sz w:val="21"/>
-          <w:szCs w:val="21"/>
-        </w:rPr>
-        <w:t xml:space="preserve"> to give the operating frequency. The clock determines the speed at which instructions are executed.</w:t>
+        <w:t xml:space="preserve"> internally. A </w:t>
+      </w:r>
+      <w:r>
+        <w:rPr>
+          <w:rFonts w:ascii="Calibri" w:cs="Calibri" w:eastAsia="Calibri" w:hAnsi="Calibri"/>
+          <w:b/>
+          <w:bCs/>
+          <w:i w:val="false"/>
+          <w:iCs w:val="false"/>
+          <w:sz w:val="21"/>
+          <w:szCs w:val="21"/>
+        </w:rPr>
+        <w:t xml:space="preserve">6 MHz crystal</w:t>
+      </w:r>
+      <w:r>
+        <w:rPr>
+          <w:rFonts w:ascii="Calibri" w:cs="Calibri" w:eastAsia="Calibri" w:hAnsi="Calibri"/>
+          <w:b w:val="false"/>
+          <w:bCs w:val="false"/>
+          <w:i w:val="false"/>
+          <w:iCs w:val="false"/>
+          <w:sz w:val="21"/>
+          <w:szCs w:val="21"/>
+        </w:rPr>
+        <w:t xml:space="preserve"> is connected across X1–X2 and is divided by 2 on-chip to give the operating frequency.</w:t>
       </w:r>
     </w:p>
     <w:p>
       <w:pPr>
         <w:keepNext/>
-        <w:spacing w:after="24" w:before="120" w:line="276" w:lineRule="auto"/>
+        <w:spacing w:after="22" w:before="108" w:line="272" w:lineRule="auto"/>
       </w:pPr>
       <w:r>
         <w:rPr>
@@ -1530,7 +1266,7 @@
     </w:p>
     <w:p>
       <w:pPr>
-        <w:spacing w:after="60" w:before="0" w:line="276" w:lineRule="auto"/>
+        <w:spacing w:after="50" w:before="0" w:line="272" w:lineRule="auto"/>
         <w:ind w:left="150"/>
       </w:pPr>
       <w:r>
@@ -1556,67 +1292,19 @@
           <w:sz w:val="21"/>
           <w:szCs w:val="21"/>
         </w:rPr>
-        <w:t xml:space="preserve">ALE stands for Address Latch Enable.</w:t>
-      </w:r>
-      <w:r>
-        <w:rPr>
-          <w:rFonts w:ascii="Calibri" w:cs="Calibri" w:eastAsia="Calibri" w:hAnsi="Calibri"/>
-          <w:b w:val="false"/>
-          <w:bCs w:val="false"/>
-          <w:i w:val="false"/>
-          <w:iCs w:val="false"/>
-          <w:sz w:val="21"/>
-          <w:szCs w:val="21"/>
-        </w:rPr>
-        <w:t xml:space="preserve"> In the 8085 the lower-order address lines and the data lines share the same pins (</w:t>
-      </w:r>
-      <w:r>
-        <w:rPr>
-          <w:rFonts w:ascii="Calibri" w:cs="Calibri" w:eastAsia="Calibri" w:hAnsi="Calibri"/>
-          <w:b/>
-          <w:bCs/>
-          <w:i w:val="false"/>
-          <w:iCs w:val="false"/>
-          <w:sz w:val="21"/>
-          <w:szCs w:val="21"/>
-        </w:rPr>
-        <w:t xml:space="preserve">AD0–AD7</w:t>
-      </w:r>
-      <w:r>
-        <w:rPr>
-          <w:rFonts w:ascii="Calibri" w:cs="Calibri" w:eastAsia="Calibri" w:hAnsi="Calibri"/>
-          <w:b w:val="false"/>
-          <w:bCs w:val="false"/>
-          <w:i w:val="false"/>
-          <w:iCs w:val="false"/>
-          <w:sz w:val="21"/>
-          <w:szCs w:val="21"/>
-        </w:rPr>
-        <w:t xml:space="preserve">), i.e. they are multiplexed to save pins. ALE is used to </w:t>
-      </w:r>
-      <w:r>
-        <w:rPr>
-          <w:rFonts w:ascii="Calibri" w:cs="Calibri" w:eastAsia="Calibri" w:hAnsi="Calibri"/>
-          <w:b/>
-          <w:bCs/>
-          <w:i w:val="false"/>
-          <w:iCs w:val="false"/>
-          <w:sz w:val="21"/>
-          <w:szCs w:val="21"/>
-        </w:rPr>
-        <w:t xml:space="preserve">demultiplex</w:t>
-      </w:r>
-      <w:r>
-        <w:rPr>
-          <w:rFonts w:ascii="Calibri" w:cs="Calibri" w:eastAsia="Calibri" w:hAnsi="Calibri"/>
-          <w:b w:val="false"/>
-          <w:bCs w:val="false"/>
-          <w:i w:val="false"/>
-          <w:iCs w:val="false"/>
-          <w:sz w:val="21"/>
-          <w:szCs w:val="21"/>
-        </w:rPr>
-        <w:t xml:space="preserve"> this bus. During the first clock state (T1) of each machine cycle, ALE goes HIGH and the lines carry the lower byte of the address; this address is latched into an external latch (such as a 74LS373) at the falling edge of ALE. For the rest of the cycle ALE is LOW and the same lines are then used to carry data. In short, ALE tells the external latch when a valid address is present on the multiplexed bus.</w:t>
+        <w:t xml:space="preserve">ALE = Address Latch Enable.</w:t>
+      </w:r>
+      <w:r>
+        <w:rPr>
+          <w:rFonts w:ascii="Calibri" w:cs="Calibri" w:eastAsia="Calibri" w:hAnsi="Calibri"/>
+          <w:b w:val="false"/>
+          <w:bCs w:val="false"/>
+          <w:i w:val="false"/>
+          <w:iCs w:val="false"/>
+          <w:sz w:val="21"/>
+          <w:szCs w:val="21"/>
+        </w:rPr>
+        <w:t xml:space="preserve"> It is used to demultiplex the AD0–AD7 bus: when ALE = 1 the lines carry the lower address byte (latched into an external latch), and afterwards the same lines carry data.</w:t>
       </w:r>
     </w:p>
     <w:p>
@@ -1644,7 +1332,7 @@
     <w:p>
       <w:pPr>
         <w:keepNext/>
-        <w:spacing w:after="24" w:before="120" w:line="276" w:lineRule="auto"/>
+        <w:spacing w:after="22" w:before="108" w:line="272" w:lineRule="auto"/>
       </w:pPr>
       <w:r>
         <w:rPr>
@@ -1674,7 +1362,7 @@
     </w:p>
     <w:p>
       <w:pPr>
-        <w:spacing w:after="60" w:before="0" w:line="276" w:lineRule="auto"/>
+        <w:spacing w:after="50" w:before="0" w:line="272" w:lineRule="auto"/>
         <w:ind w:left="150"/>
       </w:pPr>
       <w:r>
@@ -1700,127 +1388,31 @@
           <w:sz w:val="21"/>
           <w:szCs w:val="21"/>
         </w:rPr>
-        <w:t xml:space="preserve">An addressing mode is the method by which the operand of an instruction is specified. The 8085 supports </w:t>
-      </w:r>
-      <w:r>
-        <w:rPr>
-          <w:rFonts w:ascii="Calibri" w:cs="Calibri" w:eastAsia="Calibri" w:hAnsi="Calibri"/>
-          <w:b/>
-          <w:bCs/>
-          <w:i w:val="false"/>
-          <w:iCs w:val="false"/>
-          <w:sz w:val="21"/>
-          <w:szCs w:val="21"/>
-        </w:rPr>
-        <w:t xml:space="preserve">five addressing modes</w:t>
-      </w:r>
-      <w:r>
-        <w:rPr>
-          <w:rFonts w:ascii="Calibri" w:cs="Calibri" w:eastAsia="Calibri" w:hAnsi="Calibri"/>
-          <w:b w:val="false"/>
-          <w:bCs w:val="false"/>
-          <w:i w:val="false"/>
-          <w:iCs w:val="false"/>
-          <w:sz w:val="21"/>
-          <w:szCs w:val="21"/>
-        </w:rPr>
-        <w:t xml:space="preserve">: (i) </w:t>
-      </w:r>
-      <w:r>
-        <w:rPr>
-          <w:rFonts w:ascii="Calibri" w:cs="Calibri" w:eastAsia="Calibri" w:hAnsi="Calibri"/>
-          <w:b/>
-          <w:bCs/>
-          <w:i w:val="false"/>
-          <w:iCs w:val="false"/>
-          <w:sz w:val="21"/>
-          <w:szCs w:val="21"/>
-        </w:rPr>
-        <w:t xml:space="preserve">Immediate</w:t>
-      </w:r>
-      <w:r>
-        <w:rPr>
-          <w:rFonts w:ascii="Calibri" w:cs="Calibri" w:eastAsia="Calibri" w:hAnsi="Calibri"/>
-          <w:b w:val="false"/>
-          <w:bCs w:val="false"/>
-          <w:i w:val="false"/>
-          <w:iCs w:val="false"/>
-          <w:sz w:val="21"/>
-          <w:szCs w:val="21"/>
-        </w:rPr>
-        <w:t xml:space="preserve"> — the operand (data) is given directly in the instruction, e.g. MVI A,05H; (ii) </w:t>
-      </w:r>
-      <w:r>
-        <w:rPr>
-          <w:rFonts w:ascii="Calibri" w:cs="Calibri" w:eastAsia="Calibri" w:hAnsi="Calibri"/>
-          <w:b/>
-          <w:bCs/>
-          <w:i w:val="false"/>
-          <w:iCs w:val="false"/>
-          <w:sz w:val="21"/>
-          <w:szCs w:val="21"/>
-        </w:rPr>
-        <w:t xml:space="preserve">Direct</w:t>
-      </w:r>
-      <w:r>
-        <w:rPr>
-          <w:rFonts w:ascii="Calibri" w:cs="Calibri" w:eastAsia="Calibri" w:hAnsi="Calibri"/>
-          <w:b w:val="false"/>
-          <w:bCs w:val="false"/>
-          <w:i w:val="false"/>
-          <w:iCs w:val="false"/>
-          <w:sz w:val="21"/>
-          <w:szCs w:val="21"/>
-        </w:rPr>
-        <w:t xml:space="preserve"> — the 16-bit memory address of the operand is given, e.g. LDA 2000H; (iii) </w:t>
-      </w:r>
-      <w:r>
-        <w:rPr>
-          <w:rFonts w:ascii="Calibri" w:cs="Calibri" w:eastAsia="Calibri" w:hAnsi="Calibri"/>
-          <w:b/>
-          <w:bCs/>
-          <w:i w:val="false"/>
-          <w:iCs w:val="false"/>
-          <w:sz w:val="21"/>
-          <w:szCs w:val="21"/>
-        </w:rPr>
-        <w:t xml:space="preserve">Register</w:t>
-      </w:r>
-      <w:r>
-        <w:rPr>
-          <w:rFonts w:ascii="Calibri" w:cs="Calibri" w:eastAsia="Calibri" w:hAnsi="Calibri"/>
-          <w:b w:val="false"/>
-          <w:bCs w:val="false"/>
-          <w:i w:val="false"/>
-          <w:iCs w:val="false"/>
-          <w:sz w:val="21"/>
-          <w:szCs w:val="21"/>
-        </w:rPr>
-        <w:t xml:space="preserve"> — the operand is in a register, e.g. MOV A,B; (iv) </w:t>
-      </w:r>
-      <w:r>
-        <w:rPr>
-          <w:rFonts w:ascii="Calibri" w:cs="Calibri" w:eastAsia="Calibri" w:hAnsi="Calibri"/>
-          <w:b/>
-          <w:bCs/>
-          <w:i w:val="false"/>
-          <w:iCs w:val="false"/>
-          <w:sz w:val="21"/>
-          <w:szCs w:val="21"/>
-        </w:rPr>
-        <w:t xml:space="preserve">Register Indirect</w:t>
-      </w:r>
-      <w:r>
-        <w:rPr>
-          <w:rFonts w:ascii="Calibri" w:cs="Calibri" w:eastAsia="Calibri" w:hAnsi="Calibri"/>
-          <w:b w:val="false"/>
-          <w:bCs w:val="false"/>
-          <w:i w:val="false"/>
-          <w:iCs w:val="false"/>
-          <w:sz w:val="21"/>
-          <w:szCs w:val="21"/>
-        </w:rPr>
-        <w:t xml:space="preserve"> — the address of the operand is held in a register pair, e.g. MOV A,M (address in HL); and (v) </w:t>
+        <w:t xml:space="preserve">The 8085 has five — </w:t>
+      </w:r>
+      <w:r>
+        <w:rPr>
+          <w:rFonts w:ascii="Calibri" w:cs="Calibri" w:eastAsia="Calibri" w:hAnsi="Calibri"/>
+          <w:b/>
+          <w:bCs/>
+          <w:i w:val="false"/>
+          <w:iCs w:val="false"/>
+          <w:sz w:val="21"/>
+          <w:szCs w:val="21"/>
+        </w:rPr>
+        <w:t xml:space="preserve">Immediate, Direct, Register, Register Indirect</w:t>
+      </w:r>
+      <w:r>
+        <w:rPr>
+          <w:rFonts w:ascii="Calibri" w:cs="Calibri" w:eastAsia="Calibri" w:hAnsi="Calibri"/>
+          <w:b w:val="false"/>
+          <w:bCs w:val="false"/>
+          <w:i w:val="false"/>
+          <w:iCs w:val="false"/>
+          <w:sz w:val="21"/>
+          <w:szCs w:val="21"/>
+        </w:rPr>
+        <w:t xml:space="preserve"> and </w:t>
       </w:r>
       <w:r>
         <w:rPr>
@@ -1844,13 +1436,13 @@
           <w:sz w:val="21"/>
           <w:szCs w:val="21"/>
         </w:rPr>
-        <w:t xml:space="preserve"> — the operand is understood and not written explicitly, e.g. CMA, RAL.</w:t>
+        <w:t xml:space="preserve">.</w:t>
       </w:r>
     </w:p>
     <w:p>
       <w:pPr>
         <w:keepNext/>
-        <w:spacing w:after="24" w:before="120" w:line="276" w:lineRule="auto"/>
+        <w:spacing w:after="22" w:before="108" w:line="272" w:lineRule="auto"/>
       </w:pPr>
       <w:r>
         <w:rPr>
@@ -1880,7 +1472,7 @@
     </w:p>
     <w:p>
       <w:pPr>
-        <w:spacing w:after="60" w:before="0" w:line="276" w:lineRule="auto"/>
+        <w:spacing w:after="50" w:before="0" w:line="272" w:lineRule="auto"/>
         <w:ind w:left="150"/>
       </w:pPr>
       <w:r>
@@ -1895,200 +1487,6 @@
           <w:szCs w:val="21"/>
         </w:rPr>
         <w:t xml:space="preserve">Ans.  </w:t>
-      </w:r>
-      <w:r>
-        <w:rPr>
-          <w:rFonts w:ascii="Calibri" w:cs="Calibri" w:eastAsia="Calibri" w:hAnsi="Calibri"/>
-          <w:b w:val="false"/>
-          <w:bCs w:val="false"/>
-          <w:i w:val="false"/>
-          <w:iCs w:val="false"/>
-          <w:sz w:val="21"/>
-          <w:szCs w:val="21"/>
-        </w:rPr>
-        <w:t xml:space="preserve">In immediate addressing the data is part of the instruction itself. Three examples are: </w:t>
-      </w:r>
-      <w:r>
-        <w:rPr>
-          <w:rFonts w:ascii="Calibri" w:cs="Calibri" w:eastAsia="Calibri" w:hAnsi="Calibri"/>
-          <w:b/>
-          <w:bCs/>
-          <w:i w:val="false"/>
-          <w:iCs w:val="false"/>
-          <w:sz w:val="21"/>
-          <w:szCs w:val="21"/>
-        </w:rPr>
-        <w:t xml:space="preserve">MVI A, 05H</w:t>
-      </w:r>
-      <w:r>
-        <w:rPr>
-          <w:rFonts w:ascii="Calibri" w:cs="Calibri" w:eastAsia="Calibri" w:hAnsi="Calibri"/>
-          <w:b w:val="false"/>
-          <w:bCs w:val="false"/>
-          <w:i w:val="false"/>
-          <w:iCs w:val="false"/>
-          <w:sz w:val="21"/>
-          <w:szCs w:val="21"/>
-        </w:rPr>
-        <w:t xml:space="preserve"> (loads 05H into the accumulator), </w:t>
-      </w:r>
-      <w:r>
-        <w:rPr>
-          <w:rFonts w:ascii="Calibri" w:cs="Calibri" w:eastAsia="Calibri" w:hAnsi="Calibri"/>
-          <w:b/>
-          <w:bCs/>
-          <w:i w:val="false"/>
-          <w:iCs w:val="false"/>
-          <w:sz w:val="21"/>
-          <w:szCs w:val="21"/>
-        </w:rPr>
-        <w:t xml:space="preserve">MVI B, 0FH</w:t>
-      </w:r>
-      <w:r>
-        <w:rPr>
-          <w:rFonts w:ascii="Calibri" w:cs="Calibri" w:eastAsia="Calibri" w:hAnsi="Calibri"/>
-          <w:b w:val="false"/>
-          <w:bCs w:val="false"/>
-          <w:i w:val="false"/>
-          <w:iCs w:val="false"/>
-          <w:sz w:val="21"/>
-          <w:szCs w:val="21"/>
-        </w:rPr>
-        <w:t xml:space="preserve"> (loads 0FH into register B) and </w:t>
-      </w:r>
-      <w:r>
-        <w:rPr>
-          <w:rFonts w:ascii="Calibri" w:cs="Calibri" w:eastAsia="Calibri" w:hAnsi="Calibri"/>
-          <w:b/>
-          <w:bCs/>
-          <w:i w:val="false"/>
-          <w:iCs w:val="false"/>
-          <w:sz w:val="21"/>
-          <w:szCs w:val="21"/>
-        </w:rPr>
-        <w:t xml:space="preserve">LXI H, 2000H</w:t>
-      </w:r>
-      <w:r>
-        <w:rPr>
-          <w:rFonts w:ascii="Calibri" w:cs="Calibri" w:eastAsia="Calibri" w:hAnsi="Calibri"/>
-          <w:b w:val="false"/>
-          <w:bCs w:val="false"/>
-          <w:i w:val="false"/>
-          <w:iCs w:val="false"/>
-          <w:sz w:val="21"/>
-          <w:szCs w:val="21"/>
-        </w:rPr>
-        <w:t xml:space="preserve"> (loads the 16-bit value 2000H into the HL register pair). In each case the value to be loaded is written directly in the instruction.</w:t>
-      </w:r>
-    </w:p>
-    <w:p>
-      <w:pPr>
-        <w:keepNext/>
-        <w:spacing w:after="24" w:before="120" w:line="276" w:lineRule="auto"/>
-      </w:pPr>
-      <w:r>
-        <w:rPr>
-          <w:rFonts w:ascii="Calibri" w:cs="Calibri" w:eastAsia="Calibri" w:hAnsi="Calibri"/>
-          <w:b/>
-          <w:bCs/>
-          <w:i w:val="false"/>
-          <w:iCs w:val="false"/>
-          <w:color w:val="1F3864"/>
-          <w:sz w:val="21"/>
-          <w:szCs w:val="21"/>
-        </w:rPr>
-        <w:t xml:space="preserve">3.  </w:t>
-      </w:r>
-      <w:r>
-        <w:rPr>
-          <w:rFonts w:ascii="Calibri" w:cs="Calibri" w:eastAsia="Calibri" w:hAnsi="Calibri"/>
-          <w:b/>
-          <w:bCs/>
-          <w:i w:val="false"/>
-          <w:iCs w:val="false"/>
-          <w:sz w:val="21"/>
-          <w:szCs w:val="21"/>
-        </w:rPr>
-        <w:t xml:space="preserve">Explain the operation of PUSH &amp; POP instruction with a suitable program.</w:t>
-      </w:r>
-    </w:p>
-    <w:p>
-      <w:pPr>
-        <w:spacing w:after="60" w:before="0" w:line="276" w:lineRule="auto"/>
-        <w:ind w:left="150"/>
-      </w:pPr>
-      <w:r>
-        <w:rPr>
-          <w:rFonts w:ascii="Calibri" w:cs="Calibri" w:eastAsia="Calibri" w:hAnsi="Calibri"/>
-          <w:b/>
-          <w:bCs/>
-          <w:i w:val="false"/>
-          <w:iCs w:val="false"/>
-          <w:color w:val="2E5496"/>
-          <w:sz w:val="21"/>
-          <w:szCs w:val="21"/>
-        </w:rPr>
-        <w:t xml:space="preserve">Ans.  </w:t>
-      </w:r>
-      <w:r>
-        <w:rPr>
-          <w:rFonts w:ascii="Calibri" w:cs="Calibri" w:eastAsia="Calibri" w:hAnsi="Calibri"/>
-          <w:b w:val="false"/>
-          <w:bCs w:val="false"/>
-          <w:i w:val="false"/>
-          <w:iCs w:val="false"/>
-          <w:sz w:val="21"/>
-          <w:szCs w:val="21"/>
-        </w:rPr>
-        <w:t xml:space="preserve">The </w:t>
-      </w:r>
-      <w:r>
-        <w:rPr>
-          <w:rFonts w:ascii="Calibri" w:cs="Calibri" w:eastAsia="Calibri" w:hAnsi="Calibri"/>
-          <w:b/>
-          <w:bCs/>
-          <w:i w:val="false"/>
-          <w:iCs w:val="false"/>
-          <w:sz w:val="21"/>
-          <w:szCs w:val="21"/>
-        </w:rPr>
-        <w:t xml:space="preserve">PUSH</w:t>
-      </w:r>
-      <w:r>
-        <w:rPr>
-          <w:rFonts w:ascii="Calibri" w:cs="Calibri" w:eastAsia="Calibri" w:hAnsi="Calibri"/>
-          <w:b w:val="false"/>
-          <w:bCs w:val="false"/>
-          <w:i w:val="false"/>
-          <w:iCs w:val="false"/>
-          <w:sz w:val="21"/>
-          <w:szCs w:val="21"/>
-        </w:rPr>
-        <w:t xml:space="preserve"> instruction stores the contents of a register pair onto the stack. The stack pointer is first decremented and the higher byte is stored, then it is decremented again and the lower byte is stored, so SP finally reduces by 2. The </w:t>
-      </w:r>
-      <w:r>
-        <w:rPr>
-          <w:rFonts w:ascii="Calibri" w:cs="Calibri" w:eastAsia="Calibri" w:hAnsi="Calibri"/>
-          <w:b/>
-          <w:bCs/>
-          <w:i w:val="false"/>
-          <w:iCs w:val="false"/>
-          <w:sz w:val="21"/>
-          <w:szCs w:val="21"/>
-        </w:rPr>
-        <w:t xml:space="preserve">POP</w:t>
-      </w:r>
-      <w:r>
-        <w:rPr>
-          <w:rFonts w:ascii="Calibri" w:cs="Calibri" w:eastAsia="Calibri" w:hAnsi="Calibri"/>
-          <w:b w:val="false"/>
-          <w:bCs w:val="false"/>
-          <w:i w:val="false"/>
-          <w:iCs w:val="false"/>
-          <w:sz w:val="21"/>
-          <w:szCs w:val="21"/>
-        </w:rPr>
-        <w:t xml:space="preserve"> instruction does the reverse — it retrieves two bytes from the stack back into a register pair and increases SP by 2. They work on a LIFO basis and are used to save and restore data. Example:  </w:t>
       </w:r>
       <w:r>
         <w:rPr>
@@ -2100,19 +1498,19 @@
           <w:sz w:val="19"/>
           <w:szCs w:val="19"/>
         </w:rPr>
-        <w:t xml:space="preserve">LXI SP, 27FFH</w:t>
-      </w:r>
-      <w:r>
-        <w:rPr>
-          <w:rFonts w:ascii="Calibri" w:cs="Calibri" w:eastAsia="Calibri" w:hAnsi="Calibri"/>
-          <w:b w:val="false"/>
-          <w:bCs w:val="false"/>
-          <w:i w:val="false"/>
-          <w:iCs w:val="false"/>
-          <w:sz w:val="21"/>
-          <w:szCs w:val="21"/>
-        </w:rPr>
-        <w:t xml:space="preserve">  (initialise stack);  </w:t>
+        <w:t xml:space="preserve">MVI A, 05H</w:t>
+      </w:r>
+      <w:r>
+        <w:rPr>
+          <w:rFonts w:ascii="Calibri" w:cs="Calibri" w:eastAsia="Calibri" w:hAnsi="Calibri"/>
+          <w:b w:val="false"/>
+          <w:bCs w:val="false"/>
+          <w:i w:val="false"/>
+          <w:iCs w:val="false"/>
+          <w:sz w:val="21"/>
+          <w:szCs w:val="21"/>
+        </w:rPr>
+        <w:t xml:space="preserve">  ·  </w:t>
       </w:r>
       <w:r>
         <w:rPr>
@@ -2124,19 +1522,19 @@
           <w:sz w:val="19"/>
           <w:szCs w:val="19"/>
         </w:rPr>
-        <w:t xml:space="preserve">LXI B, 1234H</w:t>
-      </w:r>
-      <w:r>
-        <w:rPr>
-          <w:rFonts w:ascii="Calibri" w:cs="Calibri" w:eastAsia="Calibri" w:hAnsi="Calibri"/>
-          <w:b w:val="false"/>
-          <w:bCs w:val="false"/>
-          <w:i w:val="false"/>
-          <w:iCs w:val="false"/>
-          <w:sz w:val="21"/>
-          <w:szCs w:val="21"/>
-        </w:rPr>
-        <w:t xml:space="preserve">;  </w:t>
+        <w:t xml:space="preserve">MVI B, 0FH</w:t>
+      </w:r>
+      <w:r>
+        <w:rPr>
+          <w:rFonts w:ascii="Calibri" w:cs="Calibri" w:eastAsia="Calibri" w:hAnsi="Calibri"/>
+          <w:b w:val="false"/>
+          <w:bCs w:val="false"/>
+          <w:i w:val="false"/>
+          <w:iCs w:val="false"/>
+          <w:sz w:val="21"/>
+          <w:szCs w:val="21"/>
+        </w:rPr>
+        <w:t xml:space="preserve">  ·  </w:t>
       </w:r>
       <w:r>
         <w:rPr>
@@ -2148,19 +1546,117 @@
           <w:sz w:val="19"/>
           <w:szCs w:val="19"/>
         </w:rPr>
-        <w:t xml:space="preserve">PUSH B</w:t>
-      </w:r>
-      <w:r>
-        <w:rPr>
-          <w:rFonts w:ascii="Calibri" w:cs="Calibri" w:eastAsia="Calibri" w:hAnsi="Calibri"/>
-          <w:b w:val="false"/>
-          <w:bCs w:val="false"/>
-          <w:i w:val="false"/>
-          <w:iCs w:val="false"/>
-          <w:sz w:val="21"/>
-          <w:szCs w:val="21"/>
-        </w:rPr>
-        <w:t xml:space="preserve">  (saves BC on the stack);  </w:t>
+        <w:t xml:space="preserve">LXI H, 2000H</w:t>
+      </w:r>
+      <w:r>
+        <w:rPr>
+          <w:rFonts w:ascii="Calibri" w:cs="Calibri" w:eastAsia="Calibri" w:hAnsi="Calibri"/>
+          <w:b w:val="false"/>
+          <w:bCs w:val="false"/>
+          <w:i w:val="false"/>
+          <w:iCs w:val="false"/>
+          <w:sz w:val="21"/>
+          <w:szCs w:val="21"/>
+        </w:rPr>
+        <w:t xml:space="preserve"> — the data is given directly in the instruction.</w:t>
+      </w:r>
+    </w:p>
+    <w:p>
+      <w:pPr>
+        <w:keepNext/>
+        <w:spacing w:after="22" w:before="108" w:line="272" w:lineRule="auto"/>
+      </w:pPr>
+      <w:r>
+        <w:rPr>
+          <w:rFonts w:ascii="Calibri" w:cs="Calibri" w:eastAsia="Calibri" w:hAnsi="Calibri"/>
+          <w:b/>
+          <w:bCs/>
+          <w:i w:val="false"/>
+          <w:iCs w:val="false"/>
+          <w:color w:val="1F3864"/>
+          <w:sz w:val="21"/>
+          <w:szCs w:val="21"/>
+        </w:rPr>
+        <w:t xml:space="preserve">3.  </w:t>
+      </w:r>
+      <w:r>
+        <w:rPr>
+          <w:rFonts w:ascii="Calibri" w:cs="Calibri" w:eastAsia="Calibri" w:hAnsi="Calibri"/>
+          <w:b/>
+          <w:bCs/>
+          <w:i w:val="false"/>
+          <w:iCs w:val="false"/>
+          <w:sz w:val="21"/>
+          <w:szCs w:val="21"/>
+        </w:rPr>
+        <w:t xml:space="preserve">Explain the operation of PUSH &amp; POP instruction with a suitable program.</w:t>
+      </w:r>
+    </w:p>
+    <w:p>
+      <w:pPr>
+        <w:spacing w:after="50" w:before="0" w:line="272" w:lineRule="auto"/>
+        <w:ind w:left="150"/>
+      </w:pPr>
+      <w:r>
+        <w:rPr>
+          <w:rFonts w:ascii="Calibri" w:cs="Calibri" w:eastAsia="Calibri" w:hAnsi="Calibri"/>
+          <w:b/>
+          <w:bCs/>
+          <w:i w:val="false"/>
+          <w:iCs w:val="false"/>
+          <w:color w:val="2E5496"/>
+          <w:sz w:val="21"/>
+          <w:szCs w:val="21"/>
+        </w:rPr>
+        <w:t xml:space="preserve">Ans.  </w:t>
+      </w:r>
+      <w:r>
+        <w:rPr>
+          <w:rFonts w:ascii="Calibri" w:cs="Calibri" w:eastAsia="Calibri" w:hAnsi="Calibri"/>
+          <w:b/>
+          <w:bCs/>
+          <w:i w:val="false"/>
+          <w:iCs w:val="false"/>
+          <w:sz w:val="21"/>
+          <w:szCs w:val="21"/>
+        </w:rPr>
+        <w:t xml:space="preserve">PUSH</w:t>
+      </w:r>
+      <w:r>
+        <w:rPr>
+          <w:rFonts w:ascii="Calibri" w:cs="Calibri" w:eastAsia="Calibri" w:hAnsi="Calibri"/>
+          <w:b w:val="false"/>
+          <w:bCs w:val="false"/>
+          <w:i w:val="false"/>
+          <w:iCs w:val="false"/>
+          <w:sz w:val="21"/>
+          <w:szCs w:val="21"/>
+        </w:rPr>
+        <w:t xml:space="preserve"> stores a register pair on the stack (SP − 2); </w:t>
+      </w:r>
+      <w:r>
+        <w:rPr>
+          <w:rFonts w:ascii="Calibri" w:cs="Calibri" w:eastAsia="Calibri" w:hAnsi="Calibri"/>
+          <w:b/>
+          <w:bCs/>
+          <w:i w:val="false"/>
+          <w:iCs w:val="false"/>
+          <w:sz w:val="21"/>
+          <w:szCs w:val="21"/>
+        </w:rPr>
+        <w:t xml:space="preserve">POP</w:t>
+      </w:r>
+      <w:r>
+        <w:rPr>
+          <w:rFonts w:ascii="Calibri" w:cs="Calibri" w:eastAsia="Calibri" w:hAnsi="Calibri"/>
+          <w:b w:val="false"/>
+          <w:bCs w:val="false"/>
+          <w:i w:val="false"/>
+          <w:iCs w:val="false"/>
+          <w:sz w:val="21"/>
+          <w:szCs w:val="21"/>
+        </w:rPr>
+        <w:t xml:space="preserve"> retrieves a pair from the stack (SP + 2), on a LIFO basis.  e.g. </w:t>
       </w:r>
       <w:r>
         <w:rPr>
@@ -2172,6 +1668,54 @@
           <w:sz w:val="19"/>
           <w:szCs w:val="19"/>
         </w:rPr>
+        <w:t xml:space="preserve">LXI SP,27FFH</w:t>
+      </w:r>
+      <w:r>
+        <w:rPr>
+          <w:rFonts w:ascii="Calibri" w:cs="Calibri" w:eastAsia="Calibri" w:hAnsi="Calibri"/>
+          <w:b w:val="false"/>
+          <w:bCs w:val="false"/>
+          <w:i w:val="false"/>
+          <w:iCs w:val="false"/>
+          <w:sz w:val="21"/>
+          <w:szCs w:val="21"/>
+        </w:rPr>
+        <w:t xml:space="preserve"> → </w:t>
+      </w:r>
+      <w:r>
+        <w:rPr>
+          <w:rFonts w:ascii="Consolas" w:cs="Consolas" w:eastAsia="Consolas" w:hAnsi="Consolas"/>
+          <w:b w:val="false"/>
+          <w:bCs w:val="false"/>
+          <w:i w:val="false"/>
+          <w:iCs w:val="false"/>
+          <w:sz w:val="19"/>
+          <w:szCs w:val="19"/>
+        </w:rPr>
+        <w:t xml:space="preserve">PUSH B</w:t>
+      </w:r>
+      <w:r>
+        <w:rPr>
+          <w:rFonts w:ascii="Calibri" w:cs="Calibri" w:eastAsia="Calibri" w:hAnsi="Calibri"/>
+          <w:b w:val="false"/>
+          <w:bCs w:val="false"/>
+          <w:i w:val="false"/>
+          <w:iCs w:val="false"/>
+          <w:sz w:val="21"/>
+          <w:szCs w:val="21"/>
+        </w:rPr>
+        <w:t xml:space="preserve"> (save BC) → </w:t>
+      </w:r>
+      <w:r>
+        <w:rPr>
+          <w:rFonts w:ascii="Consolas" w:cs="Consolas" w:eastAsia="Consolas" w:hAnsi="Consolas"/>
+          <w:b w:val="false"/>
+          <w:bCs w:val="false"/>
+          <w:i w:val="false"/>
+          <w:iCs w:val="false"/>
+          <w:sz w:val="19"/>
+          <w:szCs w:val="19"/>
+        </w:rPr>
         <w:t xml:space="preserve">POP D</w:t>
       </w:r>
       <w:r>
@@ -2184,7 +1728,7 @@
           <w:sz w:val="21"/>
           <w:szCs w:val="21"/>
         </w:rPr>
-        <w:t xml:space="preserve">  (loads the saved value into DE, so DE = 1234H).</w:t>
+        <w:t xml:space="preserve"> (load DE from stack).</w:t>
       </w:r>
     </w:p>
     <w:p>
@@ -2212,7 +1756,7 @@
     <w:p>
       <w:pPr>
         <w:keepNext/>
-        <w:spacing w:after="24" w:before="120" w:line="276" w:lineRule="auto"/>
+        <w:spacing w:after="22" w:before="108" w:line="272" w:lineRule="auto"/>
       </w:pPr>
       <w:r>
         <w:rPr>
@@ -2242,7 +1786,7 @@
     </w:p>
     <w:p>
       <w:pPr>
-        <w:spacing w:after="60" w:before="0" w:line="276" w:lineRule="auto"/>
+        <w:spacing w:after="50" w:before="0" w:line="272" w:lineRule="auto"/>
         <w:ind w:left="150"/>
       </w:pPr>
       <w:r>
@@ -2268,61 +1812,13 @@
           <w:sz w:val="21"/>
           <w:szCs w:val="21"/>
         </w:rPr>
-        <w:t xml:space="preserve">The </w:t>
-      </w:r>
-      <w:r>
-        <w:rPr>
-          <w:rFonts w:ascii="Calibri" w:cs="Calibri" w:eastAsia="Calibri" w:hAnsi="Calibri"/>
-          <w:b/>
-          <w:bCs/>
-          <w:i w:val="false"/>
-          <w:iCs w:val="false"/>
-          <w:sz w:val="21"/>
-          <w:szCs w:val="21"/>
-        </w:rPr>
-        <w:t xml:space="preserve">ADD</w:t>
-      </w:r>
-      <w:r>
-        <w:rPr>
-          <w:rFonts w:ascii="Calibri" w:cs="Calibri" w:eastAsia="Calibri" w:hAnsi="Calibri"/>
-          <w:b w:val="false"/>
-          <w:bCs w:val="false"/>
-          <w:i w:val="false"/>
-          <w:iCs w:val="false"/>
-          <w:sz w:val="21"/>
-          <w:szCs w:val="21"/>
-        </w:rPr>
-        <w:t xml:space="preserve"> instruction performs 8-bit binary addition. It adds the contents of a specified register or memory location to the </w:t>
-      </w:r>
-      <w:r>
-        <w:rPr>
-          <w:rFonts w:ascii="Calibri" w:cs="Calibri" w:eastAsia="Calibri" w:hAnsi="Calibri"/>
-          <w:b/>
-          <w:bCs/>
-          <w:i w:val="false"/>
-          <w:iCs w:val="false"/>
-          <w:sz w:val="21"/>
-          <w:szCs w:val="21"/>
-        </w:rPr>
-        <w:t xml:space="preserve">accumulator</w:t>
-      </w:r>
-      <w:r>
-        <w:rPr>
-          <w:rFonts w:ascii="Calibri" w:cs="Calibri" w:eastAsia="Calibri" w:hAnsi="Calibri"/>
-          <w:b w:val="false"/>
-          <w:bCs w:val="false"/>
-          <w:i w:val="false"/>
-          <w:iCs w:val="false"/>
-          <w:sz w:val="21"/>
-          <w:szCs w:val="21"/>
-        </w:rPr>
-        <w:t xml:space="preserve"> and stores the result back in the accumulator (A = A + R). It affects all the status flags according to the result. For example, ADD B adds the contents of register B to A; ADD M adds the contents of the memory location pointed to by HL.</w:t>
+        <w:t xml:space="preserve">It adds the contents of a register/memory to the accumulator and stores the result in A (A = A + R); all flags are affected.</w:t>
       </w:r>
     </w:p>
     <w:p>
       <w:pPr>
         <w:keepNext/>
-        <w:spacing w:after="24" w:before="120" w:line="276" w:lineRule="auto"/>
+        <w:spacing w:after="22" w:before="108" w:line="272" w:lineRule="auto"/>
       </w:pPr>
       <w:r>
         <w:rPr>
@@ -2352,7 +1848,7 @@
     </w:p>
     <w:p>
       <w:pPr>
-        <w:spacing w:after="60" w:before="0" w:line="276" w:lineRule="auto"/>
+        <w:spacing w:after="50" w:before="0" w:line="272" w:lineRule="auto"/>
         <w:ind w:left="150"/>
       </w:pPr>
       <w:r>
@@ -2371,18 +1867,6 @@
       <w:r>
         <w:rPr>
           <w:rFonts w:ascii="Calibri" w:cs="Calibri" w:eastAsia="Calibri" w:hAnsi="Calibri"/>
-          <w:b w:val="false"/>
-          <w:bCs w:val="false"/>
-          <w:i w:val="false"/>
-          <w:iCs w:val="false"/>
-          <w:sz w:val="21"/>
-          <w:szCs w:val="21"/>
-        </w:rPr>
-        <w:t xml:space="preserve">The logical AND is performed by the </w:t>
-      </w:r>
-      <w:r>
-        <w:rPr>
-          <w:rFonts w:ascii="Calibri" w:cs="Calibri" w:eastAsia="Calibri" w:hAnsi="Calibri"/>
           <w:b/>
           <w:bCs/>
           <w:i w:val="false"/>
@@ -2402,7 +1886,7 @@
           <w:sz w:val="21"/>
           <w:szCs w:val="21"/>
         </w:rPr>
-        <w:t xml:space="preserve"> and </w:t>
+        <w:t xml:space="preserve"> (with a register/memory) and </w:t>
       </w:r>
       <w:r>
         <w:rPr>
@@ -2426,85 +1910,13 @@
           <w:sz w:val="21"/>
           <w:szCs w:val="21"/>
         </w:rPr>
-        <w:t xml:space="preserve"> instructions. </w:t>
-      </w:r>
-      <w:r>
-        <w:rPr>
-          <w:rFonts w:ascii="Calibri" w:cs="Calibri" w:eastAsia="Calibri" w:hAnsi="Calibri"/>
-          <w:b/>
-          <w:bCs/>
-          <w:i w:val="false"/>
-          <w:iCs w:val="false"/>
-          <w:sz w:val="21"/>
-          <w:szCs w:val="21"/>
-        </w:rPr>
-        <w:t xml:space="preserve">ANA R / ANA M</w:t>
-      </w:r>
-      <w:r>
-        <w:rPr>
-          <w:rFonts w:ascii="Calibri" w:cs="Calibri" w:eastAsia="Calibri" w:hAnsi="Calibri"/>
-          <w:b w:val="false"/>
-          <w:bCs w:val="false"/>
-          <w:i w:val="false"/>
-          <w:iCs w:val="false"/>
-          <w:sz w:val="21"/>
-          <w:szCs w:val="21"/>
-        </w:rPr>
-        <w:t xml:space="preserve"> performs a bit-by-bit AND of the accumulator with a register or memory, while </w:t>
-      </w:r>
-      <w:r>
-        <w:rPr>
-          <w:rFonts w:ascii="Calibri" w:cs="Calibri" w:eastAsia="Calibri" w:hAnsi="Calibri"/>
-          <w:b/>
-          <w:bCs/>
-          <w:i w:val="false"/>
-          <w:iCs w:val="false"/>
-          <w:sz w:val="21"/>
-          <w:szCs w:val="21"/>
-        </w:rPr>
-        <w:t xml:space="preserve">ANI data</w:t>
-      </w:r>
-      <w:r>
-        <w:rPr>
-          <w:rFonts w:ascii="Calibri" w:cs="Calibri" w:eastAsia="Calibri" w:hAnsi="Calibri"/>
-          <w:b w:val="false"/>
-          <w:bCs w:val="false"/>
-          <w:i w:val="false"/>
-          <w:iCs w:val="false"/>
-          <w:sz w:val="21"/>
-          <w:szCs w:val="21"/>
-        </w:rPr>
-        <w:t xml:space="preserve"> performs AND with an immediate 8-bit value. The result is stored in the accumulator. The AND operation is commonly used to </w:t>
-      </w:r>
-      <w:r>
-        <w:rPr>
-          <w:rFonts w:ascii="Calibri" w:cs="Calibri" w:eastAsia="Calibri" w:hAnsi="Calibri"/>
-          <w:b/>
-          <w:bCs/>
-          <w:i w:val="false"/>
-          <w:iCs w:val="false"/>
-          <w:sz w:val="21"/>
-          <w:szCs w:val="21"/>
-        </w:rPr>
-        <w:t xml:space="preserve">mask (clear) selected bits</w:t>
-      </w:r>
-      <w:r>
-        <w:rPr>
-          <w:rFonts w:ascii="Calibri" w:cs="Calibri" w:eastAsia="Calibri" w:hAnsi="Calibri"/>
-          <w:b w:val="false"/>
-          <w:bCs w:val="false"/>
-          <w:i w:val="false"/>
-          <w:iCs w:val="false"/>
-          <w:sz w:val="21"/>
-          <w:szCs w:val="21"/>
-        </w:rPr>
-        <w:t xml:space="preserve"> of a byte.</w:t>
+        <w:t xml:space="preserve"> (with immediate data); mainly used to mask bits.</w:t>
       </w:r>
     </w:p>
     <w:p>
       <w:pPr>
         <w:keepNext/>
-        <w:spacing w:after="24" w:before="120" w:line="276" w:lineRule="auto"/>
+        <w:spacing w:after="22" w:before="108" w:line="272" w:lineRule="auto"/>
       </w:pPr>
       <w:r>
         <w:rPr>
@@ -2534,7 +1946,7 @@
     </w:p>
     <w:p>
       <w:pPr>
-        <w:spacing w:after="60" w:before="0" w:line="276" w:lineRule="auto"/>
+        <w:spacing w:after="50" w:before="0" w:line="272" w:lineRule="auto"/>
         <w:ind w:left="150"/>
       </w:pPr>
       <w:r>
@@ -2553,18 +1965,6 @@
       <w:r>
         <w:rPr>
           <w:rFonts w:ascii="Calibri" w:cs="Calibri" w:eastAsia="Calibri" w:hAnsi="Calibri"/>
-          <w:b w:val="false"/>
-          <w:bCs w:val="false"/>
-          <w:i w:val="false"/>
-          <w:iCs w:val="false"/>
-          <w:sz w:val="21"/>
-          <w:szCs w:val="21"/>
-        </w:rPr>
-        <w:t xml:space="preserve">The </w:t>
-      </w:r>
-      <w:r>
-        <w:rPr>
-          <w:rFonts w:ascii="Calibri" w:cs="Calibri" w:eastAsia="Calibri" w:hAnsi="Calibri"/>
           <w:b/>
           <w:bCs/>
           <w:i w:val="false"/>
@@ -2584,55 +1984,7 @@
           <w:sz w:val="21"/>
           <w:szCs w:val="21"/>
         </w:rPr>
-        <w:t xml:space="preserve"> instruction decrements the contents of an 8-bit register or memory location by one, e.g. </w:t>
-      </w:r>
-      <w:r>
-        <w:rPr>
-          <w:rFonts w:ascii="Calibri" w:cs="Calibri" w:eastAsia="Calibri" w:hAnsi="Calibri"/>
-          <w:b/>
-          <w:bCs/>
-          <w:i w:val="false"/>
-          <w:iCs w:val="false"/>
-          <w:sz w:val="21"/>
-          <w:szCs w:val="21"/>
-        </w:rPr>
-        <w:t xml:space="preserve">DCR B</w:t>
-      </w:r>
-      <w:r>
-        <w:rPr>
-          <w:rFonts w:ascii="Calibri" w:cs="Calibri" w:eastAsia="Calibri" w:hAnsi="Calibri"/>
-          <w:b w:val="false"/>
-          <w:bCs w:val="false"/>
-          <w:i w:val="false"/>
-          <w:iCs w:val="false"/>
-          <w:sz w:val="21"/>
-          <w:szCs w:val="21"/>
-        </w:rPr>
-        <w:t xml:space="preserve"> or </w:t>
-      </w:r>
-      <w:r>
-        <w:rPr>
-          <w:rFonts w:ascii="Calibri" w:cs="Calibri" w:eastAsia="Calibri" w:hAnsi="Calibri"/>
-          <w:b/>
-          <w:bCs/>
-          <w:i w:val="false"/>
-          <w:iCs w:val="false"/>
-          <w:sz w:val="21"/>
-          <w:szCs w:val="21"/>
-        </w:rPr>
-        <w:t xml:space="preserve">DCR M</w:t>
-      </w:r>
-      <w:r>
-        <w:rPr>
-          <w:rFonts w:ascii="Calibri" w:cs="Calibri" w:eastAsia="Calibri" w:hAnsi="Calibri"/>
-          <w:b w:val="false"/>
-          <w:bCs w:val="false"/>
-          <w:i w:val="false"/>
-          <w:iCs w:val="false"/>
-          <w:sz w:val="21"/>
-          <w:szCs w:val="21"/>
-        </w:rPr>
-        <w:t xml:space="preserve">. It affects all flags except the carry flag, and is frequently used as a loop counter. For decrementing a 16-bit register pair the </w:t>
+        <w:t xml:space="preserve"> (e.g. DCR B, DCR M) for an 8-bit register/memory; </w:t>
       </w:r>
       <w:r>
         <w:rPr>
@@ -2656,13 +2008,13 @@
           <w:sz w:val="21"/>
           <w:szCs w:val="21"/>
         </w:rPr>
-        <w:t xml:space="preserve"> instruction is used (e.g. DCX H), which does not affect any flags.</w:t>
+        <w:t xml:space="preserve"> is used for a 16-bit register pair.</w:t>
       </w:r>
     </w:p>
     <w:p>
       <w:pPr>
         <w:keepNext/>
-        <w:spacing w:after="24" w:before="120" w:line="276" w:lineRule="auto"/>
+        <w:spacing w:after="22" w:before="108" w:line="272" w:lineRule="auto"/>
       </w:pPr>
       <w:r>
         <w:rPr>
@@ -2692,7 +2044,7 @@
     </w:p>
     <w:p>
       <w:pPr>
-        <w:spacing w:after="60" w:before="0" w:line="276" w:lineRule="auto"/>
+        <w:spacing w:after="50" w:before="0" w:line="272" w:lineRule="auto"/>
         <w:ind w:left="150"/>
       </w:pPr>
       <w:r>
@@ -2718,85 +2070,13 @@
           <w:sz w:val="21"/>
           <w:szCs w:val="21"/>
         </w:rPr>
-        <w:t xml:space="preserve">The </w:t>
-      </w:r>
-      <w:r>
-        <w:rPr>
-          <w:rFonts w:ascii="Calibri" w:cs="Calibri" w:eastAsia="Calibri" w:hAnsi="Calibri"/>
-          <w:b/>
-          <w:bCs/>
-          <w:i w:val="false"/>
-          <w:iCs w:val="false"/>
-          <w:sz w:val="21"/>
-          <w:szCs w:val="21"/>
-        </w:rPr>
-        <w:t xml:space="preserve">CMP</w:t>
-      </w:r>
-      <w:r>
-        <w:rPr>
-          <w:rFonts w:ascii="Calibri" w:cs="Calibri" w:eastAsia="Calibri" w:hAnsi="Calibri"/>
-          <w:b w:val="false"/>
-          <w:bCs w:val="false"/>
-          <w:i w:val="false"/>
-          <w:iCs w:val="false"/>
-          <w:sz w:val="21"/>
-          <w:szCs w:val="21"/>
-        </w:rPr>
-        <w:t xml:space="preserve"> (compare) instruction compares the contents of a register or memory location with the accumulator by internally </w:t>
-      </w:r>
-      <w:r>
-        <w:rPr>
-          <w:rFonts w:ascii="Calibri" w:cs="Calibri" w:eastAsia="Calibri" w:hAnsi="Calibri"/>
-          <w:b/>
-          <w:bCs/>
-          <w:i w:val="false"/>
-          <w:iCs w:val="false"/>
-          <w:sz w:val="21"/>
-          <w:szCs w:val="21"/>
-        </w:rPr>
-        <w:t xml:space="preserve">subtracting</w:t>
-      </w:r>
-      <w:r>
-        <w:rPr>
-          <w:rFonts w:ascii="Calibri" w:cs="Calibri" w:eastAsia="Calibri" w:hAnsi="Calibri"/>
-          <w:b w:val="false"/>
-          <w:bCs w:val="false"/>
-          <w:i w:val="false"/>
-          <w:iCs w:val="false"/>
-          <w:sz w:val="21"/>
-          <w:szCs w:val="21"/>
-        </w:rPr>
-        <w:t xml:space="preserve"> it from the accumulator. The result is </w:t>
-      </w:r>
-      <w:r>
-        <w:rPr>
-          <w:rFonts w:ascii="Calibri" w:cs="Calibri" w:eastAsia="Calibri" w:hAnsi="Calibri"/>
-          <w:b/>
-          <w:bCs/>
-          <w:i w:val="false"/>
-          <w:iCs w:val="false"/>
-          <w:sz w:val="21"/>
-          <w:szCs w:val="21"/>
-        </w:rPr>
-        <w:t xml:space="preserve">not stored</w:t>
-      </w:r>
-      <w:r>
-        <w:rPr>
-          <w:rFonts w:ascii="Calibri" w:cs="Calibri" w:eastAsia="Calibri" w:hAnsi="Calibri"/>
-          <w:b w:val="false"/>
-          <w:bCs w:val="false"/>
-          <w:i w:val="false"/>
-          <w:iCs w:val="false"/>
-          <w:sz w:val="21"/>
-          <w:szCs w:val="21"/>
-        </w:rPr>
-        <w:t xml:space="preserve"> anywhere — only the flags are affected. If A = operand the Zero flag is set; if A &lt; operand the Carry flag is set; if A &gt; operand both flags are reset. It is used in decision-making before conditional branches.</w:t>
+        <w:t xml:space="preserve">It compares a register/memory with the accumulator by subtraction; the result is not stored — only the flags are set (Z if equal, CY if A is smaller).</w:t>
       </w:r>
     </w:p>
     <w:p>
       <w:pPr>
         <w:keepNext/>
-        <w:spacing w:after="24" w:before="120" w:line="276" w:lineRule="auto"/>
+        <w:spacing w:after="22" w:before="108" w:line="272" w:lineRule="auto"/>
       </w:pPr>
       <w:r>
         <w:rPr>
@@ -2826,7 +2106,7 @@
     </w:p>
     <w:p>
       <w:pPr>
-        <w:spacing w:after="60" w:before="0" w:line="276" w:lineRule="auto"/>
+        <w:spacing w:after="50" w:before="0" w:line="272" w:lineRule="auto"/>
         <w:ind w:left="150"/>
       </w:pPr>
       <w:r>
@@ -2852,89 +2132,41 @@
           <w:sz w:val="21"/>
           <w:szCs w:val="21"/>
         </w:rPr>
-        <w:t xml:space="preserve">A specific bit can be cleared by performing a logical AND with a suitable </w:t>
-      </w:r>
-      <w:r>
-        <w:rPr>
-          <w:rFonts w:ascii="Calibri" w:cs="Calibri" w:eastAsia="Calibri" w:hAnsi="Calibri"/>
-          <w:b/>
-          <w:bCs/>
-          <w:i w:val="false"/>
-          <w:iCs w:val="false"/>
-          <w:sz w:val="21"/>
-          <w:szCs w:val="21"/>
-        </w:rPr>
-        <w:t xml:space="preserve">mask</w:t>
-      </w:r>
-      <w:r>
-        <w:rPr>
-          <w:rFonts w:ascii="Calibri" w:cs="Calibri" w:eastAsia="Calibri" w:hAnsi="Calibri"/>
-          <w:b w:val="false"/>
-          <w:bCs w:val="false"/>
-          <w:i w:val="false"/>
-          <w:iCs w:val="false"/>
-          <w:sz w:val="21"/>
-          <w:szCs w:val="21"/>
-        </w:rPr>
-        <w:t xml:space="preserve"> using the </w:t>
-      </w:r>
-      <w:r>
-        <w:rPr>
-          <w:rFonts w:ascii="Calibri" w:cs="Calibri" w:eastAsia="Calibri" w:hAnsi="Calibri"/>
-          <w:b/>
-          <w:bCs/>
-          <w:i w:val="false"/>
-          <w:iCs w:val="false"/>
-          <w:sz w:val="21"/>
-          <w:szCs w:val="21"/>
-        </w:rPr>
-        <w:t xml:space="preserve">ANI</w:t>
-      </w:r>
-      <w:r>
-        <w:rPr>
-          <w:rFonts w:ascii="Calibri" w:cs="Calibri" w:eastAsia="Calibri" w:hAnsi="Calibri"/>
-          <w:b w:val="false"/>
-          <w:bCs w:val="false"/>
-          <w:i w:val="false"/>
-          <w:iCs w:val="false"/>
-          <w:sz w:val="21"/>
-          <w:szCs w:val="21"/>
-        </w:rPr>
-        <w:t xml:space="preserve"> (or ANA) instruction. The mask must contain a </w:t>
-      </w:r>
-      <w:r>
-        <w:rPr>
-          <w:rFonts w:ascii="Calibri" w:cs="Calibri" w:eastAsia="Calibri" w:hAnsi="Calibri"/>
-          <w:b/>
-          <w:bCs/>
-          <w:i w:val="false"/>
-          <w:iCs w:val="false"/>
-          <w:sz w:val="21"/>
-          <w:szCs w:val="21"/>
-        </w:rPr>
-        <w:t xml:space="preserve">0 at the bit position to be cleared</w:t>
-      </w:r>
-      <w:r>
-        <w:rPr>
-          <w:rFonts w:ascii="Calibri" w:cs="Calibri" w:eastAsia="Calibri" w:hAnsi="Calibri"/>
-          <w:b w:val="false"/>
-          <w:bCs w:val="false"/>
-          <w:i w:val="false"/>
-          <w:iCs w:val="false"/>
-          <w:sz w:val="21"/>
-          <w:szCs w:val="21"/>
-        </w:rPr>
-        <w:t xml:space="preserve"> and 1 at all other positions, so that only that bit becomes 0 while the rest remain unchanged. For example, </w:t>
-      </w:r>
-      <w:r>
-        <w:rPr>
-          <w:rFonts w:ascii="Calibri" w:cs="Calibri" w:eastAsia="Calibri" w:hAnsi="Calibri"/>
-          <w:b/>
-          <w:bCs/>
-          <w:i w:val="false"/>
-          <w:iCs w:val="false"/>
-          <w:sz w:val="21"/>
-          <w:szCs w:val="21"/>
+        <w:t xml:space="preserve">Use </w:t>
+      </w:r>
+      <w:r>
+        <w:rPr>
+          <w:rFonts w:ascii="Calibri" w:cs="Calibri" w:eastAsia="Calibri" w:hAnsi="Calibri"/>
+          <w:b/>
+          <w:bCs/>
+          <w:i w:val="false"/>
+          <w:iCs w:val="false"/>
+          <w:sz w:val="21"/>
+          <w:szCs w:val="21"/>
+        </w:rPr>
+        <w:t xml:space="preserve">ANI/ANA with a mask</w:t>
+      </w:r>
+      <w:r>
+        <w:rPr>
+          <w:rFonts w:ascii="Calibri" w:cs="Calibri" w:eastAsia="Calibri" w:hAnsi="Calibri"/>
+          <w:b w:val="false"/>
+          <w:bCs w:val="false"/>
+          <w:i w:val="false"/>
+          <w:iCs w:val="false"/>
+          <w:sz w:val="21"/>
+          <w:szCs w:val="21"/>
+        </w:rPr>
+        <w:t xml:space="preserve"> having 0 at the bit to be cleared and 1 elsewhere — e.g. </w:t>
+      </w:r>
+      <w:r>
+        <w:rPr>
+          <w:rFonts w:ascii="Consolas" w:cs="Consolas" w:eastAsia="Consolas" w:hAnsi="Consolas"/>
+          <w:b w:val="false"/>
+          <w:bCs w:val="false"/>
+          <w:i w:val="false"/>
+          <w:iCs w:val="false"/>
+          <w:sz w:val="19"/>
+          <w:szCs w:val="19"/>
         </w:rPr>
         <w:t xml:space="preserve">ANI 0FEH</w:t>
       </w:r>
@@ -2948,13 +2180,13 @@
           <w:sz w:val="21"/>
           <w:szCs w:val="21"/>
         </w:rPr>
-        <w:t xml:space="preserve"> clears bit 0 of the accumulator (mask = 1111 1110).</w:t>
+        <w:t xml:space="preserve"> clears bit 0.</w:t>
       </w:r>
     </w:p>
     <w:p>
       <w:pPr>
         <w:keepNext/>
-        <w:spacing w:after="24" w:before="120" w:line="276" w:lineRule="auto"/>
+        <w:spacing w:after="22" w:before="108" w:line="272" w:lineRule="auto"/>
       </w:pPr>
       <w:r>
         <w:rPr>
@@ -2984,7 +2216,7 @@
     </w:p>
     <w:p>
       <w:pPr>
-        <w:spacing w:after="60" w:before="0" w:line="276" w:lineRule="auto"/>
+        <w:spacing w:after="50" w:before="0" w:line="272" w:lineRule="auto"/>
         <w:ind w:left="150"/>
       </w:pPr>
       <w:r>
@@ -3010,65 +2242,41 @@
           <w:sz w:val="21"/>
           <w:szCs w:val="21"/>
         </w:rPr>
-        <w:t xml:space="preserve">The </w:t>
-      </w:r>
-      <w:r>
-        <w:rPr>
-          <w:rFonts w:ascii="Calibri" w:cs="Calibri" w:eastAsia="Calibri" w:hAnsi="Calibri"/>
-          <w:b/>
-          <w:bCs/>
-          <w:i w:val="false"/>
-          <w:iCs w:val="false"/>
-          <w:sz w:val="21"/>
-          <w:szCs w:val="21"/>
-        </w:rPr>
-        <w:t xml:space="preserve">XRA</w:t>
-      </w:r>
-      <w:r>
-        <w:rPr>
-          <w:rFonts w:ascii="Calibri" w:cs="Calibri" w:eastAsia="Calibri" w:hAnsi="Calibri"/>
-          <w:b w:val="false"/>
-          <w:bCs w:val="false"/>
-          <w:i w:val="false"/>
-          <w:iCs w:val="false"/>
-          <w:sz w:val="21"/>
-          <w:szCs w:val="21"/>
-        </w:rPr>
-        <w:t xml:space="preserve"> instruction performs a bit-by-bit </w:t>
-      </w:r>
-      <w:r>
-        <w:rPr>
-          <w:rFonts w:ascii="Calibri" w:cs="Calibri" w:eastAsia="Calibri" w:hAnsi="Calibri"/>
-          <w:b/>
-          <w:bCs/>
-          <w:i w:val="false"/>
-          <w:iCs w:val="false"/>
-          <w:sz w:val="21"/>
-          <w:szCs w:val="21"/>
-        </w:rPr>
-        <w:t xml:space="preserve">Exclusive-OR (XOR)</w:t>
-      </w:r>
-      <w:r>
-        <w:rPr>
-          <w:rFonts w:ascii="Calibri" w:cs="Calibri" w:eastAsia="Calibri" w:hAnsi="Calibri"/>
-          <w:b w:val="false"/>
-          <w:bCs w:val="false"/>
-          <w:i w:val="false"/>
-          <w:iCs w:val="false"/>
-          <w:sz w:val="21"/>
-          <w:szCs w:val="21"/>
-        </w:rPr>
-        <w:t xml:space="preserve"> between the accumulator and a register or memory, storing the result in the accumulator. XOR gives 1 only when the two bits differ. A very common use is </w:t>
-      </w:r>
-      <w:r>
-        <w:rPr>
-          <w:rFonts w:ascii="Calibri" w:cs="Calibri" w:eastAsia="Calibri" w:hAnsi="Calibri"/>
-          <w:b/>
-          <w:bCs/>
-          <w:i w:val="false"/>
-          <w:iCs w:val="false"/>
-          <w:sz w:val="21"/>
-          <w:szCs w:val="21"/>
+        <w:t xml:space="preserve">It performs a bitwise </w:t>
+      </w:r>
+      <w:r>
+        <w:rPr>
+          <w:rFonts w:ascii="Calibri" w:cs="Calibri" w:eastAsia="Calibri" w:hAnsi="Calibri"/>
+          <w:b/>
+          <w:bCs/>
+          <w:i w:val="false"/>
+          <w:iCs w:val="false"/>
+          <w:sz w:val="21"/>
+          <w:szCs w:val="21"/>
+        </w:rPr>
+        <w:t xml:space="preserve">Exclusive-OR</w:t>
+      </w:r>
+      <w:r>
+        <w:rPr>
+          <w:rFonts w:ascii="Calibri" w:cs="Calibri" w:eastAsia="Calibri" w:hAnsi="Calibri"/>
+          <w:b w:val="false"/>
+          <w:bCs w:val="false"/>
+          <w:i w:val="false"/>
+          <w:iCs w:val="false"/>
+          <w:sz w:val="21"/>
+          <w:szCs w:val="21"/>
+        </w:rPr>
+        <w:t xml:space="preserve"> of A with a register/memory. </w:t>
+      </w:r>
+      <w:r>
+        <w:rPr>
+          <w:rFonts w:ascii="Consolas" w:cs="Consolas" w:eastAsia="Consolas" w:hAnsi="Consolas"/>
+          <w:b w:val="false"/>
+          <w:bCs w:val="false"/>
+          <w:i w:val="false"/>
+          <w:iCs w:val="false"/>
+          <w:sz w:val="19"/>
+          <w:szCs w:val="19"/>
         </w:rPr>
         <w:t xml:space="preserve">XRA A</w:t>
       </w:r>
@@ -3082,37 +2290,37 @@
           <w:sz w:val="21"/>
           <w:szCs w:val="21"/>
         </w:rPr>
-        <w:t xml:space="preserve">, which XORs the accumulator with itself and thereby </w:t>
-      </w:r>
-      <w:r>
-        <w:rPr>
-          <w:rFonts w:ascii="Calibri" w:cs="Calibri" w:eastAsia="Calibri" w:hAnsi="Calibri"/>
-          <w:b/>
-          <w:bCs/>
-          <w:i w:val="false"/>
-          <w:iCs w:val="false"/>
-          <w:sz w:val="21"/>
-          <w:szCs w:val="21"/>
-        </w:rPr>
-        <w:t xml:space="preserve">clears the accumulator to 00H</w:t>
-      </w:r>
-      <w:r>
-        <w:rPr>
-          <w:rFonts w:ascii="Calibri" w:cs="Calibri" w:eastAsia="Calibri" w:hAnsi="Calibri"/>
-          <w:b w:val="false"/>
-          <w:bCs w:val="false"/>
-          <w:i w:val="false"/>
-          <w:iCs w:val="false"/>
-          <w:sz w:val="21"/>
-          <w:szCs w:val="21"/>
-        </w:rPr>
-        <w:t xml:space="preserve"> and resets the carry flag — a fast way to initialise A to zero.</w:t>
+        <w:t xml:space="preserve"> is commonly used to </w:t>
+      </w:r>
+      <w:r>
+        <w:rPr>
+          <w:rFonts w:ascii="Calibri" w:cs="Calibri" w:eastAsia="Calibri" w:hAnsi="Calibri"/>
+          <w:b/>
+          <w:bCs/>
+          <w:i w:val="false"/>
+          <w:iCs w:val="false"/>
+          <w:sz w:val="21"/>
+          <w:szCs w:val="21"/>
+        </w:rPr>
+        <w:t xml:space="preserve">clear the accumulator</w:t>
+      </w:r>
+      <w:r>
+        <w:rPr>
+          <w:rFonts w:ascii="Calibri" w:cs="Calibri" w:eastAsia="Calibri" w:hAnsi="Calibri"/>
+          <w:b w:val="false"/>
+          <w:bCs w:val="false"/>
+          <w:i w:val="false"/>
+          <w:iCs w:val="false"/>
+          <w:sz w:val="21"/>
+          <w:szCs w:val="21"/>
+        </w:rPr>
+        <w:t xml:space="preserve"> to 00H.</w:t>
       </w:r>
     </w:p>
     <w:p>
       <w:pPr>
         <w:keepNext/>
-        <w:spacing w:after="24" w:before="120" w:line="276" w:lineRule="auto"/>
+        <w:spacing w:after="22" w:before="108" w:line="272" w:lineRule="auto"/>
       </w:pPr>
       <w:r>
         <w:rPr>
@@ -3142,7 +2350,7 @@
     </w:p>
     <w:p>
       <w:pPr>
-        <w:spacing w:after="60" w:before="0" w:line="276" w:lineRule="auto"/>
+        <w:spacing w:after="50" w:before="0" w:line="272" w:lineRule="auto"/>
         <w:ind w:left="150"/>
       </w:pPr>
       <w:r>
@@ -3161,18 +2369,6 @@
       <w:r>
         <w:rPr>
           <w:rFonts w:ascii="Calibri" w:cs="Calibri" w:eastAsia="Calibri" w:hAnsi="Calibri"/>
-          <w:b w:val="false"/>
-          <w:bCs w:val="false"/>
-          <w:i w:val="false"/>
-          <w:iCs w:val="false"/>
-          <w:sz w:val="21"/>
-          <w:szCs w:val="21"/>
-        </w:rPr>
-        <w:t xml:space="preserve">Addition with carry is performed by the </w:t>
-      </w:r>
-      <w:r>
-        <w:rPr>
-          <w:rFonts w:ascii="Calibri" w:cs="Calibri" w:eastAsia="Calibri" w:hAnsi="Calibri"/>
           <w:b/>
           <w:bCs/>
           <w:i w:val="false"/>
@@ -3192,7 +2388,7 @@
           <w:sz w:val="21"/>
           <w:szCs w:val="21"/>
         </w:rPr>
-        <w:t xml:space="preserve"> and </w:t>
+        <w:t xml:space="preserve"> (register/memory) and </w:t>
       </w:r>
       <w:r>
         <w:rPr>
@@ -3216,103 +2412,31 @@
           <w:sz w:val="21"/>
           <w:szCs w:val="21"/>
         </w:rPr>
-        <w:t xml:space="preserve"> instructions. </w:t>
-      </w:r>
-      <w:r>
-        <w:rPr>
-          <w:rFonts w:ascii="Calibri" w:cs="Calibri" w:eastAsia="Calibri" w:hAnsi="Calibri"/>
-          <w:b/>
-          <w:bCs/>
-          <w:i w:val="false"/>
-          <w:iCs w:val="false"/>
-          <w:sz w:val="21"/>
-          <w:szCs w:val="21"/>
-        </w:rPr>
-        <w:t xml:space="preserve">ADC R / ADC M</w:t>
-      </w:r>
-      <w:r>
-        <w:rPr>
-          <w:rFonts w:ascii="Calibri" w:cs="Calibri" w:eastAsia="Calibri" w:hAnsi="Calibri"/>
-          <w:b w:val="false"/>
-          <w:bCs w:val="false"/>
-          <w:i w:val="false"/>
-          <w:iCs w:val="false"/>
-          <w:sz w:val="21"/>
-          <w:szCs w:val="21"/>
-        </w:rPr>
-        <w:t xml:space="preserve"> adds the register/memory contents </w:t>
-      </w:r>
-      <w:r>
-        <w:rPr>
-          <w:rFonts w:ascii="Calibri" w:cs="Calibri" w:eastAsia="Calibri" w:hAnsi="Calibri"/>
-          <w:b/>
-          <w:bCs/>
-          <w:i w:val="false"/>
-          <w:iCs w:val="false"/>
-          <w:sz w:val="21"/>
-          <w:szCs w:val="21"/>
-        </w:rPr>
-        <w:t xml:space="preserve">plus the carry flag</w:t>
-      </w:r>
-      <w:r>
-        <w:rPr>
-          <w:rFonts w:ascii="Calibri" w:cs="Calibri" w:eastAsia="Calibri" w:hAnsi="Calibri"/>
-          <w:b w:val="false"/>
-          <w:bCs w:val="false"/>
-          <w:i w:val="false"/>
-          <w:iCs w:val="false"/>
-          <w:sz w:val="21"/>
-          <w:szCs w:val="21"/>
-        </w:rPr>
-        <w:t xml:space="preserve"> to the accumulator, and </w:t>
-      </w:r>
-      <w:r>
-        <w:rPr>
-          <w:rFonts w:ascii="Calibri" w:cs="Calibri" w:eastAsia="Calibri" w:hAnsi="Calibri"/>
-          <w:b/>
-          <w:bCs/>
-          <w:i w:val="false"/>
-          <w:iCs w:val="false"/>
-          <w:sz w:val="21"/>
-          <w:szCs w:val="21"/>
-        </w:rPr>
-        <w:t xml:space="preserve">ACI data</w:t>
-      </w:r>
-      <w:r>
-        <w:rPr>
-          <w:rFonts w:ascii="Calibri" w:cs="Calibri" w:eastAsia="Calibri" w:hAnsi="Calibri"/>
-          <w:b w:val="false"/>
-          <w:bCs w:val="false"/>
-          <w:i w:val="false"/>
-          <w:iCs w:val="false"/>
-          <w:sz w:val="21"/>
-          <w:szCs w:val="21"/>
-        </w:rPr>
-        <w:t xml:space="preserve"> adds an immediate value plus the carry. These instructions are essential for </w:t>
-      </w:r>
-      <w:r>
-        <w:rPr>
-          <w:rFonts w:ascii="Calibri" w:cs="Calibri" w:eastAsia="Calibri" w:hAnsi="Calibri"/>
-          <w:b/>
-          <w:bCs/>
-          <w:i w:val="false"/>
-          <w:iCs w:val="false"/>
-          <w:sz w:val="21"/>
-          <w:szCs w:val="21"/>
-        </w:rPr>
-        <w:t xml:space="preserve">multi-byte (16-bit or larger) addition</w:t>
-      </w:r>
-      <w:r>
-        <w:rPr>
-          <w:rFonts w:ascii="Calibri" w:cs="Calibri" w:eastAsia="Calibri" w:hAnsi="Calibri"/>
-          <w:b w:val="false"/>
-          <w:bCs w:val="false"/>
-          <w:i w:val="false"/>
-          <w:iCs w:val="false"/>
-          <w:sz w:val="21"/>
-          <w:szCs w:val="21"/>
-        </w:rPr>
-        <w:t xml:space="preserve">, where the carry generated from the lower byte must be added to the next higher byte.</w:t>
+        <w:t xml:space="preserve"> (immediate) — they add the operand </w:t>
+      </w:r>
+      <w:r>
+        <w:rPr>
+          <w:rFonts w:ascii="Calibri" w:cs="Calibri" w:eastAsia="Calibri" w:hAnsi="Calibri"/>
+          <w:b/>
+          <w:bCs/>
+          <w:i w:val="false"/>
+          <w:iCs w:val="false"/>
+          <w:sz w:val="21"/>
+          <w:szCs w:val="21"/>
+        </w:rPr>
+        <w:t xml:space="preserve">plus the carry</w:t>
+      </w:r>
+      <w:r>
+        <w:rPr>
+          <w:rFonts w:ascii="Calibri" w:cs="Calibri" w:eastAsia="Calibri" w:hAnsi="Calibri"/>
+          <w:b w:val="false"/>
+          <w:bCs w:val="false"/>
+          <w:i w:val="false"/>
+          <w:iCs w:val="false"/>
+          <w:sz w:val="21"/>
+          <w:szCs w:val="21"/>
+        </w:rPr>
+        <w:t xml:space="preserve"> to A, and are used in multi-byte addition.</w:t>
       </w:r>
     </w:p>
     <w:p>
@@ -3340,7 +2464,7 @@
     <w:p>
       <w:pPr>
         <w:keepNext/>
-        <w:spacing w:after="24" w:before="120" w:line="276" w:lineRule="auto"/>
+        <w:spacing w:after="22" w:before="108" w:line="272" w:lineRule="auto"/>
       </w:pPr>
       <w:r>
         <w:rPr>
@@ -3370,7 +2494,7 @@
     </w:p>
     <w:p>
       <w:pPr>
-        <w:spacing w:after="60" w:before="0" w:line="276" w:lineRule="auto"/>
+        <w:spacing w:after="50" w:before="0" w:line="272" w:lineRule="auto"/>
         <w:ind w:left="150"/>
       </w:pPr>
       <w:r>
@@ -3389,188 +2513,56 @@
       <w:r>
         <w:rPr>
           <w:rFonts w:ascii="Calibri" w:cs="Calibri" w:eastAsia="Calibri" w:hAnsi="Calibri"/>
-          <w:b w:val="false"/>
-          <w:bCs w:val="false"/>
-          <w:i w:val="false"/>
-          <w:iCs w:val="false"/>
-          <w:sz w:val="21"/>
-          <w:szCs w:val="21"/>
-        </w:rPr>
-        <w:t xml:space="preserve">An </w:t>
-      </w:r>
-      <w:r>
-        <w:rPr>
-          <w:rFonts w:ascii="Calibri" w:cs="Calibri" w:eastAsia="Calibri" w:hAnsi="Calibri"/>
-          <w:b/>
-          <w:bCs/>
-          <w:i w:val="false"/>
-          <w:iCs w:val="false"/>
-          <w:sz w:val="21"/>
-          <w:szCs w:val="21"/>
-        </w:rPr>
-        <w:t xml:space="preserve">unconditional branch</w:t>
-      </w:r>
-      <w:r>
-        <w:rPr>
-          <w:rFonts w:ascii="Calibri" w:cs="Calibri" w:eastAsia="Calibri" w:hAnsi="Calibri"/>
-          <w:b w:val="false"/>
-          <w:bCs w:val="false"/>
-          <w:i w:val="false"/>
-          <w:iCs w:val="false"/>
-          <w:sz w:val="21"/>
-          <w:szCs w:val="21"/>
-        </w:rPr>
-        <w:t xml:space="preserve"> always transfers control to the specified address, regardless of any condition — examples are </w:t>
-      </w:r>
-      <w:r>
-        <w:rPr>
-          <w:rFonts w:ascii="Calibri" w:cs="Calibri" w:eastAsia="Calibri" w:hAnsi="Calibri"/>
-          <w:b/>
-          <w:bCs/>
-          <w:i w:val="false"/>
-          <w:iCs w:val="false"/>
-          <w:sz w:val="21"/>
-          <w:szCs w:val="21"/>
-        </w:rPr>
-        <w:t xml:space="preserve">JMP, CALL and RET</w:t>
-      </w:r>
-      <w:r>
-        <w:rPr>
-          <w:rFonts w:ascii="Calibri" w:cs="Calibri" w:eastAsia="Calibri" w:hAnsi="Calibri"/>
-          <w:b w:val="false"/>
-          <w:bCs w:val="false"/>
-          <w:i w:val="false"/>
-          <w:iCs w:val="false"/>
-          <w:sz w:val="21"/>
-          <w:szCs w:val="21"/>
-        </w:rPr>
-        <w:t xml:space="preserve">. A </w:t>
-      </w:r>
-      <w:r>
-        <w:rPr>
-          <w:rFonts w:ascii="Calibri" w:cs="Calibri" w:eastAsia="Calibri" w:hAnsi="Calibri"/>
-          <w:b/>
-          <w:bCs/>
-          <w:i w:val="false"/>
-          <w:iCs w:val="false"/>
-          <w:sz w:val="21"/>
-          <w:szCs w:val="21"/>
-        </w:rPr>
-        <w:t xml:space="preserve">conditional branch</w:t>
-      </w:r>
-      <w:r>
-        <w:rPr>
-          <w:rFonts w:ascii="Calibri" w:cs="Calibri" w:eastAsia="Calibri" w:hAnsi="Calibri"/>
-          <w:b w:val="false"/>
-          <w:bCs w:val="false"/>
-          <w:i w:val="false"/>
-          <w:iCs w:val="false"/>
-          <w:sz w:val="21"/>
-          <w:szCs w:val="21"/>
-        </w:rPr>
-        <w:t xml:space="preserve"> transfers control only if a particular </w:t>
-      </w:r>
-      <w:r>
-        <w:rPr>
-          <w:rFonts w:ascii="Calibri" w:cs="Calibri" w:eastAsia="Calibri" w:hAnsi="Calibri"/>
-          <w:b/>
-          <w:bCs/>
-          <w:i w:val="false"/>
-          <w:iCs w:val="false"/>
-          <w:sz w:val="21"/>
-          <w:szCs w:val="21"/>
-        </w:rPr>
-        <w:t xml:space="preserve">flag condition is satisfied</w:t>
-      </w:r>
-      <w:r>
-        <w:rPr>
-          <w:rFonts w:ascii="Calibri" w:cs="Calibri" w:eastAsia="Calibri" w:hAnsi="Calibri"/>
-          <w:b w:val="false"/>
-          <w:bCs w:val="false"/>
-          <w:i w:val="false"/>
-          <w:iCs w:val="false"/>
-          <w:sz w:val="21"/>
-          <w:szCs w:val="21"/>
-        </w:rPr>
-        <w:t xml:space="preserve">; otherwise execution continues with the next instruction in sequence. Examples are </w:t>
-      </w:r>
-      <w:r>
-        <w:rPr>
-          <w:rFonts w:ascii="Calibri" w:cs="Calibri" w:eastAsia="Calibri" w:hAnsi="Calibri"/>
-          <w:b/>
-          <w:bCs/>
-          <w:i w:val="false"/>
-          <w:iCs w:val="false"/>
-          <w:sz w:val="21"/>
-          <w:szCs w:val="21"/>
-        </w:rPr>
-        <w:t xml:space="preserve">JZ / JNZ</w:t>
-      </w:r>
-      <w:r>
-        <w:rPr>
-          <w:rFonts w:ascii="Calibri" w:cs="Calibri" w:eastAsia="Calibri" w:hAnsi="Calibri"/>
-          <w:b w:val="false"/>
-          <w:bCs w:val="false"/>
-          <w:i w:val="false"/>
-          <w:iCs w:val="false"/>
-          <w:sz w:val="21"/>
-          <w:szCs w:val="21"/>
-        </w:rPr>
-        <w:t xml:space="preserve"> (jump if zero / not zero), </w:t>
-      </w:r>
-      <w:r>
-        <w:rPr>
-          <w:rFonts w:ascii="Calibri" w:cs="Calibri" w:eastAsia="Calibri" w:hAnsi="Calibri"/>
-          <w:b/>
-          <w:bCs/>
-          <w:i w:val="false"/>
-          <w:iCs w:val="false"/>
-          <w:sz w:val="21"/>
-          <w:szCs w:val="21"/>
-        </w:rPr>
-        <w:t xml:space="preserve">JC / JNC</w:t>
-      </w:r>
-      <w:r>
-        <w:rPr>
-          <w:rFonts w:ascii="Calibri" w:cs="Calibri" w:eastAsia="Calibri" w:hAnsi="Calibri"/>
-          <w:b w:val="false"/>
-          <w:bCs w:val="false"/>
-          <w:i w:val="false"/>
-          <w:iCs w:val="false"/>
-          <w:sz w:val="21"/>
-          <w:szCs w:val="21"/>
-        </w:rPr>
-        <w:t xml:space="preserve"> (jump if carry / no carry) and </w:t>
-      </w:r>
-      <w:r>
-        <w:rPr>
-          <w:rFonts w:ascii="Calibri" w:cs="Calibri" w:eastAsia="Calibri" w:hAnsi="Calibri"/>
-          <w:b/>
-          <w:bCs/>
-          <w:i w:val="false"/>
-          <w:iCs w:val="false"/>
-          <w:sz w:val="21"/>
-          <w:szCs w:val="21"/>
-        </w:rPr>
-        <w:t xml:space="preserve">JP / JM</w:t>
-      </w:r>
-      <w:r>
-        <w:rPr>
-          <w:rFonts w:ascii="Calibri" w:cs="Calibri" w:eastAsia="Calibri" w:hAnsi="Calibri"/>
-          <w:b w:val="false"/>
-          <w:bCs w:val="false"/>
-          <w:i w:val="false"/>
-          <w:iCs w:val="false"/>
-          <w:sz w:val="21"/>
-          <w:szCs w:val="21"/>
-        </w:rPr>
-        <w:t xml:space="preserve"> (jump if positive / minus). Conditional branches are what allow decision-making and loops to be implemented.</w:t>
+          <w:b/>
+          <w:bCs/>
+          <w:i w:val="false"/>
+          <w:iCs w:val="false"/>
+          <w:sz w:val="21"/>
+          <w:szCs w:val="21"/>
+        </w:rPr>
+        <w:t xml:space="preserve">Unconditional</w:t>
+      </w:r>
+      <w:r>
+        <w:rPr>
+          <w:rFonts w:ascii="Calibri" w:cs="Calibri" w:eastAsia="Calibri" w:hAnsi="Calibri"/>
+          <w:b w:val="false"/>
+          <w:bCs w:val="false"/>
+          <w:i w:val="false"/>
+          <w:iCs w:val="false"/>
+          <w:sz w:val="21"/>
+          <w:szCs w:val="21"/>
+        </w:rPr>
+        <w:t xml:space="preserve"> branches always transfer control (JMP, CALL, RET). </w:t>
+      </w:r>
+      <w:r>
+        <w:rPr>
+          <w:rFonts w:ascii="Calibri" w:cs="Calibri" w:eastAsia="Calibri" w:hAnsi="Calibri"/>
+          <w:b/>
+          <w:bCs/>
+          <w:i w:val="false"/>
+          <w:iCs w:val="false"/>
+          <w:sz w:val="21"/>
+          <w:szCs w:val="21"/>
+        </w:rPr>
+        <w:t xml:space="preserve">Conditional</w:t>
+      </w:r>
+      <w:r>
+        <w:rPr>
+          <w:rFonts w:ascii="Calibri" w:cs="Calibri" w:eastAsia="Calibri" w:hAnsi="Calibri"/>
+          <w:b w:val="false"/>
+          <w:bCs w:val="false"/>
+          <w:i w:val="false"/>
+          <w:iCs w:val="false"/>
+          <w:sz w:val="21"/>
+          <w:szCs w:val="21"/>
+        </w:rPr>
+        <w:t xml:space="preserve"> branches transfer control only if a flag condition is satisfied (JZ, JNZ, JC, JNC, JP, JM, etc.).</w:t>
       </w:r>
     </w:p>
     <w:p>
       <w:pPr>
         <w:keepNext/>
-        <w:spacing w:after="24" w:before="120" w:line="276" w:lineRule="auto"/>
+        <w:spacing w:after="22" w:before="108" w:line="272" w:lineRule="auto"/>
       </w:pPr>
       <w:r>
         <w:rPr>
@@ -3600,7 +2592,7 @@
     </w:p>
     <w:p>
       <w:pPr>
-        <w:spacing w:after="60" w:before="0" w:line="276" w:lineRule="auto"/>
+        <w:spacing w:after="50" w:before="0" w:line="272" w:lineRule="auto"/>
         <w:ind w:left="150"/>
       </w:pPr>
       <w:r>
@@ -3619,18 +2611,6 @@
       <w:r>
         <w:rPr>
           <w:rFonts w:ascii="Calibri" w:cs="Calibri" w:eastAsia="Calibri" w:hAnsi="Calibri"/>
-          <w:b w:val="false"/>
-          <w:bCs w:val="false"/>
-          <w:i w:val="false"/>
-          <w:iCs w:val="false"/>
-          <w:sz w:val="21"/>
-          <w:szCs w:val="21"/>
-        </w:rPr>
-        <w:t xml:space="preserve">The </w:t>
-      </w:r>
-      <w:r>
-        <w:rPr>
-          <w:rFonts w:ascii="Calibri" w:cs="Calibri" w:eastAsia="Calibri" w:hAnsi="Calibri"/>
           <w:b/>
           <w:bCs/>
           <w:i w:val="false"/>
@@ -3650,31 +2630,7 @@
           <w:sz w:val="21"/>
           <w:szCs w:val="21"/>
         </w:rPr>
-        <w:t xml:space="preserve"> instruction simply loads a new address into the program counter and transfers control there; it </w:t>
-      </w:r>
-      <w:r>
-        <w:rPr>
-          <w:rFonts w:ascii="Calibri" w:cs="Calibri" w:eastAsia="Calibri" w:hAnsi="Calibri"/>
-          <w:b/>
-          <w:bCs/>
-          <w:i w:val="false"/>
-          <w:iCs w:val="false"/>
-          <w:sz w:val="21"/>
-          <w:szCs w:val="21"/>
-        </w:rPr>
-        <w:t xml:space="preserve">does not save any return address</w:t>
-      </w:r>
-      <w:r>
-        <w:rPr>
-          <w:rFonts w:ascii="Calibri" w:cs="Calibri" w:eastAsia="Calibri" w:hAnsi="Calibri"/>
-          <w:b w:val="false"/>
-          <w:bCs w:val="false"/>
-          <w:i w:val="false"/>
-          <w:iCs w:val="false"/>
-          <w:sz w:val="21"/>
-          <w:szCs w:val="21"/>
-        </w:rPr>
-        <w:t xml:space="preserve">, so the program cannot automatically come back. The </w:t>
+        <w:t xml:space="preserve"> transfers control to an address without saving any return address. </w:t>
       </w:r>
       <w:r>
         <w:rPr>
@@ -3698,31 +2654,7 @@
           <w:sz w:val="21"/>
           <w:szCs w:val="21"/>
         </w:rPr>
-        <w:t xml:space="preserve"> instruction is used to invoke a subroutine — it first </w:t>
-      </w:r>
-      <w:r>
-        <w:rPr>
-          <w:rFonts w:ascii="Calibri" w:cs="Calibri" w:eastAsia="Calibri" w:hAnsi="Calibri"/>
-          <w:b/>
-          <w:bCs/>
-          <w:i w:val="false"/>
-          <w:iCs w:val="false"/>
-          <w:sz w:val="21"/>
-          <w:szCs w:val="21"/>
-        </w:rPr>
-        <w:t xml:space="preserve">pushes the return address (the address of the next instruction) onto the stack</w:t>
-      </w:r>
-      <w:r>
-        <w:rPr>
-          <w:rFonts w:ascii="Calibri" w:cs="Calibri" w:eastAsia="Calibri" w:hAnsi="Calibri"/>
-          <w:b w:val="false"/>
-          <w:bCs w:val="false"/>
-          <w:i w:val="false"/>
-          <w:iCs w:val="false"/>
-          <w:sz w:val="21"/>
-          <w:szCs w:val="21"/>
-        </w:rPr>
-        <w:t xml:space="preserve"> and then jumps to the subroutine. When a </w:t>
+        <w:t xml:space="preserve"> first saves the return address on the stack and then jumps, so a </w:t>
       </w:r>
       <w:r>
         <w:rPr>
@@ -3746,7 +2678,7 @@
           <w:sz w:val="21"/>
           <w:szCs w:val="21"/>
         </w:rPr>
-        <w:t xml:space="preserve"> instruction is executed at the end of the subroutine, the saved address is popped back into the PC and control returns to the main program. Thus CALL/RET support reusable subroutines, whereas JMP is a one-way transfer.</w:t>
+        <w:t xml:space="preserve"> can return to the main program.</w:t>
       </w:r>
     </w:p>
     <w:p>
@@ -3774,7 +2706,7 @@
     <w:p>
       <w:pPr>
         <w:keepNext/>
-        <w:spacing w:after="24" w:before="120" w:line="276" w:lineRule="auto"/>
+        <w:spacing w:after="22" w:before="108" w:line="272" w:lineRule="auto"/>
       </w:pPr>
       <w:r>
         <w:rPr>
@@ -3804,7 +2736,7 @@
     </w:p>
     <w:p>
       <w:pPr>
-        <w:spacing w:after="60" w:before="0" w:line="276" w:lineRule="auto"/>
+        <w:spacing w:after="50" w:before="0" w:line="272" w:lineRule="auto"/>
         <w:ind w:left="150"/>
       </w:pPr>
       <w:r>
@@ -3823,164 +2755,32 @@
       <w:r>
         <w:rPr>
           <w:rFonts w:ascii="Calibri" w:cs="Calibri" w:eastAsia="Calibri" w:hAnsi="Calibri"/>
-          <w:b w:val="false"/>
-          <w:bCs w:val="false"/>
-          <w:i w:val="false"/>
-          <w:iCs w:val="false"/>
-          <w:sz w:val="21"/>
-          <w:szCs w:val="21"/>
-        </w:rPr>
-        <w:t xml:space="preserve">Several software tools are available for writing, assembling, simulating and testing 8051/AVR programs. Common ones are </w:t>
-      </w:r>
-      <w:r>
-        <w:rPr>
-          <w:rFonts w:ascii="Calibri" w:cs="Calibri" w:eastAsia="Calibri" w:hAnsi="Calibri"/>
-          <w:b/>
-          <w:bCs/>
-          <w:i w:val="false"/>
-          <w:iCs w:val="false"/>
-          <w:sz w:val="21"/>
-          <w:szCs w:val="21"/>
-        </w:rPr>
-        <w:t xml:space="preserve">Keil µVision</w:t>
-      </w:r>
-      <w:r>
-        <w:rPr>
-          <w:rFonts w:ascii="Calibri" w:cs="Calibri" w:eastAsia="Calibri" w:hAnsi="Calibri"/>
-          <w:b w:val="false"/>
-          <w:bCs w:val="false"/>
-          <w:i w:val="false"/>
-          <w:iCs w:val="false"/>
-          <w:sz w:val="21"/>
-          <w:szCs w:val="21"/>
-        </w:rPr>
-        <w:t xml:space="preserve"> (IDE and C/assembler for 8051), </w:t>
-      </w:r>
-      <w:r>
-        <w:rPr>
-          <w:rFonts w:ascii="Calibri" w:cs="Calibri" w:eastAsia="Calibri" w:hAnsi="Calibri"/>
-          <w:b/>
-          <w:bCs/>
-          <w:i w:val="false"/>
-          <w:iCs w:val="false"/>
-          <w:sz w:val="21"/>
-          <w:szCs w:val="21"/>
-        </w:rPr>
-        <w:t xml:space="preserve">SimulIDE</w:t>
-      </w:r>
-      <w:r>
-        <w:rPr>
-          <w:rFonts w:ascii="Calibri" w:cs="Calibri" w:eastAsia="Calibri" w:hAnsi="Calibri"/>
-          <w:b w:val="false"/>
-          <w:bCs w:val="false"/>
-          <w:i w:val="false"/>
-          <w:iCs w:val="false"/>
-          <w:sz w:val="21"/>
-          <w:szCs w:val="21"/>
-        </w:rPr>
-        <w:t xml:space="preserve"> (circuit and microcontroller simulator), </w:t>
-      </w:r>
-      <w:r>
-        <w:rPr>
-          <w:rFonts w:ascii="Calibri" w:cs="Calibri" w:eastAsia="Calibri" w:hAnsi="Calibri"/>
-          <w:b/>
-          <w:bCs/>
-          <w:i w:val="false"/>
-          <w:iCs w:val="false"/>
-          <w:sz w:val="21"/>
-          <w:szCs w:val="21"/>
-        </w:rPr>
-        <w:t xml:space="preserve">Proteus</w:t>
-      </w:r>
-      <w:r>
-        <w:rPr>
-          <w:rFonts w:ascii="Calibri" w:cs="Calibri" w:eastAsia="Calibri" w:hAnsi="Calibri"/>
-          <w:b w:val="false"/>
-          <w:bCs w:val="false"/>
-          <w:i w:val="false"/>
-          <w:iCs w:val="false"/>
-          <w:sz w:val="21"/>
-          <w:szCs w:val="21"/>
-        </w:rPr>
-        <w:t xml:space="preserve"> (schematic capture and simulation), </w:t>
-      </w:r>
-      <w:r>
-        <w:rPr>
-          <w:rFonts w:ascii="Calibri" w:cs="Calibri" w:eastAsia="Calibri" w:hAnsi="Calibri"/>
-          <w:b/>
-          <w:bCs/>
-          <w:i w:val="false"/>
-          <w:iCs w:val="false"/>
-          <w:sz w:val="21"/>
-          <w:szCs w:val="21"/>
-        </w:rPr>
-        <w:t xml:space="preserve">MIDE-51</w:t>
-      </w:r>
-      <w:r>
-        <w:rPr>
-          <w:rFonts w:ascii="Calibri" w:cs="Calibri" w:eastAsia="Calibri" w:hAnsi="Calibri"/>
-          <w:b w:val="false"/>
-          <w:bCs w:val="false"/>
-          <w:i w:val="false"/>
-          <w:iCs w:val="false"/>
-          <w:sz w:val="21"/>
-          <w:szCs w:val="21"/>
-        </w:rPr>
-        <w:t xml:space="preserve"> and </w:t>
-      </w:r>
-      <w:r>
-        <w:rPr>
-          <w:rFonts w:ascii="Calibri" w:cs="Calibri" w:eastAsia="Calibri" w:hAnsi="Calibri"/>
-          <w:b/>
-          <w:bCs/>
-          <w:i w:val="false"/>
-          <w:iCs w:val="false"/>
-          <w:sz w:val="21"/>
-          <w:szCs w:val="21"/>
-        </w:rPr>
-        <w:t xml:space="preserve">EdSim51</w:t>
-      </w:r>
-      <w:r>
-        <w:rPr>
-          <w:rFonts w:ascii="Calibri" w:cs="Calibri" w:eastAsia="Calibri" w:hAnsi="Calibri"/>
-          <w:b w:val="false"/>
-          <w:bCs w:val="false"/>
-          <w:i w:val="false"/>
-          <w:iCs w:val="false"/>
-          <w:sz w:val="21"/>
-          <w:szCs w:val="21"/>
-        </w:rPr>
-        <w:t xml:space="preserve"> (8051 simulators), and the </w:t>
-      </w:r>
-      <w:r>
-        <w:rPr>
-          <w:rFonts w:ascii="Calibri" w:cs="Calibri" w:eastAsia="Calibri" w:hAnsi="Calibri"/>
-          <w:b/>
-          <w:bCs/>
-          <w:i w:val="false"/>
-          <w:iCs w:val="false"/>
-          <w:sz w:val="21"/>
-          <w:szCs w:val="21"/>
-        </w:rPr>
-        <w:t xml:space="preserve">AVR Studio / Microchip Studio</w:t>
-      </w:r>
-      <w:r>
-        <w:rPr>
-          <w:rFonts w:ascii="Calibri" w:cs="Calibri" w:eastAsia="Calibri" w:hAnsi="Calibri"/>
-          <w:b w:val="false"/>
-          <w:bCs w:val="false"/>
-          <w:i w:val="false"/>
-          <w:iCs w:val="false"/>
-          <w:sz w:val="21"/>
-          <w:szCs w:val="21"/>
-        </w:rPr>
-        <w:t xml:space="preserve"> with the AVR-GCC toolchain for AVR controllers. These tools let the student write code, generate the HEX file and verify operation without actual hardware.</w:t>
+          <w:b/>
+          <w:bCs/>
+          <w:i w:val="false"/>
+          <w:iCs w:val="false"/>
+          <w:sz w:val="21"/>
+          <w:szCs w:val="21"/>
+        </w:rPr>
+        <w:t xml:space="preserve">Keil µVision, SimulIDE, Proteus</w:t>
+      </w:r>
+      <w:r>
+        <w:rPr>
+          <w:rFonts w:ascii="Calibri" w:cs="Calibri" w:eastAsia="Calibri" w:hAnsi="Calibri"/>
+          <w:b w:val="false"/>
+          <w:bCs w:val="false"/>
+          <w:i w:val="false"/>
+          <w:iCs w:val="false"/>
+          <w:sz w:val="21"/>
+          <w:szCs w:val="21"/>
+        </w:rPr>
+        <w:t xml:space="preserve">, MIDE-51 and EdSim51.</w:t>
       </w:r>
     </w:p>
     <w:p>
       <w:pPr>
         <w:keepNext/>
-        <w:spacing w:after="24" w:before="120" w:line="276" w:lineRule="auto"/>
+        <w:spacing w:after="22" w:before="108" w:line="272" w:lineRule="auto"/>
       </w:pPr>
       <w:r>
         <w:rPr>
@@ -4010,7 +2810,7 @@
     </w:p>
     <w:p>
       <w:pPr>
-        <w:spacing w:after="60" w:before="0" w:line="276" w:lineRule="auto"/>
+        <w:spacing w:after="50" w:before="0" w:line="272" w:lineRule="auto"/>
         <w:ind w:left="150"/>
       </w:pPr>
       <w:r>
@@ -4036,43 +2836,19 @@
           <w:sz w:val="21"/>
           <w:szCs w:val="21"/>
         </w:rPr>
-        <w:t xml:space="preserve">Internal (on-chip) memory</w:t>
-      </w:r>
-      <w:r>
-        <w:rPr>
-          <w:rFonts w:ascii="Calibri" w:cs="Calibri" w:eastAsia="Calibri" w:hAnsi="Calibri"/>
-          <w:b w:val="false"/>
-          <w:bCs w:val="false"/>
-          <w:i w:val="false"/>
-          <w:iCs w:val="false"/>
-          <w:sz w:val="21"/>
-          <w:szCs w:val="21"/>
-        </w:rPr>
-        <w:t xml:space="preserve"> of the 8051 consists of </w:t>
-      </w:r>
-      <w:r>
-        <w:rPr>
-          <w:rFonts w:ascii="Calibri" w:cs="Calibri" w:eastAsia="Calibri" w:hAnsi="Calibri"/>
-          <w:b/>
-          <w:bCs/>
-          <w:i w:val="false"/>
-          <w:iCs w:val="false"/>
-          <w:sz w:val="21"/>
-          <w:szCs w:val="21"/>
-        </w:rPr>
-        <w:t xml:space="preserve">128/256 bytes of RAM and 4 KB of ROM</w:t>
-      </w:r>
-      <w:r>
-        <w:rPr>
-          <w:rFonts w:ascii="Calibri" w:cs="Calibri" w:eastAsia="Calibri" w:hAnsi="Calibri"/>
-          <w:b w:val="false"/>
-          <w:bCs w:val="false"/>
-          <w:i w:val="false"/>
-          <w:iCs w:val="false"/>
-          <w:sz w:val="21"/>
-          <w:szCs w:val="21"/>
-        </w:rPr>
-        <w:t xml:space="preserve"> built inside the chip. It is accessed directly and quickly using instructions like MOV, but its size is limited. </w:t>
+        <w:t xml:space="preserve">Internal memory</w:t>
+      </w:r>
+      <w:r>
+        <w:rPr>
+          <w:rFonts w:ascii="Calibri" w:cs="Calibri" w:eastAsia="Calibri" w:hAnsi="Calibri"/>
+          <w:b w:val="false"/>
+          <w:bCs w:val="false"/>
+          <w:i w:val="false"/>
+          <w:iCs w:val="false"/>
+          <w:sz w:val="21"/>
+          <w:szCs w:val="21"/>
+        </w:rPr>
+        <w:t xml:space="preserve"> is on-chip (256 bytes RAM + 4 KB ROM) — fast but limited. </w:t>
       </w:r>
       <w:r>
         <w:rPr>
@@ -4096,103 +2872,31 @@
           <w:sz w:val="21"/>
           <w:szCs w:val="21"/>
         </w:rPr>
-        <w:t xml:space="preserve"> is memory added </w:t>
-      </w:r>
-      <w:r>
-        <w:rPr>
-          <w:rFonts w:ascii="Calibri" w:cs="Calibri" w:eastAsia="Calibri" w:hAnsi="Calibri"/>
-          <w:b/>
-          <w:bCs/>
-          <w:i w:val="false"/>
-          <w:iCs w:val="false"/>
-          <w:sz w:val="21"/>
-          <w:szCs w:val="21"/>
-        </w:rPr>
-        <w:t xml:space="preserve">outside the chip</w:t>
-      </w:r>
-      <w:r>
-        <w:rPr>
-          <w:rFonts w:ascii="Calibri" w:cs="Calibri" w:eastAsia="Calibri" w:hAnsi="Calibri"/>
-          <w:b w:val="false"/>
-          <w:bCs w:val="false"/>
-          <w:i w:val="false"/>
-          <w:iCs w:val="false"/>
-          <w:sz w:val="21"/>
-          <w:szCs w:val="21"/>
-        </w:rPr>
-        <w:t xml:space="preserve"> and can be extended up to </w:t>
-      </w:r>
-      <w:r>
-        <w:rPr>
-          <w:rFonts w:ascii="Calibri" w:cs="Calibri" w:eastAsia="Calibri" w:hAnsi="Calibri"/>
-          <w:b/>
-          <w:bCs/>
-          <w:i w:val="false"/>
-          <w:iCs w:val="false"/>
-          <w:sz w:val="21"/>
-          <w:szCs w:val="21"/>
-        </w:rPr>
-        <w:t xml:space="preserve">64 KB of RAM and 64 KB of ROM</w:t>
-      </w:r>
-      <w:r>
-        <w:rPr>
-          <w:rFonts w:ascii="Calibri" w:cs="Calibri" w:eastAsia="Calibri" w:hAnsi="Calibri"/>
-          <w:b w:val="false"/>
-          <w:bCs w:val="false"/>
-          <w:i w:val="false"/>
-          <w:iCs w:val="false"/>
-          <w:sz w:val="21"/>
-          <w:szCs w:val="21"/>
-        </w:rPr>
-        <w:t xml:space="preserve">. It is accessed more slowly through Port 0 and Port 2 (which carry the address/data bus) using the </w:t>
-      </w:r>
-      <w:r>
-        <w:rPr>
-          <w:rFonts w:ascii="Calibri" w:cs="Calibri" w:eastAsia="Calibri" w:hAnsi="Calibri"/>
-          <w:b/>
-          <w:bCs/>
-          <w:i w:val="false"/>
-          <w:iCs w:val="false"/>
-          <w:sz w:val="21"/>
-          <w:szCs w:val="21"/>
-        </w:rPr>
-        <w:t xml:space="preserve">MOVX</w:t>
-      </w:r>
-      <w:r>
-        <w:rPr>
-          <w:rFonts w:ascii="Calibri" w:cs="Calibri" w:eastAsia="Calibri" w:hAnsi="Calibri"/>
-          <w:b w:val="false"/>
-          <w:bCs w:val="false"/>
-          <w:i w:val="false"/>
-          <w:iCs w:val="false"/>
-          <w:sz w:val="21"/>
-          <w:szCs w:val="21"/>
-        </w:rPr>
-        <w:t xml:space="preserve"> instruction for external RAM and </w:t>
-      </w:r>
-      <w:r>
-        <w:rPr>
-          <w:rFonts w:ascii="Calibri" w:cs="Calibri" w:eastAsia="Calibri" w:hAnsi="Calibri"/>
-          <w:b/>
-          <w:bCs/>
-          <w:i w:val="false"/>
-          <w:iCs w:val="false"/>
-          <w:sz w:val="21"/>
-          <w:szCs w:val="21"/>
-        </w:rPr>
-        <w:t xml:space="preserve">MOVC</w:t>
-      </w:r>
-      <w:r>
-        <w:rPr>
-          <w:rFonts w:ascii="Calibri" w:cs="Calibri" w:eastAsia="Calibri" w:hAnsi="Calibri"/>
-          <w:b w:val="false"/>
-          <w:bCs w:val="false"/>
-          <w:i w:val="false"/>
-          <w:iCs w:val="false"/>
-          <w:sz w:val="21"/>
-          <w:szCs w:val="21"/>
-        </w:rPr>
-        <w:t xml:space="preserve"> for external code memory. In short, internal memory is small and fast, while external memory is large but slower and needs extra hardware.</w:t>
+        <w:t xml:space="preserve"> is off-chip (up to 64 KB RAM + 64 KB ROM) — larger but slower, accessed through P0/P2 using the </w:t>
+      </w:r>
+      <w:r>
+        <w:rPr>
+          <w:rFonts w:ascii="Calibri" w:cs="Calibri" w:eastAsia="Calibri" w:hAnsi="Calibri"/>
+          <w:b/>
+          <w:bCs/>
+          <w:i w:val="false"/>
+          <w:iCs w:val="false"/>
+          <w:sz w:val="21"/>
+          <w:szCs w:val="21"/>
+        </w:rPr>
+        <w:t xml:space="preserve">MOVX/MOVC</w:t>
+      </w:r>
+      <w:r>
+        <w:rPr>
+          <w:rFonts w:ascii="Calibri" w:cs="Calibri" w:eastAsia="Calibri" w:hAnsi="Calibri"/>
+          <w:b w:val="false"/>
+          <w:bCs w:val="false"/>
+          <w:i w:val="false"/>
+          <w:iCs w:val="false"/>
+          <w:sz w:val="21"/>
+          <w:szCs w:val="21"/>
+        </w:rPr>
+        <w:t xml:space="preserve"> instructions.</w:t>
       </w:r>
     </w:p>
     <w:p>
@@ -4220,7 +2924,7 @@
     <w:p>
       <w:pPr>
         <w:keepNext/>
-        <w:spacing w:after="24" w:before="120" w:line="276" w:lineRule="auto"/>
+        <w:spacing w:after="22" w:before="108" w:line="272" w:lineRule="auto"/>
       </w:pPr>
       <w:r>
         <w:rPr>
@@ -4250,7 +2954,7 @@
     </w:p>
     <w:p>
       <w:pPr>
-        <w:spacing w:after="60" w:before="0" w:line="276" w:lineRule="auto"/>
+        <w:spacing w:after="50" w:before="0" w:line="272" w:lineRule="auto"/>
         <w:ind w:left="150"/>
       </w:pPr>
       <w:r>
@@ -4276,31 +2980,7 @@
           <w:sz w:val="21"/>
           <w:szCs w:val="21"/>
         </w:rPr>
-        <w:t xml:space="preserve">The purpose is to learn how a microcontroller </w:t>
-      </w:r>
-      <w:r>
-        <w:rPr>
-          <w:rFonts w:ascii="Calibri" w:cs="Calibri" w:eastAsia="Calibri" w:hAnsi="Calibri"/>
-          <w:b/>
-          <w:bCs/>
-          <w:i w:val="false"/>
-          <w:iCs w:val="false"/>
-          <w:sz w:val="21"/>
-          <w:szCs w:val="21"/>
-        </w:rPr>
-        <w:t xml:space="preserve">stores data in and retrieves data from external memory</w:t>
-      </w:r>
-      <w:r>
-        <w:rPr>
-          <w:rFonts w:ascii="Calibri" w:cs="Calibri" w:eastAsia="Calibri" w:hAnsi="Calibri"/>
-          <w:b w:val="false"/>
-          <w:bCs w:val="false"/>
-          <w:i w:val="false"/>
-          <w:iCs w:val="false"/>
-          <w:sz w:val="21"/>
-          <w:szCs w:val="21"/>
-        </w:rPr>
-        <w:t xml:space="preserve"> and then performs arithmetic (addition, subtraction, etc.) on that data. In real applications the on-chip RAM is often too small to hold all the data, so external RAM is used. Studying these operations teaches how to use the </w:t>
+        <w:t xml:space="preserve">To learn how data is stored in and retrieved from external RAM (using </w:t>
       </w:r>
       <w:r>
         <w:rPr>
@@ -4324,13 +3004,13 @@
           <w:sz w:val="21"/>
           <w:szCs w:val="21"/>
         </w:rPr>
-        <w:t xml:space="preserve"> instruction to move data to and from external memory, how to address it correctly, and how to process large amounts of data — skills needed in data-logging and other memory-intensive embedded systems.</w:t>
+        <w:t xml:space="preserve">) and arithmetic performed on it — needed when the on-chip memory is not sufficient.</w:t>
       </w:r>
     </w:p>
     <w:p>
       <w:pPr>
         <w:keepNext/>
-        <w:spacing w:after="24" w:before="120" w:line="276" w:lineRule="auto"/>
+        <w:spacing w:after="22" w:before="108" w:line="272" w:lineRule="auto"/>
       </w:pPr>
       <w:r>
         <w:rPr>
@@ -4360,7 +3040,7 @@
     </w:p>
     <w:p>
       <w:pPr>
-        <w:spacing w:after="60" w:before="0" w:line="276" w:lineRule="auto"/>
+        <w:spacing w:after="50" w:before="0" w:line="272" w:lineRule="auto"/>
         <w:ind w:left="150"/>
       </w:pPr>
       <w:r>
@@ -4379,62 +3059,50 @@
       <w:r>
         <w:rPr>
           <w:rFonts w:ascii="Calibri" w:cs="Calibri" w:eastAsia="Calibri" w:hAnsi="Calibri"/>
-          <w:b/>
-          <w:bCs/>
-          <w:i w:val="false"/>
-          <w:iCs w:val="false"/>
-          <w:sz w:val="21"/>
-          <w:szCs w:val="21"/>
-        </w:rPr>
-        <w:t xml:space="preserve">External memory</w:t>
-      </w:r>
-      <w:r>
-        <w:rPr>
-          <w:rFonts w:ascii="Calibri" w:cs="Calibri" w:eastAsia="Calibri" w:hAnsi="Calibri"/>
-          <w:b w:val="false"/>
-          <w:bCs w:val="false"/>
-          <w:i w:val="false"/>
-          <w:iCs w:val="false"/>
-          <w:sz w:val="21"/>
-          <w:szCs w:val="21"/>
-        </w:rPr>
-        <w:t xml:space="preserve"> is memory that is connected </w:t>
-      </w:r>
-      <w:r>
-        <w:rPr>
-          <w:rFonts w:ascii="Calibri" w:cs="Calibri" w:eastAsia="Calibri" w:hAnsi="Calibri"/>
-          <w:b/>
-          <w:bCs/>
-          <w:i w:val="false"/>
-          <w:iCs w:val="false"/>
-          <w:sz w:val="21"/>
-          <w:szCs w:val="21"/>
-        </w:rPr>
-        <w:t xml:space="preserve">outside the microcontroller chip</w:t>
-      </w:r>
-      <w:r>
-        <w:rPr>
-          <w:rFonts w:ascii="Calibri" w:cs="Calibri" w:eastAsia="Calibri" w:hAnsi="Calibri"/>
-          <w:b w:val="false"/>
-          <w:bCs w:val="false"/>
-          <w:i w:val="false"/>
-          <w:iCs w:val="false"/>
-          <w:sz w:val="21"/>
-          <w:szCs w:val="21"/>
-        </w:rPr>
-        <w:t xml:space="preserve"> to extend its storage capacity. The 8051 can address up to </w:t>
-      </w:r>
-      <w:r>
-        <w:rPr>
-          <w:rFonts w:ascii="Calibri" w:cs="Calibri" w:eastAsia="Calibri" w:hAnsi="Calibri"/>
-          <w:b/>
-          <w:bCs/>
-          <w:i w:val="false"/>
-          <w:iCs w:val="false"/>
-          <w:sz w:val="21"/>
-          <w:szCs w:val="21"/>
-        </w:rPr>
-        <w:t xml:space="preserve">64 KB of external RAM</w:t>
+          <w:b w:val="false"/>
+          <w:bCs w:val="false"/>
+          <w:i w:val="false"/>
+          <w:iCs w:val="false"/>
+          <w:sz w:val="21"/>
+          <w:szCs w:val="21"/>
+        </w:rPr>
+        <w:t xml:space="preserve">Memory located </w:t>
+      </w:r>
+      <w:r>
+        <w:rPr>
+          <w:rFonts w:ascii="Calibri" w:cs="Calibri" w:eastAsia="Calibri" w:hAnsi="Calibri"/>
+          <w:b/>
+          <w:bCs/>
+          <w:i w:val="false"/>
+          <w:iCs w:val="false"/>
+          <w:sz w:val="21"/>
+          <w:szCs w:val="21"/>
+        </w:rPr>
+        <w:t xml:space="preserve">outside the chip</w:t>
+      </w:r>
+      <w:r>
+        <w:rPr>
+          <w:rFonts w:ascii="Calibri" w:cs="Calibri" w:eastAsia="Calibri" w:hAnsi="Calibri"/>
+          <w:b w:val="false"/>
+          <w:bCs w:val="false"/>
+          <w:i w:val="false"/>
+          <w:iCs w:val="false"/>
+          <w:sz w:val="21"/>
+          <w:szCs w:val="21"/>
+        </w:rPr>
+        <w:t xml:space="preserve"> (up to 64 KB RAM and 64 KB ROM) that is accessed through the address and data buses using the </w:t>
+      </w:r>
+      <w:r>
+        <w:rPr>
+          <w:rFonts w:ascii="Calibri" w:cs="Calibri" w:eastAsia="Calibri" w:hAnsi="Calibri"/>
+          <w:b/>
+          <w:bCs/>
+          <w:i w:val="false"/>
+          <w:iCs w:val="false"/>
+          <w:sz w:val="21"/>
+          <w:szCs w:val="21"/>
+        </w:rPr>
+        <w:t xml:space="preserve">MOVX</w:t>
       </w:r>
       <w:r>
         <w:rPr>
@@ -4458,54 +3126,6 @@
           <w:sz w:val="21"/>
           <w:szCs w:val="21"/>
         </w:rPr>
-        <w:t xml:space="preserve">64 KB of external program (code) memory</w:t>
-      </w:r>
-      <w:r>
-        <w:rPr>
-          <w:rFonts w:ascii="Calibri" w:cs="Calibri" w:eastAsia="Calibri" w:hAnsi="Calibri"/>
-          <w:b w:val="false"/>
-          <w:bCs w:val="false"/>
-          <w:i w:val="false"/>
-          <w:iCs w:val="false"/>
-          <w:sz w:val="21"/>
-          <w:szCs w:val="21"/>
-        </w:rPr>
-        <w:t xml:space="preserve">. It is interfaced through Port 0 (lower address/data, multiplexed) and Port 2 (higher address) and is accessed with the </w:t>
-      </w:r>
-      <w:r>
-        <w:rPr>
-          <w:rFonts w:ascii="Calibri" w:cs="Calibri" w:eastAsia="Calibri" w:hAnsi="Calibri"/>
-          <w:b/>
-          <w:bCs/>
-          <w:i w:val="false"/>
-          <w:iCs w:val="false"/>
-          <w:sz w:val="21"/>
-          <w:szCs w:val="21"/>
-        </w:rPr>
-        <w:t xml:space="preserve">MOVX</w:t>
-      </w:r>
-      <w:r>
-        <w:rPr>
-          <w:rFonts w:ascii="Calibri" w:cs="Calibri" w:eastAsia="Calibri" w:hAnsi="Calibri"/>
-          <w:b w:val="false"/>
-          <w:bCs w:val="false"/>
-          <w:i w:val="false"/>
-          <w:iCs w:val="false"/>
-          <w:sz w:val="21"/>
-          <w:szCs w:val="21"/>
-        </w:rPr>
-        <w:t xml:space="preserve"> instruction (for data memory) and the </w:t>
-      </w:r>
-      <w:r>
-        <w:rPr>
-          <w:rFonts w:ascii="Calibri" w:cs="Calibri" w:eastAsia="Calibri" w:hAnsi="Calibri"/>
-          <w:b/>
-          <w:bCs/>
-          <w:i w:val="false"/>
-          <w:iCs w:val="false"/>
-          <w:sz w:val="21"/>
-          <w:szCs w:val="21"/>
-        </w:rPr>
         <w:t xml:space="preserve">MOVC</w:t>
       </w:r>
       <w:r>
@@ -4518,7 +3138,7 @@
           <w:sz w:val="21"/>
           <w:szCs w:val="21"/>
         </w:rPr>
-        <w:t xml:space="preserve"> instruction (for code memory). It is used when the limited internal memory is not sufficient for the program or data.</w:t>
+        <w:t xml:space="preserve"> instructions.</w:t>
       </w:r>
     </w:p>
     <w:p>
@@ -4546,7 +3166,7 @@
     <w:p>
       <w:pPr>
         <w:keepNext/>
-        <w:spacing w:after="24" w:before="120" w:line="276" w:lineRule="auto"/>
+        <w:spacing w:after="22" w:before="108" w:line="272" w:lineRule="auto"/>
       </w:pPr>
       <w:r>
         <w:rPr>
@@ -4576,7 +3196,7 @@
     </w:p>
     <w:p>
       <w:pPr>
-        <w:spacing w:after="60" w:before="0" w:line="276" w:lineRule="auto"/>
+        <w:spacing w:after="50" w:before="0" w:line="272" w:lineRule="auto"/>
         <w:ind w:left="150"/>
       </w:pPr>
       <w:r>
@@ -4602,31 +3222,7 @@
           <w:sz w:val="21"/>
           <w:szCs w:val="21"/>
         </w:rPr>
-        <w:t xml:space="preserve">The </w:t>
-      </w:r>
-      <w:r>
-        <w:rPr>
-          <w:rFonts w:ascii="Calibri" w:cs="Calibri" w:eastAsia="Calibri" w:hAnsi="Calibri"/>
-          <w:b/>
-          <w:bCs/>
-          <w:i w:val="false"/>
-          <w:iCs w:val="false"/>
-          <w:sz w:val="21"/>
-          <w:szCs w:val="21"/>
-        </w:rPr>
-        <w:t xml:space="preserve">ANL</w:t>
-      </w:r>
-      <w:r>
-        <w:rPr>
-          <w:rFonts w:ascii="Calibri" w:cs="Calibri" w:eastAsia="Calibri" w:hAnsi="Calibri"/>
-          <w:b w:val="false"/>
-          <w:bCs w:val="false"/>
-          <w:i w:val="false"/>
-          <w:iCs w:val="false"/>
-          <w:sz w:val="21"/>
-          <w:szCs w:val="21"/>
-        </w:rPr>
-        <w:t xml:space="preserve"> instruction performs a bit-by-bit </w:t>
+        <w:t xml:space="preserve">It performs a bitwise </w:t>
       </w:r>
       <w:r>
         <w:rPr>
@@ -4650,7 +3246,7 @@
           <w:sz w:val="21"/>
           <w:szCs w:val="21"/>
         </w:rPr>
-        <w:t xml:space="preserve"> between the destination operand (the accumulator or a directly addressed byte) and the source operand, and stores the result in the destination. Since ANDing a bit with 0 forces it to 0 and ANDing with 1 leaves it unchanged, ANL is mainly used to </w:t>
+        <w:t xml:space="preserve"> between the destination (A or a byte) and the source, and is mainly used to </w:t>
       </w:r>
       <w:r>
         <w:rPr>
@@ -4674,13 +3270,13 @@
           <w:sz w:val="21"/>
           <w:szCs w:val="21"/>
         </w:rPr>
-        <w:t xml:space="preserve"> of a byte or port while keeping the other bits untouched — for example, to turn off particular output pins of a port.</w:t>
+        <w:t xml:space="preserve">.</w:t>
       </w:r>
     </w:p>
     <w:p>
       <w:pPr>
         <w:keepNext/>
-        <w:spacing w:after="24" w:before="120" w:line="276" w:lineRule="auto"/>
+        <w:spacing w:after="22" w:before="108" w:line="272" w:lineRule="auto"/>
       </w:pPr>
       <w:r>
         <w:rPr>
@@ -4710,7 +3306,7 @@
     </w:p>
     <w:p>
       <w:pPr>
-        <w:spacing w:after="60" w:before="0" w:line="276" w:lineRule="auto"/>
+        <w:spacing w:after="50" w:before="0" w:line="272" w:lineRule="auto"/>
         <w:ind w:left="150"/>
       </w:pPr>
       <w:r>
@@ -4736,79 +3332,31 @@
           <w:sz w:val="21"/>
           <w:szCs w:val="21"/>
         </w:rPr>
-        <w:t xml:space="preserve">A particular bit in a byte is cleared by </w:t>
-      </w:r>
-      <w:r>
-        <w:rPr>
-          <w:rFonts w:ascii="Calibri" w:cs="Calibri" w:eastAsia="Calibri" w:hAnsi="Calibri"/>
-          <w:b/>
-          <w:bCs/>
-          <w:i w:val="false"/>
-          <w:iCs w:val="false"/>
-          <w:sz w:val="21"/>
-          <w:szCs w:val="21"/>
-        </w:rPr>
-        <w:t xml:space="preserve">ANDing the byte with a mask</w:t>
-      </w:r>
-      <w:r>
-        <w:rPr>
-          <w:rFonts w:ascii="Calibri" w:cs="Calibri" w:eastAsia="Calibri" w:hAnsi="Calibri"/>
-          <w:b w:val="false"/>
-          <w:bCs w:val="false"/>
-          <w:i w:val="false"/>
-          <w:iCs w:val="false"/>
-          <w:sz w:val="21"/>
-          <w:szCs w:val="21"/>
-        </w:rPr>
-        <w:t xml:space="preserve"> that has a 0 at the bit to be cleared and 1 at every other position. For example, </w:t>
-      </w:r>
-      <w:r>
-        <w:rPr>
-          <w:rFonts w:ascii="Calibri" w:cs="Calibri" w:eastAsia="Calibri" w:hAnsi="Calibri"/>
-          <w:b/>
-          <w:bCs/>
-          <w:i w:val="false"/>
-          <w:iCs w:val="false"/>
-          <w:sz w:val="21"/>
-          <w:szCs w:val="21"/>
-        </w:rPr>
-        <w:t xml:space="preserve">ANL A, #0FEH</w:t>
-      </w:r>
-      <w:r>
-        <w:rPr>
-          <w:rFonts w:ascii="Calibri" w:cs="Calibri" w:eastAsia="Calibri" w:hAnsi="Calibri"/>
-          <w:b w:val="false"/>
-          <w:bCs w:val="false"/>
-          <w:i w:val="false"/>
-          <w:iCs w:val="false"/>
-          <w:sz w:val="21"/>
-          <w:szCs w:val="21"/>
-        </w:rPr>
-        <w:t xml:space="preserve"> clears bit 0 of the accumulator because the mask 1111 1110 leaves all other bits unchanged. For a </w:t>
-      </w:r>
-      <w:r>
-        <w:rPr>
-          <w:rFonts w:ascii="Calibri" w:cs="Calibri" w:eastAsia="Calibri" w:hAnsi="Calibri"/>
-          <w:b/>
-          <w:bCs/>
-          <w:i w:val="false"/>
-          <w:iCs w:val="false"/>
-          <w:sz w:val="21"/>
-          <w:szCs w:val="21"/>
-        </w:rPr>
-        <w:t xml:space="preserve">bit-addressable</w:t>
-      </w:r>
-      <w:r>
-        <w:rPr>
-          <w:rFonts w:ascii="Calibri" w:cs="Calibri" w:eastAsia="Calibri" w:hAnsi="Calibri"/>
-          <w:b w:val="false"/>
-          <w:bCs w:val="false"/>
-          <w:i w:val="false"/>
-          <w:iCs w:val="false"/>
-          <w:sz w:val="21"/>
-          <w:szCs w:val="21"/>
-        </w:rPr>
-        <w:t xml:space="preserve"> location, the simpler </w:t>
+        <w:t xml:space="preserve">AND the byte with a mask having 0 at the bit to clear, e.g. </w:t>
+      </w:r>
+      <w:r>
+        <w:rPr>
+          <w:rFonts w:ascii="Consolas" w:cs="Consolas" w:eastAsia="Consolas" w:hAnsi="Consolas"/>
+          <w:b w:val="false"/>
+          <w:bCs w:val="false"/>
+          <w:i w:val="false"/>
+          <w:iCs w:val="false"/>
+          <w:sz w:val="19"/>
+          <w:szCs w:val="19"/>
+        </w:rPr>
+        <w:t xml:space="preserve">ANL A,#0FEH</w:t>
+      </w:r>
+      <w:r>
+        <w:rPr>
+          <w:rFonts w:ascii="Calibri" w:cs="Calibri" w:eastAsia="Calibri" w:hAnsi="Calibri"/>
+          <w:b w:val="false"/>
+          <w:bCs w:val="false"/>
+          <w:i w:val="false"/>
+          <w:iCs w:val="false"/>
+          <w:sz w:val="21"/>
+          <w:szCs w:val="21"/>
+        </w:rPr>
+        <w:t xml:space="preserve"> clears bit 0. For a bit-addressable location use </w:t>
       </w:r>
       <w:r>
         <w:rPr>
@@ -4832,17 +3380,17 @@
           <w:sz w:val="21"/>
           <w:szCs w:val="21"/>
         </w:rPr>
-        <w:t xml:space="preserve"> instruction can be used directly — e.g. </w:t>
-      </w:r>
-      <w:r>
-        <w:rPr>
-          <w:rFonts w:ascii="Calibri" w:cs="Calibri" w:eastAsia="Calibri" w:hAnsi="Calibri"/>
-          <w:b/>
-          <w:bCs/>
-          <w:i w:val="false"/>
-          <w:iCs w:val="false"/>
-          <w:sz w:val="21"/>
-          <w:szCs w:val="21"/>
+        <w:t xml:space="preserve"> directly, e.g. </w:t>
+      </w:r>
+      <w:r>
+        <w:rPr>
+          <w:rFonts w:ascii="Consolas" w:cs="Consolas" w:eastAsia="Consolas" w:hAnsi="Consolas"/>
+          <w:b w:val="false"/>
+          <w:bCs w:val="false"/>
+          <w:i w:val="false"/>
+          <w:iCs w:val="false"/>
+          <w:sz w:val="19"/>
+          <w:szCs w:val="19"/>
         </w:rPr>
         <w:t xml:space="preserve">CLR P1.0</w:t>
       </w:r>
@@ -4856,31 +3404,7 @@
           <w:sz w:val="21"/>
           <w:szCs w:val="21"/>
         </w:rPr>
-        <w:t xml:space="preserve"> clears pin P1.0, and </w:t>
-      </w:r>
-      <w:r>
-        <w:rPr>
-          <w:rFonts w:ascii="Calibri" w:cs="Calibri" w:eastAsia="Calibri" w:hAnsi="Calibri"/>
-          <w:b/>
-          <w:bCs/>
-          <w:i w:val="false"/>
-          <w:iCs w:val="false"/>
-          <w:sz w:val="21"/>
-          <w:szCs w:val="21"/>
-        </w:rPr>
-        <w:t xml:space="preserve">CLR ACC.3</w:t>
-      </w:r>
-      <w:r>
-        <w:rPr>
-          <w:rFonts w:ascii="Calibri" w:cs="Calibri" w:eastAsia="Calibri" w:hAnsi="Calibri"/>
-          <w:b w:val="false"/>
-          <w:bCs w:val="false"/>
-          <w:i w:val="false"/>
-          <w:iCs w:val="false"/>
-          <w:sz w:val="21"/>
-          <w:szCs w:val="21"/>
-        </w:rPr>
-        <w:t xml:space="preserve"> clears bit 3 of the accumulator.</w:t>
+        <w:t xml:space="preserve">.</w:t>
       </w:r>
     </w:p>
     <w:p>
@@ -4908,7 +3432,7 @@
     <w:p>
       <w:pPr>
         <w:keepNext/>
-        <w:spacing w:after="24" w:before="120" w:line="276" w:lineRule="auto"/>
+        <w:spacing w:after="22" w:before="108" w:line="272" w:lineRule="auto"/>
       </w:pPr>
       <w:r>
         <w:rPr>
@@ -4938,7 +3462,7 @@
     </w:p>
     <w:p>
       <w:pPr>
-        <w:spacing w:after="60" w:before="0" w:line="276" w:lineRule="auto"/>
+        <w:spacing w:after="50" w:before="0" w:line="272" w:lineRule="auto"/>
         <w:ind w:left="150"/>
       </w:pPr>
       <w:r>
@@ -4964,7 +3488,7 @@
           <w:sz w:val="21"/>
           <w:szCs w:val="21"/>
         </w:rPr>
-        <w:t xml:space="preserve">The 8051 is a popular </w:t>
+        <w:t xml:space="preserve">An </w:t>
       </w:r>
       <w:r>
         <w:rPr>
@@ -4988,157 +3512,13 @@
           <w:sz w:val="21"/>
           <w:szCs w:val="21"/>
         </w:rPr>
-        <w:t xml:space="preserve"> originally developed by Intel. On a single chip it integrates a CPU, </w:t>
-      </w:r>
-      <w:r>
-        <w:rPr>
-          <w:rFonts w:ascii="Calibri" w:cs="Calibri" w:eastAsia="Calibri" w:hAnsi="Calibri"/>
-          <w:b/>
-          <w:bCs/>
-          <w:i w:val="false"/>
-          <w:iCs w:val="false"/>
-          <w:sz w:val="21"/>
-          <w:szCs w:val="21"/>
-        </w:rPr>
-        <w:t xml:space="preserve">4 KB of ROM</w:t>
-      </w:r>
-      <w:r>
-        <w:rPr>
-          <w:rFonts w:ascii="Calibri" w:cs="Calibri" w:eastAsia="Calibri" w:hAnsi="Calibri"/>
-          <w:b w:val="false"/>
-          <w:bCs w:val="false"/>
-          <w:i w:val="false"/>
-          <w:iCs w:val="false"/>
-          <w:sz w:val="21"/>
-          <w:szCs w:val="21"/>
-        </w:rPr>
-        <w:t xml:space="preserve">, </w:t>
-      </w:r>
-      <w:r>
-        <w:rPr>
-          <w:rFonts w:ascii="Calibri" w:cs="Calibri" w:eastAsia="Calibri" w:hAnsi="Calibri"/>
-          <w:b/>
-          <w:bCs/>
-          <w:i w:val="false"/>
-          <w:iCs w:val="false"/>
-          <w:sz w:val="21"/>
-          <w:szCs w:val="21"/>
-        </w:rPr>
-        <w:t xml:space="preserve">128 bytes of RAM</w:t>
-      </w:r>
-      <w:r>
-        <w:rPr>
-          <w:rFonts w:ascii="Calibri" w:cs="Calibri" w:eastAsia="Calibri" w:hAnsi="Calibri"/>
-          <w:b w:val="false"/>
-          <w:bCs w:val="false"/>
-          <w:i w:val="false"/>
-          <w:iCs w:val="false"/>
-          <w:sz w:val="21"/>
-          <w:szCs w:val="21"/>
-        </w:rPr>
-        <w:t xml:space="preserve">, </w:t>
-      </w:r>
-      <w:r>
-        <w:rPr>
-          <w:rFonts w:ascii="Calibri" w:cs="Calibri" w:eastAsia="Calibri" w:hAnsi="Calibri"/>
-          <w:b/>
-          <w:bCs/>
-          <w:i w:val="false"/>
-          <w:iCs w:val="false"/>
-          <w:sz w:val="21"/>
-          <w:szCs w:val="21"/>
-        </w:rPr>
-        <w:t xml:space="preserve">four 8-bit input/output ports (P0–P3)</w:t>
-      </w:r>
-      <w:r>
-        <w:rPr>
-          <w:rFonts w:ascii="Calibri" w:cs="Calibri" w:eastAsia="Calibri" w:hAnsi="Calibri"/>
-          <w:b w:val="false"/>
-          <w:bCs w:val="false"/>
-          <w:i w:val="false"/>
-          <w:iCs w:val="false"/>
-          <w:sz w:val="21"/>
-          <w:szCs w:val="21"/>
-        </w:rPr>
-        <w:t xml:space="preserve">, </w:t>
-      </w:r>
-      <w:r>
-        <w:rPr>
-          <w:rFonts w:ascii="Calibri" w:cs="Calibri" w:eastAsia="Calibri" w:hAnsi="Calibri"/>
-          <w:b/>
-          <w:bCs/>
-          <w:i w:val="false"/>
-          <w:iCs w:val="false"/>
-          <w:sz w:val="21"/>
-          <w:szCs w:val="21"/>
-        </w:rPr>
-        <w:t xml:space="preserve">two 16-bit timers/counters</w:t>
-      </w:r>
-      <w:r>
-        <w:rPr>
-          <w:rFonts w:ascii="Calibri" w:cs="Calibri" w:eastAsia="Calibri" w:hAnsi="Calibri"/>
-          <w:b w:val="false"/>
-          <w:bCs w:val="false"/>
-          <w:i w:val="false"/>
-          <w:iCs w:val="false"/>
-          <w:sz w:val="21"/>
-          <w:szCs w:val="21"/>
-        </w:rPr>
-        <w:t xml:space="preserve">, a full-duplex </w:t>
-      </w:r>
-      <w:r>
-        <w:rPr>
-          <w:rFonts w:ascii="Calibri" w:cs="Calibri" w:eastAsia="Calibri" w:hAnsi="Calibri"/>
-          <w:b/>
-          <w:bCs/>
-          <w:i w:val="false"/>
-          <w:iCs w:val="false"/>
-          <w:sz w:val="21"/>
-          <w:szCs w:val="21"/>
-        </w:rPr>
-        <w:t xml:space="preserve">serial communication port (UART)</w:t>
-      </w:r>
-      <w:r>
-        <w:rPr>
-          <w:rFonts w:ascii="Calibri" w:cs="Calibri" w:eastAsia="Calibri" w:hAnsi="Calibri"/>
-          <w:b w:val="false"/>
-          <w:bCs w:val="false"/>
-          <w:i w:val="false"/>
-          <w:iCs w:val="false"/>
-          <w:sz w:val="21"/>
-          <w:szCs w:val="21"/>
-        </w:rPr>
-        <w:t xml:space="preserve"> and an </w:t>
-      </w:r>
-      <w:r>
-        <w:rPr>
-          <w:rFonts w:ascii="Calibri" w:cs="Calibri" w:eastAsia="Calibri" w:hAnsi="Calibri"/>
-          <w:b/>
-          <w:bCs/>
-          <w:i w:val="false"/>
-          <w:iCs w:val="false"/>
-          <w:sz w:val="21"/>
-          <w:szCs w:val="21"/>
-        </w:rPr>
-        <w:t xml:space="preserve">interrupt system</w:t>
-      </w:r>
-      <w:r>
-        <w:rPr>
-          <w:rFonts w:ascii="Calibri" w:cs="Calibri" w:eastAsia="Calibri" w:hAnsi="Calibri"/>
-          <w:b w:val="false"/>
-          <w:bCs w:val="false"/>
-          <w:i w:val="false"/>
-          <w:iCs w:val="false"/>
-          <w:sz w:val="21"/>
-          <w:szCs w:val="21"/>
-        </w:rPr>
-        <w:t xml:space="preserve"> with five sources. Because it combines the processor and all these peripherals in one device, it is widely used in embedded control applications.</w:t>
+        <w:t xml:space="preserve"> with 4 KB ROM, 128 bytes RAM, four 8-bit I/O ports, two timers, a serial port and an interrupt system.</w:t>
       </w:r>
     </w:p>
     <w:p>
       <w:pPr>
         <w:keepNext/>
-        <w:spacing w:after="24" w:before="120" w:line="276" w:lineRule="auto"/>
+        <w:spacing w:after="22" w:before="108" w:line="272" w:lineRule="auto"/>
       </w:pPr>
       <w:r>
         <w:rPr>
@@ -5168,7 +3548,7 @@
     </w:p>
     <w:p>
       <w:pPr>
-        <w:spacing w:after="60" w:before="0" w:line="276" w:lineRule="auto"/>
+        <w:spacing w:after="50" w:before="0" w:line="272" w:lineRule="auto"/>
         <w:ind w:left="150"/>
       </w:pPr>
       <w:r>
@@ -5206,37 +3586,37 @@
           <w:sz w:val="21"/>
           <w:szCs w:val="21"/>
         </w:rPr>
-        <w:t xml:space="preserve"> is an </w:t>
-      </w:r>
-      <w:r>
-        <w:rPr>
-          <w:rFonts w:ascii="Calibri" w:cs="Calibri" w:eastAsia="Calibri" w:hAnsi="Calibri"/>
-          <w:b/>
-          <w:bCs/>
-          <w:i w:val="false"/>
-          <w:iCs w:val="false"/>
-          <w:sz w:val="21"/>
-          <w:szCs w:val="21"/>
-        </w:rPr>
-        <w:t xml:space="preserve">8-bit bidirectional general-purpose I/O port</w:t>
-      </w:r>
-      <w:r>
-        <w:rPr>
-          <w:rFonts w:ascii="Calibri" w:cs="Calibri" w:eastAsia="Calibri" w:hAnsi="Calibri"/>
-          <w:b w:val="false"/>
-          <w:bCs w:val="false"/>
-          <w:i w:val="false"/>
-          <w:iCs w:val="false"/>
-          <w:sz w:val="21"/>
-          <w:szCs w:val="21"/>
-        </w:rPr>
-        <w:t xml:space="preserve"> of the 8051 with internal pull-up resistors. Each of its pins (P1.0–P1.7) can be independently used as an input or an output. Unlike Port 0 and Port 2, Port 1 is dedicated to I/O and is not used for the external address/data bus, which makes it convenient for connecting devices such as LEDs and switches.</w:t>
+        <w:t xml:space="preserve"> is an 8-bit </w:t>
+      </w:r>
+      <w:r>
+        <w:rPr>
+          <w:rFonts w:ascii="Calibri" w:cs="Calibri" w:eastAsia="Calibri" w:hAnsi="Calibri"/>
+          <w:b/>
+          <w:bCs/>
+          <w:i w:val="false"/>
+          <w:iCs w:val="false"/>
+          <w:sz w:val="21"/>
+          <w:szCs w:val="21"/>
+        </w:rPr>
+        <w:t xml:space="preserve">bidirectional general-purpose I/O port</w:t>
+      </w:r>
+      <w:r>
+        <w:rPr>
+          <w:rFonts w:ascii="Calibri" w:cs="Calibri" w:eastAsia="Calibri" w:hAnsi="Calibri"/>
+          <w:b w:val="false"/>
+          <w:bCs w:val="false"/>
+          <w:i w:val="false"/>
+          <w:iCs w:val="false"/>
+          <w:sz w:val="21"/>
+          <w:szCs w:val="21"/>
+        </w:rPr>
+        <w:t xml:space="preserve">.</w:t>
       </w:r>
     </w:p>
     <w:p>
       <w:pPr>
         <w:keepNext/>
-        <w:spacing w:after="24" w:before="120" w:line="276" w:lineRule="auto"/>
+        <w:spacing w:after="22" w:before="108" w:line="272" w:lineRule="auto"/>
       </w:pPr>
       <w:r>
         <w:rPr>
@@ -5266,7 +3646,7 @@
     </w:p>
     <w:p>
       <w:pPr>
-        <w:spacing w:after="60" w:before="0" w:line="276" w:lineRule="auto"/>
+        <w:spacing w:after="50" w:before="0" w:line="272" w:lineRule="auto"/>
         <w:ind w:left="150"/>
       </w:pPr>
       <w:r>
@@ -5285,44 +3665,32 @@
       <w:r>
         <w:rPr>
           <w:rFonts w:ascii="Calibri" w:cs="Calibri" w:eastAsia="Calibri" w:hAnsi="Calibri"/>
-          <w:b w:val="false"/>
-          <w:bCs w:val="false"/>
-          <w:i w:val="false"/>
-          <w:iCs w:val="false"/>
-          <w:sz w:val="21"/>
-          <w:szCs w:val="21"/>
-        </w:rPr>
-        <w:t xml:space="preserve">In this experiment the LED is connected to </w:t>
-      </w:r>
-      <w:r>
-        <w:rPr>
-          <w:rFonts w:ascii="Calibri" w:cs="Calibri" w:eastAsia="Calibri" w:hAnsi="Calibri"/>
-          <w:b/>
-          <w:bCs/>
-          <w:i w:val="false"/>
-          <w:iCs w:val="false"/>
-          <w:sz w:val="21"/>
-          <w:szCs w:val="21"/>
-        </w:rPr>
-        <w:t xml:space="preserve">pin P1.0</w:t>
-      </w:r>
-      <w:r>
-        <w:rPr>
-          <w:rFonts w:ascii="Calibri" w:cs="Calibri" w:eastAsia="Calibri" w:hAnsi="Calibri"/>
-          <w:b w:val="false"/>
-          <w:bCs w:val="false"/>
-          <w:i w:val="false"/>
-          <w:iCs w:val="false"/>
-          <w:sz w:val="21"/>
-          <w:szCs w:val="21"/>
-        </w:rPr>
-        <w:t xml:space="preserve">, the least-significant bit of Port 1. The program drives this pin HIGH and LOW with a delay in between to make the LED blink. (Any other pin of Port 1 could be used in the same way.)</w:t>
+          <w:b/>
+          <w:bCs/>
+          <w:i w:val="false"/>
+          <w:iCs w:val="false"/>
+          <w:sz w:val="21"/>
+          <w:szCs w:val="21"/>
+        </w:rPr>
+        <w:t xml:space="preserve">P1.0</w:t>
+      </w:r>
+      <w:r>
+        <w:rPr>
+          <w:rFonts w:ascii="Calibri" w:cs="Calibri" w:eastAsia="Calibri" w:hAnsi="Calibri"/>
+          <w:b w:val="false"/>
+          <w:bCs w:val="false"/>
+          <w:i w:val="false"/>
+          <w:iCs w:val="false"/>
+          <w:sz w:val="21"/>
+          <w:szCs w:val="21"/>
+        </w:rPr>
+        <w:t xml:space="preserve"> — the first pin of Port 1.</w:t>
       </w:r>
     </w:p>
     <w:p>
       <w:pPr>
         <w:keepNext/>
-        <w:spacing w:after="24" w:before="120" w:line="276" w:lineRule="auto"/>
+        <w:spacing w:after="22" w:before="108" w:line="272" w:lineRule="auto"/>
       </w:pPr>
       <w:r>
         <w:rPr>
@@ -5352,7 +3720,7 @@
     </w:p>
     <w:p>
       <w:pPr>
-        <w:spacing w:after="60" w:before="0" w:line="276" w:lineRule="auto"/>
+        <w:spacing w:after="50" w:before="0" w:line="272" w:lineRule="auto"/>
         <w:ind w:left="150"/>
       </w:pPr>
       <w:r>
@@ -5378,7 +3746,7 @@
           <w:sz w:val="21"/>
           <w:szCs w:val="21"/>
         </w:rPr>
-        <w:t xml:space="preserve">A resistor is connected in series with the LED to act as a </w:t>
+        <w:t xml:space="preserve">To act as a </w:t>
       </w:r>
       <w:r>
         <w:rPr>
@@ -5402,37 +3770,13 @@
           <w:sz w:val="21"/>
           <w:szCs w:val="21"/>
         </w:rPr>
-        <w:t xml:space="preserve">. An LED has very low resistance, so without it the current would be too high and would burn out the LED or overload the port pin. The resistor (typically </w:t>
-      </w:r>
-      <w:r>
-        <w:rPr>
-          <w:rFonts w:ascii="Calibri" w:cs="Calibri" w:eastAsia="Calibri" w:hAnsi="Calibri"/>
-          <w:b/>
-          <w:bCs/>
-          <w:i w:val="false"/>
-          <w:iCs w:val="false"/>
-          <w:sz w:val="21"/>
-          <w:szCs w:val="21"/>
-        </w:rPr>
-        <w:t xml:space="preserve">220 Ω to 330 Ω</w:t>
-      </w:r>
-      <w:r>
-        <w:rPr>
-          <w:rFonts w:ascii="Calibri" w:cs="Calibri" w:eastAsia="Calibri" w:hAnsi="Calibri"/>
-          <w:b w:val="false"/>
-          <w:bCs w:val="false"/>
-          <w:i w:val="false"/>
-          <w:iCs w:val="false"/>
-          <w:sz w:val="21"/>
-          <w:szCs w:val="21"/>
-        </w:rPr>
-        <w:t xml:space="preserve">) limits the current to a safe value (around 10–20 mA) while still letting the LED glow brightly.</w:t>
+        <w:t xml:space="preserve"> that limits the current and protects the LED from damage (typically 220–330 Ω).</w:t>
       </w:r>
     </w:p>
     <w:p>
       <w:pPr>
         <w:keepNext/>
-        <w:spacing w:after="24" w:before="120" w:line="276" w:lineRule="auto"/>
+        <w:spacing w:after="22" w:before="108" w:line="272" w:lineRule="auto"/>
       </w:pPr>
       <w:r>
         <w:rPr>
@@ -5462,7 +3806,7 @@
     </w:p>
     <w:p>
       <w:pPr>
-        <w:spacing w:after="60" w:before="0" w:line="276" w:lineRule="auto"/>
+        <w:spacing w:after="50" w:before="0" w:line="272" w:lineRule="auto"/>
         <w:ind w:left="150"/>
       </w:pPr>
       <w:r>
@@ -5488,31 +3832,7 @@
           <w:sz w:val="21"/>
           <w:szCs w:val="21"/>
         </w:rPr>
-        <w:t xml:space="preserve">The </w:t>
-      </w:r>
-      <w:r>
-        <w:rPr>
-          <w:rFonts w:ascii="Calibri" w:cs="Calibri" w:eastAsia="Calibri" w:hAnsi="Calibri"/>
-          <w:b/>
-          <w:bCs/>
-          <w:i w:val="false"/>
-          <w:iCs w:val="false"/>
-          <w:sz w:val="21"/>
-          <w:szCs w:val="21"/>
-        </w:rPr>
-        <w:t xml:space="preserve">crystal oscillator</w:t>
-      </w:r>
-      <w:r>
-        <w:rPr>
-          <w:rFonts w:ascii="Calibri" w:cs="Calibri" w:eastAsia="Calibri" w:hAnsi="Calibri"/>
-          <w:b w:val="false"/>
-          <w:bCs w:val="false"/>
-          <w:i w:val="false"/>
-          <w:iCs w:val="false"/>
-          <w:sz w:val="21"/>
-          <w:szCs w:val="21"/>
-        </w:rPr>
-        <w:t xml:space="preserve"> connected across the XTAL1 and XTAL2 pins provides a stable and accurate </w:t>
+        <w:t xml:space="preserve">It provides the </w:t>
       </w:r>
       <w:r>
         <w:rPr>
@@ -5536,37 +3856,13 @@
           <w:sz w:val="21"/>
           <w:szCs w:val="21"/>
         </w:rPr>
-        <w:t xml:space="preserve"> to the microcontroller. This clock determines the </w:t>
-      </w:r>
-      <w:r>
-        <w:rPr>
-          <w:rFonts w:ascii="Calibri" w:cs="Calibri" w:eastAsia="Calibri" w:hAnsi="Calibri"/>
-          <w:b/>
-          <w:bCs/>
-          <w:i w:val="false"/>
-          <w:iCs w:val="false"/>
-          <w:sz w:val="21"/>
-          <w:szCs w:val="21"/>
-        </w:rPr>
-        <w:t xml:space="preserve">operating speed and the timing</w:t>
-      </w:r>
-      <w:r>
-        <w:rPr>
-          <w:rFonts w:ascii="Calibri" w:cs="Calibri" w:eastAsia="Calibri" w:hAnsi="Calibri"/>
-          <w:b w:val="false"/>
-          <w:bCs w:val="false"/>
-          <w:i w:val="false"/>
-          <w:iCs w:val="false"/>
-          <w:sz w:val="21"/>
-          <w:szCs w:val="21"/>
-        </w:rPr>
-        <w:t xml:space="preserve"> of all internal operations, including instruction execution and the delays generated in the program. Without the clock the microcontroller cannot run.</w:t>
+        <w:t xml:space="preserve"> that sets the operating and timing frequency of the microcontroller.</w:t>
       </w:r>
     </w:p>
     <w:p>
       <w:pPr>
         <w:keepNext/>
-        <w:spacing w:after="24" w:before="120" w:line="276" w:lineRule="auto"/>
+        <w:spacing w:after="22" w:before="108" w:line="272" w:lineRule="auto"/>
       </w:pPr>
       <w:r>
         <w:rPr>
@@ -5596,7 +3892,7 @@
     </w:p>
     <w:p>
       <w:pPr>
-        <w:spacing w:after="60" w:before="0" w:line="276" w:lineRule="auto"/>
+        <w:spacing w:after="50" w:before="0" w:line="272" w:lineRule="auto"/>
         <w:ind w:left="150"/>
       </w:pPr>
       <w:r>
@@ -5622,61 +3918,37 @@
           <w:sz w:val="21"/>
           <w:szCs w:val="21"/>
         </w:rPr>
-        <w:t xml:space="preserve">A crystal of </w:t>
-      </w:r>
-      <w:r>
-        <w:rPr>
-          <w:rFonts w:ascii="Calibri" w:cs="Calibri" w:eastAsia="Calibri" w:hAnsi="Calibri"/>
-          <w:b/>
-          <w:bCs/>
-          <w:i w:val="false"/>
-          <w:iCs w:val="false"/>
-          <w:sz w:val="21"/>
-          <w:szCs w:val="21"/>
-        </w:rPr>
-        <w:t xml:space="preserve">11.0592 MHz</w:t>
-      </w:r>
-      <w:r>
-        <w:rPr>
-          <w:rFonts w:ascii="Calibri" w:cs="Calibri" w:eastAsia="Calibri" w:hAnsi="Calibri"/>
-          <w:b w:val="false"/>
-          <w:bCs w:val="false"/>
-          <w:i w:val="false"/>
-          <w:iCs w:val="false"/>
-          <w:sz w:val="21"/>
-          <w:szCs w:val="21"/>
-        </w:rPr>
-        <w:t xml:space="preserve"> is commonly used because, after the internal division, it divides </w:t>
-      </w:r>
-      <w:r>
-        <w:rPr>
-          <w:rFonts w:ascii="Calibri" w:cs="Calibri" w:eastAsia="Calibri" w:hAnsi="Calibri"/>
-          <w:b/>
-          <w:bCs/>
-          <w:i w:val="false"/>
-          <w:iCs w:val="false"/>
-          <w:sz w:val="21"/>
-          <w:szCs w:val="21"/>
-        </w:rPr>
-        <w:t xml:space="preserve">evenly to give the exact standard baud rates</w:t>
-      </w:r>
-      <w:r>
-        <w:rPr>
-          <w:rFonts w:ascii="Calibri" w:cs="Calibri" w:eastAsia="Calibri" w:hAnsi="Calibri"/>
-          <w:b w:val="false"/>
-          <w:bCs w:val="false"/>
-          <w:i w:val="false"/>
-          <w:iCs w:val="false"/>
-          <w:sz w:val="21"/>
-          <w:szCs w:val="21"/>
-        </w:rPr>
-        <w:t xml:space="preserve"> (such as 9600, 4800, 2400 bps) required for serial (UART) communication. A "round" frequency like 12 MHz gives small errors in the baud rate, whereas 11.0592 MHz gives error-free baud rates, which is why it is preferred whenever serial communication is used.</w:t>
+        <w:t xml:space="preserve">Because it divides evenly to give </w:t>
+      </w:r>
+      <w:r>
+        <w:rPr>
+          <w:rFonts w:ascii="Calibri" w:cs="Calibri" w:eastAsia="Calibri" w:hAnsi="Calibri"/>
+          <w:b/>
+          <w:bCs/>
+          <w:i w:val="false"/>
+          <w:iCs w:val="false"/>
+          <w:sz w:val="21"/>
+          <w:szCs w:val="21"/>
+        </w:rPr>
+        <w:t xml:space="preserve">exact standard baud rates</w:t>
+      </w:r>
+      <w:r>
+        <w:rPr>
+          <w:rFonts w:ascii="Calibri" w:cs="Calibri" w:eastAsia="Calibri" w:hAnsi="Calibri"/>
+          <w:b w:val="false"/>
+          <w:bCs w:val="false"/>
+          <w:i w:val="false"/>
+          <w:iCs w:val="false"/>
+          <w:sz w:val="21"/>
+          <w:szCs w:val="21"/>
+        </w:rPr>
+        <w:t xml:space="preserve"> for serial (UART) communication.</w:t>
       </w:r>
     </w:p>
     <w:p>
       <w:pPr>
         <w:keepNext/>
-        <w:spacing w:after="24" w:before="120" w:line="276" w:lineRule="auto"/>
+        <w:spacing w:after="22" w:before="108" w:line="272" w:lineRule="auto"/>
       </w:pPr>
       <w:r>
         <w:rPr>
@@ -5706,7 +3978,7 @@
     </w:p>
     <w:p>
       <w:pPr>
-        <w:spacing w:after="60" w:before="0" w:line="276" w:lineRule="auto"/>
+        <w:spacing w:after="50" w:before="0" w:line="272" w:lineRule="auto"/>
         <w:ind w:left="150"/>
       </w:pPr>
       <w:r>
@@ -5725,80 +3997,44 @@
       <w:r>
         <w:rPr>
           <w:rFonts w:ascii="Calibri" w:cs="Calibri" w:eastAsia="Calibri" w:hAnsi="Calibri"/>
-          <w:b/>
-          <w:bCs/>
-          <w:i w:val="false"/>
-          <w:iCs w:val="false"/>
-          <w:sz w:val="21"/>
-          <w:szCs w:val="21"/>
-        </w:rPr>
-        <w:t xml:space="preserve">ORG</w:t>
-      </w:r>
-      <w:r>
-        <w:rPr>
-          <w:rFonts w:ascii="Calibri" w:cs="Calibri" w:eastAsia="Calibri" w:hAnsi="Calibri"/>
-          <w:b w:val="false"/>
-          <w:bCs w:val="false"/>
-          <w:i w:val="false"/>
-          <w:iCs w:val="false"/>
-          <w:sz w:val="21"/>
-          <w:szCs w:val="21"/>
-        </w:rPr>
-        <w:t xml:space="preserve"> is an assembler directive meaning "origin". </w:t>
-      </w:r>
-      <w:r>
-        <w:rPr>
-          <w:rFonts w:ascii="Calibri" w:cs="Calibri" w:eastAsia="Calibri" w:hAnsi="Calibri"/>
-          <w:b/>
-          <w:bCs/>
-          <w:i w:val="false"/>
-          <w:iCs w:val="false"/>
-          <w:sz w:val="21"/>
-          <w:szCs w:val="21"/>
-        </w:rPr>
-        <w:t xml:space="preserve">ORG 0000H</w:t>
-      </w:r>
-      <w:r>
-        <w:rPr>
-          <w:rFonts w:ascii="Calibri" w:cs="Calibri" w:eastAsia="Calibri" w:hAnsi="Calibri"/>
-          <w:b w:val="false"/>
-          <w:bCs w:val="false"/>
-          <w:i w:val="false"/>
-          <w:iCs w:val="false"/>
-          <w:sz w:val="21"/>
-          <w:szCs w:val="21"/>
-        </w:rPr>
-        <w:t xml:space="preserve"> tells the assembler to place the program code starting from </w:t>
-      </w:r>
-      <w:r>
-        <w:rPr>
-          <w:rFonts w:ascii="Calibri" w:cs="Calibri" w:eastAsia="Calibri" w:hAnsi="Calibri"/>
-          <w:b/>
-          <w:bCs/>
-          <w:i w:val="false"/>
-          <w:iCs w:val="false"/>
-          <w:sz w:val="21"/>
-          <w:szCs w:val="21"/>
-        </w:rPr>
-        <w:t xml:space="preserve">memory address 0000H</w:t>
-      </w:r>
-      <w:r>
-        <w:rPr>
-          <w:rFonts w:ascii="Calibri" w:cs="Calibri" w:eastAsia="Calibri" w:hAnsi="Calibri"/>
-          <w:b w:val="false"/>
-          <w:bCs w:val="false"/>
-          <w:i w:val="false"/>
-          <w:iCs w:val="false"/>
-          <w:sz w:val="21"/>
-          <w:szCs w:val="21"/>
-        </w:rPr>
-        <w:t xml:space="preserve">. This is important because when the 8051 is reset, the program counter is set to 0000H, so execution always begins from that location. Hence the first instruction of the program is placed there.</w:t>
+          <w:b w:val="false"/>
+          <w:bCs w:val="false"/>
+          <w:i w:val="false"/>
+          <w:iCs w:val="false"/>
+          <w:sz w:val="21"/>
+          <w:szCs w:val="21"/>
+        </w:rPr>
+        <w:t xml:space="preserve">An assembler directive that places the program starting at </w:t>
+      </w:r>
+      <w:r>
+        <w:rPr>
+          <w:rFonts w:ascii="Calibri" w:cs="Calibri" w:eastAsia="Calibri" w:hAnsi="Calibri"/>
+          <w:b/>
+          <w:bCs/>
+          <w:i w:val="false"/>
+          <w:iCs w:val="false"/>
+          <w:sz w:val="21"/>
+          <w:szCs w:val="21"/>
+        </w:rPr>
+        <w:t xml:space="preserve">address 0000H</w:t>
+      </w:r>
+      <w:r>
+        <w:rPr>
+          <w:rFonts w:ascii="Calibri" w:cs="Calibri" w:eastAsia="Calibri" w:hAnsi="Calibri"/>
+          <w:b w:val="false"/>
+          <w:bCs w:val="false"/>
+          <w:i w:val="false"/>
+          <w:iCs w:val="false"/>
+          <w:sz w:val="21"/>
+          <w:szCs w:val="21"/>
+        </w:rPr>
+        <w:t xml:space="preserve">, the reset location of the 8051.</w:t>
       </w:r>
     </w:p>
     <w:p>
       <w:pPr>
         <w:keepNext/>
-        <w:spacing w:after="24" w:before="120" w:line="276" w:lineRule="auto"/>
+        <w:spacing w:after="22" w:before="108" w:line="272" w:lineRule="auto"/>
       </w:pPr>
       <w:r>
         <w:rPr>
@@ -5828,7 +4064,7 @@
     </w:p>
     <w:p>
       <w:pPr>
-        <w:spacing w:after="60" w:before="0" w:line="276" w:lineRule="auto"/>
+        <w:spacing w:after="50" w:before="0" w:line="272" w:lineRule="auto"/>
         <w:ind w:left="150"/>
       </w:pPr>
       <w:r>
@@ -5854,85 +4090,85 @@
           <w:sz w:val="21"/>
           <w:szCs w:val="21"/>
         </w:rPr>
-        <w:t xml:space="preserve">The HEX file is created using an IDE or assembler such as </w:t>
-      </w:r>
-      <w:r>
-        <w:rPr>
-          <w:rFonts w:ascii="Calibri" w:cs="Calibri" w:eastAsia="Calibri" w:hAnsi="Calibri"/>
-          <w:b/>
-          <w:bCs/>
-          <w:i w:val="false"/>
-          <w:iCs w:val="false"/>
-          <w:sz w:val="21"/>
-          <w:szCs w:val="21"/>
-        </w:rPr>
-        <w:t xml:space="preserve">Keil µVision</w:t>
-      </w:r>
-      <w:r>
-        <w:rPr>
-          <w:rFonts w:ascii="Calibri" w:cs="Calibri" w:eastAsia="Calibri" w:hAnsi="Calibri"/>
-          <w:b w:val="false"/>
-          <w:bCs w:val="false"/>
-          <w:i w:val="false"/>
-          <w:iCs w:val="false"/>
-          <w:sz w:val="21"/>
-          <w:szCs w:val="21"/>
-        </w:rPr>
-        <w:t xml:space="preserve">. The steps are: write the source program (in assembly or C), create a project and add the source file, select the correct target device, and then </w:t>
-      </w:r>
-      <w:r>
-        <w:rPr>
-          <w:rFonts w:ascii="Calibri" w:cs="Calibri" w:eastAsia="Calibri" w:hAnsi="Calibri"/>
-          <w:b/>
-          <w:bCs/>
-          <w:i w:val="false"/>
-          <w:iCs w:val="false"/>
-          <w:sz w:val="21"/>
-          <w:szCs w:val="21"/>
-        </w:rPr>
-        <w:t xml:space="preserve">build/compile the project</w:t>
-      </w:r>
-      <w:r>
-        <w:rPr>
-          <w:rFonts w:ascii="Calibri" w:cs="Calibri" w:eastAsia="Calibri" w:hAnsi="Calibri"/>
-          <w:b w:val="false"/>
-          <w:bCs w:val="false"/>
-          <w:i w:val="false"/>
-          <w:iCs w:val="false"/>
-          <w:sz w:val="21"/>
-          <w:szCs w:val="21"/>
-        </w:rPr>
-        <w:t xml:space="preserve">. The assembler or compiler translates the source into machine code and automatically generates the </w:t>
-      </w:r>
-      <w:r>
-        <w:rPr>
-          <w:rFonts w:ascii="Calibri" w:cs="Calibri" w:eastAsia="Calibri" w:hAnsi="Calibri"/>
-          <w:b/>
-          <w:bCs/>
-          <w:i w:val="false"/>
-          <w:iCs w:val="false"/>
-          <w:sz w:val="21"/>
-          <w:szCs w:val="21"/>
-        </w:rPr>
-        <w:t xml:space="preserve">.hex file</w:t>
-      </w:r>
-      <w:r>
-        <w:rPr>
-          <w:rFonts w:ascii="Calibri" w:cs="Calibri" w:eastAsia="Calibri" w:hAnsi="Calibri"/>
-          <w:b w:val="false"/>
-          <w:bCs w:val="false"/>
-          <w:i w:val="false"/>
-          <w:iCs w:val="false"/>
-          <w:sz w:val="21"/>
-          <w:szCs w:val="21"/>
-        </w:rPr>
-        <w:t xml:space="preserve">, which is then loaded into the microcontroller or simulator.</w:t>
+        <w:t xml:space="preserve">Write and compile the program in an IDE such as </w:t>
+      </w:r>
+      <w:r>
+        <w:rPr>
+          <w:rFonts w:ascii="Calibri" w:cs="Calibri" w:eastAsia="Calibri" w:hAnsi="Calibri"/>
+          <w:b/>
+          <w:bCs/>
+          <w:i w:val="false"/>
+          <w:iCs w:val="false"/>
+          <w:sz w:val="21"/>
+          <w:szCs w:val="21"/>
+        </w:rPr>
+        <w:t xml:space="preserve">Keil</w:t>
+      </w:r>
+      <w:r>
+        <w:rPr>
+          <w:rFonts w:ascii="Calibri" w:cs="Calibri" w:eastAsia="Calibri" w:hAnsi="Calibri"/>
+          <w:b w:val="false"/>
+          <w:bCs w:val="false"/>
+          <w:i w:val="false"/>
+          <w:iCs w:val="false"/>
+          <w:sz w:val="21"/>
+          <w:szCs w:val="21"/>
+        </w:rPr>
+        <w:t xml:space="preserve"> and </w:t>
+      </w:r>
+      <w:r>
+        <w:rPr>
+          <w:rFonts w:ascii="Calibri" w:cs="Calibri" w:eastAsia="Calibri" w:hAnsi="Calibri"/>
+          <w:b/>
+          <w:bCs/>
+          <w:i w:val="false"/>
+          <w:iCs w:val="false"/>
+          <w:sz w:val="21"/>
+          <w:szCs w:val="21"/>
+        </w:rPr>
+        <w:t xml:space="preserve">build the project</w:t>
+      </w:r>
+      <w:r>
+        <w:rPr>
+          <w:rFonts w:ascii="Calibri" w:cs="Calibri" w:eastAsia="Calibri" w:hAnsi="Calibri"/>
+          <w:b w:val="false"/>
+          <w:bCs w:val="false"/>
+          <w:i w:val="false"/>
+          <w:iCs w:val="false"/>
+          <w:sz w:val="21"/>
+          <w:szCs w:val="21"/>
+        </w:rPr>
+        <w:t xml:space="preserve"> — the assembler generates the </w:t>
+      </w:r>
+      <w:r>
+        <w:rPr>
+          <w:rFonts w:ascii="Consolas" w:cs="Consolas" w:eastAsia="Consolas" w:hAnsi="Consolas"/>
+          <w:b w:val="false"/>
+          <w:bCs w:val="false"/>
+          <w:i w:val="false"/>
+          <w:iCs w:val="false"/>
+          <w:sz w:val="19"/>
+          <w:szCs w:val="19"/>
+        </w:rPr>
+        <w:t xml:space="preserve">.hex</w:t>
+      </w:r>
+      <w:r>
+        <w:rPr>
+          <w:rFonts w:ascii="Calibri" w:cs="Calibri" w:eastAsia="Calibri" w:hAnsi="Calibri"/>
+          <w:b w:val="false"/>
+          <w:bCs w:val="false"/>
+          <w:i w:val="false"/>
+          <w:iCs w:val="false"/>
+          <w:sz w:val="21"/>
+          <w:szCs w:val="21"/>
+        </w:rPr>
+        <w:t xml:space="preserve"> file.</w:t>
       </w:r>
     </w:p>
     <w:p>
       <w:pPr>
         <w:keepNext/>
-        <w:spacing w:after="24" w:before="120" w:line="276" w:lineRule="auto"/>
+        <w:spacing w:after="22" w:before="108" w:line="272" w:lineRule="auto"/>
       </w:pPr>
       <w:r>
         <w:rPr>
@@ -5962,7 +4198,7 @@
     </w:p>
     <w:p>
       <w:pPr>
-        <w:spacing w:after="60" w:before="0" w:line="276" w:lineRule="auto"/>
+        <w:spacing w:after="50" w:before="0" w:line="272" w:lineRule="auto"/>
         <w:ind w:left="150"/>
       </w:pPr>
       <w:r>
@@ -5988,55 +4224,31 @@
           <w:sz w:val="21"/>
           <w:szCs w:val="21"/>
         </w:rPr>
-        <w:t xml:space="preserve">The 8051 has </w:t>
-      </w:r>
-      <w:r>
-        <w:rPr>
-          <w:rFonts w:ascii="Calibri" w:cs="Calibri" w:eastAsia="Calibri" w:hAnsi="Calibri"/>
-          <w:b/>
-          <w:bCs/>
-          <w:i w:val="false"/>
-          <w:iCs w:val="false"/>
-          <w:sz w:val="21"/>
-          <w:szCs w:val="21"/>
-        </w:rPr>
-        <w:t xml:space="preserve">four 8-bit input/output ports — P0, P1, P2 and P3</w:t>
-      </w:r>
-      <w:r>
-        <w:rPr>
-          <w:rFonts w:ascii="Calibri" w:cs="Calibri" w:eastAsia="Calibri" w:hAnsi="Calibri"/>
-          <w:b w:val="false"/>
-          <w:bCs w:val="false"/>
-          <w:i w:val="false"/>
-          <w:iCs w:val="false"/>
-          <w:sz w:val="21"/>
-          <w:szCs w:val="21"/>
-        </w:rPr>
-        <w:t xml:space="preserve"> — giving a total of </w:t>
-      </w:r>
-      <w:r>
-        <w:rPr>
-          <w:rFonts w:ascii="Calibri" w:cs="Calibri" w:eastAsia="Calibri" w:hAnsi="Calibri"/>
-          <w:b/>
-          <w:bCs/>
-          <w:i w:val="false"/>
-          <w:iCs w:val="false"/>
-          <w:sz w:val="21"/>
-          <w:szCs w:val="21"/>
-        </w:rPr>
-        <w:t xml:space="preserve">32 I/O lines</w:t>
-      </w:r>
-      <w:r>
-        <w:rPr>
-          <w:rFonts w:ascii="Calibri" w:cs="Calibri" w:eastAsia="Calibri" w:hAnsi="Calibri"/>
-          <w:b w:val="false"/>
-          <w:bCs w:val="false"/>
-          <w:i w:val="false"/>
-          <w:iCs w:val="false"/>
-          <w:sz w:val="21"/>
-          <w:szCs w:val="21"/>
-        </w:rPr>
-        <w:t xml:space="preserve">. Each port can be used for general-purpose I/O, and some ports have additional (alternate) functions: P0 and P2 are used for the external address/data bus, while P3 pins have special functions such as serial I/O (RxD, TxD), interrupts (INT0, INT1), timer inputs and the read/write control lines.</w:t>
+        <w:t xml:space="preserve">Four 8-bit I/O ports — </w:t>
+      </w:r>
+      <w:r>
+        <w:rPr>
+          <w:rFonts w:ascii="Calibri" w:cs="Calibri" w:eastAsia="Calibri" w:hAnsi="Calibri"/>
+          <w:b/>
+          <w:bCs/>
+          <w:i w:val="false"/>
+          <w:iCs w:val="false"/>
+          <w:sz w:val="21"/>
+          <w:szCs w:val="21"/>
+        </w:rPr>
+        <w:t xml:space="preserve">P0, P1, P2 and P3</w:t>
+      </w:r>
+      <w:r>
+        <w:rPr>
+          <w:rFonts w:ascii="Calibri" w:cs="Calibri" w:eastAsia="Calibri" w:hAnsi="Calibri"/>
+          <w:b w:val="false"/>
+          <w:bCs w:val="false"/>
+          <w:i w:val="false"/>
+          <w:iCs w:val="false"/>
+          <w:sz w:val="21"/>
+          <w:szCs w:val="21"/>
+        </w:rPr>
+        <w:t xml:space="preserve"> (32 I/O lines in total).</w:t>
       </w:r>
     </w:p>
     <w:p>
@@ -6064,7 +4276,7 @@
     <w:p>
       <w:pPr>
         <w:keepNext/>
-        <w:spacing w:after="24" w:before="120" w:line="276" w:lineRule="auto"/>
+        <w:spacing w:after="22" w:before="108" w:line="272" w:lineRule="auto"/>
       </w:pPr>
       <w:r>
         <w:rPr>
@@ -6094,7 +4306,7 @@
     </w:p>
     <w:p>
       <w:pPr>
-        <w:spacing w:after="60" w:before="0" w:line="276" w:lineRule="auto"/>
+        <w:spacing w:after="50" w:before="0" w:line="272" w:lineRule="auto"/>
         <w:ind w:left="150"/>
       </w:pPr>
       <w:r>
@@ -6113,6 +4325,190 @@
       <w:r>
         <w:rPr>
           <w:rFonts w:ascii="Calibri" w:cs="Calibri" w:eastAsia="Calibri" w:hAnsi="Calibri"/>
+          <w:b/>
+          <w:bCs/>
+          <w:i w:val="false"/>
+          <w:iCs w:val="false"/>
+          <w:sz w:val="21"/>
+          <w:szCs w:val="21"/>
+        </w:rPr>
+        <w:t xml:space="preserve">Load Immediate</w:t>
+      </w:r>
+      <w:r>
+        <w:rPr>
+          <w:rFonts w:ascii="Calibri" w:cs="Calibri" w:eastAsia="Calibri" w:hAnsi="Calibri"/>
+          <w:b w:val="false"/>
+          <w:bCs w:val="false"/>
+          <w:i w:val="false"/>
+          <w:iCs w:val="false"/>
+          <w:sz w:val="21"/>
+          <w:szCs w:val="21"/>
+        </w:rPr>
+        <w:t xml:space="preserve"> — it loads an 8-bit constant into a register R16–R31, e.g. </w:t>
+      </w:r>
+      <w:r>
+        <w:rPr>
+          <w:rFonts w:ascii="Consolas" w:cs="Consolas" w:eastAsia="Consolas" w:hAnsi="Consolas"/>
+          <w:b w:val="false"/>
+          <w:bCs w:val="false"/>
+          <w:i w:val="false"/>
+          <w:iCs w:val="false"/>
+          <w:sz w:val="19"/>
+          <w:szCs w:val="19"/>
+        </w:rPr>
+        <w:t xml:space="preserve">LDI R16, 0x05</w:t>
+      </w:r>
+      <w:r>
+        <w:rPr>
+          <w:rFonts w:ascii="Calibri" w:cs="Calibri" w:eastAsia="Calibri" w:hAnsi="Calibri"/>
+          <w:b w:val="false"/>
+          <w:bCs w:val="false"/>
+          <w:i w:val="false"/>
+          <w:iCs w:val="false"/>
+          <w:sz w:val="21"/>
+          <w:szCs w:val="21"/>
+        </w:rPr>
+        <w:t xml:space="preserve">.</w:t>
+      </w:r>
+    </w:p>
+    <w:p>
+      <w:pPr>
+        <w:keepNext/>
+        <w:spacing w:after="22" w:before="108" w:line="272" w:lineRule="auto"/>
+      </w:pPr>
+      <w:r>
+        <w:rPr>
+          <w:rFonts w:ascii="Calibri" w:cs="Calibri" w:eastAsia="Calibri" w:hAnsi="Calibri"/>
+          <w:b/>
+          <w:bCs/>
+          <w:i w:val="false"/>
+          <w:iCs w:val="false"/>
+          <w:color w:val="1F3864"/>
+          <w:sz w:val="21"/>
+          <w:szCs w:val="21"/>
+        </w:rPr>
+        <w:t xml:space="preserve">2.  </w:t>
+      </w:r>
+      <w:r>
+        <w:rPr>
+          <w:rFonts w:ascii="Calibri" w:cs="Calibri" w:eastAsia="Calibri" w:hAnsi="Calibri"/>
+          <w:b/>
+          <w:bCs/>
+          <w:i w:val="false"/>
+          <w:iCs w:val="false"/>
+          <w:sz w:val="21"/>
+          <w:szCs w:val="21"/>
+        </w:rPr>
+        <w:t xml:space="preserve">Where is the result of the MUL instruction stored?</w:t>
+      </w:r>
+    </w:p>
+    <w:p>
+      <w:pPr>
+        <w:spacing w:after="50" w:before="0" w:line="272" w:lineRule="auto"/>
+        <w:ind w:left="150"/>
+      </w:pPr>
+      <w:r>
+        <w:rPr>
+          <w:rFonts w:ascii="Calibri" w:cs="Calibri" w:eastAsia="Calibri" w:hAnsi="Calibri"/>
+          <w:b/>
+          <w:bCs/>
+          <w:i w:val="false"/>
+          <w:iCs w:val="false"/>
+          <w:color w:val="2E5496"/>
+          <w:sz w:val="21"/>
+          <w:szCs w:val="21"/>
+        </w:rPr>
+        <w:t xml:space="preserve">Ans.  </w:t>
+      </w:r>
+      <w:r>
+        <w:rPr>
+          <w:rFonts w:ascii="Calibri" w:cs="Calibri" w:eastAsia="Calibri" w:hAnsi="Calibri"/>
+          <w:b w:val="false"/>
+          <w:bCs w:val="false"/>
+          <w:i w:val="false"/>
+          <w:iCs w:val="false"/>
+          <w:sz w:val="21"/>
+          <w:szCs w:val="21"/>
+        </w:rPr>
+        <w:t xml:space="preserve">In the register pair </w:t>
+      </w:r>
+      <w:r>
+        <w:rPr>
+          <w:rFonts w:ascii="Calibri" w:cs="Calibri" w:eastAsia="Calibri" w:hAnsi="Calibri"/>
+          <w:b/>
+          <w:bCs/>
+          <w:i w:val="false"/>
+          <w:iCs w:val="false"/>
+          <w:sz w:val="21"/>
+          <w:szCs w:val="21"/>
+        </w:rPr>
+        <w:t xml:space="preserve">R1:R0</w:t>
+      </w:r>
+      <w:r>
+        <w:rPr>
+          <w:rFonts w:ascii="Calibri" w:cs="Calibri" w:eastAsia="Calibri" w:hAnsi="Calibri"/>
+          <w:b w:val="false"/>
+          <w:bCs w:val="false"/>
+          <w:i w:val="false"/>
+          <w:iCs w:val="false"/>
+          <w:sz w:val="21"/>
+          <w:szCs w:val="21"/>
+        </w:rPr>
+        <w:t xml:space="preserve"> — the high byte in R1 and the low byte in R0.</w:t>
+      </w:r>
+    </w:p>
+    <w:p>
+      <w:pPr>
+        <w:keepNext/>
+        <w:spacing w:after="22" w:before="108" w:line="272" w:lineRule="auto"/>
+      </w:pPr>
+      <w:r>
+        <w:rPr>
+          <w:rFonts w:ascii="Calibri" w:cs="Calibri" w:eastAsia="Calibri" w:hAnsi="Calibri"/>
+          <w:b/>
+          <w:bCs/>
+          <w:i w:val="false"/>
+          <w:iCs w:val="false"/>
+          <w:color w:val="1F3864"/>
+          <w:sz w:val="21"/>
+          <w:szCs w:val="21"/>
+        </w:rPr>
+        <w:t xml:space="preserve">3.  </w:t>
+      </w:r>
+      <w:r>
+        <w:rPr>
+          <w:rFonts w:ascii="Calibri" w:cs="Calibri" w:eastAsia="Calibri" w:hAnsi="Calibri"/>
+          <w:b/>
+          <w:bCs/>
+          <w:i w:val="false"/>
+          <w:iCs w:val="false"/>
+          <w:sz w:val="21"/>
+          <w:szCs w:val="21"/>
+        </w:rPr>
+        <w:t xml:space="preserve">Which AVR instruction performs XOR?</w:t>
+      </w:r>
+    </w:p>
+    <w:p>
+      <w:pPr>
+        <w:spacing w:after="50" w:before="0" w:line="272" w:lineRule="auto"/>
+        <w:ind w:left="150"/>
+      </w:pPr>
+      <w:r>
+        <w:rPr>
+          <w:rFonts w:ascii="Calibri" w:cs="Calibri" w:eastAsia="Calibri" w:hAnsi="Calibri"/>
+          <w:b/>
+          <w:bCs/>
+          <w:i w:val="false"/>
+          <w:iCs w:val="false"/>
+          <w:color w:val="2E5496"/>
+          <w:sz w:val="21"/>
+          <w:szCs w:val="21"/>
+        </w:rPr>
+        <w:t xml:space="preserve">Ans.  </w:t>
+      </w:r>
+      <w:r>
+        <w:rPr>
+          <w:rFonts w:ascii="Calibri" w:cs="Calibri" w:eastAsia="Calibri" w:hAnsi="Calibri"/>
           <w:b w:val="false"/>
           <w:bCs w:val="false"/>
           <w:i w:val="false"/>
@@ -6132,97 +4528,49 @@
           <w:sz w:val="21"/>
           <w:szCs w:val="21"/>
         </w:rPr>
-        <w:t xml:space="preserve">LDI (Load Immediate)</w:t>
-      </w:r>
-      <w:r>
-        <w:rPr>
-          <w:rFonts w:ascii="Calibri" w:cs="Calibri" w:eastAsia="Calibri" w:hAnsi="Calibri"/>
-          <w:b w:val="false"/>
-          <w:bCs w:val="false"/>
-          <w:i w:val="false"/>
-          <w:iCs w:val="false"/>
-          <w:sz w:val="21"/>
-          <w:szCs w:val="21"/>
-        </w:rPr>
-        <w:t xml:space="preserve"> instruction loads an </w:t>
-      </w:r>
-      <w:r>
-        <w:rPr>
-          <w:rFonts w:ascii="Calibri" w:cs="Calibri" w:eastAsia="Calibri" w:hAnsi="Calibri"/>
-          <w:b/>
-          <w:bCs/>
-          <w:i w:val="false"/>
-          <w:iCs w:val="false"/>
-          <w:sz w:val="21"/>
-          <w:szCs w:val="21"/>
-        </w:rPr>
-        <w:t xml:space="preserve">8-bit constant value directly into a register</w:t>
-      </w:r>
-      <w:r>
-        <w:rPr>
-          <w:rFonts w:ascii="Calibri" w:cs="Calibri" w:eastAsia="Calibri" w:hAnsi="Calibri"/>
-          <w:b w:val="false"/>
-          <w:bCs w:val="false"/>
-          <w:i w:val="false"/>
-          <w:iCs w:val="false"/>
-          <w:sz w:val="21"/>
-          <w:szCs w:val="21"/>
-        </w:rPr>
-        <w:t xml:space="preserve">. It can only be used with the upper registers </w:t>
-      </w:r>
-      <w:r>
-        <w:rPr>
-          <w:rFonts w:ascii="Calibri" w:cs="Calibri" w:eastAsia="Calibri" w:hAnsi="Calibri"/>
-          <w:b/>
-          <w:bCs/>
-          <w:i w:val="false"/>
-          <w:iCs w:val="false"/>
-          <w:sz w:val="21"/>
-          <w:szCs w:val="21"/>
-        </w:rPr>
-        <w:t xml:space="preserve">R16 to R31</w:t>
-      </w:r>
-      <w:r>
-        <w:rPr>
-          <w:rFonts w:ascii="Calibri" w:cs="Calibri" w:eastAsia="Calibri" w:hAnsi="Calibri"/>
-          <w:b w:val="false"/>
-          <w:bCs w:val="false"/>
-          <w:i w:val="false"/>
-          <w:iCs w:val="false"/>
-          <w:sz w:val="21"/>
-          <w:szCs w:val="21"/>
-        </w:rPr>
-        <w:t xml:space="preserve">. For example, </w:t>
-      </w:r>
-      <w:r>
-        <w:rPr>
-          <w:rFonts w:ascii="Calibri" w:cs="Calibri" w:eastAsia="Calibri" w:hAnsi="Calibri"/>
-          <w:b/>
-          <w:bCs/>
-          <w:i w:val="false"/>
-          <w:iCs w:val="false"/>
-          <w:sz w:val="21"/>
-          <w:szCs w:val="21"/>
-        </w:rPr>
-        <w:t xml:space="preserve">LDI R16, 0x05</w:t>
-      </w:r>
-      <w:r>
-        <w:rPr>
-          <w:rFonts w:ascii="Calibri" w:cs="Calibri" w:eastAsia="Calibri" w:hAnsi="Calibri"/>
-          <w:b w:val="false"/>
-          <w:bCs w:val="false"/>
-          <w:i w:val="false"/>
-          <w:iCs w:val="false"/>
-          <w:sz w:val="21"/>
-          <w:szCs w:val="21"/>
-        </w:rPr>
-        <w:t xml:space="preserve"> loads the value 05H into register R16. It is one of the most frequently used AVR instructions for initialising registers with known values before processing.</w:t>
+        <w:t xml:space="preserve">EOR</w:t>
+      </w:r>
+      <w:r>
+        <w:rPr>
+          <w:rFonts w:ascii="Calibri" w:cs="Calibri" w:eastAsia="Calibri" w:hAnsi="Calibri"/>
+          <w:b w:val="false"/>
+          <w:bCs w:val="false"/>
+          <w:i w:val="false"/>
+          <w:iCs w:val="false"/>
+          <w:sz w:val="21"/>
+          <w:szCs w:val="21"/>
+        </w:rPr>
+        <w:t xml:space="preserve"> (Exclusive-OR) instruction, e.g. </w:t>
+      </w:r>
+      <w:r>
+        <w:rPr>
+          <w:rFonts w:ascii="Consolas" w:cs="Consolas" w:eastAsia="Consolas" w:hAnsi="Consolas"/>
+          <w:b w:val="false"/>
+          <w:bCs w:val="false"/>
+          <w:i w:val="false"/>
+          <w:iCs w:val="false"/>
+          <w:sz w:val="19"/>
+          <w:szCs w:val="19"/>
+        </w:rPr>
+        <w:t xml:space="preserve">EOR R16, R17</w:t>
+      </w:r>
+      <w:r>
+        <w:rPr>
+          <w:rFonts w:ascii="Calibri" w:cs="Calibri" w:eastAsia="Calibri" w:hAnsi="Calibri"/>
+          <w:b w:val="false"/>
+          <w:bCs w:val="false"/>
+          <w:i w:val="false"/>
+          <w:iCs w:val="false"/>
+          <w:sz w:val="21"/>
+          <w:szCs w:val="21"/>
+        </w:rPr>
+        <w:t xml:space="preserve">.</w:t>
       </w:r>
     </w:p>
     <w:p>
       <w:pPr>
         <w:keepNext/>
-        <w:spacing w:after="24" w:before="120" w:line="276" w:lineRule="auto"/>
+        <w:spacing w:after="22" w:before="108" w:line="272" w:lineRule="auto"/>
       </w:pPr>
       <w:r>
         <w:rPr>
@@ -6235,24 +4583,24 @@
           <w:sz w:val="21"/>
           <w:szCs w:val="21"/>
         </w:rPr>
-        <w:t xml:space="preserve">2.  </w:t>
-      </w:r>
-      <w:r>
-        <w:rPr>
-          <w:rFonts w:ascii="Calibri" w:cs="Calibri" w:eastAsia="Calibri" w:hAnsi="Calibri"/>
-          <w:b/>
-          <w:bCs/>
-          <w:i w:val="false"/>
-          <w:iCs w:val="false"/>
-          <w:sz w:val="21"/>
-          <w:szCs w:val="21"/>
-        </w:rPr>
-        <w:t xml:space="preserve">Where is the result of the MUL instruction stored?</w:t>
-      </w:r>
-    </w:p>
-    <w:p>
-      <w:pPr>
-        <w:spacing w:after="60" w:before="0" w:line="276" w:lineRule="auto"/>
+        <w:t xml:space="preserve">4.  </w:t>
+      </w:r>
+      <w:r>
+        <w:rPr>
+          <w:rFonts w:ascii="Calibri" w:cs="Calibri" w:eastAsia="Calibri" w:hAnsi="Calibri"/>
+          <w:b/>
+          <w:bCs/>
+          <w:i w:val="false"/>
+          <w:iCs w:val="false"/>
+          <w:sz w:val="21"/>
+          <w:szCs w:val="21"/>
+        </w:rPr>
+        <w:t xml:space="preserve">What does the COM instruction do?</w:t>
+      </w:r>
+    </w:p>
+    <w:p>
+      <w:pPr>
+        <w:spacing w:after="50" w:before="0" w:line="272" w:lineRule="auto"/>
         <w:ind w:left="150"/>
       </w:pPr>
       <w:r>
@@ -6278,109 +4626,37 @@
           <w:sz w:val="21"/>
           <w:szCs w:val="21"/>
         </w:rPr>
-        <w:t xml:space="preserve">The </w:t>
-      </w:r>
-      <w:r>
-        <w:rPr>
-          <w:rFonts w:ascii="Calibri" w:cs="Calibri" w:eastAsia="Calibri" w:hAnsi="Calibri"/>
-          <w:b/>
-          <w:bCs/>
-          <w:i w:val="false"/>
-          <w:iCs w:val="false"/>
-          <w:sz w:val="21"/>
-          <w:szCs w:val="21"/>
-        </w:rPr>
-        <w:t xml:space="preserve">MUL</w:t>
-      </w:r>
-      <w:r>
-        <w:rPr>
-          <w:rFonts w:ascii="Calibri" w:cs="Calibri" w:eastAsia="Calibri" w:hAnsi="Calibri"/>
-          <w:b w:val="false"/>
-          <w:bCs w:val="false"/>
-          <w:i w:val="false"/>
-          <w:iCs w:val="false"/>
-          <w:sz w:val="21"/>
-          <w:szCs w:val="21"/>
-        </w:rPr>
-        <w:t xml:space="preserve"> instruction multiplies two 8-bit unsigned numbers and produces a 16-bit result. This result is always stored in the </w:t>
-      </w:r>
-      <w:r>
-        <w:rPr>
-          <w:rFonts w:ascii="Calibri" w:cs="Calibri" w:eastAsia="Calibri" w:hAnsi="Calibri"/>
-          <w:b/>
-          <w:bCs/>
-          <w:i w:val="false"/>
-          <w:iCs w:val="false"/>
-          <w:sz w:val="21"/>
-          <w:szCs w:val="21"/>
-        </w:rPr>
-        <w:t xml:space="preserve">register pair R1:R0</w:t>
-      </w:r>
-      <w:r>
-        <w:rPr>
-          <w:rFonts w:ascii="Calibri" w:cs="Calibri" w:eastAsia="Calibri" w:hAnsi="Calibri"/>
-          <w:b w:val="false"/>
-          <w:bCs w:val="false"/>
-          <w:i w:val="false"/>
-          <w:iCs w:val="false"/>
-          <w:sz w:val="21"/>
-          <w:szCs w:val="21"/>
-        </w:rPr>
-        <w:t xml:space="preserve"> — the </w:t>
-      </w:r>
-      <w:r>
-        <w:rPr>
-          <w:rFonts w:ascii="Calibri" w:cs="Calibri" w:eastAsia="Calibri" w:hAnsi="Calibri"/>
-          <w:b/>
-          <w:bCs/>
-          <w:i w:val="false"/>
-          <w:iCs w:val="false"/>
-          <w:sz w:val="21"/>
-          <w:szCs w:val="21"/>
-        </w:rPr>
-        <w:t xml:space="preserve">high byte in R1</w:t>
-      </w:r>
-      <w:r>
-        <w:rPr>
-          <w:rFonts w:ascii="Calibri" w:cs="Calibri" w:eastAsia="Calibri" w:hAnsi="Calibri"/>
-          <w:b w:val="false"/>
-          <w:bCs w:val="false"/>
-          <w:i w:val="false"/>
-          <w:iCs w:val="false"/>
-          <w:sz w:val="21"/>
-          <w:szCs w:val="21"/>
-        </w:rPr>
-        <w:t xml:space="preserve"> and the </w:t>
-      </w:r>
-      <w:r>
-        <w:rPr>
-          <w:rFonts w:ascii="Calibri" w:cs="Calibri" w:eastAsia="Calibri" w:hAnsi="Calibri"/>
-          <w:b/>
-          <w:bCs/>
-          <w:i w:val="false"/>
-          <w:iCs w:val="false"/>
-          <w:sz w:val="21"/>
-          <w:szCs w:val="21"/>
-        </w:rPr>
-        <w:t xml:space="preserve">low byte in R0</w:t>
-      </w:r>
-      <w:r>
-        <w:rPr>
-          <w:rFonts w:ascii="Calibri" w:cs="Calibri" w:eastAsia="Calibri" w:hAnsi="Calibri"/>
-          <w:b w:val="false"/>
-          <w:bCs w:val="false"/>
-          <w:i w:val="false"/>
-          <w:iCs w:val="false"/>
-          <w:sz w:val="21"/>
-          <w:szCs w:val="21"/>
-        </w:rPr>
-        <w:t xml:space="preserve">. Because R0 and R1 are used automatically, the programmer must read the product from them (and often save them) immediately after the multiplication.</w:t>
+        <w:t xml:space="preserve">It takes the </w:t>
+      </w:r>
+      <w:r>
+        <w:rPr>
+          <w:rFonts w:ascii="Calibri" w:cs="Calibri" w:eastAsia="Calibri" w:hAnsi="Calibri"/>
+          <w:b/>
+          <w:bCs/>
+          <w:i w:val="false"/>
+          <w:iCs w:val="false"/>
+          <w:sz w:val="21"/>
+          <w:szCs w:val="21"/>
+        </w:rPr>
+        <w:t xml:space="preserve">one’s complement</w:t>
+      </w:r>
+      <w:r>
+        <w:rPr>
+          <w:rFonts w:ascii="Calibri" w:cs="Calibri" w:eastAsia="Calibri" w:hAnsi="Calibri"/>
+          <w:b w:val="false"/>
+          <w:bCs w:val="false"/>
+          <w:i w:val="false"/>
+          <w:iCs w:val="false"/>
+          <w:sz w:val="21"/>
+          <w:szCs w:val="21"/>
+        </w:rPr>
+        <w:t xml:space="preserve"> of a register — inverts all its bits (R = 0xFF − R).</w:t>
       </w:r>
     </w:p>
     <w:p>
       <w:pPr>
         <w:keepNext/>
-        <w:spacing w:after="24" w:before="120" w:line="276" w:lineRule="auto"/>
+        <w:spacing w:after="22" w:before="108" w:line="272" w:lineRule="auto"/>
       </w:pPr>
       <w:r>
         <w:rPr>
@@ -6393,24 +4669,24 @@
           <w:sz w:val="21"/>
           <w:szCs w:val="21"/>
         </w:rPr>
-        <w:t xml:space="preserve">3.  </w:t>
-      </w:r>
-      <w:r>
-        <w:rPr>
-          <w:rFonts w:ascii="Calibri" w:cs="Calibri" w:eastAsia="Calibri" w:hAnsi="Calibri"/>
-          <w:b/>
-          <w:bCs/>
-          <w:i w:val="false"/>
-          <w:iCs w:val="false"/>
-          <w:sz w:val="21"/>
-          <w:szCs w:val="21"/>
-        </w:rPr>
-        <w:t xml:space="preserve">Which AVR instruction performs XOR?</w:t>
-      </w:r>
-    </w:p>
-    <w:p>
-      <w:pPr>
-        <w:spacing w:after="60" w:before="0" w:line="276" w:lineRule="auto"/>
+        <w:t xml:space="preserve">5.  </w:t>
+      </w:r>
+      <w:r>
+        <w:rPr>
+          <w:rFonts w:ascii="Calibri" w:cs="Calibri" w:eastAsia="Calibri" w:hAnsi="Calibri"/>
+          <w:b/>
+          <w:bCs/>
+          <w:i w:val="false"/>
+          <w:iCs w:val="false"/>
+          <w:sz w:val="21"/>
+          <w:szCs w:val="21"/>
+        </w:rPr>
+        <w:t xml:space="preserve">What is a HEX file?</w:t>
+      </w:r>
+    </w:p>
+    <w:p>
+      <w:pPr>
+        <w:spacing w:after="50" w:before="0" w:line="272" w:lineRule="auto"/>
         <w:ind w:left="150"/>
       </w:pPr>
       <w:r>
@@ -6436,395 +4712,31 @@
           <w:sz w:val="21"/>
           <w:szCs w:val="21"/>
         </w:rPr>
-        <w:t xml:space="preserve">The </w:t>
-      </w:r>
-      <w:r>
-        <w:rPr>
-          <w:rFonts w:ascii="Calibri" w:cs="Calibri" w:eastAsia="Calibri" w:hAnsi="Calibri"/>
-          <w:b/>
-          <w:bCs/>
-          <w:i w:val="false"/>
-          <w:iCs w:val="false"/>
-          <w:sz w:val="21"/>
-          <w:szCs w:val="21"/>
-        </w:rPr>
-        <w:t xml:space="preserve">EOR (Exclusive OR)</w:t>
-      </w:r>
-      <w:r>
-        <w:rPr>
-          <w:rFonts w:ascii="Calibri" w:cs="Calibri" w:eastAsia="Calibri" w:hAnsi="Calibri"/>
-          <w:b w:val="false"/>
-          <w:bCs w:val="false"/>
-          <w:i w:val="false"/>
-          <w:iCs w:val="false"/>
-          <w:sz w:val="21"/>
-          <w:szCs w:val="21"/>
-        </w:rPr>
-        <w:t xml:space="preserve"> instruction performs a bit-by-bit logical XOR between two registers and stores the result in the destination register, e.g. </w:t>
-      </w:r>
-      <w:r>
-        <w:rPr>
-          <w:rFonts w:ascii="Calibri" w:cs="Calibri" w:eastAsia="Calibri" w:hAnsi="Calibri"/>
-          <w:b/>
-          <w:bCs/>
-          <w:i w:val="false"/>
-          <w:iCs w:val="false"/>
-          <w:sz w:val="21"/>
-          <w:szCs w:val="21"/>
-        </w:rPr>
-        <w:t xml:space="preserve">EOR R16, R17</w:t>
-      </w:r>
-      <w:r>
-        <w:rPr>
-          <w:rFonts w:ascii="Calibri" w:cs="Calibri" w:eastAsia="Calibri" w:hAnsi="Calibri"/>
-          <w:b w:val="false"/>
-          <w:bCs w:val="false"/>
-          <w:i w:val="false"/>
-          <w:iCs w:val="false"/>
-          <w:sz w:val="21"/>
-          <w:szCs w:val="21"/>
-        </w:rPr>
-        <w:t xml:space="preserve">. A useful special case is </w:t>
-      </w:r>
-      <w:r>
-        <w:rPr>
-          <w:rFonts w:ascii="Calibri" w:cs="Calibri" w:eastAsia="Calibri" w:hAnsi="Calibri"/>
-          <w:b/>
-          <w:bCs/>
-          <w:i w:val="false"/>
-          <w:iCs w:val="false"/>
-          <w:sz w:val="21"/>
-          <w:szCs w:val="21"/>
-        </w:rPr>
-        <w:t xml:space="preserve">EOR R16, R16</w:t>
-      </w:r>
-      <w:r>
-        <w:rPr>
-          <w:rFonts w:ascii="Calibri" w:cs="Calibri" w:eastAsia="Calibri" w:hAnsi="Calibri"/>
-          <w:b w:val="false"/>
-          <w:bCs w:val="false"/>
-          <w:i w:val="false"/>
-          <w:iCs w:val="false"/>
-          <w:sz w:val="21"/>
-          <w:szCs w:val="21"/>
-        </w:rPr>
-        <w:t xml:space="preserve">, which XORs a register with itself and thereby </w:t>
-      </w:r>
-      <w:r>
-        <w:rPr>
-          <w:rFonts w:ascii="Calibri" w:cs="Calibri" w:eastAsia="Calibri" w:hAnsi="Calibri"/>
-          <w:b/>
-          <w:bCs/>
-          <w:i w:val="false"/>
-          <w:iCs w:val="false"/>
-          <w:sz w:val="21"/>
-          <w:szCs w:val="21"/>
-        </w:rPr>
-        <w:t xml:space="preserve">clears it to zero</w:t>
-      </w:r>
-      <w:r>
-        <w:rPr>
-          <w:rFonts w:ascii="Calibri" w:cs="Calibri" w:eastAsia="Calibri" w:hAnsi="Calibri"/>
-          <w:b w:val="false"/>
-          <w:bCs w:val="false"/>
-          <w:i w:val="false"/>
-          <w:iCs w:val="false"/>
-          <w:sz w:val="21"/>
-          <w:szCs w:val="21"/>
-        </w:rPr>
-        <w:t xml:space="preserve">.</w:t>
-      </w:r>
-    </w:p>
-    <w:p>
-      <w:pPr>
-        <w:keepNext/>
-        <w:spacing w:after="24" w:before="120" w:line="276" w:lineRule="auto"/>
-      </w:pPr>
-      <w:r>
-        <w:rPr>
-          <w:rFonts w:ascii="Calibri" w:cs="Calibri" w:eastAsia="Calibri" w:hAnsi="Calibri"/>
-          <w:b/>
-          <w:bCs/>
-          <w:i w:val="false"/>
-          <w:iCs w:val="false"/>
-          <w:color w:val="1F3864"/>
-          <w:sz w:val="21"/>
-          <w:szCs w:val="21"/>
-        </w:rPr>
-        <w:t xml:space="preserve">4.  </w:t>
-      </w:r>
-      <w:r>
-        <w:rPr>
-          <w:rFonts w:ascii="Calibri" w:cs="Calibri" w:eastAsia="Calibri" w:hAnsi="Calibri"/>
-          <w:b/>
-          <w:bCs/>
-          <w:i w:val="false"/>
-          <w:iCs w:val="false"/>
-          <w:sz w:val="21"/>
-          <w:szCs w:val="21"/>
-        </w:rPr>
-        <w:t xml:space="preserve">What does the COM instruction do?</w:t>
-      </w:r>
-    </w:p>
-    <w:p>
-      <w:pPr>
-        <w:spacing w:after="60" w:before="0" w:line="276" w:lineRule="auto"/>
-        <w:ind w:left="150"/>
-      </w:pPr>
-      <w:r>
-        <w:rPr>
-          <w:rFonts w:ascii="Calibri" w:cs="Calibri" w:eastAsia="Calibri" w:hAnsi="Calibri"/>
-          <w:b/>
-          <w:bCs/>
-          <w:i w:val="false"/>
-          <w:iCs w:val="false"/>
-          <w:color w:val="2E5496"/>
-          <w:sz w:val="21"/>
-          <w:szCs w:val="21"/>
-        </w:rPr>
-        <w:t xml:space="preserve">Ans.  </w:t>
-      </w:r>
-      <w:r>
-        <w:rPr>
-          <w:rFonts w:ascii="Calibri" w:cs="Calibri" w:eastAsia="Calibri" w:hAnsi="Calibri"/>
-          <w:b w:val="false"/>
-          <w:bCs w:val="false"/>
-          <w:i w:val="false"/>
-          <w:iCs w:val="false"/>
-          <w:sz w:val="21"/>
-          <w:szCs w:val="21"/>
-        </w:rPr>
-        <w:t xml:space="preserve">The </w:t>
-      </w:r>
-      <w:r>
-        <w:rPr>
-          <w:rFonts w:ascii="Calibri" w:cs="Calibri" w:eastAsia="Calibri" w:hAnsi="Calibri"/>
-          <w:b/>
-          <w:bCs/>
-          <w:i w:val="false"/>
-          <w:iCs w:val="false"/>
-          <w:sz w:val="21"/>
-          <w:szCs w:val="21"/>
-        </w:rPr>
-        <w:t xml:space="preserve">COM</w:t>
-      </w:r>
-      <w:r>
-        <w:rPr>
-          <w:rFonts w:ascii="Calibri" w:cs="Calibri" w:eastAsia="Calibri" w:hAnsi="Calibri"/>
-          <w:b w:val="false"/>
-          <w:bCs w:val="false"/>
-          <w:i w:val="false"/>
-          <w:iCs w:val="false"/>
-          <w:sz w:val="21"/>
-          <w:szCs w:val="21"/>
-        </w:rPr>
-        <w:t xml:space="preserve"> instruction takes the </w:t>
-      </w:r>
-      <w:r>
-        <w:rPr>
-          <w:rFonts w:ascii="Calibri" w:cs="Calibri" w:eastAsia="Calibri" w:hAnsi="Calibri"/>
-          <w:b/>
-          <w:bCs/>
-          <w:i w:val="false"/>
-          <w:iCs w:val="false"/>
-          <w:sz w:val="21"/>
-          <w:szCs w:val="21"/>
-        </w:rPr>
-        <w:t xml:space="preserve">one’s complement</w:t>
-      </w:r>
-      <w:r>
-        <w:rPr>
-          <w:rFonts w:ascii="Calibri" w:cs="Calibri" w:eastAsia="Calibri" w:hAnsi="Calibri"/>
-          <w:b w:val="false"/>
-          <w:bCs w:val="false"/>
-          <w:i w:val="false"/>
-          <w:iCs w:val="false"/>
-          <w:sz w:val="21"/>
-          <w:szCs w:val="21"/>
-        </w:rPr>
-        <w:t xml:space="preserve"> of a register — it </w:t>
-      </w:r>
-      <w:r>
-        <w:rPr>
-          <w:rFonts w:ascii="Calibri" w:cs="Calibri" w:eastAsia="Calibri" w:hAnsi="Calibri"/>
-          <w:b/>
-          <w:bCs/>
-          <w:i w:val="false"/>
-          <w:iCs w:val="false"/>
-          <w:sz w:val="21"/>
-          <w:szCs w:val="21"/>
-        </w:rPr>
-        <w:t xml:space="preserve">inverts every bit</w:t>
-      </w:r>
-      <w:r>
-        <w:rPr>
-          <w:rFonts w:ascii="Calibri" w:cs="Calibri" w:eastAsia="Calibri" w:hAnsi="Calibri"/>
-          <w:b w:val="false"/>
-          <w:bCs w:val="false"/>
-          <w:i w:val="false"/>
-          <w:iCs w:val="false"/>
-          <w:sz w:val="21"/>
-          <w:szCs w:val="21"/>
-        </w:rPr>
-        <w:t xml:space="preserve">, changing each 0 to 1 and each 1 to 0 (equivalent to R = 0xFF − R). For example, if a register holds 0x0F, after COM it holds 0xF0. It is used in logical/bit-manipulation operations and to form complements.</w:t>
-      </w:r>
-    </w:p>
-    <w:p>
-      <w:pPr>
-        <w:keepNext/>
-        <w:spacing w:after="24" w:before="120" w:line="276" w:lineRule="auto"/>
-      </w:pPr>
-      <w:r>
-        <w:rPr>
-          <w:rFonts w:ascii="Calibri" w:cs="Calibri" w:eastAsia="Calibri" w:hAnsi="Calibri"/>
-          <w:b/>
-          <w:bCs/>
-          <w:i w:val="false"/>
-          <w:iCs w:val="false"/>
-          <w:color w:val="1F3864"/>
-          <w:sz w:val="21"/>
-          <w:szCs w:val="21"/>
-        </w:rPr>
-        <w:t xml:space="preserve">5.  </w:t>
-      </w:r>
-      <w:r>
-        <w:rPr>
-          <w:rFonts w:ascii="Calibri" w:cs="Calibri" w:eastAsia="Calibri" w:hAnsi="Calibri"/>
-          <w:b/>
-          <w:bCs/>
-          <w:i w:val="false"/>
-          <w:iCs w:val="false"/>
-          <w:sz w:val="21"/>
-          <w:szCs w:val="21"/>
-        </w:rPr>
-        <w:t xml:space="preserve">What is a HEX file?</w:t>
-      </w:r>
-    </w:p>
-    <w:p>
-      <w:pPr>
-        <w:spacing w:after="60" w:before="0" w:line="276" w:lineRule="auto"/>
-        <w:ind w:left="150"/>
-      </w:pPr>
-      <w:r>
-        <w:rPr>
-          <w:rFonts w:ascii="Calibri" w:cs="Calibri" w:eastAsia="Calibri" w:hAnsi="Calibri"/>
-          <w:b/>
-          <w:bCs/>
-          <w:i w:val="false"/>
-          <w:iCs w:val="false"/>
-          <w:color w:val="2E5496"/>
-          <w:sz w:val="21"/>
-          <w:szCs w:val="21"/>
-        </w:rPr>
-        <w:t xml:space="preserve">Ans.  </w:t>
-      </w:r>
-      <w:r>
-        <w:rPr>
-          <w:rFonts w:ascii="Calibri" w:cs="Calibri" w:eastAsia="Calibri" w:hAnsi="Calibri"/>
-          <w:b w:val="false"/>
-          <w:bCs w:val="false"/>
-          <w:i w:val="false"/>
-          <w:iCs w:val="false"/>
-          <w:sz w:val="21"/>
-          <w:szCs w:val="21"/>
-        </w:rPr>
-        <w:t xml:space="preserve">A </w:t>
-      </w:r>
-      <w:r>
-        <w:rPr>
-          <w:rFonts w:ascii="Calibri" w:cs="Calibri" w:eastAsia="Calibri" w:hAnsi="Calibri"/>
-          <w:b/>
-          <w:bCs/>
-          <w:i w:val="false"/>
-          <w:iCs w:val="false"/>
-          <w:sz w:val="21"/>
-          <w:szCs w:val="21"/>
-        </w:rPr>
-        <w:t xml:space="preserve">HEX file</w:t>
-      </w:r>
-      <w:r>
-        <w:rPr>
-          <w:rFonts w:ascii="Calibri" w:cs="Calibri" w:eastAsia="Calibri" w:hAnsi="Calibri"/>
-          <w:b w:val="false"/>
-          <w:bCs w:val="false"/>
-          <w:i w:val="false"/>
-          <w:iCs w:val="false"/>
-          <w:sz w:val="21"/>
-          <w:szCs w:val="21"/>
-        </w:rPr>
-        <w:t xml:space="preserve"> is a text file in the </w:t>
-      </w:r>
-      <w:r>
-        <w:rPr>
-          <w:rFonts w:ascii="Calibri" w:cs="Calibri" w:eastAsia="Calibri" w:hAnsi="Calibri"/>
-          <w:b/>
-          <w:bCs/>
-          <w:i w:val="false"/>
-          <w:iCs w:val="false"/>
-          <w:sz w:val="21"/>
-          <w:szCs w:val="21"/>
-        </w:rPr>
-        <w:t xml:space="preserve">Intel HEX format</w:t>
-      </w:r>
-      <w:r>
-        <w:rPr>
-          <w:rFonts w:ascii="Calibri" w:cs="Calibri" w:eastAsia="Calibri" w:hAnsi="Calibri"/>
-          <w:b w:val="false"/>
-          <w:bCs w:val="false"/>
-          <w:i w:val="false"/>
-          <w:iCs w:val="false"/>
-          <w:sz w:val="21"/>
-          <w:szCs w:val="21"/>
-        </w:rPr>
-        <w:t xml:space="preserve"> that contains the program’s </w:t>
-      </w:r>
-      <w:r>
-        <w:rPr>
-          <w:rFonts w:ascii="Calibri" w:cs="Calibri" w:eastAsia="Calibri" w:hAnsi="Calibri"/>
-          <w:b/>
-          <w:bCs/>
-          <w:i w:val="false"/>
-          <w:iCs w:val="false"/>
-          <w:sz w:val="21"/>
-          <w:szCs w:val="21"/>
-        </w:rPr>
-        <w:t xml:space="preserve">machine code represented in hexadecimal</w:t>
-      </w:r>
-      <w:r>
-        <w:rPr>
-          <w:rFonts w:ascii="Calibri" w:cs="Calibri" w:eastAsia="Calibri" w:hAnsi="Calibri"/>
-          <w:b w:val="false"/>
-          <w:bCs w:val="false"/>
-          <w:i w:val="false"/>
-          <w:iCs w:val="false"/>
-          <w:sz w:val="21"/>
-          <w:szCs w:val="21"/>
-        </w:rPr>
-        <w:t xml:space="preserve">, along with address and checksum information. It is the output of the assembler/compiler and is the file that is actually </w:t>
-      </w:r>
-      <w:r>
-        <w:rPr>
-          <w:rFonts w:ascii="Calibri" w:cs="Calibri" w:eastAsia="Calibri" w:hAnsi="Calibri"/>
-          <w:b/>
-          <w:bCs/>
-          <w:i w:val="false"/>
-          <w:iCs w:val="false"/>
-          <w:sz w:val="21"/>
-          <w:szCs w:val="21"/>
-        </w:rPr>
-        <w:t xml:space="preserve">loaded (burned) into the microcontroller’s program (flash) memory</w:t>
-      </w:r>
-      <w:r>
-        <w:rPr>
-          <w:rFonts w:ascii="Calibri" w:cs="Calibri" w:eastAsia="Calibri" w:hAnsi="Calibri"/>
-          <w:b w:val="false"/>
-          <w:bCs w:val="false"/>
-          <w:i w:val="false"/>
-          <w:iCs w:val="false"/>
-          <w:sz w:val="21"/>
-          <w:szCs w:val="21"/>
-        </w:rPr>
-        <w:t xml:space="preserve"> or into a simulator to run the program.</w:t>
+        <w:t xml:space="preserve">An </w:t>
+      </w:r>
+      <w:r>
+        <w:rPr>
+          <w:rFonts w:ascii="Calibri" w:cs="Calibri" w:eastAsia="Calibri" w:hAnsi="Calibri"/>
+          <w:b/>
+          <w:bCs/>
+          <w:i w:val="false"/>
+          <w:iCs w:val="false"/>
+          <w:sz w:val="21"/>
+          <w:szCs w:val="21"/>
+        </w:rPr>
+        <w:t xml:space="preserve">Intel-HEX</w:t>
+      </w:r>
+      <w:r>
+        <w:rPr>
+          <w:rFonts w:ascii="Calibri" w:cs="Calibri" w:eastAsia="Calibri" w:hAnsi="Calibri"/>
+          <w:b w:val="false"/>
+          <w:bCs w:val="false"/>
+          <w:i w:val="false"/>
+          <w:iCs w:val="false"/>
+          <w:sz w:val="21"/>
+          <w:szCs w:val="21"/>
+        </w:rPr>
+        <w:t xml:space="preserve"> file holding the machine code in hexadecimal, which is loaded into the microcontroller’s program (flash) memory.</w:t>
       </w:r>
     </w:p>
     <w:p>
@@ -6852,7 +4764,7 @@
     <w:p>
       <w:pPr>
         <w:keepNext/>
-        <w:spacing w:after="24" w:before="120" w:line="276" w:lineRule="auto"/>
+        <w:spacing w:after="22" w:before="108" w:line="272" w:lineRule="auto"/>
       </w:pPr>
       <w:r>
         <w:rPr>
@@ -6882,7 +4794,7 @@
     </w:p>
     <w:p>
       <w:pPr>
-        <w:spacing w:after="60" w:before="0" w:line="276" w:lineRule="auto"/>
+        <w:spacing w:after="50" w:before="0" w:line="272" w:lineRule="auto"/>
         <w:ind w:left="150"/>
       </w:pPr>
       <w:r>
@@ -6901,18 +4813,6 @@
       <w:r>
         <w:rPr>
           <w:rFonts w:ascii="Calibri" w:cs="Calibri" w:eastAsia="Calibri" w:hAnsi="Calibri"/>
-          <w:b w:val="false"/>
-          <w:bCs w:val="false"/>
-          <w:i w:val="false"/>
-          <w:iCs w:val="false"/>
-          <w:sz w:val="21"/>
-          <w:szCs w:val="21"/>
-        </w:rPr>
-        <w:t xml:space="preserve">The push button is read through </w:t>
-      </w:r>
-      <w:r>
-        <w:rPr>
-          <w:rFonts w:ascii="Calibri" w:cs="Calibri" w:eastAsia="Calibri" w:hAnsi="Calibri"/>
           <w:b/>
           <w:bCs/>
           <w:i w:val="false"/>
@@ -6932,7 +4832,7 @@
           <w:sz w:val="21"/>
           <w:szCs w:val="21"/>
         </w:rPr>
-        <w:t xml:space="preserve"> — specifically pin </w:t>
+        <w:t xml:space="preserve"> — the switch is connected to pin </w:t>
       </w:r>
       <w:r>
         <w:rPr>
@@ -6956,13 +4856,13 @@
           <w:sz w:val="21"/>
           <w:szCs w:val="21"/>
         </w:rPr>
-        <w:t xml:space="preserve">. One terminal of the switch is connected to P1.0 and the other to ground. Because Port 1 has internal pull-ups, P1.0 stays HIGH when the switch is open and goes LOW when it is pressed, so the program can sense the switch by reading this pin.</w:t>
+        <w:t xml:space="preserve">.</w:t>
       </w:r>
     </w:p>
     <w:p>
       <w:pPr>
         <w:keepNext/>
-        <w:spacing w:after="24" w:before="120" w:line="276" w:lineRule="auto"/>
+        <w:spacing w:after="22" w:before="108" w:line="272" w:lineRule="auto"/>
       </w:pPr>
       <w:r>
         <w:rPr>
@@ -6992,7 +4892,7 @@
     </w:p>
     <w:p>
       <w:pPr>
-        <w:spacing w:after="60" w:before="0" w:line="276" w:lineRule="auto"/>
+        <w:spacing w:after="50" w:before="0" w:line="272" w:lineRule="auto"/>
         <w:ind w:left="150"/>
       </w:pPr>
       <w:r>
@@ -7011,44 +4911,20 @@
       <w:r>
         <w:rPr>
           <w:rFonts w:ascii="Calibri" w:cs="Calibri" w:eastAsia="Calibri" w:hAnsi="Calibri"/>
-          <w:b w:val="false"/>
-          <w:bCs w:val="false"/>
-          <w:i w:val="false"/>
-          <w:iCs w:val="false"/>
-          <w:sz w:val="21"/>
-          <w:szCs w:val="21"/>
-        </w:rPr>
-        <w:t xml:space="preserve">The LED is controlled through pin </w:t>
-      </w:r>
-      <w:r>
-        <w:rPr>
-          <w:rFonts w:ascii="Calibri" w:cs="Calibri" w:eastAsia="Calibri" w:hAnsi="Calibri"/>
-          <w:b/>
-          <w:bCs/>
-          <w:i w:val="false"/>
-          <w:iCs w:val="false"/>
-          <w:sz w:val="21"/>
-          <w:szCs w:val="21"/>
-        </w:rPr>
-        <w:t xml:space="preserve">P2.0</w:t>
-      </w:r>
-      <w:r>
-        <w:rPr>
-          <w:rFonts w:ascii="Calibri" w:cs="Calibri" w:eastAsia="Calibri" w:hAnsi="Calibri"/>
-          <w:b w:val="false"/>
-          <w:bCs w:val="false"/>
-          <w:i w:val="false"/>
-          <w:iCs w:val="false"/>
-          <w:sz w:val="21"/>
-          <w:szCs w:val="21"/>
-        </w:rPr>
-        <w:t xml:space="preserve">. The program sets P2.0 HIGH to turn the LED ON and clears it LOW to turn the LED OFF, according to the status read from the push button.</w:t>
+          <w:b/>
+          <w:bCs/>
+          <w:i w:val="false"/>
+          <w:iCs w:val="false"/>
+          <w:sz w:val="21"/>
+          <w:szCs w:val="21"/>
+        </w:rPr>
+        <w:t xml:space="preserve">P2.0.</w:t>
       </w:r>
     </w:p>
     <w:p>
       <w:pPr>
         <w:keepNext/>
-        <w:spacing w:after="24" w:before="120" w:line="276" w:lineRule="auto"/>
+        <w:spacing w:after="22" w:before="108" w:line="272" w:lineRule="auto"/>
       </w:pPr>
       <w:r>
         <w:rPr>
@@ -7078,7 +4954,7 @@
     </w:p>
     <w:p>
       <w:pPr>
-        <w:spacing w:after="60" w:before="0" w:line="276" w:lineRule="auto"/>
+        <w:spacing w:after="50" w:before="0" w:line="272" w:lineRule="auto"/>
         <w:ind w:left="150"/>
       </w:pPr>
       <w:r>
@@ -7104,61 +4980,61 @@
           <w:sz w:val="21"/>
           <w:szCs w:val="21"/>
         </w:rPr>
-        <w:t xml:space="preserve">The instruction </w:t>
-      </w:r>
-      <w:r>
-        <w:rPr>
-          <w:rFonts w:ascii="Calibri" w:cs="Calibri" w:eastAsia="Calibri" w:hAnsi="Calibri"/>
-          <w:b/>
-          <w:bCs/>
-          <w:i w:val="false"/>
-          <w:iCs w:val="false"/>
-          <w:sz w:val="21"/>
-          <w:szCs w:val="21"/>
-        </w:rPr>
-        <w:t xml:space="preserve">MOV P1, #0FFH</w:t>
-      </w:r>
-      <w:r>
-        <w:rPr>
-          <w:rFonts w:ascii="Calibri" w:cs="Calibri" w:eastAsia="Calibri" w:hAnsi="Calibri"/>
-          <w:b w:val="false"/>
-          <w:bCs w:val="false"/>
-          <w:i w:val="false"/>
-          <w:iCs w:val="false"/>
-          <w:sz w:val="21"/>
-          <w:szCs w:val="21"/>
-        </w:rPr>
-        <w:t xml:space="preserve"> writes all 1s to Port 1 so that it is configured to work as an </w:t>
-      </w:r>
-      <w:r>
-        <w:rPr>
-          <w:rFonts w:ascii="Calibri" w:cs="Calibri" w:eastAsia="Calibri" w:hAnsi="Calibri"/>
-          <w:b/>
-          <w:bCs/>
-          <w:i w:val="false"/>
-          <w:iCs w:val="false"/>
-          <w:sz w:val="21"/>
-          <w:szCs w:val="21"/>
-        </w:rPr>
-        <w:t xml:space="preserve">input port</w:t>
-      </w:r>
-      <w:r>
-        <w:rPr>
-          <w:rFonts w:ascii="Calibri" w:cs="Calibri" w:eastAsia="Calibri" w:hAnsi="Calibri"/>
-          <w:b w:val="false"/>
-          <w:bCs w:val="false"/>
-          <w:i w:val="false"/>
-          <w:iCs w:val="false"/>
-          <w:sz w:val="21"/>
-          <w:szCs w:val="21"/>
-        </w:rPr>
-        <w:t xml:space="preserve">. In the 8051, to use a port pin as an input it must first be written with a 1; this turns on the internal pull-up and lets the external switch pull the pin LOW. Hence writing FFH makes P1.0 able to correctly read the push-button status.</w:t>
+        <w:t xml:space="preserve">Writing </w:t>
+      </w:r>
+      <w:r>
+        <w:rPr>
+          <w:rFonts w:ascii="Consolas" w:cs="Consolas" w:eastAsia="Consolas" w:hAnsi="Consolas"/>
+          <w:b w:val="false"/>
+          <w:bCs w:val="false"/>
+          <w:i w:val="false"/>
+          <w:iCs w:val="false"/>
+          <w:sz w:val="19"/>
+          <w:szCs w:val="19"/>
+        </w:rPr>
+        <w:t xml:space="preserve">MOV P1,#0FFH</w:t>
+      </w:r>
+      <w:r>
+        <w:rPr>
+          <w:rFonts w:ascii="Calibri" w:cs="Calibri" w:eastAsia="Calibri" w:hAnsi="Calibri"/>
+          <w:b w:val="false"/>
+          <w:bCs w:val="false"/>
+          <w:i w:val="false"/>
+          <w:iCs w:val="false"/>
+          <w:sz w:val="21"/>
+          <w:szCs w:val="21"/>
+        </w:rPr>
+        <w:t xml:space="preserve"> configures </w:t>
+      </w:r>
+      <w:r>
+        <w:rPr>
+          <w:rFonts w:ascii="Calibri" w:cs="Calibri" w:eastAsia="Calibri" w:hAnsi="Calibri"/>
+          <w:b/>
+          <w:bCs/>
+          <w:i w:val="false"/>
+          <w:iCs w:val="false"/>
+          <w:sz w:val="21"/>
+          <w:szCs w:val="21"/>
+        </w:rPr>
+        <w:t xml:space="preserve">Port 1 as an input</w:t>
+      </w:r>
+      <w:r>
+        <w:rPr>
+          <w:rFonts w:ascii="Calibri" w:cs="Calibri" w:eastAsia="Calibri" w:hAnsi="Calibri"/>
+          <w:b w:val="false"/>
+          <w:bCs w:val="false"/>
+          <w:i w:val="false"/>
+          <w:iCs w:val="false"/>
+          <w:sz w:val="21"/>
+          <w:szCs w:val="21"/>
+        </w:rPr>
+        <w:t xml:space="preserve">, so that P1.0 can correctly read the push-button status.</w:t>
       </w:r>
     </w:p>
     <w:p>
       <w:pPr>
         <w:keepNext/>
-        <w:spacing w:after="24" w:before="120" w:line="276" w:lineRule="auto"/>
+        <w:spacing w:after="22" w:before="108" w:line="272" w:lineRule="auto"/>
       </w:pPr>
       <w:r>
         <w:rPr>
@@ -7188,7 +5064,7 @@
     </w:p>
     <w:p>
       <w:pPr>
-        <w:spacing w:after="60" w:before="0" w:line="276" w:lineRule="auto"/>
+        <w:spacing w:after="50" w:before="0" w:line="272" w:lineRule="auto"/>
         <w:ind w:left="150"/>
       </w:pPr>
       <w:r>
@@ -7214,31 +5090,7 @@
           <w:sz w:val="21"/>
           <w:szCs w:val="21"/>
         </w:rPr>
-        <w:t xml:space="preserve">When the push button is pressed, P1.0 is </w:t>
-      </w:r>
-      <w:r>
-        <w:rPr>
-          <w:rFonts w:ascii="Calibri" w:cs="Calibri" w:eastAsia="Calibri" w:hAnsi="Calibri"/>
-          <w:b/>
-          <w:bCs/>
-          <w:i w:val="false"/>
-          <w:iCs w:val="false"/>
-          <w:sz w:val="21"/>
-          <w:szCs w:val="21"/>
-        </w:rPr>
-        <w:t xml:space="preserve">connected to ground</w:t>
-      </w:r>
-      <w:r>
-        <w:rPr>
-          <w:rFonts w:ascii="Calibri" w:cs="Calibri" w:eastAsia="Calibri" w:hAnsi="Calibri"/>
-          <w:b w:val="false"/>
-          <w:bCs w:val="false"/>
-          <w:i w:val="false"/>
-          <w:iCs w:val="false"/>
-          <w:sz w:val="21"/>
-          <w:szCs w:val="21"/>
-        </w:rPr>
-        <w:t xml:space="preserve">, so it reads </w:t>
+        <w:t xml:space="preserve">P1.0 is connected to ground and reads </w:t>
       </w:r>
       <w:r>
         <w:rPr>
@@ -7262,37 +5114,37 @@
           <w:sz w:val="21"/>
           <w:szCs w:val="21"/>
         </w:rPr>
-        <w:t xml:space="preserve">. The program detects this LOW level and in response </w:t>
-      </w:r>
-      <w:r>
-        <w:rPr>
-          <w:rFonts w:ascii="Calibri" w:cs="Calibri" w:eastAsia="Calibri" w:hAnsi="Calibri"/>
-          <w:b/>
-          <w:bCs/>
-          <w:i w:val="false"/>
-          <w:iCs w:val="false"/>
-          <w:sz w:val="21"/>
-          <w:szCs w:val="21"/>
-        </w:rPr>
-        <w:t xml:space="preserve">turns the LED at P2.0 ON</w:t>
-      </w:r>
-      <w:r>
-        <w:rPr>
-          <w:rFonts w:ascii="Calibri" w:cs="Calibri" w:eastAsia="Calibri" w:hAnsi="Calibri"/>
-          <w:b w:val="false"/>
-          <w:bCs w:val="false"/>
-          <w:i w:val="false"/>
-          <w:iCs w:val="false"/>
-          <w:sz w:val="21"/>
-          <w:szCs w:val="21"/>
-        </w:rPr>
-        <w:t xml:space="preserve">. When the button is released, the internal pull-up makes P1.0 read logic 1 again and the LED is turned OFF.</w:t>
+        <w:t xml:space="preserve">; the program then turns the LED at P2.0 </w:t>
+      </w:r>
+      <w:r>
+        <w:rPr>
+          <w:rFonts w:ascii="Calibri" w:cs="Calibri" w:eastAsia="Calibri" w:hAnsi="Calibri"/>
+          <w:b/>
+          <w:bCs/>
+          <w:i w:val="false"/>
+          <w:iCs w:val="false"/>
+          <w:sz w:val="21"/>
+          <w:szCs w:val="21"/>
+        </w:rPr>
+        <w:t xml:space="preserve">ON</w:t>
+      </w:r>
+      <w:r>
+        <w:rPr>
+          <w:rFonts w:ascii="Calibri" w:cs="Calibri" w:eastAsia="Calibri" w:hAnsi="Calibri"/>
+          <w:b w:val="false"/>
+          <w:bCs w:val="false"/>
+          <w:i w:val="false"/>
+          <w:iCs w:val="false"/>
+          <w:sz w:val="21"/>
+          <w:szCs w:val="21"/>
+        </w:rPr>
+        <w:t xml:space="preserve">.</w:t>
       </w:r>
     </w:p>
     <w:p>
       <w:pPr>
         <w:keepNext/>
-        <w:spacing w:after="24" w:before="120" w:line="276" w:lineRule="auto"/>
+        <w:spacing w:after="22" w:before="108" w:line="272" w:lineRule="auto"/>
       </w:pPr>
       <w:r>
         <w:rPr>
@@ -7322,7 +5174,7 @@
     </w:p>
     <w:p>
       <w:pPr>
-        <w:spacing w:after="60" w:before="0" w:line="276" w:lineRule="auto"/>
+        <w:spacing w:after="50" w:before="0" w:line="272" w:lineRule="auto"/>
         <w:ind w:left="150"/>
       </w:pPr>
       <w:r>
@@ -7341,72 +5193,36 @@
       <w:r>
         <w:rPr>
           <w:rFonts w:ascii="Calibri" w:cs="Calibri" w:eastAsia="Calibri" w:hAnsi="Calibri"/>
-          <w:b w:val="false"/>
-          <w:bCs w:val="false"/>
-          <w:i w:val="false"/>
-          <w:iCs w:val="false"/>
-          <w:sz w:val="21"/>
-          <w:szCs w:val="21"/>
-        </w:rPr>
-        <w:t xml:space="preserve">The </w:t>
-      </w:r>
-      <w:r>
-        <w:rPr>
-          <w:rFonts w:ascii="Calibri" w:cs="Calibri" w:eastAsia="Calibri" w:hAnsi="Calibri"/>
-          <w:b/>
-          <w:bCs/>
-          <w:i w:val="false"/>
-          <w:iCs w:val="false"/>
-          <w:sz w:val="21"/>
-          <w:szCs w:val="21"/>
-        </w:rPr>
-        <w:t xml:space="preserve">JB (Jump if Bit set)</w:t>
-      </w:r>
-      <w:r>
-        <w:rPr>
-          <w:rFonts w:ascii="Calibri" w:cs="Calibri" w:eastAsia="Calibri" w:hAnsi="Calibri"/>
-          <w:b w:val="false"/>
-          <w:bCs w:val="false"/>
-          <w:i w:val="false"/>
-          <w:iCs w:val="false"/>
-          <w:sz w:val="21"/>
-          <w:szCs w:val="21"/>
-        </w:rPr>
-        <w:t xml:space="preserve"> instruction tests a specified bit and </w:t>
-      </w:r>
-      <w:r>
-        <w:rPr>
-          <w:rFonts w:ascii="Calibri" w:cs="Calibri" w:eastAsia="Calibri" w:hAnsi="Calibri"/>
-          <w:b/>
-          <w:bCs/>
-          <w:i w:val="false"/>
-          <w:iCs w:val="false"/>
-          <w:sz w:val="21"/>
-          <w:szCs w:val="21"/>
-        </w:rPr>
-        <w:t xml:space="preserve">jumps to the given label if that bit is 1</w:t>
-      </w:r>
-      <w:r>
-        <w:rPr>
-          <w:rFonts w:ascii="Calibri" w:cs="Calibri" w:eastAsia="Calibri" w:hAnsi="Calibri"/>
-          <w:b w:val="false"/>
-          <w:bCs w:val="false"/>
-          <w:i w:val="false"/>
-          <w:iCs w:val="false"/>
-          <w:sz w:val="21"/>
-          <w:szCs w:val="21"/>
-        </w:rPr>
-        <w:t xml:space="preserve">; if the bit is 0, execution continues with the next instruction. In this program </w:t>
-      </w:r>
-      <w:r>
-        <w:rPr>
-          <w:rFonts w:ascii="Calibri" w:cs="Calibri" w:eastAsia="Calibri" w:hAnsi="Calibri"/>
-          <w:b/>
-          <w:bCs/>
-          <w:i w:val="false"/>
-          <w:iCs w:val="false"/>
-          <w:sz w:val="21"/>
-          <w:szCs w:val="21"/>
+          <w:b/>
+          <w:bCs/>
+          <w:i w:val="false"/>
+          <w:iCs w:val="false"/>
+          <w:sz w:val="21"/>
+          <w:szCs w:val="21"/>
+        </w:rPr>
+        <w:t xml:space="preserve">Jump if Bit set</w:t>
+      </w:r>
+      <w:r>
+        <w:rPr>
+          <w:rFonts w:ascii="Calibri" w:cs="Calibri" w:eastAsia="Calibri" w:hAnsi="Calibri"/>
+          <w:b w:val="false"/>
+          <w:bCs w:val="false"/>
+          <w:i w:val="false"/>
+          <w:iCs w:val="false"/>
+          <w:sz w:val="21"/>
+          <w:szCs w:val="21"/>
+        </w:rPr>
+        <w:t xml:space="preserve"> — it tests a bit and jumps if that bit is 1, e.g. </w:t>
+      </w:r>
+      <w:r>
+        <w:rPr>
+          <w:rFonts w:ascii="Consolas" w:cs="Consolas" w:eastAsia="Consolas" w:hAnsi="Consolas"/>
+          <w:b w:val="false"/>
+          <w:bCs w:val="false"/>
+          <w:i w:val="false"/>
+          <w:iCs w:val="false"/>
+          <w:sz w:val="19"/>
+          <w:szCs w:val="19"/>
         </w:rPr>
         <w:t xml:space="preserve">JB P1.0, NOT_PRESSED</w:t>
       </w:r>
@@ -7420,7 +5236,7 @@
           <w:sz w:val="21"/>
           <w:szCs w:val="21"/>
         </w:rPr>
-        <w:t xml:space="preserve"> checks the switch: if P1.0 = 1 (not pressed) it jumps to the NOT_PRESSED routine and keeps the LED off; otherwise it falls through to turn the LED on. It is a bit-testing conditional branch.</w:t>
+        <w:t xml:space="preserve">.</w:t>
       </w:r>
     </w:p>
     <w:p>
@@ -7448,7 +5264,7 @@
     <w:p>
       <w:pPr>
         <w:keepNext/>
-        <w:spacing w:after="24" w:before="120" w:line="276" w:lineRule="auto"/>
+        <w:spacing w:after="22" w:before="108" w:line="272" w:lineRule="auto"/>
       </w:pPr>
       <w:r>
         <w:rPr>
@@ -7478,7 +5294,7 @@
     </w:p>
     <w:p>
       <w:pPr>
-        <w:spacing w:after="60" w:before="0" w:line="276" w:lineRule="auto"/>
+        <w:spacing w:after="50" w:before="0" w:line="272" w:lineRule="auto"/>
         <w:ind w:left="150"/>
       </w:pPr>
       <w:r>
@@ -7504,109 +5320,37 @@
           <w:sz w:val="21"/>
           <w:szCs w:val="21"/>
         </w:rPr>
-        <w:t xml:space="preserve">A </w:t>
-      </w:r>
-      <w:r>
-        <w:rPr>
-          <w:rFonts w:ascii="Calibri" w:cs="Calibri" w:eastAsia="Calibri" w:hAnsi="Calibri"/>
-          <w:b/>
-          <w:bCs/>
-          <w:i w:val="false"/>
-          <w:iCs w:val="false"/>
-          <w:sz w:val="21"/>
-          <w:szCs w:val="21"/>
-        </w:rPr>
-        <w:t xml:space="preserve">buzzer</w:t>
-      </w:r>
-      <w:r>
-        <w:rPr>
-          <w:rFonts w:ascii="Calibri" w:cs="Calibri" w:eastAsia="Calibri" w:hAnsi="Calibri"/>
-          <w:b w:val="false"/>
-          <w:bCs w:val="false"/>
-          <w:i w:val="false"/>
-          <w:iCs w:val="false"/>
-          <w:sz w:val="21"/>
-          <w:szCs w:val="21"/>
-        </w:rPr>
-        <w:t xml:space="preserve"> is an </w:t>
-      </w:r>
-      <w:r>
-        <w:rPr>
-          <w:rFonts w:ascii="Calibri" w:cs="Calibri" w:eastAsia="Calibri" w:hAnsi="Calibri"/>
-          <w:b/>
-          <w:bCs/>
-          <w:i w:val="false"/>
-          <w:iCs w:val="false"/>
-          <w:sz w:val="21"/>
-          <w:szCs w:val="21"/>
-        </w:rPr>
-        <w:t xml:space="preserve">electro-acoustic output device</w:t>
-      </w:r>
-      <w:r>
-        <w:rPr>
-          <w:rFonts w:ascii="Calibri" w:cs="Calibri" w:eastAsia="Calibri" w:hAnsi="Calibri"/>
-          <w:b w:val="false"/>
-          <w:bCs w:val="false"/>
-          <w:i w:val="false"/>
-          <w:iCs w:val="false"/>
-          <w:sz w:val="21"/>
-          <w:szCs w:val="21"/>
-        </w:rPr>
-        <w:t xml:space="preserve"> that converts an electrical signal into </w:t>
-      </w:r>
-      <w:r>
-        <w:rPr>
-          <w:rFonts w:ascii="Calibri" w:cs="Calibri" w:eastAsia="Calibri" w:hAnsi="Calibri"/>
-          <w:b/>
-          <w:bCs/>
-          <w:i w:val="false"/>
-          <w:iCs w:val="false"/>
-          <w:sz w:val="21"/>
-          <w:szCs w:val="21"/>
-        </w:rPr>
-        <w:t xml:space="preserve">sound</w:t>
-      </w:r>
-      <w:r>
-        <w:rPr>
-          <w:rFonts w:ascii="Calibri" w:cs="Calibri" w:eastAsia="Calibri" w:hAnsi="Calibri"/>
-          <w:b w:val="false"/>
-          <w:bCs w:val="false"/>
-          <w:i w:val="false"/>
-          <w:iCs w:val="false"/>
-          <w:sz w:val="21"/>
-          <w:szCs w:val="21"/>
-        </w:rPr>
-        <w:t xml:space="preserve">. In embedded systems it is used to give </w:t>
-      </w:r>
-      <w:r>
-        <w:rPr>
-          <w:rFonts w:ascii="Calibri" w:cs="Calibri" w:eastAsia="Calibri" w:hAnsi="Calibri"/>
-          <w:b/>
-          <w:bCs/>
-          <w:i w:val="false"/>
-          <w:iCs w:val="false"/>
-          <w:sz w:val="21"/>
-          <w:szCs w:val="21"/>
-        </w:rPr>
-        <w:t xml:space="preserve">audible indications</w:t>
-      </w:r>
-      <w:r>
-        <w:rPr>
-          <w:rFonts w:ascii="Calibri" w:cs="Calibri" w:eastAsia="Calibri" w:hAnsi="Calibri"/>
-          <w:b w:val="false"/>
-          <w:bCs w:val="false"/>
-          <w:i w:val="false"/>
-          <w:iCs w:val="false"/>
-          <w:sz w:val="21"/>
-          <w:szCs w:val="21"/>
-        </w:rPr>
-        <w:t xml:space="preserve"> — for example alarms, warnings, key-press beeps, or status/confirmation tones — so that the user is alerted without having to look at a display. It is controlled by a digital output pin of the microcontroller.</w:t>
+        <w:t xml:space="preserve">It is an </w:t>
+      </w:r>
+      <w:r>
+        <w:rPr>
+          <w:rFonts w:ascii="Calibri" w:cs="Calibri" w:eastAsia="Calibri" w:hAnsi="Calibri"/>
+          <w:b/>
+          <w:bCs/>
+          <w:i w:val="false"/>
+          <w:iCs w:val="false"/>
+          <w:sz w:val="21"/>
+          <w:szCs w:val="21"/>
+        </w:rPr>
+        <w:t xml:space="preserve">output device</w:t>
+      </w:r>
+      <w:r>
+        <w:rPr>
+          <w:rFonts w:ascii="Calibri" w:cs="Calibri" w:eastAsia="Calibri" w:hAnsi="Calibri"/>
+          <w:b w:val="false"/>
+          <w:bCs w:val="false"/>
+          <w:i w:val="false"/>
+          <w:iCs w:val="false"/>
+          <w:sz w:val="21"/>
+          <w:szCs w:val="21"/>
+        </w:rPr>
+        <w:t xml:space="preserve"> that produces an audible sound for alarms, alerts or status indication.</w:t>
       </w:r>
     </w:p>
     <w:p>
       <w:pPr>
         <w:keepNext/>
-        <w:spacing w:after="24" w:before="120" w:line="276" w:lineRule="auto"/>
+        <w:spacing w:after="22" w:before="108" w:line="272" w:lineRule="auto"/>
       </w:pPr>
       <w:r>
         <w:rPr>
@@ -7636,7 +5380,7 @@
     </w:p>
     <w:p>
       <w:pPr>
-        <w:spacing w:after="60" w:before="0" w:line="276" w:lineRule="auto"/>
+        <w:spacing w:after="50" w:before="0" w:line="272" w:lineRule="auto"/>
         <w:ind w:left="150"/>
       </w:pPr>
       <w:r>
@@ -7662,55 +5406,7 @@
           <w:sz w:val="21"/>
           <w:szCs w:val="21"/>
         </w:rPr>
-        <w:t xml:space="preserve">The buzzer is connected to pin </w:t>
-      </w:r>
-      <w:r>
-        <w:rPr>
-          <w:rFonts w:ascii="Calibri" w:cs="Calibri" w:eastAsia="Calibri" w:hAnsi="Calibri"/>
-          <w:b/>
-          <w:bCs/>
-          <w:i w:val="false"/>
-          <w:iCs w:val="false"/>
-          <w:sz w:val="21"/>
-          <w:szCs w:val="21"/>
-        </w:rPr>
-        <w:t xml:space="preserve">PB0</w:t>
-      </w:r>
-      <w:r>
-        <w:rPr>
-          <w:rFonts w:ascii="Calibri" w:cs="Calibri" w:eastAsia="Calibri" w:hAnsi="Calibri"/>
-          <w:b w:val="false"/>
-          <w:bCs w:val="false"/>
-          <w:i w:val="false"/>
-          <w:iCs w:val="false"/>
-          <w:sz w:val="21"/>
-          <w:szCs w:val="21"/>
-        </w:rPr>
-        <w:t xml:space="preserve"> of Port B, and the microcontroller has to </w:t>
-      </w:r>
-      <w:r>
-        <w:rPr>
-          <w:rFonts w:ascii="Calibri" w:cs="Calibri" w:eastAsia="Calibri" w:hAnsi="Calibri"/>
-          <w:b/>
-          <w:bCs/>
-          <w:i w:val="false"/>
-          <w:iCs w:val="false"/>
-          <w:sz w:val="21"/>
-          <w:szCs w:val="21"/>
-        </w:rPr>
-        <w:t xml:space="preserve">send signals to drive it</w:t>
-      </w:r>
-      <w:r>
-        <w:rPr>
-          <w:rFonts w:ascii="Calibri" w:cs="Calibri" w:eastAsia="Calibri" w:hAnsi="Calibri"/>
-          <w:b w:val="false"/>
-          <w:bCs w:val="false"/>
-          <w:i w:val="false"/>
-          <w:iCs w:val="false"/>
-          <w:sz w:val="21"/>
-          <w:szCs w:val="21"/>
-        </w:rPr>
-        <w:t xml:space="preserve">. A pin can drive an external device only when it is set as an </w:t>
+        <w:t xml:space="preserve">Because the buzzer is driven by PB0, which must be an </w:t>
       </w:r>
       <w:r>
         <w:rPr>
@@ -7734,13 +5430,13 @@
           <w:sz w:val="21"/>
           <w:szCs w:val="21"/>
         </w:rPr>
-        <w:t xml:space="preserve">. Therefore PB0 is configured as an output (using the DDRB register) so that the program can make it HIGH or LOW to switch the buzzer ON and OFF.</w:t>
+        <w:t xml:space="preserve"> to send the HIGH/LOW signals that switch the buzzer ON and OFF.</w:t>
       </w:r>
     </w:p>
     <w:p>
       <w:pPr>
         <w:keepNext/>
-        <w:spacing w:after="24" w:before="120" w:line="276" w:lineRule="auto"/>
+        <w:spacing w:after="22" w:before="108" w:line="272" w:lineRule="auto"/>
       </w:pPr>
       <w:r>
         <w:rPr>
@@ -7770,7 +5466,7 @@
     </w:p>
     <w:p>
       <w:pPr>
-        <w:spacing w:after="60" w:before="0" w:line="276" w:lineRule="auto"/>
+        <w:spacing w:after="50" w:before="0" w:line="272" w:lineRule="auto"/>
         <w:ind w:left="150"/>
       </w:pPr>
       <w:r>
@@ -7796,169 +5492,49 @@
           <w:sz w:val="21"/>
           <w:szCs w:val="21"/>
         </w:rPr>
-        <w:t xml:space="preserve">DDRB (Data Direction Register for Port B)</w:t>
-      </w:r>
-      <w:r>
-        <w:rPr>
-          <w:rFonts w:ascii="Calibri" w:cs="Calibri" w:eastAsia="Calibri" w:hAnsi="Calibri"/>
-          <w:b w:val="false"/>
-          <w:bCs w:val="false"/>
-          <w:i w:val="false"/>
-          <w:iCs w:val="false"/>
-          <w:sz w:val="21"/>
-          <w:szCs w:val="21"/>
-        </w:rPr>
-        <w:t xml:space="preserve"> decides the </w:t>
-      </w:r>
-      <w:r>
-        <w:rPr>
-          <w:rFonts w:ascii="Calibri" w:cs="Calibri" w:eastAsia="Calibri" w:hAnsi="Calibri"/>
-          <w:b/>
-          <w:bCs/>
-          <w:i w:val="false"/>
-          <w:iCs w:val="false"/>
-          <w:sz w:val="21"/>
-          <w:szCs w:val="21"/>
-        </w:rPr>
-        <w:t xml:space="preserve">direction of each pin of Port B</w:t>
-      </w:r>
-      <w:r>
-        <w:rPr>
-          <w:rFonts w:ascii="Calibri" w:cs="Calibri" w:eastAsia="Calibri" w:hAnsi="Calibri"/>
-          <w:b w:val="false"/>
-          <w:bCs w:val="false"/>
-          <w:i w:val="false"/>
-          <w:iCs w:val="false"/>
-          <w:sz w:val="21"/>
-          <w:szCs w:val="21"/>
-        </w:rPr>
-        <w:t xml:space="preserve"> — whether it is an input or an output. Writing </w:t>
-      </w:r>
-      <w:r>
-        <w:rPr>
-          <w:rFonts w:ascii="Calibri" w:cs="Calibri" w:eastAsia="Calibri" w:hAnsi="Calibri"/>
-          <w:b/>
-          <w:bCs/>
-          <w:i w:val="false"/>
-          <w:iCs w:val="false"/>
-          <w:sz w:val="21"/>
-          <w:szCs w:val="21"/>
-        </w:rPr>
-        <w:t xml:space="preserve">1</w:t>
-      </w:r>
-      <w:r>
-        <w:rPr>
-          <w:rFonts w:ascii="Calibri" w:cs="Calibri" w:eastAsia="Calibri" w:hAnsi="Calibri"/>
-          <w:b w:val="false"/>
-          <w:bCs w:val="false"/>
-          <w:i w:val="false"/>
-          <w:iCs w:val="false"/>
-          <w:sz w:val="21"/>
-          <w:szCs w:val="21"/>
-        </w:rPr>
-        <w:t xml:space="preserve"> to a bit makes that pin an </w:t>
-      </w:r>
-      <w:r>
-        <w:rPr>
-          <w:rFonts w:ascii="Calibri" w:cs="Calibri" w:eastAsia="Calibri" w:hAnsi="Calibri"/>
-          <w:b/>
-          <w:bCs/>
-          <w:i w:val="false"/>
-          <w:iCs w:val="false"/>
-          <w:sz w:val="21"/>
-          <w:szCs w:val="21"/>
-        </w:rPr>
-        <w:t xml:space="preserve">output</w:t>
-      </w:r>
-      <w:r>
-        <w:rPr>
-          <w:rFonts w:ascii="Calibri" w:cs="Calibri" w:eastAsia="Calibri" w:hAnsi="Calibri"/>
-          <w:b w:val="false"/>
-          <w:bCs w:val="false"/>
-          <w:i w:val="false"/>
-          <w:iCs w:val="false"/>
-          <w:sz w:val="21"/>
-          <w:szCs w:val="21"/>
-        </w:rPr>
-        <w:t xml:space="preserve">, and writing </w:t>
-      </w:r>
-      <w:r>
-        <w:rPr>
-          <w:rFonts w:ascii="Calibri" w:cs="Calibri" w:eastAsia="Calibri" w:hAnsi="Calibri"/>
-          <w:b/>
-          <w:bCs/>
-          <w:i w:val="false"/>
-          <w:iCs w:val="false"/>
-          <w:sz w:val="21"/>
-          <w:szCs w:val="21"/>
-        </w:rPr>
-        <w:t xml:space="preserve">0</w:t>
-      </w:r>
-      <w:r>
-        <w:rPr>
-          <w:rFonts w:ascii="Calibri" w:cs="Calibri" w:eastAsia="Calibri" w:hAnsi="Calibri"/>
-          <w:b w:val="false"/>
-          <w:bCs w:val="false"/>
-          <w:i w:val="false"/>
-          <w:iCs w:val="false"/>
-          <w:sz w:val="21"/>
-          <w:szCs w:val="21"/>
-        </w:rPr>
-        <w:t xml:space="preserve"> makes it an </w:t>
-      </w:r>
-      <w:r>
-        <w:rPr>
-          <w:rFonts w:ascii="Calibri" w:cs="Calibri" w:eastAsia="Calibri" w:hAnsi="Calibri"/>
-          <w:b/>
-          <w:bCs/>
-          <w:i w:val="false"/>
-          <w:iCs w:val="false"/>
-          <w:sz w:val="21"/>
-          <w:szCs w:val="21"/>
-        </w:rPr>
-        <w:t xml:space="preserve">input</w:t>
-      </w:r>
-      <w:r>
-        <w:rPr>
-          <w:rFonts w:ascii="Calibri" w:cs="Calibri" w:eastAsia="Calibri" w:hAnsi="Calibri"/>
-          <w:b w:val="false"/>
-          <w:bCs w:val="false"/>
-          <w:i w:val="false"/>
-          <w:iCs w:val="false"/>
-          <w:sz w:val="21"/>
-          <w:szCs w:val="21"/>
-        </w:rPr>
-        <w:t xml:space="preserve">. In this experiment the statement </w:t>
-      </w:r>
-      <w:r>
-        <w:rPr>
-          <w:rFonts w:ascii="Calibri" w:cs="Calibri" w:eastAsia="Calibri" w:hAnsi="Calibri"/>
-          <w:b/>
-          <w:bCs/>
-          <w:i w:val="false"/>
-          <w:iCs w:val="false"/>
-          <w:sz w:val="21"/>
-          <w:szCs w:val="21"/>
-        </w:rPr>
-        <w:t xml:space="preserve">DDRB |= (1 &lt;&lt; PB0)</w:t>
-      </w:r>
-      <w:r>
-        <w:rPr>
-          <w:rFonts w:ascii="Calibri" w:cs="Calibri" w:eastAsia="Calibri" w:hAnsi="Calibri"/>
-          <w:b w:val="false"/>
-          <w:bCs w:val="false"/>
-          <w:i w:val="false"/>
-          <w:iCs w:val="false"/>
-          <w:sz w:val="21"/>
-          <w:szCs w:val="21"/>
-        </w:rPr>
-        <w:t xml:space="preserve"> sets the PB0 bit to 1, configuring PB0 as an output so it can drive the buzzer.</w:t>
+        <w:t xml:space="preserve">Data Direction Register for Port B</w:t>
+      </w:r>
+      <w:r>
+        <w:rPr>
+          <w:rFonts w:ascii="Calibri" w:cs="Calibri" w:eastAsia="Calibri" w:hAnsi="Calibri"/>
+          <w:b w:val="false"/>
+          <w:bCs w:val="false"/>
+          <w:i w:val="false"/>
+          <w:iCs w:val="false"/>
+          <w:sz w:val="21"/>
+          <w:szCs w:val="21"/>
+        </w:rPr>
+        <w:t xml:space="preserve"> — it sets each pin as input (0) or output (1); </w:t>
+      </w:r>
+      <w:r>
+        <w:rPr>
+          <w:rFonts w:ascii="Consolas" w:cs="Consolas" w:eastAsia="Consolas" w:hAnsi="Consolas"/>
+          <w:b w:val="false"/>
+          <w:bCs w:val="false"/>
+          <w:i w:val="false"/>
+          <w:iCs w:val="false"/>
+          <w:sz w:val="19"/>
+          <w:szCs w:val="19"/>
+        </w:rPr>
+        <w:t xml:space="preserve">DDRB |= (1&lt;&lt;PB0)</w:t>
+      </w:r>
+      <w:r>
+        <w:rPr>
+          <w:rFonts w:ascii="Calibri" w:cs="Calibri" w:eastAsia="Calibri" w:hAnsi="Calibri"/>
+          <w:b w:val="false"/>
+          <w:bCs w:val="false"/>
+          <w:i w:val="false"/>
+          <w:iCs w:val="false"/>
+          <w:sz w:val="21"/>
+          <w:szCs w:val="21"/>
+        </w:rPr>
+        <w:t xml:space="preserve"> makes PB0 an output.</w:t>
       </w:r>
     </w:p>
     <w:p>
       <w:pPr>
         <w:keepNext/>
-        <w:spacing w:after="24" w:before="120" w:line="276" w:lineRule="auto"/>
+        <w:spacing w:after="22" w:before="108" w:line="272" w:lineRule="auto"/>
       </w:pPr>
       <w:r>
         <w:rPr>
@@ -7988,7 +5564,7 @@
     </w:p>
     <w:p>
       <w:pPr>
-        <w:spacing w:after="60" w:before="0" w:line="276" w:lineRule="auto"/>
+        <w:spacing w:after="50" w:before="0" w:line="272" w:lineRule="auto"/>
         <w:ind w:left="150"/>
       </w:pPr>
       <w:r>
@@ -8038,55 +5614,7 @@
           <w:sz w:val="21"/>
           <w:szCs w:val="21"/>
         </w:rPr>
-        <w:t xml:space="preserve"> has a </w:t>
-      </w:r>
-      <w:r>
-        <w:rPr>
-          <w:rFonts w:ascii="Calibri" w:cs="Calibri" w:eastAsia="Calibri" w:hAnsi="Calibri"/>
-          <w:b/>
-          <w:bCs/>
-          <w:i w:val="false"/>
-          <w:iCs w:val="false"/>
-          <w:sz w:val="21"/>
-          <w:szCs w:val="21"/>
-        </w:rPr>
-        <w:t xml:space="preserve">built-in oscillator circuit</w:t>
-      </w:r>
-      <w:r>
-        <w:rPr>
-          <w:rFonts w:ascii="Calibri" w:cs="Calibri" w:eastAsia="Calibri" w:hAnsi="Calibri"/>
-          <w:b w:val="false"/>
-          <w:bCs w:val="false"/>
-          <w:i w:val="false"/>
-          <w:iCs w:val="false"/>
-          <w:sz w:val="21"/>
-          <w:szCs w:val="21"/>
-        </w:rPr>
-        <w:t xml:space="preserve">, so it produces sound automatically when a steady </w:t>
-      </w:r>
-      <w:r>
-        <w:rPr>
-          <w:rFonts w:ascii="Calibri" w:cs="Calibri" w:eastAsia="Calibri" w:hAnsi="Calibri"/>
-          <w:b/>
-          <w:bCs/>
-          <w:i w:val="false"/>
-          <w:iCs w:val="false"/>
-          <w:sz w:val="21"/>
-          <w:szCs w:val="21"/>
-        </w:rPr>
-        <w:t xml:space="preserve">DC voltage</w:t>
-      </w:r>
-      <w:r>
-        <w:rPr>
-          <w:rFonts w:ascii="Calibri" w:cs="Calibri" w:eastAsia="Calibri" w:hAnsi="Calibri"/>
-          <w:b w:val="false"/>
-          <w:bCs w:val="false"/>
-          <w:i w:val="false"/>
-          <w:iCs w:val="false"/>
-          <w:sz w:val="21"/>
-          <w:szCs w:val="21"/>
-        </w:rPr>
-        <w:t xml:space="preserve"> is applied — the microcontroller only needs to turn it ON or OFF. A </w:t>
+        <w:t xml:space="preserve"> has a built-in oscillator and sounds on a steady DC voltage; a </w:t>
       </w:r>
       <w:r>
         <w:rPr>
@@ -8110,61 +5638,13 @@
           <w:sz w:val="21"/>
           <w:szCs w:val="21"/>
         </w:rPr>
-        <w:t xml:space="preserve"> has </w:t>
-      </w:r>
-      <w:r>
-        <w:rPr>
-          <w:rFonts w:ascii="Calibri" w:cs="Calibri" w:eastAsia="Calibri" w:hAnsi="Calibri"/>
-          <w:b/>
-          <w:bCs/>
-          <w:i w:val="false"/>
-          <w:iCs w:val="false"/>
-          <w:sz w:val="21"/>
-          <w:szCs w:val="21"/>
-        </w:rPr>
-        <w:t xml:space="preserve">no internal oscillator</w:t>
-      </w:r>
-      <w:r>
-        <w:rPr>
-          <w:rFonts w:ascii="Calibri" w:cs="Calibri" w:eastAsia="Calibri" w:hAnsi="Calibri"/>
-          <w:b w:val="false"/>
-          <w:bCs w:val="false"/>
-          <w:i w:val="false"/>
-          <w:iCs w:val="false"/>
-          <w:sz w:val="21"/>
-          <w:szCs w:val="21"/>
-        </w:rPr>
-        <w:t xml:space="preserve">; it behaves like a small speaker and needs an </w:t>
-      </w:r>
-      <w:r>
-        <w:rPr>
-          <w:rFonts w:ascii="Calibri" w:cs="Calibri" w:eastAsia="Calibri" w:hAnsi="Calibri"/>
-          <w:b/>
-          <w:bCs/>
-          <w:i w:val="false"/>
-          <w:iCs w:val="false"/>
-          <w:sz w:val="21"/>
-          <w:szCs w:val="21"/>
-        </w:rPr>
-        <w:t xml:space="preserve">external AC or PWM signal</w:t>
-      </w:r>
-      <w:r>
-        <w:rPr>
-          <w:rFonts w:ascii="Calibri" w:cs="Calibri" w:eastAsia="Calibri" w:hAnsi="Calibri"/>
-          <w:b w:val="false"/>
-          <w:bCs w:val="false"/>
-          <w:i w:val="false"/>
-          <w:iCs w:val="false"/>
-          <w:sz w:val="21"/>
-          <w:szCs w:val="21"/>
-        </w:rPr>
-        <w:t xml:space="preserve"> of a suitable frequency to produce sound, which allows different tones but requires more programming. This experiment uses an active buzzer, so a simple HIGH/LOW on PB0 is enough.</w:t>
+        <w:t xml:space="preserve"> has none and needs an external AC/PWM signal to produce sound.</w:t>
       </w:r>
     </w:p>
     <w:p>
       <w:pPr>
         <w:keepNext/>
-        <w:spacing w:after="24" w:before="120" w:line="276" w:lineRule="auto"/>
+        <w:spacing w:after="22" w:before="108" w:line="272" w:lineRule="auto"/>
       </w:pPr>
       <w:r>
         <w:rPr>
@@ -8194,7 +5674,7 @@
     </w:p>
     <w:p>
       <w:pPr>
-        <w:spacing w:after="60" w:before="0" w:line="276" w:lineRule="auto"/>
+        <w:spacing w:after="50" w:before="0" w:line="272" w:lineRule="auto"/>
         <w:ind w:left="150"/>
       </w:pPr>
       <w:r>
@@ -8220,151 +5700,55 @@
           <w:sz w:val="21"/>
           <w:szCs w:val="21"/>
         </w:rPr>
-        <w:t xml:space="preserve">The </w:t>
-      </w:r>
-      <w:r>
-        <w:rPr>
-          <w:rFonts w:ascii="Calibri" w:cs="Calibri" w:eastAsia="Calibri" w:hAnsi="Calibri"/>
-          <w:b/>
-          <w:bCs/>
-          <w:i w:val="false"/>
-          <w:iCs w:val="false"/>
-          <w:sz w:val="21"/>
-          <w:szCs w:val="21"/>
-        </w:rPr>
-        <w:t xml:space="preserve">PORTB</w:t>
-      </w:r>
-      <w:r>
-        <w:rPr>
-          <w:rFonts w:ascii="Calibri" w:cs="Calibri" w:eastAsia="Calibri" w:hAnsi="Calibri"/>
-          <w:b w:val="false"/>
-          <w:bCs w:val="false"/>
-          <w:i w:val="false"/>
-          <w:iCs w:val="false"/>
-          <w:sz w:val="21"/>
-          <w:szCs w:val="21"/>
-        </w:rPr>
-        <w:t xml:space="preserve"> register sets the </w:t>
-      </w:r>
-      <w:r>
-        <w:rPr>
-          <w:rFonts w:ascii="Calibri" w:cs="Calibri" w:eastAsia="Calibri" w:hAnsi="Calibri"/>
-          <w:b/>
-          <w:bCs/>
-          <w:i w:val="false"/>
-          <w:iCs w:val="false"/>
-          <w:sz w:val="21"/>
-          <w:szCs w:val="21"/>
-        </w:rPr>
-        <w:t xml:space="preserve">output logic level</w:t>
-      </w:r>
-      <w:r>
-        <w:rPr>
-          <w:rFonts w:ascii="Calibri" w:cs="Calibri" w:eastAsia="Calibri" w:hAnsi="Calibri"/>
-          <w:b w:val="false"/>
-          <w:bCs w:val="false"/>
-          <w:i w:val="false"/>
-          <w:iCs w:val="false"/>
-          <w:sz w:val="21"/>
-          <w:szCs w:val="21"/>
-        </w:rPr>
-        <w:t xml:space="preserve"> of the Port B pins (once they are configured as outputs by DDRB). In this program, </w:t>
-      </w:r>
-      <w:r>
-        <w:rPr>
-          <w:rFonts w:ascii="Calibri" w:cs="Calibri" w:eastAsia="Calibri" w:hAnsi="Calibri"/>
-          <w:b/>
-          <w:bCs/>
-          <w:i w:val="false"/>
-          <w:iCs w:val="false"/>
-          <w:sz w:val="21"/>
-          <w:szCs w:val="21"/>
-        </w:rPr>
-        <w:t xml:space="preserve">PORTB |= (1 &lt;&lt; PB0)</w:t>
-      </w:r>
-      <w:r>
-        <w:rPr>
-          <w:rFonts w:ascii="Calibri" w:cs="Calibri" w:eastAsia="Calibri" w:hAnsi="Calibri"/>
-          <w:b w:val="false"/>
-          <w:bCs w:val="false"/>
-          <w:i w:val="false"/>
-          <w:iCs w:val="false"/>
-          <w:sz w:val="21"/>
-          <w:szCs w:val="21"/>
-        </w:rPr>
-        <w:t xml:space="preserve"> makes PB0 HIGH and switches the </w:t>
-      </w:r>
-      <w:r>
-        <w:rPr>
-          <w:rFonts w:ascii="Calibri" w:cs="Calibri" w:eastAsia="Calibri" w:hAnsi="Calibri"/>
-          <w:b/>
-          <w:bCs/>
-          <w:i w:val="false"/>
-          <w:iCs w:val="false"/>
-          <w:sz w:val="21"/>
-          <w:szCs w:val="21"/>
-        </w:rPr>
-        <w:t xml:space="preserve">buzzer ON</w:t>
-      </w:r>
-      <w:r>
-        <w:rPr>
-          <w:rFonts w:ascii="Calibri" w:cs="Calibri" w:eastAsia="Calibri" w:hAnsi="Calibri"/>
-          <w:b w:val="false"/>
-          <w:bCs w:val="false"/>
-          <w:i w:val="false"/>
-          <w:iCs w:val="false"/>
-          <w:sz w:val="21"/>
-          <w:szCs w:val="21"/>
-        </w:rPr>
-        <w:t xml:space="preserve">, while </w:t>
-      </w:r>
-      <w:r>
-        <w:rPr>
-          <w:rFonts w:ascii="Calibri" w:cs="Calibri" w:eastAsia="Calibri" w:hAnsi="Calibri"/>
-          <w:b/>
-          <w:bCs/>
-          <w:i w:val="false"/>
-          <w:iCs w:val="false"/>
-          <w:sz w:val="21"/>
-          <w:szCs w:val="21"/>
-        </w:rPr>
-        <w:t xml:space="preserve">PORTB &amp;= ~(1 &lt;&lt; PB0)</w:t>
-      </w:r>
-      <w:r>
-        <w:rPr>
-          <w:rFonts w:ascii="Calibri" w:cs="Calibri" w:eastAsia="Calibri" w:hAnsi="Calibri"/>
-          <w:b w:val="false"/>
-          <w:bCs w:val="false"/>
-          <w:i w:val="false"/>
-          <w:iCs w:val="false"/>
-          <w:sz w:val="21"/>
-          <w:szCs w:val="21"/>
-        </w:rPr>
-        <w:t xml:space="preserve"> makes PB0 LOW and switches the </w:t>
-      </w:r>
-      <w:r>
-        <w:rPr>
-          <w:rFonts w:ascii="Calibri" w:cs="Calibri" w:eastAsia="Calibri" w:hAnsi="Calibri"/>
-          <w:b/>
-          <w:bCs/>
-          <w:i w:val="false"/>
-          <w:iCs w:val="false"/>
-          <w:sz w:val="21"/>
-          <w:szCs w:val="21"/>
-        </w:rPr>
-        <w:t xml:space="preserve">buzzer OFF</w:t>
-      </w:r>
-      <w:r>
-        <w:rPr>
-          <w:rFonts w:ascii="Calibri" w:cs="Calibri" w:eastAsia="Calibri" w:hAnsi="Calibri"/>
-          <w:b w:val="false"/>
-          <w:bCs w:val="false"/>
-          <w:i w:val="false"/>
-          <w:iCs w:val="false"/>
-          <w:sz w:val="21"/>
-          <w:szCs w:val="21"/>
-        </w:rPr>
-        <w:t xml:space="preserve">. By alternating these two with a delay, the buzzer beeps ON and OFF repeatedly.</w:t>
+        <w:t xml:space="preserve">It sets the output level of Port B — </w:t>
+      </w:r>
+      <w:r>
+        <w:rPr>
+          <w:rFonts w:ascii="Consolas" w:cs="Consolas" w:eastAsia="Consolas" w:hAnsi="Consolas"/>
+          <w:b w:val="false"/>
+          <w:bCs w:val="false"/>
+          <w:i w:val="false"/>
+          <w:iCs w:val="false"/>
+          <w:sz w:val="19"/>
+          <w:szCs w:val="19"/>
+        </w:rPr>
+        <w:t xml:space="preserve">PORTB |= (1&lt;&lt;PB0)</w:t>
+      </w:r>
+      <w:r>
+        <w:rPr>
+          <w:rFonts w:ascii="Calibri" w:cs="Calibri" w:eastAsia="Calibri" w:hAnsi="Calibri"/>
+          <w:b w:val="false"/>
+          <w:bCs w:val="false"/>
+          <w:i w:val="false"/>
+          <w:iCs w:val="false"/>
+          <w:sz w:val="21"/>
+          <w:szCs w:val="21"/>
+        </w:rPr>
+        <w:t xml:space="preserve"> drives PB0 HIGH (buzzer ON) and </w:t>
+      </w:r>
+      <w:r>
+        <w:rPr>
+          <w:rFonts w:ascii="Consolas" w:cs="Consolas" w:eastAsia="Consolas" w:hAnsi="Consolas"/>
+          <w:b w:val="false"/>
+          <w:bCs w:val="false"/>
+          <w:i w:val="false"/>
+          <w:iCs w:val="false"/>
+          <w:sz w:val="19"/>
+          <w:szCs w:val="19"/>
+        </w:rPr>
+        <w:t xml:space="preserve">PORTB &amp;= ~(1&lt;&lt;PB0)</w:t>
+      </w:r>
+      <w:r>
+        <w:rPr>
+          <w:rFonts w:ascii="Calibri" w:cs="Calibri" w:eastAsia="Calibri" w:hAnsi="Calibri"/>
+          <w:b w:val="false"/>
+          <w:bCs w:val="false"/>
+          <w:i w:val="false"/>
+          <w:iCs w:val="false"/>
+          <w:sz w:val="21"/>
+          <w:szCs w:val="21"/>
+        </w:rPr>
+        <w:t xml:space="preserve"> drives it LOW (buzzer OFF).</w:t>
       </w:r>
     </w:p>
     <w:p>
@@ -8392,7 +5776,7 @@
     <w:p>
       <w:pPr>
         <w:keepNext/>
-        <w:spacing w:after="24" w:before="120" w:line="276" w:lineRule="auto"/>
+        <w:spacing w:after="22" w:before="108" w:line="272" w:lineRule="auto"/>
       </w:pPr>
       <w:r>
         <w:rPr>
@@ -8422,7 +5806,7 @@
     </w:p>
     <w:p>
       <w:pPr>
-        <w:spacing w:after="60" w:before="0" w:line="276" w:lineRule="auto"/>
+        <w:spacing w:after="50" w:before="0" w:line="272" w:lineRule="auto"/>
         <w:ind w:left="150"/>
       </w:pPr>
       <w:r>
@@ -8448,109 +5832,37 @@
           <w:sz w:val="21"/>
           <w:szCs w:val="21"/>
         </w:rPr>
-        <w:t xml:space="preserve">A </w:t>
-      </w:r>
-      <w:r>
-        <w:rPr>
-          <w:rFonts w:ascii="Calibri" w:cs="Calibri" w:eastAsia="Calibri" w:hAnsi="Calibri"/>
-          <w:b/>
-          <w:bCs/>
-          <w:i w:val="false"/>
-          <w:iCs w:val="false"/>
-          <w:sz w:val="21"/>
-          <w:szCs w:val="21"/>
-        </w:rPr>
-        <w:t xml:space="preserve">7-segment display</w:t>
-      </w:r>
-      <w:r>
-        <w:rPr>
-          <w:rFonts w:ascii="Calibri" w:cs="Calibri" w:eastAsia="Calibri" w:hAnsi="Calibri"/>
-          <w:b w:val="false"/>
-          <w:bCs w:val="false"/>
-          <w:i w:val="false"/>
-          <w:iCs w:val="false"/>
-          <w:sz w:val="21"/>
-          <w:szCs w:val="21"/>
-        </w:rPr>
-        <w:t xml:space="preserve"> is a simple numeric display made up of </w:t>
-      </w:r>
-      <w:r>
-        <w:rPr>
-          <w:rFonts w:ascii="Calibri" w:cs="Calibri" w:eastAsia="Calibri" w:hAnsi="Calibri"/>
-          <w:b/>
-          <w:bCs/>
-          <w:i w:val="false"/>
-          <w:iCs w:val="false"/>
-          <w:sz w:val="21"/>
-          <w:szCs w:val="21"/>
-        </w:rPr>
-        <w:t xml:space="preserve">seven LED segments arranged in the shape of the digit 8 (named a, b, c, d, e, f and g)</w:t>
-      </w:r>
-      <w:r>
-        <w:rPr>
-          <w:rFonts w:ascii="Calibri" w:cs="Calibri" w:eastAsia="Calibri" w:hAnsi="Calibri"/>
-          <w:b w:val="false"/>
-          <w:bCs w:val="false"/>
-          <w:i w:val="false"/>
-          <w:iCs w:val="false"/>
-          <w:sz w:val="21"/>
-          <w:szCs w:val="21"/>
-        </w:rPr>
-        <w:t xml:space="preserve">, together with an optional </w:t>
-      </w:r>
-      <w:r>
-        <w:rPr>
-          <w:rFonts w:ascii="Calibri" w:cs="Calibri" w:eastAsia="Calibri" w:hAnsi="Calibri"/>
-          <w:b/>
-          <w:bCs/>
-          <w:i w:val="false"/>
-          <w:iCs w:val="false"/>
-          <w:sz w:val="21"/>
-          <w:szCs w:val="21"/>
-        </w:rPr>
-        <w:t xml:space="preserve">decimal point (dp)</w:t>
-      </w:r>
-      <w:r>
-        <w:rPr>
-          <w:rFonts w:ascii="Calibri" w:cs="Calibri" w:eastAsia="Calibri" w:hAnsi="Calibri"/>
-          <w:b w:val="false"/>
-          <w:bCs w:val="false"/>
-          <w:i w:val="false"/>
-          <w:iCs w:val="false"/>
-          <w:sz w:val="21"/>
-          <w:szCs w:val="21"/>
-        </w:rPr>
-        <w:t xml:space="preserve">. By lighting up particular combinations of these segments, the display can show the </w:t>
-      </w:r>
-      <w:r>
-        <w:rPr>
-          <w:rFonts w:ascii="Calibri" w:cs="Calibri" w:eastAsia="Calibri" w:hAnsi="Calibri"/>
-          <w:b/>
-          <w:bCs/>
-          <w:i w:val="false"/>
-          <w:iCs w:val="false"/>
-          <w:sz w:val="21"/>
-          <w:szCs w:val="21"/>
-        </w:rPr>
-        <w:t xml:space="preserve">decimal digits 0–9</w:t>
-      </w:r>
-      <w:r>
-        <w:rPr>
-          <w:rFonts w:ascii="Calibri" w:cs="Calibri" w:eastAsia="Calibri" w:hAnsi="Calibri"/>
-          <w:b w:val="false"/>
-          <w:bCs w:val="false"/>
-          <w:i w:val="false"/>
-          <w:iCs w:val="false"/>
-          <w:sz w:val="21"/>
-          <w:szCs w:val="21"/>
-        </w:rPr>
-        <w:t xml:space="preserve"> and a few letters. It is widely used in digital clocks, meters and counters because it is cheap and easy to drive.</w:t>
+        <w:t xml:space="preserve">An LED display made of </w:t>
+      </w:r>
+      <w:r>
+        <w:rPr>
+          <w:rFonts w:ascii="Calibri" w:cs="Calibri" w:eastAsia="Calibri" w:hAnsi="Calibri"/>
+          <w:b/>
+          <w:bCs/>
+          <w:i w:val="false"/>
+          <w:iCs w:val="false"/>
+          <w:sz w:val="21"/>
+          <w:szCs w:val="21"/>
+        </w:rPr>
+        <w:t xml:space="preserve">seven segments (a–g)</w:t>
+      </w:r>
+      <w:r>
+        <w:rPr>
+          <w:rFonts w:ascii="Calibri" w:cs="Calibri" w:eastAsia="Calibri" w:hAnsi="Calibri"/>
+          <w:b w:val="false"/>
+          <w:bCs w:val="false"/>
+          <w:i w:val="false"/>
+          <w:iCs w:val="false"/>
+          <w:sz w:val="21"/>
+          <w:szCs w:val="21"/>
+        </w:rPr>
+        <w:t xml:space="preserve"> plus a decimal point, which are lit in combinations to show the digits 0–9.</w:t>
       </w:r>
     </w:p>
     <w:p>
       <w:pPr>
         <w:keepNext/>
-        <w:spacing w:after="24" w:before="120" w:line="276" w:lineRule="auto"/>
+        <w:spacing w:after="22" w:before="108" w:line="272" w:lineRule="auto"/>
       </w:pPr>
       <w:r>
         <w:rPr>
@@ -8580,7 +5892,7 @@
     </w:p>
     <w:p>
       <w:pPr>
-        <w:spacing w:after="60" w:before="0" w:line="276" w:lineRule="auto"/>
+        <w:spacing w:after="50" w:before="0" w:line="272" w:lineRule="auto"/>
         <w:ind w:left="150"/>
       </w:pPr>
       <w:r>
@@ -8630,55 +5942,31 @@
           <w:sz w:val="21"/>
           <w:szCs w:val="21"/>
         </w:rPr>
-        <w:t xml:space="preserve"> display, all the </w:t>
-      </w:r>
-      <w:r>
-        <w:rPr>
-          <w:rFonts w:ascii="Calibri" w:cs="Calibri" w:eastAsia="Calibri" w:hAnsi="Calibri"/>
-          <w:b/>
-          <w:bCs/>
-          <w:i w:val="false"/>
-          <w:iCs w:val="false"/>
-          <w:sz w:val="21"/>
-          <w:szCs w:val="21"/>
-        </w:rPr>
-        <w:t xml:space="preserve">cathodes of the segment LEDs are joined together and connected to ground</w:t>
-      </w:r>
-      <w:r>
-        <w:rPr>
-          <w:rFonts w:ascii="Calibri" w:cs="Calibri" w:eastAsia="Calibri" w:hAnsi="Calibri"/>
-          <w:b w:val="false"/>
-          <w:bCs w:val="false"/>
-          <w:i w:val="false"/>
-          <w:iCs w:val="false"/>
-          <w:sz w:val="21"/>
-          <w:szCs w:val="21"/>
-        </w:rPr>
-        <w:t xml:space="preserve">; a segment lights up when its anode is driven </w:t>
-      </w:r>
-      <w:r>
-        <w:rPr>
-          <w:rFonts w:ascii="Calibri" w:cs="Calibri" w:eastAsia="Calibri" w:hAnsi="Calibri"/>
-          <w:b/>
-          <w:bCs/>
-          <w:i w:val="false"/>
-          <w:iCs w:val="false"/>
-          <w:sz w:val="21"/>
-          <w:szCs w:val="21"/>
-        </w:rPr>
-        <w:t xml:space="preserve">HIGH (logic 1)</w:t>
-      </w:r>
-      <w:r>
-        <w:rPr>
-          <w:rFonts w:ascii="Calibri" w:cs="Calibri" w:eastAsia="Calibri" w:hAnsi="Calibri"/>
-          <w:b w:val="false"/>
-          <w:bCs w:val="false"/>
-          <w:i w:val="false"/>
-          <w:iCs w:val="false"/>
-          <w:sz w:val="21"/>
-          <w:szCs w:val="21"/>
-        </w:rPr>
-        <w:t xml:space="preserve">. In a </w:t>
+        <w:t xml:space="preserve"> display all cathodes join to ground and a segment glows when driven </w:t>
+      </w:r>
+      <w:r>
+        <w:rPr>
+          <w:rFonts w:ascii="Calibri" w:cs="Calibri" w:eastAsia="Calibri" w:hAnsi="Calibri"/>
+          <w:b/>
+          <w:bCs/>
+          <w:i w:val="false"/>
+          <w:iCs w:val="false"/>
+          <w:sz w:val="21"/>
+          <w:szCs w:val="21"/>
+        </w:rPr>
+        <w:t xml:space="preserve">HIGH</w:t>
+      </w:r>
+      <w:r>
+        <w:rPr>
+          <w:rFonts w:ascii="Calibri" w:cs="Calibri" w:eastAsia="Calibri" w:hAnsi="Calibri"/>
+          <w:b w:val="false"/>
+          <w:bCs w:val="false"/>
+          <w:i w:val="false"/>
+          <w:iCs w:val="false"/>
+          <w:sz w:val="21"/>
+          <w:szCs w:val="21"/>
+        </w:rPr>
+        <w:t xml:space="preserve">; in a </w:t>
       </w:r>
       <w:r>
         <w:rPr>
@@ -8702,61 +5990,37 @@
           <w:sz w:val="21"/>
           <w:szCs w:val="21"/>
         </w:rPr>
-        <w:t xml:space="preserve"> display, all the </w:t>
-      </w:r>
-      <w:r>
-        <w:rPr>
-          <w:rFonts w:ascii="Calibri" w:cs="Calibri" w:eastAsia="Calibri" w:hAnsi="Calibri"/>
-          <w:b/>
-          <w:bCs/>
-          <w:i w:val="false"/>
-          <w:iCs w:val="false"/>
-          <w:sz w:val="21"/>
-          <w:szCs w:val="21"/>
-        </w:rPr>
-        <w:t xml:space="preserve">anodes are joined together and connected to +V</w:t>
-      </w:r>
-      <w:r>
-        <w:rPr>
-          <w:rFonts w:ascii="Calibri" w:cs="Calibri" w:eastAsia="Calibri" w:hAnsi="Calibri"/>
-          <w:b w:val="false"/>
-          <w:bCs w:val="false"/>
-          <w:i w:val="false"/>
-          <w:iCs w:val="false"/>
-          <w:sz w:val="21"/>
-          <w:szCs w:val="21"/>
-        </w:rPr>
-        <w:t xml:space="preserve">; a segment lights up when its cathode is driven </w:t>
-      </w:r>
-      <w:r>
-        <w:rPr>
-          <w:rFonts w:ascii="Calibri" w:cs="Calibri" w:eastAsia="Calibri" w:hAnsi="Calibri"/>
-          <w:b/>
-          <w:bCs/>
-          <w:i w:val="false"/>
-          <w:iCs w:val="false"/>
-          <w:sz w:val="21"/>
-          <w:szCs w:val="21"/>
-        </w:rPr>
-        <w:t xml:space="preserve">LOW (logic 0)</w:t>
-      </w:r>
-      <w:r>
-        <w:rPr>
-          <w:rFonts w:ascii="Calibri" w:cs="Calibri" w:eastAsia="Calibri" w:hAnsi="Calibri"/>
-          <w:b w:val="false"/>
-          <w:bCs w:val="false"/>
-          <w:i w:val="false"/>
-          <w:iCs w:val="false"/>
-          <w:sz w:val="21"/>
-          <w:szCs w:val="21"/>
-        </w:rPr>
-        <w:t xml:space="preserve">. In short, the two types are driven with opposite logic levels. This experiment uses a common-cathode display, so the segment codes use 1s for the ON segments.</w:t>
+        <w:t xml:space="preserve"> display all anodes join to +V and a segment glows when driven </w:t>
+      </w:r>
+      <w:r>
+        <w:rPr>
+          <w:rFonts w:ascii="Calibri" w:cs="Calibri" w:eastAsia="Calibri" w:hAnsi="Calibri"/>
+          <w:b/>
+          <w:bCs/>
+          <w:i w:val="false"/>
+          <w:iCs w:val="false"/>
+          <w:sz w:val="21"/>
+          <w:szCs w:val="21"/>
+        </w:rPr>
+        <w:t xml:space="preserve">LOW</w:t>
+      </w:r>
+      <w:r>
+        <w:rPr>
+          <w:rFonts w:ascii="Calibri" w:cs="Calibri" w:eastAsia="Calibri" w:hAnsi="Calibri"/>
+          <w:b w:val="false"/>
+          <w:bCs w:val="false"/>
+          <w:i w:val="false"/>
+          <w:iCs w:val="false"/>
+          <w:sz w:val="21"/>
+          <w:szCs w:val="21"/>
+        </w:rPr>
+        <w:t xml:space="preserve">.</w:t>
       </w:r>
     </w:p>
     <w:p>
       <w:pPr>
         <w:keepNext/>
-        <w:spacing w:after="24" w:before="120" w:line="276" w:lineRule="auto"/>
+        <w:spacing w:after="22" w:before="108" w:line="272" w:lineRule="auto"/>
       </w:pPr>
       <w:r>
         <w:rPr>
@@ -8786,7 +6050,7 @@
     </w:p>
     <w:p>
       <w:pPr>
-        <w:spacing w:after="60" w:before="0" w:line="276" w:lineRule="auto"/>
+        <w:spacing w:after="50" w:before="0" w:line="272" w:lineRule="auto"/>
         <w:ind w:left="150"/>
       </w:pPr>
       <w:r>
@@ -8812,37 +6076,37 @@
           <w:sz w:val="21"/>
           <w:szCs w:val="21"/>
         </w:rPr>
-        <w:t xml:space="preserve">Each segment of the display is an LED, and LEDs must not be driven directly because they would draw excessive current. The </w:t>
-      </w:r>
-      <w:r>
-        <w:rPr>
-          <w:rFonts w:ascii="Calibri" w:cs="Calibri" w:eastAsia="Calibri" w:hAnsi="Calibri"/>
-          <w:b/>
-          <w:bCs/>
-          <w:i w:val="false"/>
-          <w:iCs w:val="false"/>
-          <w:sz w:val="21"/>
-          <w:szCs w:val="21"/>
-        </w:rPr>
-        <w:t xml:space="preserve">330 Ω resistors are connected in series with each segment as current-limiting resistors</w:t>
-      </w:r>
-      <w:r>
-        <w:rPr>
-          <w:rFonts w:ascii="Calibri" w:cs="Calibri" w:eastAsia="Calibri" w:hAnsi="Calibri"/>
-          <w:b w:val="false"/>
-          <w:bCs w:val="false"/>
-          <w:i w:val="false"/>
-          <w:iCs w:val="false"/>
-          <w:sz w:val="21"/>
-          <w:szCs w:val="21"/>
-        </w:rPr>
-        <w:t xml:space="preserve">, which restrict the current to a safe value (about 10–15 mA per segment). This protects both the LED segments and the microcontroller port pins while keeping the display bright.</w:t>
+        <w:t xml:space="preserve">As </w:t>
+      </w:r>
+      <w:r>
+        <w:rPr>
+          <w:rFonts w:ascii="Calibri" w:cs="Calibri" w:eastAsia="Calibri" w:hAnsi="Calibri"/>
+          <w:b/>
+          <w:bCs/>
+          <w:i w:val="false"/>
+          <w:iCs w:val="false"/>
+          <w:sz w:val="21"/>
+          <w:szCs w:val="21"/>
+        </w:rPr>
+        <w:t xml:space="preserve">current-limiting resistors</w:t>
+      </w:r>
+      <w:r>
+        <w:rPr>
+          <w:rFonts w:ascii="Calibri" w:cs="Calibri" w:eastAsia="Calibri" w:hAnsi="Calibri"/>
+          <w:b w:val="false"/>
+          <w:bCs w:val="false"/>
+          <w:i w:val="false"/>
+          <w:iCs w:val="false"/>
+          <w:sz w:val="21"/>
+          <w:szCs w:val="21"/>
+        </w:rPr>
+        <w:t xml:space="preserve"> in series with each segment to protect the LEDs from excess current.</w:t>
       </w:r>
     </w:p>
     <w:p>
       <w:pPr>
         <w:keepNext/>
-        <w:spacing w:after="24" w:before="120" w:line="276" w:lineRule="auto"/>
+        <w:spacing w:after="22" w:before="108" w:line="272" w:lineRule="auto"/>
       </w:pPr>
       <w:r>
         <w:rPr>
@@ -8872,7 +6136,7 @@
     </w:p>
     <w:p>
       <w:pPr>
-        <w:spacing w:after="60" w:before="0" w:line="276" w:lineRule="auto"/>
+        <w:spacing w:after="50" w:before="0" w:line="272" w:lineRule="auto"/>
         <w:ind w:left="150"/>
       </w:pPr>
       <w:r>
@@ -8910,37 +6174,13 @@
           <w:sz w:val="21"/>
           <w:szCs w:val="21"/>
         </w:rPr>
-        <w:t xml:space="preserve"> of the ATmega32 is used to drive the display. The eight pins </w:t>
-      </w:r>
-      <w:r>
-        <w:rPr>
-          <w:rFonts w:ascii="Calibri" w:cs="Calibri" w:eastAsia="Calibri" w:hAnsi="Calibri"/>
-          <w:b/>
-          <w:bCs/>
-          <w:i w:val="false"/>
-          <w:iCs w:val="false"/>
-          <w:sz w:val="21"/>
-          <w:szCs w:val="21"/>
-        </w:rPr>
-        <w:t xml:space="preserve">PD0 to PD7 are connected to the segments a, b, c, d, e, f, g and dp</w:t>
-      </w:r>
-      <w:r>
-        <w:rPr>
-          <w:rFonts w:ascii="Calibri" w:cs="Calibri" w:eastAsia="Calibri" w:hAnsi="Calibri"/>
-          <w:b w:val="false"/>
-          <w:bCs w:val="false"/>
-          <w:i w:val="false"/>
-          <w:iCs w:val="false"/>
-          <w:sz w:val="21"/>
-          <w:szCs w:val="21"/>
-        </w:rPr>
-        <w:t xml:space="preserve"> respectively. The program writes the appropriate segment code to PORTD to show each digit.</w:t>
+        <w:t xml:space="preserve"> — pins PD0–PD7 drive the segments a–g and dp.</w:t>
       </w:r>
     </w:p>
     <w:p>
       <w:pPr>
         <w:keepNext/>
-        <w:spacing w:after="24" w:before="120" w:line="276" w:lineRule="auto"/>
+        <w:spacing w:after="22" w:before="108" w:line="272" w:lineRule="auto"/>
       </w:pPr>
       <w:r>
         <w:rPr>
@@ -8970,7 +6210,7 @@
     </w:p>
     <w:p>
       <w:pPr>
-        <w:spacing w:after="60" w:before="0" w:line="276" w:lineRule="auto"/>
+        <w:spacing w:after="50" w:before="0" w:line="272" w:lineRule="auto"/>
         <w:ind w:left="150"/>
       </w:pPr>
       <w:r>
@@ -8996,61 +6236,37 @@
           <w:sz w:val="21"/>
           <w:szCs w:val="21"/>
         </w:rPr>
-        <w:t xml:space="preserve">The statement </w:t>
-      </w:r>
-      <w:r>
-        <w:rPr>
-          <w:rFonts w:ascii="Calibri" w:cs="Calibri" w:eastAsia="Calibri" w:hAnsi="Calibri"/>
-          <w:b/>
-          <w:bCs/>
-          <w:i w:val="false"/>
-          <w:iCs w:val="false"/>
-          <w:sz w:val="21"/>
-          <w:szCs w:val="21"/>
-        </w:rPr>
-        <w:t xml:space="preserve">DDRD = 0xFF</w:t>
-      </w:r>
-      <w:r>
-        <w:rPr>
-          <w:rFonts w:ascii="Calibri" w:cs="Calibri" w:eastAsia="Calibri" w:hAnsi="Calibri"/>
-          <w:b w:val="false"/>
-          <w:bCs w:val="false"/>
-          <w:i w:val="false"/>
-          <w:iCs w:val="false"/>
-          <w:sz w:val="21"/>
-          <w:szCs w:val="21"/>
-        </w:rPr>
-        <w:t xml:space="preserve"> writes 1 to all eight bits of the Data Direction Register for Port D, which </w:t>
-      </w:r>
-      <w:r>
-        <w:rPr>
-          <w:rFonts w:ascii="Calibri" w:cs="Calibri" w:eastAsia="Calibri" w:hAnsi="Calibri"/>
-          <w:b/>
-          <w:bCs/>
-          <w:i w:val="false"/>
-          <w:iCs w:val="false"/>
-          <w:sz w:val="21"/>
-          <w:szCs w:val="21"/>
-        </w:rPr>
-        <w:t xml:space="preserve">configures every pin of Port D (PD0–PD7) as an output</w:t>
-      </w:r>
-      <w:r>
-        <w:rPr>
-          <w:rFonts w:ascii="Calibri" w:cs="Calibri" w:eastAsia="Calibri" w:hAnsi="Calibri"/>
-          <w:b w:val="false"/>
-          <w:bCs w:val="false"/>
-          <w:i w:val="false"/>
-          <w:iCs w:val="false"/>
-          <w:sz w:val="21"/>
-          <w:szCs w:val="21"/>
-        </w:rPr>
-        <w:t xml:space="preserve">. This is required because all eight pins must drive the segments of the display.</w:t>
+        <w:t xml:space="preserve">It configures </w:t>
+      </w:r>
+      <w:r>
+        <w:rPr>
+          <w:rFonts w:ascii="Calibri" w:cs="Calibri" w:eastAsia="Calibri" w:hAnsi="Calibri"/>
+          <w:b/>
+          <w:bCs/>
+          <w:i w:val="false"/>
+          <w:iCs w:val="false"/>
+          <w:sz w:val="21"/>
+          <w:szCs w:val="21"/>
+        </w:rPr>
+        <w:t xml:space="preserve">all eight pins of Port D as outputs</w:t>
+      </w:r>
+      <w:r>
+        <w:rPr>
+          <w:rFonts w:ascii="Calibri" w:cs="Calibri" w:eastAsia="Calibri" w:hAnsi="Calibri"/>
+          <w:b w:val="false"/>
+          <w:bCs w:val="false"/>
+          <w:i w:val="false"/>
+          <w:iCs w:val="false"/>
+          <w:sz w:val="21"/>
+          <w:szCs w:val="21"/>
+        </w:rPr>
+        <w:t xml:space="preserve">.</w:t>
       </w:r>
     </w:p>
     <w:p>
       <w:pPr>
         <w:keepNext/>
-        <w:spacing w:after="24" w:before="120" w:line="276" w:lineRule="auto"/>
+        <w:spacing w:after="22" w:before="108" w:line="272" w:lineRule="auto"/>
       </w:pPr>
       <w:r>
         <w:rPr>
@@ -9080,7 +6296,7 @@
     </w:p>
     <w:p>
       <w:pPr>
-        <w:spacing w:after="60" w:before="0" w:line="276" w:lineRule="auto"/>
+        <w:spacing w:after="50" w:before="0" w:line="272" w:lineRule="auto"/>
         <w:ind w:left="150"/>
       </w:pPr>
       <w:r>
@@ -9099,84 +6315,48 @@
       <w:r>
         <w:rPr>
           <w:rFonts w:ascii="Calibri" w:cs="Calibri" w:eastAsia="Calibri" w:hAnsi="Calibri"/>
-          <w:b/>
-          <w:bCs/>
-          <w:i w:val="false"/>
-          <w:iCs w:val="false"/>
-          <w:sz w:val="21"/>
-          <w:szCs w:val="21"/>
-        </w:rPr>
-        <w:t xml:space="preserve">F_CPU</w:t>
-      </w:r>
-      <w:r>
-        <w:rPr>
-          <w:rFonts w:ascii="Calibri" w:cs="Calibri" w:eastAsia="Calibri" w:hAnsi="Calibri"/>
-          <w:b w:val="false"/>
-          <w:bCs w:val="false"/>
-          <w:i w:val="false"/>
-          <w:iCs w:val="false"/>
-          <w:sz w:val="21"/>
-          <w:szCs w:val="21"/>
-        </w:rPr>
-        <w:t xml:space="preserve"> tells the compiler the </w:t>
-      </w:r>
-      <w:r>
-        <w:rPr>
-          <w:rFonts w:ascii="Calibri" w:cs="Calibri" w:eastAsia="Calibri" w:hAnsi="Calibri"/>
-          <w:b/>
-          <w:bCs/>
-          <w:i w:val="false"/>
-          <w:iCs w:val="false"/>
-          <w:sz w:val="21"/>
-          <w:szCs w:val="21"/>
-        </w:rPr>
-        <w:t xml:space="preserve">clock frequency of the microcontroller</w:t>
-      </w:r>
-      <w:r>
-        <w:rPr>
-          <w:rFonts w:ascii="Calibri" w:cs="Calibri" w:eastAsia="Calibri" w:hAnsi="Calibri"/>
-          <w:b w:val="false"/>
-          <w:bCs w:val="false"/>
-          <w:i w:val="false"/>
-          <w:iCs w:val="false"/>
-          <w:sz w:val="21"/>
-          <w:szCs w:val="21"/>
-        </w:rPr>
-        <w:t xml:space="preserve">, which here is </w:t>
-      </w:r>
-      <w:r>
-        <w:rPr>
-          <w:rFonts w:ascii="Calibri" w:cs="Calibri" w:eastAsia="Calibri" w:hAnsi="Calibri"/>
-          <w:b/>
-          <w:bCs/>
-          <w:i w:val="false"/>
-          <w:iCs w:val="false"/>
-          <w:sz w:val="21"/>
-          <w:szCs w:val="21"/>
-        </w:rPr>
-        <w:t xml:space="preserve">8 MHz (8000000 Hz)</w:t>
-      </w:r>
-      <w:r>
-        <w:rPr>
-          <w:rFonts w:ascii="Calibri" w:cs="Calibri" w:eastAsia="Calibri" w:hAnsi="Calibri"/>
-          <w:b w:val="false"/>
-          <w:bCs w:val="false"/>
-          <w:i w:val="false"/>
-          <w:iCs w:val="false"/>
-          <w:sz w:val="21"/>
-          <w:szCs w:val="21"/>
-        </w:rPr>
-        <w:t xml:space="preserve">. The delay functions such as </w:t>
-      </w:r>
-      <w:r>
-        <w:rPr>
-          <w:rFonts w:ascii="Calibri" w:cs="Calibri" w:eastAsia="Calibri" w:hAnsi="Calibri"/>
-          <w:b/>
-          <w:bCs/>
-          <w:i w:val="false"/>
-          <w:iCs w:val="false"/>
-          <w:sz w:val="21"/>
-          <w:szCs w:val="21"/>
+          <w:b w:val="false"/>
+          <w:bCs w:val="false"/>
+          <w:i w:val="false"/>
+          <w:iCs w:val="false"/>
+          <w:sz w:val="21"/>
+          <w:szCs w:val="21"/>
+        </w:rPr>
+        <w:t xml:space="preserve">It tells the compiler the CPU clock is </w:t>
+      </w:r>
+      <w:r>
+        <w:rPr>
+          <w:rFonts w:ascii="Calibri" w:cs="Calibri" w:eastAsia="Calibri" w:hAnsi="Calibri"/>
+          <w:b/>
+          <w:bCs/>
+          <w:i w:val="false"/>
+          <w:iCs w:val="false"/>
+          <w:sz w:val="21"/>
+          <w:szCs w:val="21"/>
+        </w:rPr>
+        <w:t xml:space="preserve">8 MHz</w:t>
+      </w:r>
+      <w:r>
+        <w:rPr>
+          <w:rFonts w:ascii="Calibri" w:cs="Calibri" w:eastAsia="Calibri" w:hAnsi="Calibri"/>
+          <w:b w:val="false"/>
+          <w:bCs w:val="false"/>
+          <w:i w:val="false"/>
+          <w:iCs w:val="false"/>
+          <w:sz w:val="21"/>
+          <w:szCs w:val="21"/>
+        </w:rPr>
+        <w:t xml:space="preserve"> so that </w:t>
+      </w:r>
+      <w:r>
+        <w:rPr>
+          <w:rFonts w:ascii="Consolas" w:cs="Consolas" w:eastAsia="Consolas" w:hAnsi="Consolas"/>
+          <w:b w:val="false"/>
+          <w:bCs w:val="false"/>
+          <w:i w:val="false"/>
+          <w:iCs w:val="false"/>
+          <w:sz w:val="19"/>
+          <w:szCs w:val="19"/>
         </w:rPr>
         <w:t xml:space="preserve">_delay_ms()</w:t>
       </w:r>
@@ -9190,13 +6370,13 @@
           <w:sz w:val="21"/>
           <w:szCs w:val="21"/>
         </w:rPr>
-        <w:t xml:space="preserve"> use this value to calculate the correct number of CPU cycles for a given delay. If F_CPU is set wrongly, the delays (and therefore the time each digit is shown) will be inaccurate.</w:t>
+        <w:t xml:space="preserve"> produces accurate delays.</w:t>
       </w:r>
     </w:p>
     <w:p>
       <w:pPr>
         <w:keepNext/>
-        <w:spacing w:after="24" w:before="120" w:line="276" w:lineRule="auto"/>
+        <w:spacing w:after="22" w:before="108" w:line="272" w:lineRule="auto"/>
       </w:pPr>
       <w:r>
         <w:rPr>
@@ -9226,7 +6406,7 @@
     </w:p>
     <w:p>
       <w:pPr>
-        <w:spacing w:after="60" w:before="0" w:line="276" w:lineRule="auto"/>
+        <w:spacing w:after="50" w:before="0" w:line="272" w:lineRule="auto"/>
         <w:ind w:left="150"/>
       </w:pPr>
       <w:r>
@@ -9245,66 +6425,6 @@
       <w:r>
         <w:rPr>
           <w:rFonts w:ascii="Calibri" w:cs="Calibri" w:eastAsia="Calibri" w:hAnsi="Calibri"/>
-          <w:b w:val="false"/>
-          <w:bCs w:val="false"/>
-          <w:i w:val="false"/>
-          <w:iCs w:val="false"/>
-          <w:sz w:val="21"/>
-          <w:szCs w:val="21"/>
-        </w:rPr>
-        <w:t xml:space="preserve">The digit </w:t>
-      </w:r>
-      <w:r>
-        <w:rPr>
-          <w:rFonts w:ascii="Calibri" w:cs="Calibri" w:eastAsia="Calibri" w:hAnsi="Calibri"/>
-          <w:b/>
-          <w:bCs/>
-          <w:i w:val="false"/>
-          <w:iCs w:val="false"/>
-          <w:sz w:val="21"/>
-          <w:szCs w:val="21"/>
-        </w:rPr>
-        <w:t xml:space="preserve">8</w:t>
-      </w:r>
-      <w:r>
-        <w:rPr>
-          <w:rFonts w:ascii="Calibri" w:cs="Calibri" w:eastAsia="Calibri" w:hAnsi="Calibri"/>
-          <w:b w:val="false"/>
-          <w:bCs w:val="false"/>
-          <w:i w:val="false"/>
-          <w:iCs w:val="false"/>
-          <w:sz w:val="21"/>
-          <w:szCs w:val="21"/>
-        </w:rPr>
-        <w:t xml:space="preserve"> requires </w:t>
-      </w:r>
-      <w:r>
-        <w:rPr>
-          <w:rFonts w:ascii="Calibri" w:cs="Calibri" w:eastAsia="Calibri" w:hAnsi="Calibri"/>
-          <w:b/>
-          <w:bCs/>
-          <w:i w:val="false"/>
-          <w:iCs w:val="false"/>
-          <w:sz w:val="21"/>
-          <w:szCs w:val="21"/>
-        </w:rPr>
-        <w:t xml:space="preserve">all seven segments (a–g) to be ON</w:t>
-      </w:r>
-      <w:r>
-        <w:rPr>
-          <w:rFonts w:ascii="Calibri" w:cs="Calibri" w:eastAsia="Calibri" w:hAnsi="Calibri"/>
-          <w:b w:val="false"/>
-          <w:bCs w:val="false"/>
-          <w:i w:val="false"/>
-          <w:iCs w:val="false"/>
-          <w:sz w:val="21"/>
-          <w:szCs w:val="21"/>
-        </w:rPr>
-        <w:t xml:space="preserve">. For the common-cathode display used here, this corresponds to the hexadecimal code </w:t>
-      </w:r>
-      <w:r>
-        <w:rPr>
-          <w:rFonts w:ascii="Calibri" w:cs="Calibri" w:eastAsia="Calibri" w:hAnsi="Calibri"/>
           <w:b/>
           <w:bCs/>
           <w:i w:val="false"/>
@@ -9324,7 +6444,7 @@
           <w:sz w:val="21"/>
           <w:szCs w:val="21"/>
         </w:rPr>
-        <w:t xml:space="preserve"> (binary 0111 1111), which is written to PORTD to light every segment and show the figure 8.</w:t>
+        <w:t xml:space="preserve"> — all seven segments a–g are turned ON.</w:t>
       </w:r>
     </w:p>
     <w:sectPr>
